--- a/7-技术管理/流程制度规范类文件/070101-软件开发管理制度.docx
+++ b/7-技术管理/流程制度规范类文件/070101-软件开发管理制度.docx
@@ -1,14 +1,13 @@
 
 <file path=word/document.xml><?xml version="1.0" encoding="utf-8"?>
-<w:document xmlns:wpc="http://schemas.microsoft.com/office/word/2010/wordprocessingCanvas" xmlns:mc="http://schemas.openxmlformats.org/markup-compatibility/2006" xmlns:o="urn:schemas-microsoft-com:office:office" xmlns:r="http://schemas.openxmlformats.org/officeDocument/2006/relationships" xmlns:m="http://schemas.openxmlformats.org/officeDocument/2006/math" xmlns:v="urn:schemas-microsoft-com:vml" xmlns:wp14="http://schemas.microsoft.com/office/word/2010/wordprocessingDrawing" xmlns:wp="http://schemas.openxmlformats.org/drawingml/2006/wordprocessingDrawing" xmlns:w10="urn:schemas-microsoft-com:office:word" xmlns:w="http://schemas.openxmlformats.org/wordprocessingml/2006/main" xmlns:w14="http://schemas.microsoft.com/office/word/2010/wordml" xmlns:w15="http://schemas.microsoft.com/office/word/2012/wordml" xmlns:wne="http://schemas.microsoft.com/office/word/2006/wordml" xmlns:wpg="http://schemas.microsoft.com/office/word/2010/wordprocessingGroup" xmlns:wpi="http://schemas.microsoft.com/office/word/2010/wordprocessingInk" xmlns:wps="http://schemas.microsoft.com/office/word/2010/wordprocessingShape" mc:Ignorable="w14 w15 wp14">
-  <!-- Generated by Aspose.Words for .NET 13.3.0.1 -->
+<w:document xmlns:wpc="http://schemas.microsoft.com/office/word/2010/wordprocessingCanvas" xmlns:mc="http://schemas.openxmlformats.org/markup-compatibility/2006" xmlns:o="urn:schemas-microsoft-com:office:office" xmlns:r="http://schemas.openxmlformats.org/officeDocument/2006/relationships" xmlns:m="http://schemas.openxmlformats.org/officeDocument/2006/math" xmlns:v="urn:schemas-microsoft-com:vml" xmlns:wp14="http://schemas.microsoft.com/office/word/2010/wordprocessingDrawing" xmlns:wp="http://schemas.openxmlformats.org/drawingml/2006/wordprocessingDrawing" xmlns:w="http://schemas.openxmlformats.org/wordprocessingml/2006/main" xmlns:w14="http://schemas.microsoft.com/office/word/2010/wordml" xmlns:w10="urn:schemas-microsoft-com:office:word" xmlns:w15="http://schemas.microsoft.com/office/word/2012/wordml" xmlns:wpg="http://schemas.microsoft.com/office/word/2010/wordprocessingGroup" xmlns:wpi="http://schemas.microsoft.com/office/word/2010/wordprocessingInk" xmlns:wne="http://schemas.microsoft.com/office/word/2006/wordml" xmlns:wps="http://schemas.microsoft.com/office/word/2010/wordprocessingShape" xmlns:wpsCustomData="http://www.wps.cn/officeDocument/2013/wpsCustomData" mc:Ignorable="w14 w15 wp14">
   <w:body>
     <w:p>
       <w:pPr>
         <w:spacing w:before="78" w:line="219" w:lineRule="auto"/>
         <w:ind w:left="25"/>
         <w:rPr>
-          <w:rFonts w:ascii="宋体" w:eastAsia="宋体" w:hAnsi="宋体" w:cs="宋体" w:hint="default"/>
+          <w:rFonts w:hint="default" w:ascii="宋体" w:hAnsi="宋体" w:eastAsia="宋体" w:cs="宋体"/>
           <w:sz w:val="24"/>
           <w:szCs w:val="24"/>
           <w:lang w:val="en-US" w:eastAsia="zh-CN"/>
@@ -16,7 +15,7 @@
       </w:pPr>
       <w:r>
         <w:rPr>
-          <w:rFonts w:ascii="宋体" w:eastAsia="宋体" w:hAnsi="宋体" w:cs="宋体"/>
+          <w:rFonts w:ascii="宋体" w:hAnsi="宋体" w:eastAsia="宋体" w:cs="宋体"/>
           <w:b/>
           <w:bCs/>
           <w:spacing w:val="-3"/>
@@ -27,7 +26,7 @@
       </w:r>
       <w:r>
         <w:rPr>
-          <w:rFonts w:ascii="宋体" w:eastAsia="宋体" w:hAnsi="宋体" w:cs="宋体" w:hint="eastAsia"/>
+          <w:rFonts w:hint="eastAsia" w:ascii="宋体" w:hAnsi="宋体" w:eastAsia="宋体" w:cs="宋体"/>
           <w:b/>
           <w:bCs/>
           <w:spacing w:val="-3"/>
@@ -39,7 +38,7 @@
       </w:r>
       <w:r>
         <w:rPr>
-          <w:rFonts w:ascii="宋体" w:eastAsia="宋体" w:hAnsi="宋体" w:cs="宋体"/>
+          <w:rFonts w:ascii="宋体" w:hAnsi="宋体" w:eastAsia="宋体" w:cs="宋体"/>
           <w:b/>
           <w:bCs/>
           <w:spacing w:val="-3"/>
@@ -50,7 +49,7 @@
       </w:r>
       <w:r>
         <w:rPr>
-          <w:rFonts w:ascii="宋体" w:eastAsia="宋体" w:hAnsi="宋体" w:cs="宋体" w:hint="eastAsia"/>
+          <w:rFonts w:hint="eastAsia" w:ascii="宋体" w:hAnsi="宋体" w:eastAsia="宋体" w:cs="宋体"/>
           <w:b/>
           <w:bCs/>
           <w:spacing w:val="-3"/>
@@ -80,14 +79,14 @@
         <w:ind w:left="23"/>
         <w:textAlignment w:val="auto"/>
         <w:rPr>
-          <w:rFonts w:ascii="宋体" w:eastAsia="宋体" w:hAnsi="宋体" w:cs="宋体"/>
+          <w:rFonts w:ascii="宋体" w:hAnsi="宋体" w:eastAsia="宋体" w:cs="宋体"/>
           <w:sz w:val="24"/>
           <w:szCs w:val="24"/>
         </w:rPr>
       </w:pPr>
       <w:r>
         <w:rPr>
-          <w:rFonts w:ascii="宋体" w:eastAsia="宋体" w:hAnsi="宋体" w:cs="宋体"/>
+          <w:rFonts w:ascii="宋体" w:hAnsi="宋体" w:eastAsia="宋体" w:cs="宋体"/>
           <w:b/>
           <w:bCs/>
           <w:spacing w:val="240"/>
@@ -99,7 +98,7 @@
       </w:r>
       <w:r>
         <w:rPr>
-          <w:rFonts w:ascii="宋体" w:eastAsia="宋体" w:hAnsi="宋体" w:cs="宋体"/>
+          <w:rFonts w:ascii="宋体" w:hAnsi="宋体" w:eastAsia="宋体" w:cs="宋体"/>
           <w:b/>
           <w:bCs/>
           <w:spacing w:val="0"/>
@@ -111,7 +110,7 @@
       </w:r>
       <w:r>
         <w:rPr>
-          <w:rFonts w:ascii="宋体" w:eastAsia="宋体" w:hAnsi="宋体" w:cs="宋体"/>
+          <w:rFonts w:ascii="宋体" w:hAnsi="宋体" w:eastAsia="宋体" w:cs="宋体"/>
           <w:b/>
           <w:bCs/>
           <w:spacing w:val="-5"/>
@@ -123,7 +122,7 @@
     </w:p>
     <w:p>
       <w:pPr>
-        <w:pStyle w:val="a"/>
+        <w:pStyle w:val="25"/>
         <w:bidi w:val="0"/>
       </w:pPr>
       <w:bookmarkStart w:id="0" w:name="_Toc9496"/>
@@ -138,7 +137,7 @@
     </w:p>
     <w:p>
       <w:pPr>
-        <w:pStyle w:val="a0"/>
+        <w:pStyle w:val="26"/>
         <w:bidi w:val="0"/>
         <w:rPr>
           <w:rFonts w:hint="default"/>
@@ -157,17 +156,18 @@
     </w:p>
     <w:tbl>
       <w:tblPr>
-        <w:tblStyle w:val="TableGrid"/>
+        <w:tblStyle w:val="22"/>
         <w:tblW w:w="0" w:type="auto"/>
         <w:tblInd w:w="2443" w:type="dxa"/>
         <w:tblBorders>
-          <w:top w:val="nil"/>
-          <w:left w:val="nil"/>
-          <w:bottom w:val="nil"/>
-          <w:right w:val="nil"/>
-          <w:insideH w:val="nil"/>
-          <w:insideV w:val="nil"/>
+          <w:top w:val="none" w:color="auto" w:sz="0" w:space="0"/>
+          <w:left w:val="none" w:color="auto" w:sz="0" w:space="0"/>
+          <w:bottom w:val="none" w:color="auto" w:sz="0" w:space="0"/>
+          <w:right w:val="none" w:color="auto" w:sz="0" w:space="0"/>
+          <w:insideH w:val="none" w:color="auto" w:sz="0" w:space="0"/>
+          <w:insideV w:val="none" w:color="auto" w:sz="0" w:space="0"/>
         </w:tblBorders>
+        <w:tblLayout w:type="autofit"/>
         <w:tblCellMar>
           <w:top w:w="0" w:type="dxa"/>
           <w:left w:w="108" w:type="dxa"/>
@@ -181,15 +181,13 @@
       </w:tblGrid>
       <w:tr>
         <w:tblPrEx>
-          <w:tblW w:w="0" w:type="auto"/>
-          <w:tblInd w:w="2443" w:type="dxa"/>
           <w:tblBorders>
-            <w:top w:val="nil"/>
-            <w:left w:val="nil"/>
-            <w:bottom w:val="nil"/>
-            <w:right w:val="nil"/>
-            <w:insideH w:val="nil"/>
-            <w:insideV w:val="nil"/>
+            <w:top w:val="none" w:color="auto" w:sz="0" w:space="0"/>
+            <w:left w:val="none" w:color="auto" w:sz="0" w:space="0"/>
+            <w:bottom w:val="none" w:color="auto" w:sz="0" w:space="0"/>
+            <w:right w:val="none" w:color="auto" w:sz="0" w:space="0"/>
+            <w:insideH w:val="none" w:color="auto" w:sz="0" w:space="0"/>
+            <w:insideV w:val="none" w:color="auto" w:sz="0" w:space="0"/>
           </w:tblBorders>
           <w:tblCellMar>
             <w:top w:w="0" w:type="dxa"/>
@@ -199,7 +197,7 @@
           </w:tblCellMar>
         </w:tblPrEx>
         <w:trPr>
-          <w:trHeight w:val="810"/>
+          <w:trHeight w:val="810" w:hRule="atLeast"/>
         </w:trPr>
         <w:tc>
           <w:tcPr>
@@ -224,7 +222,7 @@
             </w:r>
             <w:r>
               <w:rPr>
-                <w:rFonts w:asciiTheme="minorAscii" w:eastAsiaTheme="minorEastAsia" w:hAnsiTheme="minorAscii" w:hint="default"/>
+                <w:rFonts w:hint="default" w:asciiTheme="minorAscii" w:hAnsiTheme="minorAscii" w:eastAsiaTheme="minorEastAsia"/>
                 <w:spacing w:val="227"/>
                 <w:sz w:val="21"/>
                 <w:vertAlign w:val="baseline"/>
@@ -235,13 +233,10 @@
             <w:r>
               <w:rPr>
                 <w:rFonts w:hint="eastAsia"/>
-                <w:spacing w:val="105"/>
-                <w:kern w:val="0"/>
                 <w:u w:val="single"/>
-                <w:vertAlign w:val="baseline"/>
                 <w:lang w:val="en-US" w:eastAsia="zh-CN"/>
               </w:rPr>
-              <w:t>王潇</w:t>
+              <w:t>赵聪</w:t>
             </w:r>
           </w:p>
         </w:tc>
@@ -268,7 +263,7 @@
             </w:r>
             <w:r>
               <w:rPr>
-                <w:rFonts w:asciiTheme="minorAscii" w:eastAsiaTheme="minorEastAsia" w:hAnsiTheme="minorAscii" w:hint="eastAsia"/>
+                <w:rFonts w:hint="eastAsia" w:asciiTheme="minorAscii" w:hAnsiTheme="minorAscii" w:eastAsiaTheme="minorEastAsia"/>
                 <w:spacing w:val="227"/>
                 <w:sz w:val="21"/>
                 <w:vertAlign w:val="baseline"/>
@@ -290,8 +285,14 @@
       </w:tr>
       <w:tr>
         <w:tblPrEx>
-          <w:tblW w:w="0" w:type="auto"/>
-          <w:tblInd w:w="2443" w:type="dxa"/>
+          <w:tblBorders>
+            <w:top w:val="none" w:color="auto" w:sz="0" w:space="0"/>
+            <w:left w:val="none" w:color="auto" w:sz="0" w:space="0"/>
+            <w:bottom w:val="none" w:color="auto" w:sz="0" w:space="0"/>
+            <w:right w:val="none" w:color="auto" w:sz="0" w:space="0"/>
+            <w:insideH w:val="none" w:color="auto" w:sz="0" w:space="0"/>
+            <w:insideV w:val="none" w:color="auto" w:sz="0" w:space="0"/>
+          </w:tblBorders>
           <w:tblCellMar>
             <w:top w:w="0" w:type="dxa"/>
             <w:left w:w="108" w:type="dxa"/>
@@ -300,7 +301,7 @@
           </w:tblCellMar>
         </w:tblPrEx>
         <w:trPr>
-          <w:trHeight w:val="810"/>
+          <w:trHeight w:val="810" w:hRule="atLeast"/>
         </w:trPr>
         <w:tc>
           <w:tcPr>
@@ -311,7 +312,7 @@
             <w:pPr>
               <w:widowControl w:val="0"/>
               <w:rPr>
-                <w:rFonts w:ascii="Arial" w:eastAsia="Arial" w:hAnsi="Arial" w:cs="Arial" w:hint="eastAsia"/>
+                <w:rFonts w:hint="eastAsia" w:ascii="Arial" w:hAnsi="Arial" w:eastAsia="Arial" w:cs="Arial"/>
                 <w:snapToGrid w:val="0"/>
                 <w:color w:val="000000"/>
                 <w:kern w:val="0"/>
@@ -331,7 +332,7 @@
             </w:r>
             <w:r>
               <w:rPr>
-                <w:rFonts w:asciiTheme="minorAscii" w:eastAsiaTheme="minorEastAsia" w:hAnsiTheme="minorAscii" w:hint="default"/>
+                <w:rFonts w:hint="default" w:asciiTheme="minorAscii" w:hAnsiTheme="minorAscii" w:eastAsiaTheme="minorEastAsia"/>
                 <w:spacing w:val="227"/>
                 <w:sz w:val="21"/>
                 <w:vertAlign w:val="baseline"/>
@@ -342,13 +343,10 @@
             <w:r>
               <w:rPr>
                 <w:rFonts w:hint="eastAsia"/>
-                <w:spacing w:val="105"/>
-                <w:kern w:val="0"/>
                 <w:u w:val="single"/>
-                <w:vertAlign w:val="baseline"/>
                 <w:lang w:val="en-US" w:eastAsia="zh-CN"/>
               </w:rPr>
-              <w:t>严长运</w:t>
+              <w:t>刘钢要</w:t>
             </w:r>
           </w:p>
         </w:tc>
@@ -361,7 +359,7 @@
             <w:pPr>
               <w:widowControl w:val="0"/>
               <w:rPr>
-                <w:rFonts w:ascii="Arial" w:eastAsia="Arial" w:hAnsi="Arial" w:cs="Arial" w:hint="eastAsia"/>
+                <w:rFonts w:hint="eastAsia" w:ascii="Arial" w:hAnsi="Arial" w:eastAsia="Arial" w:cs="Arial"/>
                 <w:snapToGrid w:val="0"/>
                 <w:color w:val="000000"/>
                 <w:kern w:val="0"/>
@@ -381,7 +379,7 @@
             </w:r>
             <w:r>
               <w:rPr>
-                <w:rFonts w:asciiTheme="minorAscii" w:eastAsiaTheme="minorEastAsia" w:hAnsiTheme="minorAscii" w:hint="eastAsia"/>
+                <w:rFonts w:hint="eastAsia" w:asciiTheme="minorAscii" w:hAnsiTheme="minorAscii" w:eastAsiaTheme="minorEastAsia"/>
                 <w:spacing w:val="227"/>
                 <w:sz w:val="21"/>
                 <w:vertAlign w:val="baseline"/>
@@ -403,8 +401,14 @@
       </w:tr>
       <w:tr>
         <w:tblPrEx>
-          <w:tblW w:w="0" w:type="auto"/>
-          <w:tblInd w:w="2443" w:type="dxa"/>
+          <w:tblBorders>
+            <w:top w:val="none" w:color="auto" w:sz="0" w:space="0"/>
+            <w:left w:val="none" w:color="auto" w:sz="0" w:space="0"/>
+            <w:bottom w:val="none" w:color="auto" w:sz="0" w:space="0"/>
+            <w:right w:val="none" w:color="auto" w:sz="0" w:space="0"/>
+            <w:insideH w:val="none" w:color="auto" w:sz="0" w:space="0"/>
+            <w:insideV w:val="none" w:color="auto" w:sz="0" w:space="0"/>
+          </w:tblBorders>
           <w:tblCellMar>
             <w:top w:w="0" w:type="dxa"/>
             <w:left w:w="108" w:type="dxa"/>
@@ -413,7 +417,7 @@
           </w:tblCellMar>
         </w:tblPrEx>
         <w:trPr>
-          <w:trHeight w:val="635"/>
+          <w:trHeight w:val="635" w:hRule="atLeast"/>
         </w:trPr>
         <w:tc>
           <w:tcPr>
@@ -438,7 +442,7 @@
             </w:r>
             <w:r>
               <w:rPr>
-                <w:rFonts w:asciiTheme="minorAscii" w:eastAsiaTheme="minorEastAsia" w:hAnsiTheme="minorAscii" w:hint="eastAsia"/>
+                <w:rFonts w:hint="eastAsia" w:asciiTheme="minorAscii" w:hAnsiTheme="minorAscii" w:eastAsiaTheme="minorEastAsia"/>
                 <w:spacing w:val="227"/>
                 <w:sz w:val="21"/>
                 <w:vertAlign w:val="baseline"/>
@@ -479,7 +483,7 @@
             </w:r>
             <w:r>
               <w:rPr>
-                <w:rFonts w:asciiTheme="minorAscii" w:eastAsiaTheme="minorEastAsia" w:hAnsiTheme="minorAscii" w:hint="eastAsia"/>
+                <w:rFonts w:hint="eastAsia" w:asciiTheme="minorAscii" w:hAnsiTheme="minorAscii" w:eastAsiaTheme="minorEastAsia"/>
                 <w:spacing w:val="227"/>
                 <w:sz w:val="21"/>
                 <w:vertAlign w:val="baseline"/>
@@ -510,14 +514,14 @@
         <w:spacing w:before="153" w:line="225" w:lineRule="auto"/>
         <w:ind w:left="3634"/>
         <w:rPr>
-          <w:rFonts w:ascii="宋体" w:eastAsia="宋体" w:hAnsi="宋体" w:cs="宋体"/>
+          <w:rFonts w:ascii="宋体" w:hAnsi="宋体" w:eastAsia="宋体" w:cs="宋体"/>
           <w:sz w:val="31"/>
           <w:szCs w:val="31"/>
         </w:rPr>
       </w:pPr>
       <w:r>
         <w:rPr>
-          <w:rFonts w:ascii="宋体" w:eastAsia="宋体" w:hAnsi="宋体" w:cs="宋体"/>
+          <w:rFonts w:ascii="宋体" w:hAnsi="宋体" w:eastAsia="宋体" w:cs="宋体"/>
           <w:b/>
           <w:bCs/>
           <w:spacing w:val="4"/>
@@ -529,16 +533,16 @@
     </w:p>
     <w:tbl>
       <w:tblPr>
-        <w:tblStyle w:val="TableNormal0"/>
+        <w:tblStyle w:val="27"/>
         <w:tblW w:w="8301" w:type="dxa"/>
         <w:tblInd w:w="2" w:type="dxa"/>
         <w:tblBorders>
-          <w:top w:val="single" w:sz="2" w:space="0" w:color="000000"/>
-          <w:left w:val="single" w:sz="2" w:space="0" w:color="000000"/>
-          <w:bottom w:val="single" w:sz="2" w:space="0" w:color="000000"/>
-          <w:right w:val="single" w:sz="2" w:space="0" w:color="000000"/>
-          <w:insideH w:val="single" w:sz="2" w:space="0" w:color="000000"/>
-          <w:insideV w:val="single" w:sz="2" w:space="0" w:color="000000"/>
+          <w:top w:val="single" w:color="000000" w:sz="2" w:space="0"/>
+          <w:left w:val="single" w:color="000000" w:sz="2" w:space="0"/>
+          <w:bottom w:val="single" w:color="000000" w:sz="2" w:space="0"/>
+          <w:right w:val="single" w:color="000000" w:sz="2" w:space="0"/>
+          <w:insideH w:val="single" w:color="000000" w:sz="2" w:space="0"/>
+          <w:insideV w:val="single" w:color="000000" w:sz="2" w:space="0"/>
         </w:tblBorders>
         <w:tblLayout w:type="fixed"/>
         <w:tblCellMar>
@@ -558,17 +562,14 @@
       </w:tblGrid>
       <w:tr>
         <w:tblPrEx>
-          <w:tblW w:w="8301" w:type="dxa"/>
-          <w:tblInd w:w="2" w:type="dxa"/>
           <w:tblBorders>
-            <w:top w:val="single" w:sz="2" w:space="0" w:color="000000"/>
-            <w:left w:val="single" w:sz="2" w:space="0" w:color="000000"/>
-            <w:bottom w:val="single" w:sz="2" w:space="0" w:color="000000"/>
-            <w:right w:val="single" w:sz="2" w:space="0" w:color="000000"/>
-            <w:insideH w:val="single" w:sz="2" w:space="0" w:color="000000"/>
-            <w:insideV w:val="single" w:sz="2" w:space="0" w:color="000000"/>
+            <w:top w:val="single" w:color="000000" w:sz="2" w:space="0"/>
+            <w:left w:val="single" w:color="000000" w:sz="2" w:space="0"/>
+            <w:bottom w:val="single" w:color="000000" w:sz="2" w:space="0"/>
+            <w:right w:val="single" w:color="000000" w:sz="2" w:space="0"/>
+            <w:insideH w:val="single" w:color="000000" w:sz="2" w:space="0"/>
+            <w:insideV w:val="single" w:color="000000" w:sz="2" w:space="0"/>
           </w:tblBorders>
-          <w:tblLayout w:type="fixed"/>
           <w:tblCellMar>
             <w:top w:w="0" w:type="dxa"/>
             <w:left w:w="0" w:type="dxa"/>
@@ -577,7 +578,7 @@
           </w:tblCellMar>
         </w:tblPrEx>
         <w:trPr>
-          <w:trHeight w:val="593"/>
+          <w:trHeight w:val="593" w:hRule="atLeast"/>
         </w:trPr>
         <w:tc>
           <w:tcPr>
@@ -588,14 +589,14 @@
               <w:spacing w:before="176" w:line="228" w:lineRule="auto"/>
               <w:ind w:left="607"/>
               <w:rPr>
-                <w:rFonts w:ascii="宋体" w:eastAsia="宋体" w:hAnsi="宋体" w:cs="宋体"/>
+                <w:rFonts w:ascii="宋体" w:hAnsi="宋体" w:eastAsia="宋体" w:cs="宋体"/>
                 <w:sz w:val="20"/>
                 <w:szCs w:val="20"/>
               </w:rPr>
             </w:pPr>
             <w:r>
               <w:rPr>
-                <w:rFonts w:ascii="宋体" w:eastAsia="宋体" w:hAnsi="宋体" w:cs="宋体"/>
+                <w:rFonts w:ascii="宋体" w:hAnsi="宋体" w:eastAsia="宋体" w:cs="宋体"/>
                 <w:spacing w:val="-14"/>
                 <w:sz w:val="20"/>
                 <w:szCs w:val="20"/>
@@ -613,14 +614,14 @@
               <w:spacing w:before="175" w:line="227" w:lineRule="auto"/>
               <w:ind w:left="253"/>
               <w:rPr>
-                <w:rFonts w:ascii="宋体" w:eastAsia="宋体" w:hAnsi="宋体" w:cs="宋体"/>
+                <w:rFonts w:ascii="宋体" w:hAnsi="宋体" w:eastAsia="宋体" w:cs="宋体"/>
                 <w:sz w:val="20"/>
                 <w:szCs w:val="20"/>
               </w:rPr>
             </w:pPr>
             <w:r>
               <w:rPr>
-                <w:rFonts w:ascii="宋体" w:eastAsia="宋体" w:hAnsi="宋体" w:cs="宋体"/>
+                <w:rFonts w:ascii="宋体" w:hAnsi="宋体" w:eastAsia="宋体" w:cs="宋体"/>
                 <w:spacing w:val="4"/>
                 <w:sz w:val="20"/>
                 <w:szCs w:val="20"/>
@@ -638,14 +639,14 @@
               <w:spacing w:before="175" w:line="228" w:lineRule="auto"/>
               <w:ind w:left="730"/>
               <w:rPr>
-                <w:rFonts w:ascii="宋体" w:eastAsia="宋体" w:hAnsi="宋体" w:cs="宋体"/>
+                <w:rFonts w:ascii="宋体" w:hAnsi="宋体" w:eastAsia="宋体" w:cs="宋体"/>
                 <w:sz w:val="20"/>
                 <w:szCs w:val="20"/>
               </w:rPr>
             </w:pPr>
             <w:r>
               <w:rPr>
-                <w:rFonts w:ascii="宋体" w:eastAsia="宋体" w:hAnsi="宋体" w:cs="宋体"/>
+                <w:rFonts w:ascii="宋体" w:hAnsi="宋体" w:eastAsia="宋体" w:cs="宋体"/>
                 <w:spacing w:val="7"/>
                 <w:sz w:val="20"/>
                 <w:szCs w:val="20"/>
@@ -663,14 +664,14 @@
               <w:spacing w:before="175" w:line="228" w:lineRule="auto"/>
               <w:ind w:left="310"/>
               <w:rPr>
-                <w:rFonts w:ascii="宋体" w:eastAsia="宋体" w:hAnsi="宋体" w:cs="宋体"/>
+                <w:rFonts w:ascii="宋体" w:hAnsi="宋体" w:eastAsia="宋体" w:cs="宋体"/>
                 <w:sz w:val="20"/>
                 <w:szCs w:val="20"/>
               </w:rPr>
             </w:pPr>
             <w:r>
               <w:rPr>
-                <w:rFonts w:ascii="宋体" w:eastAsia="宋体" w:hAnsi="宋体" w:cs="宋体"/>
+                <w:rFonts w:ascii="宋体" w:hAnsi="宋体" w:eastAsia="宋体" w:cs="宋体"/>
                 <w:spacing w:val="6"/>
                 <w:sz w:val="20"/>
                 <w:szCs w:val="20"/>
@@ -688,7 +689,7 @@
               <w:spacing w:before="175" w:line="228" w:lineRule="auto"/>
               <w:ind w:left="310"/>
               <w:rPr>
-                <w:rFonts w:ascii="宋体" w:eastAsia="宋体" w:hAnsi="宋体" w:cs="宋体" w:hint="eastAsia"/>
+                <w:rFonts w:hint="eastAsia" w:ascii="宋体" w:hAnsi="宋体" w:eastAsia="宋体" w:cs="宋体"/>
                 <w:spacing w:val="6"/>
                 <w:sz w:val="20"/>
                 <w:szCs w:val="20"/>
@@ -697,7 +698,7 @@
             </w:pPr>
             <w:r>
               <w:rPr>
-                <w:rFonts w:ascii="宋体" w:eastAsia="宋体" w:hAnsi="宋体" w:cs="宋体" w:hint="eastAsia"/>
+                <w:rFonts w:hint="eastAsia" w:ascii="宋体" w:hAnsi="宋体" w:eastAsia="宋体" w:cs="宋体"/>
                 <w:spacing w:val="6"/>
                 <w:sz w:val="20"/>
                 <w:szCs w:val="20"/>
@@ -716,14 +717,14 @@
               <w:spacing w:before="176" w:line="229" w:lineRule="auto"/>
               <w:ind w:left="311"/>
               <w:rPr>
-                <w:rFonts w:ascii="宋体" w:eastAsia="宋体" w:hAnsi="宋体" w:cs="宋体"/>
+                <w:rFonts w:ascii="宋体" w:hAnsi="宋体" w:eastAsia="宋体" w:cs="宋体"/>
                 <w:sz w:val="20"/>
                 <w:szCs w:val="20"/>
               </w:rPr>
             </w:pPr>
             <w:r>
               <w:rPr>
-                <w:rFonts w:ascii="宋体" w:eastAsia="宋体" w:hAnsi="宋体" w:cs="宋体"/>
+                <w:rFonts w:ascii="宋体" w:hAnsi="宋体" w:eastAsia="宋体" w:cs="宋体"/>
                 <w:spacing w:val="7"/>
                 <w:sz w:val="20"/>
                 <w:szCs w:val="20"/>
@@ -735,9 +736,14 @@
       </w:tr>
       <w:tr>
         <w:tblPrEx>
-          <w:tblW w:w="8301" w:type="dxa"/>
-          <w:tblInd w:w="2" w:type="dxa"/>
-          <w:tblLayout w:type="fixed"/>
+          <w:tblBorders>
+            <w:top w:val="single" w:color="000000" w:sz="2" w:space="0"/>
+            <w:left w:val="single" w:color="000000" w:sz="2" w:space="0"/>
+            <w:bottom w:val="single" w:color="000000" w:sz="2" w:space="0"/>
+            <w:right w:val="single" w:color="000000" w:sz="2" w:space="0"/>
+            <w:insideH w:val="single" w:color="000000" w:sz="2" w:space="0"/>
+            <w:insideV w:val="single" w:color="000000" w:sz="2" w:space="0"/>
+          </w:tblBorders>
           <w:tblCellMar>
             <w:top w:w="0" w:type="dxa"/>
             <w:left w:w="0" w:type="dxa"/>
@@ -746,7 +752,7 @@
           </w:tblCellMar>
         </w:tblPrEx>
         <w:trPr>
-          <w:trHeight w:val="556"/>
+          <w:trHeight w:val="556" w:hRule="atLeast"/>
         </w:trPr>
         <w:tc>
           <w:tcPr>
@@ -757,14 +763,14 @@
               <w:spacing w:before="173" w:line="267" w:lineRule="exact"/>
               <w:ind w:left="260"/>
               <w:rPr>
-                <w:rFonts w:ascii="宋体" w:eastAsia="宋体" w:hAnsi="宋体" w:cs="宋体"/>
+                <w:rFonts w:ascii="宋体" w:hAnsi="宋体" w:eastAsia="宋体" w:cs="宋体"/>
                 <w:sz w:val="20"/>
                 <w:szCs w:val="20"/>
               </w:rPr>
             </w:pPr>
             <w:r>
               <w:rPr>
-                <w:rFonts w:ascii="宋体" w:eastAsia="宋体" w:hAnsi="宋体" w:cs="宋体"/>
+                <w:rFonts w:ascii="宋体" w:hAnsi="宋体" w:eastAsia="宋体" w:cs="宋体"/>
                 <w:spacing w:val="3"/>
                 <w:position w:val="1"/>
                 <w:sz w:val="20"/>
@@ -783,14 +789,14 @@
               <w:spacing w:before="173" w:line="267" w:lineRule="exact"/>
               <w:ind w:left="248"/>
               <w:rPr>
-                <w:rFonts w:ascii="宋体" w:eastAsia="宋体" w:hAnsi="宋体" w:cs="宋体"/>
+                <w:rFonts w:ascii="宋体" w:hAnsi="宋体" w:eastAsia="宋体" w:cs="宋体"/>
                 <w:sz w:val="20"/>
                 <w:szCs w:val="20"/>
               </w:rPr>
             </w:pPr>
             <w:r>
               <w:rPr>
-                <w:rFonts w:ascii="宋体" w:eastAsia="宋体" w:hAnsi="宋体" w:cs="宋体"/>
+                <w:rFonts w:ascii="宋体" w:hAnsi="宋体" w:eastAsia="宋体" w:cs="宋体"/>
                 <w:spacing w:val="4"/>
                 <w:position w:val="1"/>
                 <w:sz w:val="20"/>
@@ -810,14 +816,14 @@
               <w:ind w:left="114"/>
               <w:jc w:val="center"/>
               <w:rPr>
-                <w:rFonts w:ascii="宋体" w:eastAsia="宋体" w:hAnsi="宋体" w:cs="宋体"/>
+                <w:rFonts w:ascii="宋体" w:hAnsi="宋体" w:eastAsia="宋体" w:cs="宋体"/>
                 <w:sz w:val="20"/>
                 <w:szCs w:val="20"/>
               </w:rPr>
             </w:pPr>
             <w:r>
               <w:rPr>
-                <w:rFonts w:ascii="宋体" w:eastAsia="宋体" w:hAnsi="宋体" w:cs="宋体"/>
+                <w:rFonts w:ascii="宋体" w:hAnsi="宋体" w:eastAsia="宋体" w:cs="宋体"/>
                 <w:spacing w:val="7"/>
                 <w:sz w:val="20"/>
                 <w:szCs w:val="20"/>
@@ -835,7 +841,7 @@
               <w:spacing w:before="172" w:line="228" w:lineRule="auto"/>
               <w:ind w:left="313"/>
               <w:rPr>
-                <w:rFonts w:ascii="宋体" w:eastAsia="宋体" w:hAnsi="宋体" w:cs="宋体" w:hint="eastAsia"/>
+                <w:rFonts w:hint="default" w:ascii="宋体" w:hAnsi="宋体" w:eastAsia="宋体" w:cs="宋体"/>
                 <w:sz w:val="20"/>
                 <w:szCs w:val="20"/>
                 <w:lang w:val="en-US" w:eastAsia="zh-CN"/>
@@ -843,14 +849,12 @@
             </w:pPr>
             <w:r>
               <w:rPr>
-                <w:rFonts w:hint="eastAsia"/>
-                <w:spacing w:val="105"/>
-                <w:kern w:val="0"/>
-                <w:u w:val="none"/>
-                <w:vertAlign w:val="baseline"/>
+                <w:rFonts w:hint="eastAsia" w:ascii="宋体" w:hAnsi="宋体" w:cs="宋体"/>
+                <w:sz w:val="20"/>
+                <w:szCs w:val="20"/>
                 <w:lang w:val="en-US" w:eastAsia="zh-CN"/>
               </w:rPr>
-              <w:t>王潇</w:t>
+              <w:t>赵聪</w:t>
             </w:r>
           </w:p>
         </w:tc>
@@ -863,23 +867,25 @@
               <w:spacing w:before="172" w:line="228" w:lineRule="auto"/>
               <w:ind w:left="313"/>
               <w:rPr>
-                <w:rFonts w:ascii="宋体" w:eastAsia="宋体" w:hAnsi="宋体" w:cs="宋体" w:hint="eastAsia"/>
+                <w:rFonts w:hint="eastAsia" w:ascii="宋体" w:hAnsi="宋体" w:eastAsia="宋体" w:cs="宋体"/>
                 <w:spacing w:val="5"/>
                 <w:sz w:val="20"/>
                 <w:szCs w:val="20"/>
+                <w:lang w:val="en-US" w:eastAsia="zh-CN"/>
               </w:rPr>
             </w:pPr>
             <w:r>
               <w:rPr>
-                <w:rFonts w:ascii="宋体" w:eastAsia="宋体" w:hAnsi="宋体" w:cs="宋体" w:hint="eastAsia"/>
-                <w:spacing w:val="100"/>
-                <w:kern w:val="0"/>
+                <w:rFonts w:hint="eastAsia" w:ascii="宋体" w:hAnsi="宋体" w:cs="宋体"/>
+                <w:spacing w:val="5"/>
                 <w:sz w:val="20"/>
                 <w:szCs w:val="20"/>
                 <w:lang w:val="en-US" w:eastAsia="zh-CN"/>
               </w:rPr>
-              <w:t>严长运</w:t>
+              <w:t>刘钢要</w:t>
             </w:r>
+            <w:bookmarkStart w:id="37" w:name="_GoBack"/>
+            <w:bookmarkEnd w:id="37"/>
           </w:p>
         </w:tc>
         <w:tc>
@@ -891,14 +897,14 @@
               <w:spacing w:before="173" w:line="229" w:lineRule="auto"/>
               <w:ind w:left="314"/>
               <w:rPr>
-                <w:rFonts w:ascii="宋体" w:eastAsia="宋体" w:hAnsi="宋体" w:cs="宋体"/>
+                <w:rFonts w:ascii="宋体" w:hAnsi="宋体" w:eastAsia="宋体" w:cs="宋体"/>
                 <w:sz w:val="20"/>
                 <w:szCs w:val="20"/>
               </w:rPr>
             </w:pPr>
             <w:r>
               <w:rPr>
-                <w:rFonts w:ascii="宋体" w:eastAsia="宋体" w:hAnsi="宋体" w:cs="宋体" w:hint="eastAsia"/>
+                <w:rFonts w:hint="eastAsia" w:ascii="宋体" w:hAnsi="宋体" w:eastAsia="宋体" w:cs="宋体"/>
                 <w:spacing w:val="6"/>
                 <w:sz w:val="20"/>
                 <w:szCs w:val="20"/>
@@ -911,9 +917,14 @@
       </w:tr>
       <w:tr>
         <w:tblPrEx>
-          <w:tblW w:w="8301" w:type="dxa"/>
-          <w:tblInd w:w="2" w:type="dxa"/>
-          <w:tblLayout w:type="fixed"/>
+          <w:tblBorders>
+            <w:top w:val="single" w:color="000000" w:sz="2" w:space="0"/>
+            <w:left w:val="single" w:color="000000" w:sz="2" w:space="0"/>
+            <w:bottom w:val="single" w:color="000000" w:sz="2" w:space="0"/>
+            <w:right w:val="single" w:color="000000" w:sz="2" w:space="0"/>
+            <w:insideH w:val="single" w:color="000000" w:sz="2" w:space="0"/>
+            <w:insideV w:val="single" w:color="000000" w:sz="2" w:space="0"/>
+          </w:tblBorders>
           <w:tblCellMar>
             <w:top w:w="0" w:type="dxa"/>
             <w:left w:w="0" w:type="dxa"/>
@@ -922,7 +933,7 @@
           </w:tblCellMar>
         </w:tblPrEx>
         <w:trPr>
-          <w:trHeight w:val="556"/>
+          <w:trHeight w:val="556" w:hRule="atLeast"/>
         </w:trPr>
         <w:tc>
           <w:tcPr>
@@ -930,7 +941,7 @@
           </w:tcPr>
           <w:p>
             <w:pPr>
-              <w:pStyle w:val="TableText"/>
+              <w:pStyle w:val="28"/>
             </w:pPr>
           </w:p>
         </w:tc>
@@ -940,7 +951,7 @@
           </w:tcPr>
           <w:p>
             <w:pPr>
-              <w:pStyle w:val="TableText"/>
+              <w:pStyle w:val="28"/>
             </w:pPr>
           </w:p>
         </w:tc>
@@ -950,7 +961,7 @@
           </w:tcPr>
           <w:p>
             <w:pPr>
-              <w:pStyle w:val="TableText"/>
+              <w:pStyle w:val="28"/>
             </w:pPr>
           </w:p>
         </w:tc>
@@ -963,8 +974,6 @@
               <w:spacing w:before="172" w:line="228" w:lineRule="auto"/>
               <w:ind w:left="313"/>
             </w:pPr>
-            <w:bookmarkStart w:id="2" w:name="_GoBack"/>
-            <w:bookmarkEnd w:id="2"/>
           </w:p>
         </w:tc>
         <w:tc>
@@ -984,16 +993,21 @@
           </w:tcPr>
           <w:p>
             <w:pPr>
-              <w:pStyle w:val="TableText"/>
+              <w:pStyle w:val="28"/>
             </w:pPr>
           </w:p>
         </w:tc>
       </w:tr>
       <w:tr>
         <w:tblPrEx>
-          <w:tblW w:w="8301" w:type="dxa"/>
-          <w:tblInd w:w="2" w:type="dxa"/>
-          <w:tblLayout w:type="fixed"/>
+          <w:tblBorders>
+            <w:top w:val="single" w:color="000000" w:sz="2" w:space="0"/>
+            <w:left w:val="single" w:color="000000" w:sz="2" w:space="0"/>
+            <w:bottom w:val="single" w:color="000000" w:sz="2" w:space="0"/>
+            <w:right w:val="single" w:color="000000" w:sz="2" w:space="0"/>
+            <w:insideH w:val="single" w:color="000000" w:sz="2" w:space="0"/>
+            <w:insideV w:val="single" w:color="000000" w:sz="2" w:space="0"/>
+          </w:tblBorders>
           <w:tblCellMar>
             <w:top w:w="0" w:type="dxa"/>
             <w:left w:w="0" w:type="dxa"/>
@@ -1002,7 +1016,7 @@
           </w:tblCellMar>
         </w:tblPrEx>
         <w:trPr>
-          <w:trHeight w:val="556"/>
+          <w:trHeight w:val="556" w:hRule="atLeast"/>
         </w:trPr>
         <w:tc>
           <w:tcPr>
@@ -1010,7 +1024,7 @@
           </w:tcPr>
           <w:p>
             <w:pPr>
-              <w:pStyle w:val="TableText"/>
+              <w:pStyle w:val="28"/>
             </w:pPr>
           </w:p>
         </w:tc>
@@ -1020,7 +1034,7 @@
           </w:tcPr>
           <w:p>
             <w:pPr>
-              <w:pStyle w:val="TableText"/>
+              <w:pStyle w:val="28"/>
             </w:pPr>
           </w:p>
         </w:tc>
@@ -1030,7 +1044,7 @@
           </w:tcPr>
           <w:p>
             <w:pPr>
-              <w:pStyle w:val="TableText"/>
+              <w:pStyle w:val="28"/>
             </w:pPr>
           </w:p>
         </w:tc>
@@ -1062,16 +1076,21 @@
           </w:tcPr>
           <w:p>
             <w:pPr>
-              <w:pStyle w:val="TableText"/>
+              <w:pStyle w:val="28"/>
             </w:pPr>
           </w:p>
         </w:tc>
       </w:tr>
       <w:tr>
         <w:tblPrEx>
-          <w:tblW w:w="8301" w:type="dxa"/>
-          <w:tblInd w:w="2" w:type="dxa"/>
-          <w:tblLayout w:type="fixed"/>
+          <w:tblBorders>
+            <w:top w:val="single" w:color="000000" w:sz="2" w:space="0"/>
+            <w:left w:val="single" w:color="000000" w:sz="2" w:space="0"/>
+            <w:bottom w:val="single" w:color="000000" w:sz="2" w:space="0"/>
+            <w:right w:val="single" w:color="000000" w:sz="2" w:space="0"/>
+            <w:insideH w:val="single" w:color="000000" w:sz="2" w:space="0"/>
+            <w:insideV w:val="single" w:color="000000" w:sz="2" w:space="0"/>
+          </w:tblBorders>
           <w:tblCellMar>
             <w:top w:w="0" w:type="dxa"/>
             <w:left w:w="0" w:type="dxa"/>
@@ -1080,7 +1099,7 @@
           </w:tblCellMar>
         </w:tblPrEx>
         <w:trPr>
-          <w:trHeight w:val="557"/>
+          <w:trHeight w:val="557" w:hRule="atLeast"/>
         </w:trPr>
         <w:tc>
           <w:tcPr>
@@ -1088,7 +1107,7 @@
           </w:tcPr>
           <w:p>
             <w:pPr>
-              <w:pStyle w:val="TableText"/>
+              <w:pStyle w:val="28"/>
             </w:pPr>
           </w:p>
         </w:tc>
@@ -1098,7 +1117,7 @@
           </w:tcPr>
           <w:p>
             <w:pPr>
-              <w:pStyle w:val="TableText"/>
+              <w:pStyle w:val="28"/>
             </w:pPr>
           </w:p>
         </w:tc>
@@ -1108,7 +1127,7 @@
           </w:tcPr>
           <w:p>
             <w:pPr>
-              <w:pStyle w:val="TableText"/>
+              <w:pStyle w:val="28"/>
             </w:pPr>
           </w:p>
         </w:tc>
@@ -1118,7 +1137,7 @@
           </w:tcPr>
           <w:p>
             <w:pPr>
-              <w:pStyle w:val="TableText"/>
+              <w:pStyle w:val="28"/>
             </w:pPr>
           </w:p>
         </w:tc>
@@ -1128,7 +1147,7 @@
           </w:tcPr>
           <w:p>
             <w:pPr>
-              <w:pStyle w:val="TableText"/>
+              <w:pStyle w:val="28"/>
             </w:pPr>
           </w:p>
         </w:tc>
@@ -1138,16 +1157,21 @@
           </w:tcPr>
           <w:p>
             <w:pPr>
-              <w:pStyle w:val="TableText"/>
+              <w:pStyle w:val="28"/>
             </w:pPr>
           </w:p>
         </w:tc>
       </w:tr>
       <w:tr>
         <w:tblPrEx>
-          <w:tblW w:w="8301" w:type="dxa"/>
-          <w:tblInd w:w="2" w:type="dxa"/>
-          <w:tblLayout w:type="fixed"/>
+          <w:tblBorders>
+            <w:top w:val="single" w:color="000000" w:sz="2" w:space="0"/>
+            <w:left w:val="single" w:color="000000" w:sz="2" w:space="0"/>
+            <w:bottom w:val="single" w:color="000000" w:sz="2" w:space="0"/>
+            <w:right w:val="single" w:color="000000" w:sz="2" w:space="0"/>
+            <w:insideH w:val="single" w:color="000000" w:sz="2" w:space="0"/>
+            <w:insideV w:val="single" w:color="000000" w:sz="2" w:space="0"/>
+          </w:tblBorders>
           <w:tblCellMar>
             <w:top w:w="0" w:type="dxa"/>
             <w:left w:w="0" w:type="dxa"/>
@@ -1156,7 +1180,7 @@
           </w:tblCellMar>
         </w:tblPrEx>
         <w:trPr>
-          <w:trHeight w:val="556"/>
+          <w:trHeight w:val="556" w:hRule="atLeast"/>
         </w:trPr>
         <w:tc>
           <w:tcPr>
@@ -1164,7 +1188,7 @@
           </w:tcPr>
           <w:p>
             <w:pPr>
-              <w:pStyle w:val="TableText"/>
+              <w:pStyle w:val="28"/>
             </w:pPr>
           </w:p>
         </w:tc>
@@ -1174,7 +1198,7 @@
           </w:tcPr>
           <w:p>
             <w:pPr>
-              <w:pStyle w:val="TableText"/>
+              <w:pStyle w:val="28"/>
             </w:pPr>
           </w:p>
         </w:tc>
@@ -1184,7 +1208,7 @@
           </w:tcPr>
           <w:p>
             <w:pPr>
-              <w:pStyle w:val="TableText"/>
+              <w:pStyle w:val="28"/>
             </w:pPr>
           </w:p>
         </w:tc>
@@ -1194,7 +1218,7 @@
           </w:tcPr>
           <w:p>
             <w:pPr>
-              <w:pStyle w:val="TableText"/>
+              <w:pStyle w:val="28"/>
             </w:pPr>
           </w:p>
         </w:tc>
@@ -1204,7 +1228,7 @@
           </w:tcPr>
           <w:p>
             <w:pPr>
-              <w:pStyle w:val="TableText"/>
+              <w:pStyle w:val="28"/>
             </w:pPr>
           </w:p>
         </w:tc>
@@ -1214,16 +1238,21 @@
           </w:tcPr>
           <w:p>
             <w:pPr>
-              <w:pStyle w:val="TableText"/>
+              <w:pStyle w:val="28"/>
             </w:pPr>
           </w:p>
         </w:tc>
       </w:tr>
       <w:tr>
         <w:tblPrEx>
-          <w:tblW w:w="8301" w:type="dxa"/>
-          <w:tblInd w:w="2" w:type="dxa"/>
-          <w:tblLayout w:type="fixed"/>
+          <w:tblBorders>
+            <w:top w:val="single" w:color="000000" w:sz="2" w:space="0"/>
+            <w:left w:val="single" w:color="000000" w:sz="2" w:space="0"/>
+            <w:bottom w:val="single" w:color="000000" w:sz="2" w:space="0"/>
+            <w:right w:val="single" w:color="000000" w:sz="2" w:space="0"/>
+            <w:insideH w:val="single" w:color="000000" w:sz="2" w:space="0"/>
+            <w:insideV w:val="single" w:color="000000" w:sz="2" w:space="0"/>
+          </w:tblBorders>
           <w:tblCellMar>
             <w:top w:w="0" w:type="dxa"/>
             <w:left w:w="0" w:type="dxa"/>
@@ -1232,7 +1261,7 @@
           </w:tblCellMar>
         </w:tblPrEx>
         <w:trPr>
-          <w:trHeight w:val="561"/>
+          <w:trHeight w:val="561" w:hRule="atLeast"/>
         </w:trPr>
         <w:tc>
           <w:tcPr>
@@ -1240,7 +1269,7 @@
           </w:tcPr>
           <w:p>
             <w:pPr>
-              <w:pStyle w:val="TableText"/>
+              <w:pStyle w:val="28"/>
             </w:pPr>
           </w:p>
         </w:tc>
@@ -1250,7 +1279,7 @@
           </w:tcPr>
           <w:p>
             <w:pPr>
-              <w:pStyle w:val="TableText"/>
+              <w:pStyle w:val="28"/>
             </w:pPr>
           </w:p>
         </w:tc>
@@ -1260,7 +1289,7 @@
           </w:tcPr>
           <w:p>
             <w:pPr>
-              <w:pStyle w:val="TableText"/>
+              <w:pStyle w:val="28"/>
             </w:pPr>
           </w:p>
         </w:tc>
@@ -1270,7 +1299,7 @@
           </w:tcPr>
           <w:p>
             <w:pPr>
-              <w:pStyle w:val="TableText"/>
+              <w:pStyle w:val="28"/>
             </w:pPr>
           </w:p>
         </w:tc>
@@ -1280,7 +1309,7 @@
           </w:tcPr>
           <w:p>
             <w:pPr>
-              <w:pStyle w:val="TableText"/>
+              <w:pStyle w:val="28"/>
             </w:pPr>
           </w:p>
         </w:tc>
@@ -1290,7 +1319,7 @@
           </w:tcPr>
           <w:p>
             <w:pPr>
-              <w:pStyle w:val="TableText"/>
+              <w:pStyle w:val="28"/>
             </w:pPr>
           </w:p>
         </w:tc>
@@ -1304,7 +1333,7 @@
     <w:sdt>
       <w:sdtPr>
         <w:rPr>
-          <w:rFonts w:ascii="宋体" w:eastAsia="宋体" w:hAnsi="宋体" w:cs="Arial"/>
+          <w:rFonts w:ascii="宋体" w:hAnsi="宋体" w:eastAsia="宋体" w:cs="Arial"/>
           <w:snapToGrid w:val="0"/>
           <w:color w:val="000000"/>
           <w:kern w:val="0"/>
@@ -1320,7 +1349,7 @@
       </w:sdtPr>
       <w:sdtEndPr>
         <w:rPr>
-          <w:rFonts w:ascii="宋体" w:eastAsia="宋体" w:hAnsi="宋体" w:cs="宋体" w:hint="eastAsia"/>
+          <w:rFonts w:hint="eastAsia" w:ascii="宋体" w:hAnsi="宋体" w:eastAsia="宋体" w:cs="宋体"/>
           <w:snapToGrid w:val="0"/>
           <w:color w:val="000000"/>
           <w:kern w:val="0"/>
@@ -1333,17 +1362,17 @@
         <w:p>
           <w:pPr>
             <w:spacing w:before="0" w:beforeLines="0" w:after="0" w:afterLines="0" w:line="240" w:lineRule="auto"/>
-            <w:ind w:left="0" w:right="0" w:firstLine="0" w:leftChars="0" w:rightChars="0" w:firstLineChars="0"/>
+            <w:ind w:left="0" w:leftChars="0" w:right="0" w:rightChars="0" w:firstLine="0" w:firstLineChars="0"/>
             <w:jc w:val="center"/>
             <w:rPr>
-              <w:rFonts w:ascii="宋体" w:eastAsia="宋体" w:hAnsi="宋体" w:cs="宋体" w:hint="eastAsia"/>
+              <w:rFonts w:hint="eastAsia" w:ascii="宋体" w:hAnsi="宋体" w:eastAsia="宋体" w:cs="宋体"/>
               <w:sz w:val="24"/>
               <w:szCs w:val="24"/>
             </w:rPr>
           </w:pPr>
           <w:r>
             <w:rPr>
-              <w:rFonts w:ascii="宋体" w:eastAsia="宋体" w:hAnsi="宋体" w:cs="宋体" w:hint="eastAsia"/>
+              <w:rFonts w:hint="eastAsia" w:ascii="宋体" w:hAnsi="宋体" w:eastAsia="宋体" w:cs="宋体"/>
               <w:sz w:val="24"/>
               <w:szCs w:val="24"/>
             </w:rPr>
@@ -1352,14 +1381,14 @@
         </w:p>
         <w:p>
           <w:pPr>
-            <w:pStyle w:val="TOC1"/>
+            <w:pStyle w:val="16"/>
             <w:tabs>
               <w:tab w:val="right" w:leader="dot" w:pos="8306"/>
             </w:tabs>
           </w:pPr>
           <w:r>
             <w:rPr>
-              <w:rFonts w:ascii="宋体" w:eastAsia="宋体" w:hAnsi="宋体" w:cs="宋体" w:hint="eastAsia"/>
+              <w:rFonts w:hint="eastAsia" w:ascii="宋体" w:hAnsi="宋体" w:eastAsia="宋体" w:cs="宋体"/>
               <w:sz w:val="24"/>
               <w:szCs w:val="24"/>
             </w:rPr>
@@ -1367,7 +1396,7 @@
           </w:r>
           <w:r>
             <w:rPr>
-              <w:rFonts w:ascii="宋体" w:eastAsia="宋体" w:hAnsi="宋体" w:cs="宋体" w:hint="eastAsia"/>
+              <w:rFonts w:hint="eastAsia" w:ascii="宋体" w:hAnsi="宋体" w:eastAsia="宋体" w:cs="宋体"/>
               <w:sz w:val="24"/>
               <w:szCs w:val="24"/>
             </w:rPr>
@@ -1375,7 +1404,7 @@
           </w:r>
           <w:r>
             <w:rPr>
-              <w:rFonts w:ascii="宋体" w:eastAsia="宋体" w:hAnsi="宋体" w:cs="宋体" w:hint="eastAsia"/>
+              <w:rFonts w:hint="eastAsia" w:ascii="宋体" w:hAnsi="宋体" w:eastAsia="宋体" w:cs="宋体"/>
               <w:sz w:val="24"/>
               <w:szCs w:val="24"/>
             </w:rPr>
@@ -1383,21 +1412,21 @@
           </w:r>
           <w:r>
             <w:rPr>
-              <w:rFonts w:ascii="宋体" w:eastAsia="宋体" w:hAnsi="宋体" w:cs="宋体" w:hint="eastAsia"/>
+              <w:rFonts w:hint="eastAsia" w:ascii="宋体" w:hAnsi="宋体" w:eastAsia="宋体" w:cs="宋体"/>
               <w:szCs w:val="24"/>
             </w:rPr>
             <w:fldChar w:fldCharType="begin"/>
           </w:r>
           <w:r>
             <w:rPr>
-              <w:rFonts w:ascii="宋体" w:eastAsia="宋体" w:hAnsi="宋体" w:cs="宋体" w:hint="eastAsia"/>
+              <w:rFonts w:hint="eastAsia" w:ascii="宋体" w:hAnsi="宋体" w:eastAsia="宋体" w:cs="宋体"/>
               <w:szCs w:val="24"/>
             </w:rPr>
             <w:instrText xml:space="preserve"> HYPERLINK \l _Toc9496 </w:instrText>
           </w:r>
           <w:r>
             <w:rPr>
-              <w:rFonts w:ascii="宋体" w:eastAsia="宋体" w:hAnsi="宋体" w:cs="宋体" w:hint="eastAsia"/>
+              <w:rFonts w:hint="eastAsia" w:ascii="宋体" w:hAnsi="宋体" w:eastAsia="宋体" w:cs="宋体"/>
               <w:szCs w:val="24"/>
             </w:rPr>
             <w:fldChar w:fldCharType="separate"/>
@@ -1429,7 +1458,7 @@
           </w:r>
           <w:r>
             <w:rPr>
-              <w:rFonts w:ascii="宋体" w:eastAsia="宋体" w:hAnsi="宋体" w:cs="宋体" w:hint="eastAsia"/>
+              <w:rFonts w:hint="eastAsia" w:ascii="宋体" w:hAnsi="宋体" w:eastAsia="宋体" w:cs="宋体"/>
               <w:szCs w:val="24"/>
             </w:rPr>
             <w:fldChar w:fldCharType="end"/>
@@ -1437,28 +1466,28 @@
         </w:p>
         <w:p>
           <w:pPr>
-            <w:pStyle w:val="TOC1"/>
+            <w:pStyle w:val="16"/>
             <w:tabs>
               <w:tab w:val="right" w:leader="dot" w:pos="8306"/>
             </w:tabs>
           </w:pPr>
           <w:r>
             <w:rPr>
-              <w:rFonts w:ascii="宋体" w:eastAsia="宋体" w:hAnsi="宋体" w:cs="宋体" w:hint="eastAsia"/>
+              <w:rFonts w:hint="eastAsia" w:ascii="宋体" w:hAnsi="宋体" w:eastAsia="宋体" w:cs="宋体"/>
               <w:szCs w:val="24"/>
             </w:rPr>
             <w:fldChar w:fldCharType="begin"/>
           </w:r>
           <w:r>
             <w:rPr>
-              <w:rFonts w:ascii="宋体" w:eastAsia="宋体" w:hAnsi="宋体" w:cs="宋体" w:hint="eastAsia"/>
+              <w:rFonts w:hint="eastAsia" w:ascii="宋体" w:hAnsi="宋体" w:eastAsia="宋体" w:cs="宋体"/>
               <w:szCs w:val="24"/>
             </w:rPr>
             <w:instrText xml:space="preserve"> HYPERLINK \l _Toc20193 </w:instrText>
           </w:r>
           <w:r>
             <w:rPr>
-              <w:rFonts w:ascii="宋体" w:eastAsia="宋体" w:hAnsi="宋体" w:cs="宋体" w:hint="eastAsia"/>
+              <w:rFonts w:hint="eastAsia" w:ascii="宋体" w:hAnsi="宋体" w:eastAsia="宋体" w:cs="宋体"/>
               <w:szCs w:val="24"/>
             </w:rPr>
             <w:fldChar w:fldCharType="separate"/>
@@ -1490,7 +1519,7 @@
           </w:r>
           <w:r>
             <w:rPr>
-              <w:rFonts w:ascii="宋体" w:eastAsia="宋体" w:hAnsi="宋体" w:cs="宋体" w:hint="eastAsia"/>
+              <w:rFonts w:hint="eastAsia" w:ascii="宋体" w:hAnsi="宋体" w:eastAsia="宋体" w:cs="宋体"/>
               <w:szCs w:val="24"/>
             </w:rPr>
             <w:fldChar w:fldCharType="end"/>
@@ -1498,28 +1527,28 @@
         </w:p>
         <w:p>
           <w:pPr>
-            <w:pStyle w:val="TOC1"/>
+            <w:pStyle w:val="16"/>
             <w:tabs>
               <w:tab w:val="right" w:leader="dot" w:pos="8306"/>
             </w:tabs>
           </w:pPr>
           <w:r>
             <w:rPr>
-              <w:rFonts w:ascii="宋体" w:eastAsia="宋体" w:hAnsi="宋体" w:cs="宋体" w:hint="eastAsia"/>
+              <w:rFonts w:hint="eastAsia" w:ascii="宋体" w:hAnsi="宋体" w:eastAsia="宋体" w:cs="宋体"/>
               <w:szCs w:val="24"/>
             </w:rPr>
             <w:fldChar w:fldCharType="begin"/>
           </w:r>
           <w:r>
             <w:rPr>
-              <w:rFonts w:ascii="宋体" w:eastAsia="宋体" w:hAnsi="宋体" w:cs="宋体" w:hint="eastAsia"/>
+              <w:rFonts w:hint="eastAsia" w:ascii="宋体" w:hAnsi="宋体" w:eastAsia="宋体" w:cs="宋体"/>
               <w:szCs w:val="24"/>
             </w:rPr>
             <w:instrText xml:space="preserve"> HYPERLINK \l _Toc2040 </w:instrText>
           </w:r>
           <w:r>
             <w:rPr>
-              <w:rFonts w:ascii="宋体" w:eastAsia="宋体" w:hAnsi="宋体" w:cs="宋体" w:hint="eastAsia"/>
+              <w:rFonts w:hint="eastAsia" w:ascii="宋体" w:hAnsi="宋体" w:eastAsia="宋体" w:cs="宋体"/>
               <w:szCs w:val="24"/>
             </w:rPr>
             <w:fldChar w:fldCharType="separate"/>
@@ -1553,7 +1582,7 @@
           </w:r>
           <w:r>
             <w:rPr>
-              <w:rFonts w:ascii="宋体" w:eastAsia="宋体" w:hAnsi="宋体" w:cs="宋体" w:hint="eastAsia"/>
+              <w:rFonts w:hint="eastAsia" w:ascii="宋体" w:hAnsi="宋体" w:eastAsia="宋体" w:cs="宋体"/>
               <w:szCs w:val="24"/>
             </w:rPr>
             <w:fldChar w:fldCharType="end"/>
@@ -1561,28 +1590,28 @@
         </w:p>
         <w:p>
           <w:pPr>
-            <w:pStyle w:val="TOC1"/>
+            <w:pStyle w:val="16"/>
             <w:tabs>
               <w:tab w:val="right" w:leader="dot" w:pos="8306"/>
             </w:tabs>
           </w:pPr>
           <w:r>
             <w:rPr>
-              <w:rFonts w:ascii="宋体" w:eastAsia="宋体" w:hAnsi="宋体" w:cs="宋体" w:hint="eastAsia"/>
+              <w:rFonts w:hint="eastAsia" w:ascii="宋体" w:hAnsi="宋体" w:eastAsia="宋体" w:cs="宋体"/>
               <w:szCs w:val="24"/>
             </w:rPr>
             <w:fldChar w:fldCharType="begin"/>
           </w:r>
           <w:r>
             <w:rPr>
-              <w:rFonts w:ascii="宋体" w:eastAsia="宋体" w:hAnsi="宋体" w:cs="宋体" w:hint="eastAsia"/>
+              <w:rFonts w:hint="eastAsia" w:ascii="宋体" w:hAnsi="宋体" w:eastAsia="宋体" w:cs="宋体"/>
               <w:szCs w:val="24"/>
             </w:rPr>
             <w:instrText xml:space="preserve"> HYPERLINK \l _Toc9039 </w:instrText>
           </w:r>
           <w:r>
             <w:rPr>
-              <w:rFonts w:ascii="宋体" w:eastAsia="宋体" w:hAnsi="宋体" w:cs="宋体" w:hint="eastAsia"/>
+              <w:rFonts w:hint="eastAsia" w:ascii="宋体" w:hAnsi="宋体" w:eastAsia="宋体" w:cs="宋体"/>
               <w:szCs w:val="24"/>
             </w:rPr>
             <w:fldChar w:fldCharType="separate"/>
@@ -1621,7 +1650,7 @@
           </w:r>
           <w:r>
             <w:rPr>
-              <w:rFonts w:ascii="宋体" w:eastAsia="宋体" w:hAnsi="宋体" w:cs="宋体" w:hint="eastAsia"/>
+              <w:rFonts w:hint="eastAsia" w:ascii="宋体" w:hAnsi="宋体" w:eastAsia="宋体" w:cs="宋体"/>
               <w:szCs w:val="24"/>
             </w:rPr>
             <w:fldChar w:fldCharType="end"/>
@@ -1629,28 +1658,28 @@
         </w:p>
         <w:p>
           <w:pPr>
-            <w:pStyle w:val="TOC1"/>
+            <w:pStyle w:val="16"/>
             <w:tabs>
               <w:tab w:val="right" w:leader="dot" w:pos="8306"/>
             </w:tabs>
           </w:pPr>
           <w:r>
             <w:rPr>
-              <w:rFonts w:ascii="宋体" w:eastAsia="宋体" w:hAnsi="宋体" w:cs="宋体" w:hint="eastAsia"/>
+              <w:rFonts w:hint="eastAsia" w:ascii="宋体" w:hAnsi="宋体" w:eastAsia="宋体" w:cs="宋体"/>
               <w:szCs w:val="24"/>
             </w:rPr>
             <w:fldChar w:fldCharType="begin"/>
           </w:r>
           <w:r>
             <w:rPr>
-              <w:rFonts w:ascii="宋体" w:eastAsia="宋体" w:hAnsi="宋体" w:cs="宋体" w:hint="eastAsia"/>
+              <w:rFonts w:hint="eastAsia" w:ascii="宋体" w:hAnsi="宋体" w:eastAsia="宋体" w:cs="宋体"/>
               <w:szCs w:val="24"/>
             </w:rPr>
             <w:instrText xml:space="preserve"> HYPERLINK \l _Toc32680 </w:instrText>
           </w:r>
           <w:r>
             <w:rPr>
-              <w:rFonts w:ascii="宋体" w:eastAsia="宋体" w:hAnsi="宋体" w:cs="宋体" w:hint="eastAsia"/>
+              <w:rFonts w:hint="eastAsia" w:ascii="宋体" w:hAnsi="宋体" w:eastAsia="宋体" w:cs="宋体"/>
               <w:szCs w:val="24"/>
             </w:rPr>
             <w:fldChar w:fldCharType="separate"/>
@@ -1691,7 +1720,7 @@
           </w:r>
           <w:r>
             <w:rPr>
-              <w:rFonts w:ascii="宋体" w:eastAsia="宋体" w:hAnsi="宋体" w:cs="宋体" w:hint="eastAsia"/>
+              <w:rFonts w:hint="eastAsia" w:ascii="宋体" w:hAnsi="宋体" w:eastAsia="宋体" w:cs="宋体"/>
               <w:szCs w:val="24"/>
             </w:rPr>
             <w:fldChar w:fldCharType="end"/>
@@ -1699,28 +1728,28 @@
         </w:p>
         <w:p>
           <w:pPr>
-            <w:pStyle w:val="TOC1"/>
+            <w:pStyle w:val="16"/>
             <w:tabs>
               <w:tab w:val="right" w:leader="dot" w:pos="8306"/>
             </w:tabs>
           </w:pPr>
           <w:r>
             <w:rPr>
-              <w:rFonts w:ascii="宋体" w:eastAsia="宋体" w:hAnsi="宋体" w:cs="宋体" w:hint="eastAsia"/>
+              <w:rFonts w:hint="eastAsia" w:ascii="宋体" w:hAnsi="宋体" w:eastAsia="宋体" w:cs="宋体"/>
               <w:szCs w:val="24"/>
             </w:rPr>
             <w:fldChar w:fldCharType="begin"/>
           </w:r>
           <w:r>
             <w:rPr>
-              <w:rFonts w:ascii="宋体" w:eastAsia="宋体" w:hAnsi="宋体" w:cs="宋体" w:hint="eastAsia"/>
+              <w:rFonts w:hint="eastAsia" w:ascii="宋体" w:hAnsi="宋体" w:eastAsia="宋体" w:cs="宋体"/>
               <w:szCs w:val="24"/>
             </w:rPr>
             <w:instrText xml:space="preserve"> HYPERLINK \l _Toc6382 </w:instrText>
           </w:r>
           <w:r>
             <w:rPr>
-              <w:rFonts w:ascii="宋体" w:eastAsia="宋体" w:hAnsi="宋体" w:cs="宋体" w:hint="eastAsia"/>
+              <w:rFonts w:hint="eastAsia" w:ascii="宋体" w:hAnsi="宋体" w:eastAsia="宋体" w:cs="宋体"/>
               <w:szCs w:val="24"/>
             </w:rPr>
             <w:fldChar w:fldCharType="separate"/>
@@ -1759,7 +1788,7 @@
           </w:r>
           <w:r>
             <w:rPr>
-              <w:rFonts w:ascii="宋体" w:eastAsia="宋体" w:hAnsi="宋体" w:cs="宋体" w:hint="eastAsia"/>
+              <w:rFonts w:hint="eastAsia" w:ascii="宋体" w:hAnsi="宋体" w:eastAsia="宋体" w:cs="宋体"/>
               <w:szCs w:val="24"/>
             </w:rPr>
             <w:fldChar w:fldCharType="end"/>
@@ -1767,28 +1796,28 @@
         </w:p>
         <w:p>
           <w:pPr>
-            <w:pStyle w:val="TOC2"/>
+            <w:pStyle w:val="17"/>
             <w:tabs>
               <w:tab w:val="right" w:leader="dot" w:pos="8306"/>
             </w:tabs>
           </w:pPr>
           <w:r>
             <w:rPr>
-              <w:rFonts w:ascii="宋体" w:eastAsia="宋体" w:hAnsi="宋体" w:cs="宋体" w:hint="eastAsia"/>
+              <w:rFonts w:hint="eastAsia" w:ascii="宋体" w:hAnsi="宋体" w:eastAsia="宋体" w:cs="宋体"/>
               <w:szCs w:val="24"/>
             </w:rPr>
             <w:fldChar w:fldCharType="begin"/>
           </w:r>
           <w:r>
             <w:rPr>
-              <w:rFonts w:ascii="宋体" w:eastAsia="宋体" w:hAnsi="宋体" w:cs="宋体" w:hint="eastAsia"/>
+              <w:rFonts w:hint="eastAsia" w:ascii="宋体" w:hAnsi="宋体" w:eastAsia="宋体" w:cs="宋体"/>
               <w:szCs w:val="24"/>
             </w:rPr>
             <w:instrText xml:space="preserve"> HYPERLINK \l _Toc21977 </w:instrText>
           </w:r>
           <w:r>
             <w:rPr>
-              <w:rFonts w:ascii="宋体" w:eastAsia="宋体" w:hAnsi="宋体" w:cs="宋体" w:hint="eastAsia"/>
+              <w:rFonts w:hint="eastAsia" w:ascii="宋体" w:hAnsi="宋体" w:eastAsia="宋体" w:cs="宋体"/>
               <w:szCs w:val="24"/>
             </w:rPr>
             <w:fldChar w:fldCharType="separate"/>
@@ -1827,7 +1856,7 @@
           </w:r>
           <w:r>
             <w:rPr>
-              <w:rFonts w:ascii="宋体" w:eastAsia="宋体" w:hAnsi="宋体" w:cs="宋体" w:hint="eastAsia"/>
+              <w:rFonts w:hint="eastAsia" w:ascii="宋体" w:hAnsi="宋体" w:eastAsia="宋体" w:cs="宋体"/>
               <w:szCs w:val="24"/>
             </w:rPr>
             <w:fldChar w:fldCharType="end"/>
@@ -1835,28 +1864,28 @@
         </w:p>
         <w:p>
           <w:pPr>
-            <w:pStyle w:val="TOC2"/>
+            <w:pStyle w:val="17"/>
             <w:tabs>
               <w:tab w:val="right" w:leader="dot" w:pos="8306"/>
             </w:tabs>
           </w:pPr>
           <w:r>
             <w:rPr>
-              <w:rFonts w:ascii="宋体" w:eastAsia="宋体" w:hAnsi="宋体" w:cs="宋体" w:hint="eastAsia"/>
+              <w:rFonts w:hint="eastAsia" w:ascii="宋体" w:hAnsi="宋体" w:eastAsia="宋体" w:cs="宋体"/>
               <w:szCs w:val="24"/>
             </w:rPr>
             <w:fldChar w:fldCharType="begin"/>
           </w:r>
           <w:r>
             <w:rPr>
-              <w:rFonts w:ascii="宋体" w:eastAsia="宋体" w:hAnsi="宋体" w:cs="宋体" w:hint="eastAsia"/>
+              <w:rFonts w:hint="eastAsia" w:ascii="宋体" w:hAnsi="宋体" w:eastAsia="宋体" w:cs="宋体"/>
               <w:szCs w:val="24"/>
             </w:rPr>
             <w:instrText xml:space="preserve"> HYPERLINK \l _Toc2514 </w:instrText>
           </w:r>
           <w:r>
             <w:rPr>
-              <w:rFonts w:ascii="宋体" w:eastAsia="宋体" w:hAnsi="宋体" w:cs="宋体" w:hint="eastAsia"/>
+              <w:rFonts w:hint="eastAsia" w:ascii="宋体" w:hAnsi="宋体" w:eastAsia="宋体" w:cs="宋体"/>
               <w:szCs w:val="24"/>
             </w:rPr>
             <w:fldChar w:fldCharType="separate"/>
@@ -1895,7 +1924,7 @@
           </w:r>
           <w:r>
             <w:rPr>
-              <w:rFonts w:ascii="宋体" w:eastAsia="宋体" w:hAnsi="宋体" w:cs="宋体" w:hint="eastAsia"/>
+              <w:rFonts w:hint="eastAsia" w:ascii="宋体" w:hAnsi="宋体" w:eastAsia="宋体" w:cs="宋体"/>
               <w:szCs w:val="24"/>
             </w:rPr>
             <w:fldChar w:fldCharType="end"/>
@@ -1903,28 +1932,28 @@
         </w:p>
         <w:p>
           <w:pPr>
-            <w:pStyle w:val="TOC1"/>
+            <w:pStyle w:val="16"/>
             <w:tabs>
               <w:tab w:val="right" w:leader="dot" w:pos="8306"/>
             </w:tabs>
           </w:pPr>
           <w:r>
             <w:rPr>
-              <w:rFonts w:ascii="宋体" w:eastAsia="宋体" w:hAnsi="宋体" w:cs="宋体" w:hint="eastAsia"/>
+              <w:rFonts w:hint="eastAsia" w:ascii="宋体" w:hAnsi="宋体" w:eastAsia="宋体" w:cs="宋体"/>
               <w:szCs w:val="24"/>
             </w:rPr>
             <w:fldChar w:fldCharType="begin"/>
           </w:r>
           <w:r>
             <w:rPr>
-              <w:rFonts w:ascii="宋体" w:eastAsia="宋体" w:hAnsi="宋体" w:cs="宋体" w:hint="eastAsia"/>
+              <w:rFonts w:hint="eastAsia" w:ascii="宋体" w:hAnsi="宋体" w:eastAsia="宋体" w:cs="宋体"/>
               <w:szCs w:val="24"/>
             </w:rPr>
             <w:instrText xml:space="preserve"> HYPERLINK \l _Toc24297 </w:instrText>
           </w:r>
           <w:r>
             <w:rPr>
-              <w:rFonts w:ascii="宋体" w:eastAsia="宋体" w:hAnsi="宋体" w:cs="宋体" w:hint="eastAsia"/>
+              <w:rFonts w:hint="eastAsia" w:ascii="宋体" w:hAnsi="宋体" w:eastAsia="宋体" w:cs="宋体"/>
               <w:szCs w:val="24"/>
             </w:rPr>
             <w:fldChar w:fldCharType="separate"/>
@@ -1963,7 +1992,7 @@
           </w:r>
           <w:r>
             <w:rPr>
-              <w:rFonts w:ascii="宋体" w:eastAsia="宋体" w:hAnsi="宋体" w:cs="宋体" w:hint="eastAsia"/>
+              <w:rFonts w:hint="eastAsia" w:ascii="宋体" w:hAnsi="宋体" w:eastAsia="宋体" w:cs="宋体"/>
               <w:szCs w:val="24"/>
             </w:rPr>
             <w:fldChar w:fldCharType="end"/>
@@ -1971,28 +2000,28 @@
         </w:p>
         <w:p>
           <w:pPr>
-            <w:pStyle w:val="TOC2"/>
+            <w:pStyle w:val="17"/>
             <w:tabs>
               <w:tab w:val="right" w:leader="dot" w:pos="8306"/>
             </w:tabs>
           </w:pPr>
           <w:r>
             <w:rPr>
-              <w:rFonts w:ascii="宋体" w:eastAsia="宋体" w:hAnsi="宋体" w:cs="宋体" w:hint="eastAsia"/>
+              <w:rFonts w:hint="eastAsia" w:ascii="宋体" w:hAnsi="宋体" w:eastAsia="宋体" w:cs="宋体"/>
               <w:szCs w:val="24"/>
             </w:rPr>
             <w:fldChar w:fldCharType="begin"/>
           </w:r>
           <w:r>
             <w:rPr>
-              <w:rFonts w:ascii="宋体" w:eastAsia="宋体" w:hAnsi="宋体" w:cs="宋体" w:hint="eastAsia"/>
+              <w:rFonts w:hint="eastAsia" w:ascii="宋体" w:hAnsi="宋体" w:eastAsia="宋体" w:cs="宋体"/>
               <w:szCs w:val="24"/>
             </w:rPr>
             <w:instrText xml:space="preserve"> HYPERLINK \l _Toc14610 </w:instrText>
           </w:r>
           <w:r>
             <w:rPr>
-              <w:rFonts w:ascii="宋体" w:eastAsia="宋体" w:hAnsi="宋体" w:cs="宋体" w:hint="eastAsia"/>
+              <w:rFonts w:hint="eastAsia" w:ascii="宋体" w:hAnsi="宋体" w:eastAsia="宋体" w:cs="宋体"/>
               <w:szCs w:val="24"/>
             </w:rPr>
             <w:fldChar w:fldCharType="separate"/>
@@ -2031,7 +2060,7 @@
           </w:r>
           <w:r>
             <w:rPr>
-              <w:rFonts w:ascii="宋体" w:eastAsia="宋体" w:hAnsi="宋体" w:cs="宋体" w:hint="eastAsia"/>
+              <w:rFonts w:hint="eastAsia" w:ascii="宋体" w:hAnsi="宋体" w:eastAsia="宋体" w:cs="宋体"/>
               <w:szCs w:val="24"/>
             </w:rPr>
             <w:fldChar w:fldCharType="end"/>
@@ -2039,28 +2068,28 @@
         </w:p>
         <w:p>
           <w:pPr>
-            <w:pStyle w:val="TOC3"/>
+            <w:pStyle w:val="13"/>
             <w:tabs>
               <w:tab w:val="right" w:leader="dot" w:pos="8306"/>
             </w:tabs>
           </w:pPr>
           <w:r>
             <w:rPr>
-              <w:rFonts w:ascii="宋体" w:eastAsia="宋体" w:hAnsi="宋体" w:cs="宋体" w:hint="eastAsia"/>
+              <w:rFonts w:hint="eastAsia" w:ascii="宋体" w:hAnsi="宋体" w:eastAsia="宋体" w:cs="宋体"/>
               <w:szCs w:val="24"/>
             </w:rPr>
             <w:fldChar w:fldCharType="begin"/>
           </w:r>
           <w:r>
             <w:rPr>
-              <w:rFonts w:ascii="宋体" w:eastAsia="宋体" w:hAnsi="宋体" w:cs="宋体" w:hint="eastAsia"/>
+              <w:rFonts w:hint="eastAsia" w:ascii="宋体" w:hAnsi="宋体" w:eastAsia="宋体" w:cs="宋体"/>
               <w:szCs w:val="24"/>
             </w:rPr>
             <w:instrText xml:space="preserve"> HYPERLINK \l _Toc22782 </w:instrText>
           </w:r>
           <w:r>
             <w:rPr>
-              <w:rFonts w:ascii="宋体" w:eastAsia="宋体" w:hAnsi="宋体" w:cs="宋体" w:hint="eastAsia"/>
+              <w:rFonts w:hint="eastAsia" w:ascii="宋体" w:hAnsi="宋体" w:eastAsia="宋体" w:cs="宋体"/>
               <w:szCs w:val="24"/>
             </w:rPr>
             <w:fldChar w:fldCharType="separate"/>
@@ -2094,7 +2123,7 @@
           </w:r>
           <w:r>
             <w:rPr>
-              <w:rFonts w:ascii="宋体" w:eastAsia="宋体" w:hAnsi="宋体" w:cs="宋体" w:hint="eastAsia"/>
+              <w:rFonts w:hint="eastAsia" w:ascii="宋体" w:hAnsi="宋体" w:eastAsia="宋体" w:cs="宋体"/>
               <w:szCs w:val="24"/>
             </w:rPr>
             <w:fldChar w:fldCharType="end"/>
@@ -2102,28 +2131,28 @@
         </w:p>
         <w:p>
           <w:pPr>
-            <w:pStyle w:val="TOC3"/>
+            <w:pStyle w:val="13"/>
             <w:tabs>
               <w:tab w:val="right" w:leader="dot" w:pos="8306"/>
             </w:tabs>
           </w:pPr>
           <w:r>
             <w:rPr>
-              <w:rFonts w:ascii="宋体" w:eastAsia="宋体" w:hAnsi="宋体" w:cs="宋体" w:hint="eastAsia"/>
+              <w:rFonts w:hint="eastAsia" w:ascii="宋体" w:hAnsi="宋体" w:eastAsia="宋体" w:cs="宋体"/>
               <w:szCs w:val="24"/>
             </w:rPr>
             <w:fldChar w:fldCharType="begin"/>
           </w:r>
           <w:r>
             <w:rPr>
-              <w:rFonts w:ascii="宋体" w:eastAsia="宋体" w:hAnsi="宋体" w:cs="宋体" w:hint="eastAsia"/>
+              <w:rFonts w:hint="eastAsia" w:ascii="宋体" w:hAnsi="宋体" w:eastAsia="宋体" w:cs="宋体"/>
               <w:szCs w:val="24"/>
             </w:rPr>
             <w:instrText xml:space="preserve"> HYPERLINK \l _Toc32253 </w:instrText>
           </w:r>
           <w:r>
             <w:rPr>
-              <w:rFonts w:ascii="宋体" w:eastAsia="宋体" w:hAnsi="宋体" w:cs="宋体" w:hint="eastAsia"/>
+              <w:rFonts w:hint="eastAsia" w:ascii="宋体" w:hAnsi="宋体" w:eastAsia="宋体" w:cs="宋体"/>
               <w:szCs w:val="24"/>
             </w:rPr>
             <w:fldChar w:fldCharType="separate"/>
@@ -2157,7 +2186,7 @@
           </w:r>
           <w:r>
             <w:rPr>
-              <w:rFonts w:ascii="宋体" w:eastAsia="宋体" w:hAnsi="宋体" w:cs="宋体" w:hint="eastAsia"/>
+              <w:rFonts w:hint="eastAsia" w:ascii="宋体" w:hAnsi="宋体" w:eastAsia="宋体" w:cs="宋体"/>
               <w:szCs w:val="24"/>
             </w:rPr>
             <w:fldChar w:fldCharType="end"/>
@@ -2165,28 +2194,28 @@
         </w:p>
         <w:p>
           <w:pPr>
-            <w:pStyle w:val="TOC2"/>
+            <w:pStyle w:val="17"/>
             <w:tabs>
               <w:tab w:val="right" w:leader="dot" w:pos="8306"/>
             </w:tabs>
           </w:pPr>
           <w:r>
             <w:rPr>
-              <w:rFonts w:ascii="宋体" w:eastAsia="宋体" w:hAnsi="宋体" w:cs="宋体" w:hint="eastAsia"/>
+              <w:rFonts w:hint="eastAsia" w:ascii="宋体" w:hAnsi="宋体" w:eastAsia="宋体" w:cs="宋体"/>
               <w:szCs w:val="24"/>
             </w:rPr>
             <w:fldChar w:fldCharType="begin"/>
           </w:r>
           <w:r>
             <w:rPr>
-              <w:rFonts w:ascii="宋体" w:eastAsia="宋体" w:hAnsi="宋体" w:cs="宋体" w:hint="eastAsia"/>
+              <w:rFonts w:hint="eastAsia" w:ascii="宋体" w:hAnsi="宋体" w:eastAsia="宋体" w:cs="宋体"/>
               <w:szCs w:val="24"/>
             </w:rPr>
             <w:instrText xml:space="preserve"> HYPERLINK \l _Toc4316 </w:instrText>
           </w:r>
           <w:r>
             <w:rPr>
-              <w:rFonts w:ascii="宋体" w:eastAsia="宋体" w:hAnsi="宋体" w:cs="宋体" w:hint="eastAsia"/>
+              <w:rFonts w:hint="eastAsia" w:ascii="宋体" w:hAnsi="宋体" w:eastAsia="宋体" w:cs="宋体"/>
               <w:szCs w:val="24"/>
             </w:rPr>
             <w:fldChar w:fldCharType="separate"/>
@@ -2225,7 +2254,7 @@
           </w:r>
           <w:r>
             <w:rPr>
-              <w:rFonts w:ascii="宋体" w:eastAsia="宋体" w:hAnsi="宋体" w:cs="宋体" w:hint="eastAsia"/>
+              <w:rFonts w:hint="eastAsia" w:ascii="宋体" w:hAnsi="宋体" w:eastAsia="宋体" w:cs="宋体"/>
               <w:szCs w:val="24"/>
             </w:rPr>
             <w:fldChar w:fldCharType="end"/>
@@ -2233,28 +2262,28 @@
         </w:p>
         <w:p>
           <w:pPr>
-            <w:pStyle w:val="TOC3"/>
+            <w:pStyle w:val="13"/>
             <w:tabs>
               <w:tab w:val="right" w:leader="dot" w:pos="8306"/>
             </w:tabs>
           </w:pPr>
           <w:r>
             <w:rPr>
-              <w:rFonts w:ascii="宋体" w:eastAsia="宋体" w:hAnsi="宋体" w:cs="宋体" w:hint="eastAsia"/>
+              <w:rFonts w:hint="eastAsia" w:ascii="宋体" w:hAnsi="宋体" w:eastAsia="宋体" w:cs="宋体"/>
               <w:szCs w:val="24"/>
             </w:rPr>
             <w:fldChar w:fldCharType="begin"/>
           </w:r>
           <w:r>
             <w:rPr>
-              <w:rFonts w:ascii="宋体" w:eastAsia="宋体" w:hAnsi="宋体" w:cs="宋体" w:hint="eastAsia"/>
+              <w:rFonts w:hint="eastAsia" w:ascii="宋体" w:hAnsi="宋体" w:eastAsia="宋体" w:cs="宋体"/>
               <w:szCs w:val="24"/>
             </w:rPr>
             <w:instrText xml:space="preserve"> HYPERLINK \l _Toc25111 </w:instrText>
           </w:r>
           <w:r>
             <w:rPr>
-              <w:rFonts w:ascii="宋体" w:eastAsia="宋体" w:hAnsi="宋体" w:cs="宋体" w:hint="eastAsia"/>
+              <w:rFonts w:hint="eastAsia" w:ascii="宋体" w:hAnsi="宋体" w:eastAsia="宋体" w:cs="宋体"/>
               <w:szCs w:val="24"/>
             </w:rPr>
             <w:fldChar w:fldCharType="separate"/>
@@ -2288,7 +2317,7 @@
           </w:r>
           <w:r>
             <w:rPr>
-              <w:rFonts w:ascii="宋体" w:eastAsia="宋体" w:hAnsi="宋体" w:cs="宋体" w:hint="eastAsia"/>
+              <w:rFonts w:hint="eastAsia" w:ascii="宋体" w:hAnsi="宋体" w:eastAsia="宋体" w:cs="宋体"/>
               <w:szCs w:val="24"/>
             </w:rPr>
             <w:fldChar w:fldCharType="end"/>
@@ -2296,28 +2325,28 @@
         </w:p>
         <w:p>
           <w:pPr>
-            <w:pStyle w:val="TOC3"/>
+            <w:pStyle w:val="13"/>
             <w:tabs>
               <w:tab w:val="right" w:leader="dot" w:pos="8306"/>
             </w:tabs>
           </w:pPr>
           <w:r>
             <w:rPr>
-              <w:rFonts w:ascii="宋体" w:eastAsia="宋体" w:hAnsi="宋体" w:cs="宋体" w:hint="eastAsia"/>
+              <w:rFonts w:hint="eastAsia" w:ascii="宋体" w:hAnsi="宋体" w:eastAsia="宋体" w:cs="宋体"/>
               <w:szCs w:val="24"/>
             </w:rPr>
             <w:fldChar w:fldCharType="begin"/>
           </w:r>
           <w:r>
             <w:rPr>
-              <w:rFonts w:ascii="宋体" w:eastAsia="宋体" w:hAnsi="宋体" w:cs="宋体" w:hint="eastAsia"/>
+              <w:rFonts w:hint="eastAsia" w:ascii="宋体" w:hAnsi="宋体" w:eastAsia="宋体" w:cs="宋体"/>
               <w:szCs w:val="24"/>
             </w:rPr>
             <w:instrText xml:space="preserve"> HYPERLINK \l _Toc25229 </w:instrText>
           </w:r>
           <w:r>
             <w:rPr>
-              <w:rFonts w:ascii="宋体" w:eastAsia="宋体" w:hAnsi="宋体" w:cs="宋体" w:hint="eastAsia"/>
+              <w:rFonts w:hint="eastAsia" w:ascii="宋体" w:hAnsi="宋体" w:eastAsia="宋体" w:cs="宋体"/>
               <w:szCs w:val="24"/>
             </w:rPr>
             <w:fldChar w:fldCharType="separate"/>
@@ -2351,7 +2380,7 @@
           </w:r>
           <w:r>
             <w:rPr>
-              <w:rFonts w:ascii="宋体" w:eastAsia="宋体" w:hAnsi="宋体" w:cs="宋体" w:hint="eastAsia"/>
+              <w:rFonts w:hint="eastAsia" w:ascii="宋体" w:hAnsi="宋体" w:eastAsia="宋体" w:cs="宋体"/>
               <w:szCs w:val="24"/>
             </w:rPr>
             <w:fldChar w:fldCharType="end"/>
@@ -2359,28 +2388,28 @@
         </w:p>
         <w:p>
           <w:pPr>
-            <w:pStyle w:val="TOC3"/>
+            <w:pStyle w:val="13"/>
             <w:tabs>
               <w:tab w:val="right" w:leader="dot" w:pos="8306"/>
             </w:tabs>
           </w:pPr>
           <w:r>
             <w:rPr>
-              <w:rFonts w:ascii="宋体" w:eastAsia="宋体" w:hAnsi="宋体" w:cs="宋体" w:hint="eastAsia"/>
+              <w:rFonts w:hint="eastAsia" w:ascii="宋体" w:hAnsi="宋体" w:eastAsia="宋体" w:cs="宋体"/>
               <w:szCs w:val="24"/>
             </w:rPr>
             <w:fldChar w:fldCharType="begin"/>
           </w:r>
           <w:r>
             <w:rPr>
-              <w:rFonts w:ascii="宋体" w:eastAsia="宋体" w:hAnsi="宋体" w:cs="宋体" w:hint="eastAsia"/>
+              <w:rFonts w:hint="eastAsia" w:ascii="宋体" w:hAnsi="宋体" w:eastAsia="宋体" w:cs="宋体"/>
               <w:szCs w:val="24"/>
             </w:rPr>
             <w:instrText xml:space="preserve"> HYPERLINK \l _Toc4010 </w:instrText>
           </w:r>
           <w:r>
             <w:rPr>
-              <w:rFonts w:ascii="宋体" w:eastAsia="宋体" w:hAnsi="宋体" w:cs="宋体" w:hint="eastAsia"/>
+              <w:rFonts w:hint="eastAsia" w:ascii="宋体" w:hAnsi="宋体" w:eastAsia="宋体" w:cs="宋体"/>
               <w:szCs w:val="24"/>
             </w:rPr>
             <w:fldChar w:fldCharType="separate"/>
@@ -2414,7 +2443,7 @@
           </w:r>
           <w:r>
             <w:rPr>
-              <w:rFonts w:ascii="宋体" w:eastAsia="宋体" w:hAnsi="宋体" w:cs="宋体" w:hint="eastAsia"/>
+              <w:rFonts w:hint="eastAsia" w:ascii="宋体" w:hAnsi="宋体" w:eastAsia="宋体" w:cs="宋体"/>
               <w:szCs w:val="24"/>
             </w:rPr>
             <w:fldChar w:fldCharType="end"/>
@@ -2422,28 +2451,28 @@
         </w:p>
         <w:p>
           <w:pPr>
-            <w:pStyle w:val="TOC3"/>
+            <w:pStyle w:val="13"/>
             <w:tabs>
               <w:tab w:val="right" w:leader="dot" w:pos="8306"/>
             </w:tabs>
           </w:pPr>
           <w:r>
             <w:rPr>
-              <w:rFonts w:ascii="宋体" w:eastAsia="宋体" w:hAnsi="宋体" w:cs="宋体" w:hint="eastAsia"/>
+              <w:rFonts w:hint="eastAsia" w:ascii="宋体" w:hAnsi="宋体" w:eastAsia="宋体" w:cs="宋体"/>
               <w:szCs w:val="24"/>
             </w:rPr>
             <w:fldChar w:fldCharType="begin"/>
           </w:r>
           <w:r>
             <w:rPr>
-              <w:rFonts w:ascii="宋体" w:eastAsia="宋体" w:hAnsi="宋体" w:cs="宋体" w:hint="eastAsia"/>
+              <w:rFonts w:hint="eastAsia" w:ascii="宋体" w:hAnsi="宋体" w:eastAsia="宋体" w:cs="宋体"/>
               <w:szCs w:val="24"/>
             </w:rPr>
             <w:instrText xml:space="preserve"> HYPERLINK \l _Toc7183 </w:instrText>
           </w:r>
           <w:r>
             <w:rPr>
-              <w:rFonts w:ascii="宋体" w:eastAsia="宋体" w:hAnsi="宋体" w:cs="宋体" w:hint="eastAsia"/>
+              <w:rFonts w:hint="eastAsia" w:ascii="宋体" w:hAnsi="宋体" w:eastAsia="宋体" w:cs="宋体"/>
               <w:szCs w:val="24"/>
             </w:rPr>
             <w:fldChar w:fldCharType="separate"/>
@@ -2477,7 +2506,7 @@
           </w:r>
           <w:r>
             <w:rPr>
-              <w:rFonts w:ascii="宋体" w:eastAsia="宋体" w:hAnsi="宋体" w:cs="宋体" w:hint="eastAsia"/>
+              <w:rFonts w:hint="eastAsia" w:ascii="宋体" w:hAnsi="宋体" w:eastAsia="宋体" w:cs="宋体"/>
               <w:szCs w:val="24"/>
             </w:rPr>
             <w:fldChar w:fldCharType="end"/>
@@ -2485,28 +2514,28 @@
         </w:p>
         <w:p>
           <w:pPr>
-            <w:pStyle w:val="TOC3"/>
+            <w:pStyle w:val="13"/>
             <w:tabs>
               <w:tab w:val="right" w:leader="dot" w:pos="8306"/>
             </w:tabs>
           </w:pPr>
           <w:r>
             <w:rPr>
-              <w:rFonts w:ascii="宋体" w:eastAsia="宋体" w:hAnsi="宋体" w:cs="宋体" w:hint="eastAsia"/>
+              <w:rFonts w:hint="eastAsia" w:ascii="宋体" w:hAnsi="宋体" w:eastAsia="宋体" w:cs="宋体"/>
               <w:szCs w:val="24"/>
             </w:rPr>
             <w:fldChar w:fldCharType="begin"/>
           </w:r>
           <w:r>
             <w:rPr>
-              <w:rFonts w:ascii="宋体" w:eastAsia="宋体" w:hAnsi="宋体" w:cs="宋体" w:hint="eastAsia"/>
+              <w:rFonts w:hint="eastAsia" w:ascii="宋体" w:hAnsi="宋体" w:eastAsia="宋体" w:cs="宋体"/>
               <w:szCs w:val="24"/>
             </w:rPr>
             <w:instrText xml:space="preserve"> HYPERLINK \l _Toc7721 </w:instrText>
           </w:r>
           <w:r>
             <w:rPr>
-              <w:rFonts w:ascii="宋体" w:eastAsia="宋体" w:hAnsi="宋体" w:cs="宋体" w:hint="eastAsia"/>
+              <w:rFonts w:hint="eastAsia" w:ascii="宋体" w:hAnsi="宋体" w:eastAsia="宋体" w:cs="宋体"/>
               <w:szCs w:val="24"/>
             </w:rPr>
             <w:fldChar w:fldCharType="separate"/>
@@ -2540,7 +2569,7 @@
           </w:r>
           <w:r>
             <w:rPr>
-              <w:rFonts w:ascii="宋体" w:eastAsia="宋体" w:hAnsi="宋体" w:cs="宋体" w:hint="eastAsia"/>
+              <w:rFonts w:hint="eastAsia" w:ascii="宋体" w:hAnsi="宋体" w:eastAsia="宋体" w:cs="宋体"/>
               <w:szCs w:val="24"/>
             </w:rPr>
             <w:fldChar w:fldCharType="end"/>
@@ -2548,28 +2577,28 @@
         </w:p>
         <w:p>
           <w:pPr>
-            <w:pStyle w:val="TOC3"/>
+            <w:pStyle w:val="13"/>
             <w:tabs>
               <w:tab w:val="right" w:leader="dot" w:pos="8306"/>
             </w:tabs>
           </w:pPr>
           <w:r>
             <w:rPr>
-              <w:rFonts w:ascii="宋体" w:eastAsia="宋体" w:hAnsi="宋体" w:cs="宋体" w:hint="eastAsia"/>
+              <w:rFonts w:hint="eastAsia" w:ascii="宋体" w:hAnsi="宋体" w:eastAsia="宋体" w:cs="宋体"/>
               <w:szCs w:val="24"/>
             </w:rPr>
             <w:fldChar w:fldCharType="begin"/>
           </w:r>
           <w:r>
             <w:rPr>
-              <w:rFonts w:ascii="宋体" w:eastAsia="宋体" w:hAnsi="宋体" w:cs="宋体" w:hint="eastAsia"/>
+              <w:rFonts w:hint="eastAsia" w:ascii="宋体" w:hAnsi="宋体" w:eastAsia="宋体" w:cs="宋体"/>
               <w:szCs w:val="24"/>
             </w:rPr>
             <w:instrText xml:space="preserve"> HYPERLINK \l _Toc15007 </w:instrText>
           </w:r>
           <w:r>
             <w:rPr>
-              <w:rFonts w:ascii="宋体" w:eastAsia="宋体" w:hAnsi="宋体" w:cs="宋体" w:hint="eastAsia"/>
+              <w:rFonts w:hint="eastAsia" w:ascii="宋体" w:hAnsi="宋体" w:eastAsia="宋体" w:cs="宋体"/>
               <w:szCs w:val="24"/>
             </w:rPr>
             <w:fldChar w:fldCharType="separate"/>
@@ -2603,7 +2632,7 @@
           </w:r>
           <w:r>
             <w:rPr>
-              <w:rFonts w:ascii="宋体" w:eastAsia="宋体" w:hAnsi="宋体" w:cs="宋体" w:hint="eastAsia"/>
+              <w:rFonts w:hint="eastAsia" w:ascii="宋体" w:hAnsi="宋体" w:eastAsia="宋体" w:cs="宋体"/>
               <w:szCs w:val="24"/>
             </w:rPr>
             <w:fldChar w:fldCharType="end"/>
@@ -2611,28 +2640,28 @@
         </w:p>
         <w:p>
           <w:pPr>
-            <w:pStyle w:val="TOC2"/>
+            <w:pStyle w:val="17"/>
             <w:tabs>
               <w:tab w:val="right" w:leader="dot" w:pos="8306"/>
             </w:tabs>
           </w:pPr>
           <w:r>
             <w:rPr>
-              <w:rFonts w:ascii="宋体" w:eastAsia="宋体" w:hAnsi="宋体" w:cs="宋体" w:hint="eastAsia"/>
+              <w:rFonts w:hint="eastAsia" w:ascii="宋体" w:hAnsi="宋体" w:eastAsia="宋体" w:cs="宋体"/>
               <w:szCs w:val="24"/>
             </w:rPr>
             <w:fldChar w:fldCharType="begin"/>
           </w:r>
           <w:r>
             <w:rPr>
-              <w:rFonts w:ascii="宋体" w:eastAsia="宋体" w:hAnsi="宋体" w:cs="宋体" w:hint="eastAsia"/>
+              <w:rFonts w:hint="eastAsia" w:ascii="宋体" w:hAnsi="宋体" w:eastAsia="宋体" w:cs="宋体"/>
               <w:szCs w:val="24"/>
             </w:rPr>
             <w:instrText xml:space="preserve"> HYPERLINK \l _Toc29405 </w:instrText>
           </w:r>
           <w:r>
             <w:rPr>
-              <w:rFonts w:ascii="宋体" w:eastAsia="宋体" w:hAnsi="宋体" w:cs="宋体" w:hint="eastAsia"/>
+              <w:rFonts w:hint="eastAsia" w:ascii="宋体" w:hAnsi="宋体" w:eastAsia="宋体" w:cs="宋体"/>
               <w:szCs w:val="24"/>
             </w:rPr>
             <w:fldChar w:fldCharType="separate"/>
@@ -2671,7 +2700,7 @@
           </w:r>
           <w:r>
             <w:rPr>
-              <w:rFonts w:ascii="宋体" w:eastAsia="宋体" w:hAnsi="宋体" w:cs="宋体" w:hint="eastAsia"/>
+              <w:rFonts w:hint="eastAsia" w:ascii="宋体" w:hAnsi="宋体" w:eastAsia="宋体" w:cs="宋体"/>
               <w:szCs w:val="24"/>
             </w:rPr>
             <w:fldChar w:fldCharType="end"/>
@@ -2679,28 +2708,28 @@
         </w:p>
         <w:p>
           <w:pPr>
-            <w:pStyle w:val="TOC3"/>
+            <w:pStyle w:val="13"/>
             <w:tabs>
               <w:tab w:val="right" w:leader="dot" w:pos="8306"/>
             </w:tabs>
           </w:pPr>
           <w:r>
             <w:rPr>
-              <w:rFonts w:ascii="宋体" w:eastAsia="宋体" w:hAnsi="宋体" w:cs="宋体" w:hint="eastAsia"/>
+              <w:rFonts w:hint="eastAsia" w:ascii="宋体" w:hAnsi="宋体" w:eastAsia="宋体" w:cs="宋体"/>
               <w:szCs w:val="24"/>
             </w:rPr>
             <w:fldChar w:fldCharType="begin"/>
           </w:r>
           <w:r>
             <w:rPr>
-              <w:rFonts w:ascii="宋体" w:eastAsia="宋体" w:hAnsi="宋体" w:cs="宋体" w:hint="eastAsia"/>
+              <w:rFonts w:hint="eastAsia" w:ascii="宋体" w:hAnsi="宋体" w:eastAsia="宋体" w:cs="宋体"/>
               <w:szCs w:val="24"/>
             </w:rPr>
             <w:instrText xml:space="preserve"> HYPERLINK \l _Toc32621 </w:instrText>
           </w:r>
           <w:r>
             <w:rPr>
-              <w:rFonts w:ascii="宋体" w:eastAsia="宋体" w:hAnsi="宋体" w:cs="宋体" w:hint="eastAsia"/>
+              <w:rFonts w:hint="eastAsia" w:ascii="宋体" w:hAnsi="宋体" w:eastAsia="宋体" w:cs="宋体"/>
               <w:szCs w:val="24"/>
             </w:rPr>
             <w:fldChar w:fldCharType="separate"/>
@@ -2734,7 +2763,7 @@
           </w:r>
           <w:r>
             <w:rPr>
-              <w:rFonts w:ascii="宋体" w:eastAsia="宋体" w:hAnsi="宋体" w:cs="宋体" w:hint="eastAsia"/>
+              <w:rFonts w:hint="eastAsia" w:ascii="宋体" w:hAnsi="宋体" w:eastAsia="宋体" w:cs="宋体"/>
               <w:szCs w:val="24"/>
             </w:rPr>
             <w:fldChar w:fldCharType="end"/>
@@ -2742,28 +2771,28 @@
         </w:p>
         <w:p>
           <w:pPr>
-            <w:pStyle w:val="TOC3"/>
+            <w:pStyle w:val="13"/>
             <w:tabs>
               <w:tab w:val="right" w:leader="dot" w:pos="8306"/>
             </w:tabs>
           </w:pPr>
           <w:r>
             <w:rPr>
-              <w:rFonts w:ascii="宋体" w:eastAsia="宋体" w:hAnsi="宋体" w:cs="宋体" w:hint="eastAsia"/>
+              <w:rFonts w:hint="eastAsia" w:ascii="宋体" w:hAnsi="宋体" w:eastAsia="宋体" w:cs="宋体"/>
               <w:szCs w:val="24"/>
             </w:rPr>
             <w:fldChar w:fldCharType="begin"/>
           </w:r>
           <w:r>
             <w:rPr>
-              <w:rFonts w:ascii="宋体" w:eastAsia="宋体" w:hAnsi="宋体" w:cs="宋体" w:hint="eastAsia"/>
+              <w:rFonts w:hint="eastAsia" w:ascii="宋体" w:hAnsi="宋体" w:eastAsia="宋体" w:cs="宋体"/>
               <w:szCs w:val="24"/>
             </w:rPr>
             <w:instrText xml:space="preserve"> HYPERLINK \l _Toc24398 </w:instrText>
           </w:r>
           <w:r>
             <w:rPr>
-              <w:rFonts w:ascii="宋体" w:eastAsia="宋体" w:hAnsi="宋体" w:cs="宋体" w:hint="eastAsia"/>
+              <w:rFonts w:hint="eastAsia" w:ascii="宋体" w:hAnsi="宋体" w:eastAsia="宋体" w:cs="宋体"/>
               <w:szCs w:val="24"/>
             </w:rPr>
             <w:fldChar w:fldCharType="separate"/>
@@ -2797,7 +2826,7 @@
           </w:r>
           <w:r>
             <w:rPr>
-              <w:rFonts w:ascii="宋体" w:eastAsia="宋体" w:hAnsi="宋体" w:cs="宋体" w:hint="eastAsia"/>
+              <w:rFonts w:hint="eastAsia" w:ascii="宋体" w:hAnsi="宋体" w:eastAsia="宋体" w:cs="宋体"/>
               <w:szCs w:val="24"/>
             </w:rPr>
             <w:fldChar w:fldCharType="end"/>
@@ -2805,28 +2834,28 @@
         </w:p>
         <w:p>
           <w:pPr>
-            <w:pStyle w:val="TOC3"/>
+            <w:pStyle w:val="13"/>
             <w:tabs>
               <w:tab w:val="right" w:leader="dot" w:pos="8306"/>
             </w:tabs>
           </w:pPr>
           <w:r>
             <w:rPr>
-              <w:rFonts w:ascii="宋体" w:eastAsia="宋体" w:hAnsi="宋体" w:cs="宋体" w:hint="eastAsia"/>
+              <w:rFonts w:hint="eastAsia" w:ascii="宋体" w:hAnsi="宋体" w:eastAsia="宋体" w:cs="宋体"/>
               <w:szCs w:val="24"/>
             </w:rPr>
             <w:fldChar w:fldCharType="begin"/>
           </w:r>
           <w:r>
             <w:rPr>
-              <w:rFonts w:ascii="宋体" w:eastAsia="宋体" w:hAnsi="宋体" w:cs="宋体" w:hint="eastAsia"/>
+              <w:rFonts w:hint="eastAsia" w:ascii="宋体" w:hAnsi="宋体" w:eastAsia="宋体" w:cs="宋体"/>
               <w:szCs w:val="24"/>
             </w:rPr>
             <w:instrText xml:space="preserve"> HYPERLINK \l _Toc32428 </w:instrText>
           </w:r>
           <w:r>
             <w:rPr>
-              <w:rFonts w:ascii="宋体" w:eastAsia="宋体" w:hAnsi="宋体" w:cs="宋体" w:hint="eastAsia"/>
+              <w:rFonts w:hint="eastAsia" w:ascii="宋体" w:hAnsi="宋体" w:eastAsia="宋体" w:cs="宋体"/>
               <w:szCs w:val="24"/>
             </w:rPr>
             <w:fldChar w:fldCharType="separate"/>
@@ -2860,7 +2889,7 @@
           </w:r>
           <w:r>
             <w:rPr>
-              <w:rFonts w:ascii="宋体" w:eastAsia="宋体" w:hAnsi="宋体" w:cs="宋体" w:hint="eastAsia"/>
+              <w:rFonts w:hint="eastAsia" w:ascii="宋体" w:hAnsi="宋体" w:eastAsia="宋体" w:cs="宋体"/>
               <w:szCs w:val="24"/>
             </w:rPr>
             <w:fldChar w:fldCharType="end"/>
@@ -2868,28 +2897,28 @@
         </w:p>
         <w:p>
           <w:pPr>
-            <w:pStyle w:val="TOC3"/>
+            <w:pStyle w:val="13"/>
             <w:tabs>
               <w:tab w:val="right" w:leader="dot" w:pos="8306"/>
             </w:tabs>
           </w:pPr>
           <w:r>
             <w:rPr>
-              <w:rFonts w:ascii="宋体" w:eastAsia="宋体" w:hAnsi="宋体" w:cs="宋体" w:hint="eastAsia"/>
+              <w:rFonts w:hint="eastAsia" w:ascii="宋体" w:hAnsi="宋体" w:eastAsia="宋体" w:cs="宋体"/>
               <w:szCs w:val="24"/>
             </w:rPr>
             <w:fldChar w:fldCharType="begin"/>
           </w:r>
           <w:r>
             <w:rPr>
-              <w:rFonts w:ascii="宋体" w:eastAsia="宋体" w:hAnsi="宋体" w:cs="宋体" w:hint="eastAsia"/>
+              <w:rFonts w:hint="eastAsia" w:ascii="宋体" w:hAnsi="宋体" w:eastAsia="宋体" w:cs="宋体"/>
               <w:szCs w:val="24"/>
             </w:rPr>
             <w:instrText xml:space="preserve"> HYPERLINK \l _Toc13443 </w:instrText>
           </w:r>
           <w:r>
             <w:rPr>
-              <w:rFonts w:ascii="宋体" w:eastAsia="宋体" w:hAnsi="宋体" w:cs="宋体" w:hint="eastAsia"/>
+              <w:rFonts w:hint="eastAsia" w:ascii="宋体" w:hAnsi="宋体" w:eastAsia="宋体" w:cs="宋体"/>
               <w:szCs w:val="24"/>
             </w:rPr>
             <w:fldChar w:fldCharType="separate"/>
@@ -2923,7 +2952,7 @@
           </w:r>
           <w:r>
             <w:rPr>
-              <w:rFonts w:ascii="宋体" w:eastAsia="宋体" w:hAnsi="宋体" w:cs="宋体" w:hint="eastAsia"/>
+              <w:rFonts w:hint="eastAsia" w:ascii="宋体" w:hAnsi="宋体" w:eastAsia="宋体" w:cs="宋体"/>
               <w:szCs w:val="24"/>
             </w:rPr>
             <w:fldChar w:fldCharType="end"/>
@@ -2931,28 +2960,28 @@
         </w:p>
         <w:p>
           <w:pPr>
-            <w:pStyle w:val="TOC2"/>
+            <w:pStyle w:val="17"/>
             <w:tabs>
               <w:tab w:val="right" w:leader="dot" w:pos="8306"/>
             </w:tabs>
           </w:pPr>
           <w:r>
             <w:rPr>
-              <w:rFonts w:ascii="宋体" w:eastAsia="宋体" w:hAnsi="宋体" w:cs="宋体" w:hint="eastAsia"/>
+              <w:rFonts w:hint="eastAsia" w:ascii="宋体" w:hAnsi="宋体" w:eastAsia="宋体" w:cs="宋体"/>
               <w:szCs w:val="24"/>
             </w:rPr>
             <w:fldChar w:fldCharType="begin"/>
           </w:r>
           <w:r>
             <w:rPr>
-              <w:rFonts w:ascii="宋体" w:eastAsia="宋体" w:hAnsi="宋体" w:cs="宋体" w:hint="eastAsia"/>
+              <w:rFonts w:hint="eastAsia" w:ascii="宋体" w:hAnsi="宋体" w:eastAsia="宋体" w:cs="宋体"/>
               <w:szCs w:val="24"/>
             </w:rPr>
             <w:instrText xml:space="preserve"> HYPERLINK \l _Toc9306 </w:instrText>
           </w:r>
           <w:r>
             <w:rPr>
-              <w:rFonts w:ascii="宋体" w:eastAsia="宋体" w:hAnsi="宋体" w:cs="宋体" w:hint="eastAsia"/>
+              <w:rFonts w:hint="eastAsia" w:ascii="宋体" w:hAnsi="宋体" w:eastAsia="宋体" w:cs="宋体"/>
               <w:szCs w:val="24"/>
             </w:rPr>
             <w:fldChar w:fldCharType="separate"/>
@@ -2991,7 +3020,7 @@
           </w:r>
           <w:r>
             <w:rPr>
-              <w:rFonts w:ascii="宋体" w:eastAsia="宋体" w:hAnsi="宋体" w:cs="宋体" w:hint="eastAsia"/>
+              <w:rFonts w:hint="eastAsia" w:ascii="宋体" w:hAnsi="宋体" w:eastAsia="宋体" w:cs="宋体"/>
               <w:szCs w:val="24"/>
             </w:rPr>
             <w:fldChar w:fldCharType="end"/>
@@ -2999,42 +3028,42 @@
         </w:p>
         <w:p>
           <w:pPr>
-            <w:pStyle w:val="TOC1"/>
+            <w:pStyle w:val="16"/>
             <w:tabs>
               <w:tab w:val="right" w:leader="dot" w:pos="8306"/>
             </w:tabs>
           </w:pPr>
           <w:r>
             <w:rPr>
-              <w:rFonts w:ascii="宋体" w:eastAsia="宋体" w:hAnsi="宋体" w:cs="宋体" w:hint="eastAsia"/>
+              <w:rFonts w:hint="eastAsia" w:ascii="宋体" w:hAnsi="宋体" w:eastAsia="宋体" w:cs="宋体"/>
               <w:szCs w:val="24"/>
             </w:rPr>
             <w:fldChar w:fldCharType="begin"/>
           </w:r>
           <w:r>
             <w:rPr>
-              <w:rFonts w:ascii="宋体" w:eastAsia="宋体" w:hAnsi="宋体" w:cs="宋体" w:hint="eastAsia"/>
+              <w:rFonts w:hint="eastAsia" w:ascii="宋体" w:hAnsi="宋体" w:eastAsia="宋体" w:cs="宋体"/>
               <w:szCs w:val="24"/>
             </w:rPr>
             <w:instrText xml:space="preserve"> HYPERLINK \l _Toc31025 </w:instrText>
           </w:r>
           <w:r>
             <w:rPr>
-              <w:rFonts w:ascii="宋体" w:eastAsia="宋体" w:hAnsi="宋体" w:cs="宋体" w:hint="eastAsia"/>
+              <w:rFonts w:hint="eastAsia" w:ascii="宋体" w:hAnsi="宋体" w:eastAsia="宋体" w:cs="宋体"/>
               <w:szCs w:val="24"/>
             </w:rPr>
             <w:fldChar w:fldCharType="separate"/>
           </w:r>
           <w:r>
             <w:rPr>
-              <w:rFonts w:eastAsia="宋体" w:hint="default"/>
+              <w:rFonts w:hint="default" w:eastAsia="宋体"/>
               <w:lang w:val="en-US" w:eastAsia="zh-CN"/>
             </w:rPr>
             <w:t xml:space="preserve">6. </w:t>
           </w:r>
           <w:r>
             <w:rPr>
-              <w:rFonts w:eastAsia="宋体" w:hint="eastAsia"/>
+              <w:rFonts w:hint="eastAsia" w:eastAsia="宋体"/>
               <w:lang w:val="en-US" w:eastAsia="zh-CN"/>
             </w:rPr>
             <w:t>附则</w:t>
@@ -3059,7 +3088,7 @@
           </w:r>
           <w:r>
             <w:rPr>
-              <w:rFonts w:ascii="宋体" w:eastAsia="宋体" w:hAnsi="宋体" w:cs="宋体" w:hint="eastAsia"/>
+              <w:rFonts w:hint="eastAsia" w:ascii="宋体" w:hAnsi="宋体" w:eastAsia="宋体" w:cs="宋体"/>
               <w:szCs w:val="24"/>
             </w:rPr>
             <w:fldChar w:fldCharType="end"/>
@@ -3067,28 +3096,28 @@
         </w:p>
         <w:p>
           <w:pPr>
-            <w:pStyle w:val="TOC1"/>
+            <w:pStyle w:val="16"/>
             <w:tabs>
               <w:tab w:val="right" w:leader="dot" w:pos="8306"/>
             </w:tabs>
           </w:pPr>
           <w:r>
             <w:rPr>
-              <w:rFonts w:ascii="宋体" w:eastAsia="宋体" w:hAnsi="宋体" w:cs="宋体" w:hint="eastAsia"/>
+              <w:rFonts w:hint="eastAsia" w:ascii="宋体" w:hAnsi="宋体" w:eastAsia="宋体" w:cs="宋体"/>
               <w:szCs w:val="24"/>
             </w:rPr>
             <w:fldChar w:fldCharType="begin"/>
           </w:r>
           <w:r>
             <w:rPr>
-              <w:rFonts w:ascii="宋体" w:eastAsia="宋体" w:hAnsi="宋体" w:cs="宋体" w:hint="eastAsia"/>
+              <w:rFonts w:hint="eastAsia" w:ascii="宋体" w:hAnsi="宋体" w:eastAsia="宋体" w:cs="宋体"/>
               <w:szCs w:val="24"/>
             </w:rPr>
             <w:instrText xml:space="preserve"> HYPERLINK \l _Toc17475 </w:instrText>
           </w:r>
           <w:r>
             <w:rPr>
-              <w:rFonts w:ascii="宋体" w:eastAsia="宋体" w:hAnsi="宋体" w:cs="宋体" w:hint="eastAsia"/>
+              <w:rFonts w:hint="eastAsia" w:ascii="宋体" w:hAnsi="宋体" w:eastAsia="宋体" w:cs="宋体"/>
               <w:szCs w:val="24"/>
             </w:rPr>
             <w:fldChar w:fldCharType="separate"/>
@@ -3127,7 +3156,7 @@
           </w:r>
           <w:r>
             <w:rPr>
-              <w:rFonts w:ascii="宋体" w:eastAsia="宋体" w:hAnsi="宋体" w:cs="宋体" w:hint="eastAsia"/>
+              <w:rFonts w:hint="eastAsia" w:ascii="宋体" w:hAnsi="宋体" w:eastAsia="宋体" w:cs="宋体"/>
               <w:szCs w:val="24"/>
             </w:rPr>
             <w:fldChar w:fldCharType="end"/>
@@ -3135,7 +3164,7 @@
         </w:p>
         <w:p>
           <w:pPr>
-            <w:pStyle w:val="TOC1"/>
+            <w:pStyle w:val="16"/>
             <w:keepNext w:val="0"/>
             <w:keepLines w:val="0"/>
             <w:pageBreakBefore w:val="0"/>
@@ -3157,21 +3186,21 @@
           </w:pPr>
           <w:r>
             <w:rPr>
-              <w:rFonts w:ascii="宋体" w:eastAsia="宋体" w:hAnsi="宋体" w:cs="宋体" w:hint="eastAsia"/>
+              <w:rFonts w:hint="eastAsia" w:ascii="宋体" w:hAnsi="宋体" w:eastAsia="宋体" w:cs="宋体"/>
               <w:szCs w:val="24"/>
             </w:rPr>
             <w:fldChar w:fldCharType="begin"/>
           </w:r>
           <w:r>
             <w:rPr>
-              <w:rFonts w:ascii="宋体" w:eastAsia="宋体" w:hAnsi="宋体" w:cs="宋体" w:hint="eastAsia"/>
+              <w:rFonts w:hint="eastAsia" w:ascii="宋体" w:hAnsi="宋体" w:eastAsia="宋体" w:cs="宋体"/>
               <w:szCs w:val="24"/>
             </w:rPr>
             <w:instrText xml:space="preserve"> HYPERLINK \l _Toc8761 </w:instrText>
           </w:r>
           <w:r>
             <w:rPr>
-              <w:rFonts w:ascii="宋体" w:eastAsia="宋体" w:hAnsi="宋体" w:cs="宋体" w:hint="eastAsia"/>
+              <w:rFonts w:hint="eastAsia" w:ascii="宋体" w:hAnsi="宋体" w:eastAsia="宋体" w:cs="宋体"/>
               <w:szCs w:val="24"/>
             </w:rPr>
             <w:fldChar w:fldCharType="separate"/>
@@ -3210,7 +3239,7 @@
           </w:r>
           <w:r>
             <w:rPr>
-              <w:rFonts w:ascii="宋体" w:eastAsia="宋体" w:hAnsi="宋体" w:cs="宋体" w:hint="eastAsia"/>
+              <w:rFonts w:hint="eastAsia" w:ascii="宋体" w:hAnsi="宋体" w:eastAsia="宋体" w:cs="宋体"/>
               <w:szCs w:val="24"/>
             </w:rPr>
             <w:fldChar w:fldCharType="end"/>
@@ -3220,7 +3249,7 @@
           <w:pPr>
             <w:bidi w:val="0"/>
             <w:rPr>
-              <w:rFonts w:ascii="宋体" w:eastAsia="宋体" w:hAnsi="宋体" w:cs="宋体" w:hint="eastAsia"/>
+              <w:rFonts w:hint="eastAsia" w:ascii="宋体" w:hAnsi="宋体" w:eastAsia="宋体" w:cs="宋体"/>
               <w:snapToGrid w:val="0"/>
               <w:color w:val="000000"/>
               <w:kern w:val="0"/>
@@ -3231,7 +3260,7 @@
           </w:pPr>
           <w:r>
             <w:rPr>
-              <w:rFonts w:ascii="宋体" w:eastAsia="宋体" w:hAnsi="宋体" w:cs="宋体" w:hint="eastAsia"/>
+              <w:rFonts w:hint="eastAsia" w:ascii="宋体" w:hAnsi="宋体" w:eastAsia="宋体" w:cs="宋体"/>
               <w:szCs w:val="24"/>
             </w:rPr>
             <w:fldChar w:fldCharType="end"/>
@@ -3241,52 +3270,52 @@
     </w:sdt>
     <w:p>
       <w:pPr>
-        <w:pStyle w:val="1"/>
-        <w:bidi w:val="0"/>
-      </w:pPr>
-      <w:bookmarkStart w:id="3" w:name="_Toc2040"/>
+        <w:pStyle w:val="29"/>
+        <w:bidi w:val="0"/>
+      </w:pPr>
+      <w:bookmarkStart w:id="2" w:name="_Toc2040"/>
       <w:r>
         <w:t>目的</w:t>
       </w:r>
+      <w:bookmarkEnd w:id="2"/>
+    </w:p>
+    <w:p>
+      <w:pPr>
+        <w:pStyle w:val="30"/>
+        <w:bidi w:val="0"/>
+      </w:pPr>
+      <w:r>
+        <w:t>为规范公司软件开发流程，提升研发质量与项目成功率，特制定本管理制度。本制度旨在确保软件开发活动紧密围绕市场与业务目标开展，涵盖软件产品开发、工具与平台建设、技术问题识别与解决等方面，以实现高效、可控、可持续的研发管理。</w:t>
+      </w:r>
+    </w:p>
+    <w:p>
+      <w:pPr>
+        <w:pStyle w:val="29"/>
+        <w:bidi w:val="0"/>
+        <w:rPr>
+          <w:rFonts w:hint="eastAsia"/>
+          <w:lang w:val="en-US" w:eastAsia="zh-CN"/>
+        </w:rPr>
+      </w:pPr>
+      <w:bookmarkStart w:id="3" w:name="_Toc9039"/>
+      <w:r>
+        <w:rPr>
+          <w:rFonts w:hint="eastAsia"/>
+          <w:lang w:val="en-US" w:eastAsia="zh-CN"/>
+        </w:rPr>
+        <w:t>原则</w:t>
+      </w:r>
       <w:bookmarkEnd w:id="3"/>
     </w:p>
     <w:p>
       <w:pPr>
-        <w:pStyle w:val="a1"/>
-        <w:bidi w:val="0"/>
-      </w:pPr>
-      <w:r>
-        <w:t>为规范公司软件开发流程，提升研发质量与项目成功率，特制定本管理制度。本制度旨在确保软件开发活动紧密围绕市场与业务目标开展，涵盖软件产品开发、工具与平台建设、技术问题识别与解决等方面，以实现高效、可控、可持续的研发管理。</w:t>
-      </w:r>
-    </w:p>
-    <w:p>
-      <w:pPr>
-        <w:pStyle w:val="1"/>
-        <w:bidi w:val="0"/>
-        <w:rPr>
-          <w:rFonts w:hint="eastAsia"/>
-          <w:lang w:val="en-US" w:eastAsia="zh-CN"/>
-        </w:rPr>
-      </w:pPr>
-      <w:bookmarkStart w:id="4" w:name="_Toc9039"/>
-      <w:r>
-        <w:rPr>
-          <w:rFonts w:hint="eastAsia"/>
-          <w:lang w:val="en-US" w:eastAsia="zh-CN"/>
-        </w:rPr>
-        <w:t>原则</w:t>
-      </w:r>
-      <w:bookmarkEnd w:id="4"/>
-    </w:p>
-    <w:p>
-      <w:pPr>
-        <w:pStyle w:val="a1"/>
+        <w:pStyle w:val="30"/>
         <w:numPr>
           <w:ilvl w:val="0"/>
           <w:numId w:val="2"/>
         </w:numPr>
         <w:bidi w:val="0"/>
-        <w:ind w:left="425" w:hanging="425" w:leftChars="0" w:firstLineChars="0"/>
+        <w:ind w:left="425" w:leftChars="0" w:hanging="425" w:firstLineChars="0"/>
         <w:rPr>
           <w:rFonts w:hint="eastAsia"/>
           <w:lang w:val="en-US" w:eastAsia="zh-CN"/>
@@ -3302,7 +3331,7 @@
     </w:p>
     <w:p>
       <w:pPr>
-        <w:pStyle w:val="a1"/>
+        <w:pStyle w:val="30"/>
         <w:bidi w:val="0"/>
         <w:rPr>
           <w:rFonts w:hint="eastAsia"/>
@@ -3319,13 +3348,13 @@
     </w:p>
     <w:p>
       <w:pPr>
-        <w:pStyle w:val="a1"/>
+        <w:pStyle w:val="30"/>
         <w:numPr>
           <w:ilvl w:val="0"/>
           <w:numId w:val="2"/>
         </w:numPr>
         <w:bidi w:val="0"/>
-        <w:ind w:left="425" w:hanging="425" w:leftChars="0" w:firstLineChars="0"/>
+        <w:ind w:left="425" w:leftChars="0" w:hanging="425" w:firstLineChars="0"/>
         <w:rPr>
           <w:rFonts w:hint="eastAsia"/>
           <w:lang w:val="en-US" w:eastAsia="zh-CN"/>
@@ -3341,7 +3370,7 @@
     </w:p>
     <w:p>
       <w:pPr>
-        <w:pStyle w:val="a1"/>
+        <w:pStyle w:val="30"/>
         <w:bidi w:val="0"/>
         <w:rPr>
           <w:rFonts w:hint="eastAsia"/>
@@ -3358,13 +3387,13 @@
     </w:p>
     <w:p>
       <w:pPr>
-        <w:pStyle w:val="a1"/>
+        <w:pStyle w:val="30"/>
         <w:numPr>
           <w:ilvl w:val="0"/>
           <w:numId w:val="2"/>
         </w:numPr>
         <w:bidi w:val="0"/>
-        <w:ind w:left="425" w:hanging="425" w:leftChars="0" w:firstLineChars="0"/>
+        <w:ind w:left="425" w:leftChars="0" w:hanging="425" w:firstLineChars="0"/>
         <w:rPr>
           <w:rFonts w:hint="eastAsia"/>
           <w:lang w:val="en-US" w:eastAsia="zh-CN"/>
@@ -3380,7 +3409,7 @@
     </w:p>
     <w:p>
       <w:pPr>
-        <w:pStyle w:val="a1"/>
+        <w:pStyle w:val="30"/>
         <w:bidi w:val="0"/>
         <w:rPr>
           <w:rFonts w:hint="eastAsia"/>
@@ -3397,13 +3426,13 @@
     </w:p>
     <w:p>
       <w:pPr>
-        <w:pStyle w:val="a1"/>
+        <w:pStyle w:val="30"/>
         <w:numPr>
           <w:ilvl w:val="0"/>
           <w:numId w:val="2"/>
         </w:numPr>
         <w:bidi w:val="0"/>
-        <w:ind w:left="425" w:hanging="425" w:leftChars="0" w:firstLineChars="0"/>
+        <w:ind w:left="425" w:leftChars="0" w:hanging="425" w:firstLineChars="0"/>
         <w:rPr>
           <w:rFonts w:hint="eastAsia"/>
           <w:lang w:val="en-US" w:eastAsia="zh-CN"/>
@@ -3419,7 +3448,7 @@
     </w:p>
     <w:p>
       <w:pPr>
-        <w:pStyle w:val="a1"/>
+        <w:pStyle w:val="30"/>
         <w:bidi w:val="0"/>
         <w:rPr>
           <w:rFonts w:hint="eastAsia"/>
@@ -3436,10 +3465,10 @@
     </w:p>
     <w:p>
       <w:pPr>
-        <w:pStyle w:val="1"/>
-        <w:bidi w:val="0"/>
-      </w:pPr>
-      <w:bookmarkStart w:id="5" w:name="_Toc32680"/>
+        <w:pStyle w:val="29"/>
+        <w:bidi w:val="0"/>
+      </w:pPr>
+      <w:bookmarkStart w:id="4" w:name="_Toc32680"/>
       <w:r>
         <w:rPr>
           <w:rFonts w:hint="eastAsia"/>
@@ -3450,70 +3479,70 @@
       <w:r>
         <w:t>范围</w:t>
       </w:r>
+      <w:bookmarkEnd w:id="4"/>
+    </w:p>
+    <w:p>
+      <w:pPr>
+        <w:pStyle w:val="30"/>
+        <w:rPr>
+          <w:rFonts w:hint="default" w:eastAsia="宋体"/>
+          <w:lang w:val="en-US" w:eastAsia="zh-CN"/>
+        </w:rPr>
+      </w:pPr>
+      <w:r>
+        <w:rPr>
+          <w:rFonts w:hint="eastAsia"/>
+          <w:lang w:val="en-US" w:eastAsia="zh-CN"/>
+        </w:rPr>
+        <w:t>本制度用于指导研发部所有人员和运维技术相关研发管理过程。</w:t>
+      </w:r>
+    </w:p>
+    <w:p>
+      <w:pPr>
+        <w:pStyle w:val="29"/>
+        <w:bidi w:val="0"/>
+        <w:rPr>
+          <w:rFonts w:hint="eastAsia"/>
+          <w:lang w:val="en-US" w:eastAsia="zh-CN"/>
+        </w:rPr>
+      </w:pPr>
+      <w:bookmarkStart w:id="5" w:name="_Toc6382"/>
+      <w:r>
+        <w:rPr>
+          <w:rFonts w:hint="eastAsia"/>
+          <w:lang w:val="en-US" w:eastAsia="zh-CN"/>
+        </w:rPr>
+        <w:t>岗位职责</w:t>
+      </w:r>
       <w:bookmarkEnd w:id="5"/>
     </w:p>
     <w:p>
       <w:pPr>
-        <w:pStyle w:val="a1"/>
-        <w:rPr>
-          <w:rFonts w:eastAsia="宋体" w:hint="default"/>
-          <w:lang w:val="en-US" w:eastAsia="zh-CN"/>
-        </w:rPr>
-      </w:pPr>
+        <w:pStyle w:val="31"/>
+        <w:bidi w:val="0"/>
+        <w:rPr>
+          <w:rFonts w:hint="default"/>
+          <w:lang w:val="en-US" w:eastAsia="zh-CN"/>
+        </w:rPr>
+      </w:pPr>
+      <w:bookmarkStart w:id="6" w:name="_Toc21977"/>
       <w:r>
         <w:rPr>
           <w:rFonts w:hint="eastAsia"/>
           <w:lang w:val="en-US" w:eastAsia="zh-CN"/>
         </w:rPr>
-        <w:t>本制度用于指导研发部所有人员和运维技术相关研发管理过程。</w:t>
-      </w:r>
-    </w:p>
-    <w:p>
-      <w:pPr>
-        <w:pStyle w:val="1"/>
-        <w:bidi w:val="0"/>
-        <w:rPr>
-          <w:rFonts w:hint="eastAsia"/>
-          <w:lang w:val="en-US" w:eastAsia="zh-CN"/>
-        </w:rPr>
-      </w:pPr>
-      <w:bookmarkStart w:id="6" w:name="_Toc6382"/>
-      <w:r>
-        <w:rPr>
-          <w:rFonts w:hint="eastAsia"/>
-          <w:lang w:val="en-US" w:eastAsia="zh-CN"/>
-        </w:rPr>
-        <w:t>岗位职责</w:t>
+        <w:t>研发部</w:t>
       </w:r>
       <w:bookmarkEnd w:id="6"/>
     </w:p>
     <w:p>
       <w:pPr>
-        <w:pStyle w:val="2"/>
-        <w:bidi w:val="0"/>
-        <w:rPr>
-          <w:rFonts w:hint="default"/>
-          <w:lang w:val="en-US" w:eastAsia="zh-CN"/>
-        </w:rPr>
-      </w:pPr>
-      <w:bookmarkStart w:id="7" w:name="_Toc21977"/>
-      <w:r>
-        <w:rPr>
-          <w:rFonts w:hint="eastAsia"/>
-          <w:lang w:val="en-US" w:eastAsia="zh-CN"/>
-        </w:rPr>
-        <w:t>研发部</w:t>
-      </w:r>
-      <w:bookmarkEnd w:id="7"/>
-    </w:p>
-    <w:p>
-      <w:pPr>
-        <w:pStyle w:val="a1"/>
+        <w:pStyle w:val="30"/>
         <w:numPr>
           <w:ilvl w:val="0"/>
           <w:numId w:val="3"/>
         </w:numPr>
-        <w:ind w:left="425" w:hanging="425" w:leftChars="0" w:firstLineChars="0"/>
+        <w:ind w:left="425" w:leftChars="0" w:hanging="425" w:firstLineChars="0"/>
         <w:rPr>
           <w:rFonts w:hint="eastAsia"/>
           <w:lang w:val="en-US" w:eastAsia="zh-CN"/>
@@ -3529,12 +3558,12 @@
     </w:p>
     <w:p>
       <w:pPr>
-        <w:pStyle w:val="a1"/>
+        <w:pStyle w:val="30"/>
         <w:numPr>
           <w:ilvl w:val="0"/>
           <w:numId w:val="3"/>
         </w:numPr>
-        <w:ind w:left="425" w:hanging="425" w:leftChars="0" w:firstLineChars="0"/>
+        <w:ind w:left="425" w:leftChars="0" w:hanging="425" w:firstLineChars="0"/>
         <w:rPr>
           <w:rFonts w:hint="eastAsia"/>
           <w:lang w:val="en-US" w:eastAsia="zh-CN"/>
@@ -3550,12 +3579,12 @@
     </w:p>
     <w:p>
       <w:pPr>
-        <w:pStyle w:val="a1"/>
+        <w:pStyle w:val="30"/>
         <w:numPr>
           <w:ilvl w:val="0"/>
           <w:numId w:val="3"/>
         </w:numPr>
-        <w:ind w:left="425" w:hanging="425" w:leftChars="0" w:firstLineChars="0"/>
+        <w:ind w:left="425" w:leftChars="0" w:hanging="425" w:firstLineChars="0"/>
         <w:rPr>
           <w:rFonts w:hint="default"/>
           <w:lang w:val="en-US" w:eastAsia="zh-CN"/>
@@ -3571,12 +3600,12 @@
     </w:p>
     <w:p>
       <w:pPr>
-        <w:pStyle w:val="a1"/>
+        <w:pStyle w:val="30"/>
         <w:numPr>
           <w:ilvl w:val="0"/>
           <w:numId w:val="3"/>
         </w:numPr>
-        <w:ind w:left="425" w:hanging="425" w:leftChars="0" w:firstLineChars="0"/>
+        <w:ind w:left="425" w:leftChars="0" w:hanging="425" w:firstLineChars="0"/>
         <w:rPr>
           <w:rFonts w:hint="default"/>
           <w:lang w:val="en-US" w:eastAsia="zh-CN"/>
@@ -3592,14 +3621,14 @@
     </w:p>
     <w:p>
       <w:pPr>
-        <w:pStyle w:val="2"/>
+        <w:pStyle w:val="31"/>
         <w:bidi w:val="0"/>
         <w:rPr>
           <w:rFonts w:hint="default"/>
           <w:lang w:val="en-US" w:eastAsia="zh-CN"/>
         </w:rPr>
       </w:pPr>
-      <w:bookmarkStart w:id="8" w:name="_Toc2514"/>
+      <w:bookmarkStart w:id="7" w:name="_Toc2514"/>
       <w:r>
         <w:rPr>
           <w:rFonts w:hint="eastAsia"/>
@@ -3607,16 +3636,16 @@
         </w:rPr>
         <w:t>交付部</w:t>
       </w:r>
-      <w:bookmarkEnd w:id="8"/>
-    </w:p>
-    <w:p>
-      <w:pPr>
-        <w:pStyle w:val="a1"/>
+      <w:bookmarkEnd w:id="7"/>
+    </w:p>
+    <w:p>
+      <w:pPr>
+        <w:pStyle w:val="30"/>
         <w:numPr>
           <w:ilvl w:val="0"/>
           <w:numId w:val="4"/>
         </w:numPr>
-        <w:ind w:left="425" w:hanging="425" w:leftChars="0" w:firstLineChars="0"/>
+        <w:ind w:left="425" w:leftChars="0" w:hanging="425" w:firstLineChars="0"/>
         <w:rPr>
           <w:rFonts w:hint="default"/>
           <w:lang w:val="en-US" w:eastAsia="zh-CN"/>
@@ -3632,14 +3661,14 @@
     </w:p>
     <w:p>
       <w:pPr>
-        <w:pStyle w:val="1"/>
+        <w:pStyle w:val="29"/>
         <w:bidi w:val="0"/>
         <w:rPr>
           <w:rFonts w:hint="default"/>
           <w:lang w:val="en-US" w:eastAsia="zh-CN"/>
         </w:rPr>
       </w:pPr>
-      <w:bookmarkStart w:id="9" w:name="_Toc24297"/>
+      <w:bookmarkStart w:id="8" w:name="_Toc24297"/>
       <w:r>
         <w:rPr>
           <w:rFonts w:hint="eastAsia"/>
@@ -3647,68 +3676,68 @@
         </w:rPr>
         <w:t>软件开发实施</w:t>
       </w:r>
+      <w:bookmarkEnd w:id="8"/>
+    </w:p>
+    <w:p>
+      <w:pPr>
+        <w:pStyle w:val="31"/>
+        <w:bidi w:val="0"/>
+        <w:rPr>
+          <w:rFonts w:hint="eastAsia"/>
+          <w:lang w:val="en-US" w:eastAsia="zh-CN"/>
+        </w:rPr>
+      </w:pPr>
+      <w:bookmarkStart w:id="9" w:name="_Toc14609"/>
+      <w:r>
+        <w:rPr>
+          <w:rFonts w:hint="eastAsia"/>
+          <w:lang w:val="en-US" w:eastAsia="zh-CN"/>
+        </w:rPr>
+        <w:t>研发团队建设</w:t>
+      </w:r>
       <w:bookmarkEnd w:id="9"/>
     </w:p>
     <w:p>
       <w:pPr>
-        <w:pStyle w:val="2"/>
-        <w:bidi w:val="0"/>
+        <w:pStyle w:val="30"/>
+        <w:bidi w:val="0"/>
+        <w:rPr>
+          <w:rFonts w:hint="default"/>
+          <w:lang w:val="en-US" w:eastAsia="zh-CN"/>
+        </w:rPr>
+      </w:pPr>
+      <w:r>
         <w:rPr>
           <w:rFonts w:hint="eastAsia"/>
           <w:lang w:val="en-US" w:eastAsia="zh-CN"/>
         </w:rPr>
-      </w:pPr>
-      <w:bookmarkStart w:id="10" w:name="_Toc14609"/>
+        <w:t>研发部分为决策团队和研发团队两个部门</w:t>
+      </w:r>
+    </w:p>
+    <w:p>
+      <w:pPr>
+        <w:pStyle w:val="32"/>
+        <w:bidi w:val="0"/>
+      </w:pPr>
+      <w:bookmarkStart w:id="10" w:name="_Toc22782"/>
+      <w:r>
+        <w:t>决策团队</w:t>
+      </w:r>
+      <w:bookmarkEnd w:id="10"/>
+    </w:p>
+    <w:p>
+      <w:pPr>
+        <w:pStyle w:val="30"/>
+        <w:bidi w:val="0"/>
+      </w:pPr>
+      <w:r>
+        <w:t>主要由公司总经理和</w:t>
+      </w:r>
       <w:r>
         <w:rPr>
           <w:rFonts w:hint="eastAsia"/>
           <w:lang w:val="en-US" w:eastAsia="zh-CN"/>
         </w:rPr>
-        <w:t>研发团队建设</w:t>
-      </w:r>
-      <w:bookmarkEnd w:id="10"/>
-    </w:p>
-    <w:p>
-      <w:pPr>
-        <w:pStyle w:val="a1"/>
-        <w:bidi w:val="0"/>
-        <w:rPr>
-          <w:rFonts w:hint="default"/>
-          <w:lang w:val="en-US" w:eastAsia="zh-CN"/>
-        </w:rPr>
-      </w:pPr>
-      <w:r>
-        <w:rPr>
-          <w:rFonts w:hint="eastAsia"/>
-          <w:lang w:val="en-US" w:eastAsia="zh-CN"/>
-        </w:rPr>
-        <w:t>研发部分为决策团队和研发团队两个部门</w:t>
-      </w:r>
-    </w:p>
-    <w:p>
-      <w:pPr>
-        <w:pStyle w:val="3"/>
-        <w:bidi w:val="0"/>
-      </w:pPr>
-      <w:bookmarkStart w:id="11" w:name="_Toc22782"/>
-      <w:r>
-        <w:t>决策团队</w:t>
-      </w:r>
-      <w:bookmarkEnd w:id="11"/>
-    </w:p>
-    <w:p>
-      <w:pPr>
-        <w:pStyle w:val="a1"/>
-        <w:bidi w:val="0"/>
-      </w:pPr>
-      <w:r>
-        <w:t>主要由公司总经理和</w:t>
-      </w:r>
-      <w:r>
-        <w:rPr>
-          <w:rFonts w:hint="eastAsia"/>
-          <w:lang w:val="en-US" w:eastAsia="zh-CN"/>
-        </w:rPr>
         <w:t>研发</w:t>
       </w:r>
       <w:r>
@@ -3717,13 +3746,13 @@
     </w:p>
     <w:p>
       <w:pPr>
-        <w:pStyle w:val="a1"/>
+        <w:pStyle w:val="30"/>
         <w:numPr>
           <w:ilvl w:val="0"/>
           <w:numId w:val="5"/>
         </w:numPr>
         <w:bidi w:val="0"/>
-        <w:ind w:left="425" w:hanging="425" w:leftChars="0" w:firstLineChars="0"/>
+        <w:ind w:left="425" w:leftChars="0" w:hanging="425" w:firstLineChars="0"/>
       </w:pPr>
       <w:r>
         <w:t>在年初制定公司的技术研发发展战略，制定公司的年度技术研发规划；</w:t>
@@ -3731,13 +3760,13 @@
     </w:p>
     <w:p>
       <w:pPr>
-        <w:pStyle w:val="a1"/>
+        <w:pStyle w:val="30"/>
         <w:numPr>
           <w:ilvl w:val="0"/>
           <w:numId w:val="5"/>
         </w:numPr>
         <w:bidi w:val="0"/>
-        <w:ind w:left="425" w:hanging="425" w:leftChars="0" w:firstLineChars="0"/>
+        <w:ind w:left="425" w:leftChars="0" w:hanging="425" w:firstLineChars="0"/>
       </w:pPr>
       <w:r>
         <w:t>根据实际情况对年度技术研发规划进行修正，以及对一些不在规划之内的研发做出决策。</w:t>
@@ -3745,23 +3774,23 @@
     </w:p>
     <w:p>
       <w:pPr>
-        <w:pStyle w:val="3"/>
-        <w:bidi w:val="0"/>
-      </w:pPr>
-      <w:bookmarkStart w:id="12" w:name="bookmark7"/>
+        <w:pStyle w:val="32"/>
+        <w:bidi w:val="0"/>
+      </w:pPr>
+      <w:bookmarkStart w:id="11" w:name="bookmark7"/>
+      <w:bookmarkEnd w:id="11"/>
+      <w:r>
+        <w:t xml:space="preserve"> </w:t>
+      </w:r>
+      <w:bookmarkStart w:id="12" w:name="_Toc32253"/>
+      <w:r>
+        <w:t>研发团队</w:t>
+      </w:r>
       <w:bookmarkEnd w:id="12"/>
-      <w:r>
-        <w:t xml:space="preserve"> </w:t>
-      </w:r>
-      <w:bookmarkStart w:id="13" w:name="_Toc32253"/>
-      <w:r>
-        <w:t>研发团队</w:t>
-      </w:r>
-      <w:bookmarkEnd w:id="13"/>
-    </w:p>
-    <w:p>
-      <w:pPr>
-        <w:pStyle w:val="a1"/>
+    </w:p>
+    <w:p>
+      <w:pPr>
+        <w:pStyle w:val="30"/>
         <w:bidi w:val="0"/>
       </w:pPr>
       <w:r>
@@ -3780,7 +3809,7 @@
     </w:p>
     <w:p>
       <w:pPr>
-        <w:pStyle w:val="a1"/>
+        <w:pStyle w:val="30"/>
         <w:bidi w:val="0"/>
       </w:pPr>
       <w:r>
@@ -3809,11 +3838,11 @@
     </w:p>
     <w:p>
       <w:pPr>
-        <w:pStyle w:val="a1"/>
+        <w:pStyle w:val="30"/>
         <w:bidi w:val="0"/>
         <w:jc w:val="center"/>
         <w:rPr>
-          <w:rFonts w:eastAsia="宋体" w:hint="default"/>
+          <w:rFonts w:hint="default" w:eastAsia="宋体"/>
           <w:lang w:val="en-US" w:eastAsia="zh-CN"/>
         </w:rPr>
       </w:pPr>
@@ -3911,16 +3940,16 @@
     </w:p>
     <w:tbl>
       <w:tblPr>
-        <w:tblStyle w:val="TableNormal0"/>
+        <w:tblStyle w:val="27"/>
         <w:tblW w:w="7799" w:type="dxa"/>
         <w:tblInd w:w="439" w:type="dxa"/>
         <w:tblBorders>
-          <w:top w:val="single" w:sz="4" w:space="0" w:color="000000"/>
-          <w:left w:val="single" w:sz="4" w:space="0" w:color="000000"/>
-          <w:bottom w:val="single" w:sz="4" w:space="0" w:color="000000"/>
-          <w:right w:val="single" w:sz="4" w:space="0" w:color="000000"/>
-          <w:insideH w:val="single" w:sz="4" w:space="0" w:color="000000"/>
-          <w:insideV w:val="single" w:sz="4" w:space="0" w:color="000000"/>
+          <w:top w:val="single" w:color="000000" w:sz="4" w:space="0"/>
+          <w:left w:val="single" w:color="000000" w:sz="4" w:space="0"/>
+          <w:bottom w:val="single" w:color="000000" w:sz="4" w:space="0"/>
+          <w:right w:val="single" w:color="000000" w:sz="4" w:space="0"/>
+          <w:insideH w:val="single" w:color="000000" w:sz="4" w:space="0"/>
+          <w:insideV w:val="single" w:color="000000" w:sz="4" w:space="0"/>
         </w:tblBorders>
         <w:tblLayout w:type="fixed"/>
         <w:tblCellMar>
@@ -3937,17 +3966,14 @@
       </w:tblGrid>
       <w:tr>
         <w:tblPrEx>
-          <w:tblW w:w="7799" w:type="dxa"/>
-          <w:tblInd w:w="439" w:type="dxa"/>
           <w:tblBorders>
-            <w:top w:val="single" w:sz="4" w:space="0" w:color="000000"/>
-            <w:left w:val="single" w:sz="4" w:space="0" w:color="000000"/>
-            <w:bottom w:val="single" w:sz="4" w:space="0" w:color="000000"/>
-            <w:right w:val="single" w:sz="4" w:space="0" w:color="000000"/>
-            <w:insideH w:val="single" w:sz="4" w:space="0" w:color="000000"/>
-            <w:insideV w:val="single" w:sz="4" w:space="0" w:color="000000"/>
+            <w:top w:val="single" w:color="000000" w:sz="4" w:space="0"/>
+            <w:left w:val="single" w:color="000000" w:sz="4" w:space="0"/>
+            <w:bottom w:val="single" w:color="000000" w:sz="4" w:space="0"/>
+            <w:right w:val="single" w:color="000000" w:sz="4" w:space="0"/>
+            <w:insideH w:val="single" w:color="000000" w:sz="4" w:space="0"/>
+            <w:insideV w:val="single" w:color="000000" w:sz="4" w:space="0"/>
           </w:tblBorders>
-          <w:tblLayout w:type="fixed"/>
           <w:tblCellMar>
             <w:top w:w="0" w:type="dxa"/>
             <w:left w:w="0" w:type="dxa"/>
@@ -3956,14 +3982,14 @@
           </w:tblCellMar>
         </w:tblPrEx>
         <w:trPr>
-          <w:trHeight w:val="384"/>
+          <w:trHeight w:val="384" w:hRule="atLeast"/>
         </w:trPr>
         <w:tc>
           <w:tcPr>
             <w:tcW w:w="1280" w:type="dxa"/>
             <w:tcBorders>
-              <w:bottom w:val="single" w:sz="2" w:space="0" w:color="000000"/>
-              <w:right w:val="single" w:sz="2" w:space="0" w:color="000000"/>
+              <w:bottom w:val="single" w:color="000000" w:sz="2" w:space="0"/>
+              <w:right w:val="single" w:color="000000" w:sz="2" w:space="0"/>
             </w:tcBorders>
             <w:shd w:val="clear" w:color="auto" w:fill="C0C0C0"/>
           </w:tcPr>
@@ -3972,14 +3998,14 @@
               <w:spacing w:before="86" w:line="227" w:lineRule="auto"/>
               <w:ind w:left="515"/>
               <w:rPr>
-                <w:rFonts w:ascii="宋体" w:eastAsia="宋体" w:hAnsi="宋体" w:cs="宋体"/>
+                <w:rFonts w:ascii="宋体" w:hAnsi="宋体" w:eastAsia="宋体" w:cs="宋体"/>
                 <w:sz w:val="20"/>
                 <w:szCs w:val="20"/>
               </w:rPr>
             </w:pPr>
             <w:r>
               <w:rPr>
-                <w:rFonts w:ascii="宋体" w:eastAsia="宋体" w:hAnsi="宋体" w:cs="宋体"/>
+                <w:rFonts w:ascii="宋体" w:hAnsi="宋体" w:eastAsia="宋体" w:cs="宋体"/>
                 <w:spacing w:val="3"/>
                 <w:sz w:val="20"/>
                 <w:szCs w:val="20"/>
@@ -3992,8 +4018,8 @@
           <w:tcPr>
             <w:tcW w:w="851" w:type="dxa"/>
             <w:tcBorders>
-              <w:left w:val="single" w:sz="2" w:space="0" w:color="000000"/>
-              <w:bottom w:val="single" w:sz="2" w:space="0" w:color="000000"/>
+              <w:left w:val="single" w:color="000000" w:sz="2" w:space="0"/>
+              <w:bottom w:val="single" w:color="000000" w:sz="2" w:space="0"/>
             </w:tcBorders>
             <w:shd w:val="clear" w:color="auto" w:fill="C0C0C0"/>
           </w:tcPr>
@@ -4002,14 +4028,14 @@
               <w:spacing w:before="86" w:line="228" w:lineRule="auto"/>
               <w:ind w:left="91"/>
               <w:rPr>
-                <w:rFonts w:ascii="宋体" w:eastAsia="宋体" w:hAnsi="宋体" w:cs="宋体"/>
+                <w:rFonts w:ascii="宋体" w:hAnsi="宋体" w:eastAsia="宋体" w:cs="宋体"/>
                 <w:sz w:val="20"/>
                 <w:szCs w:val="20"/>
               </w:rPr>
             </w:pPr>
             <w:r>
               <w:rPr>
-                <w:rFonts w:ascii="宋体" w:eastAsia="宋体" w:hAnsi="宋体" w:cs="宋体"/>
+                <w:rFonts w:ascii="宋体" w:hAnsi="宋体" w:eastAsia="宋体" w:cs="宋体"/>
                 <w:spacing w:val="3"/>
                 <w:sz w:val="20"/>
                 <w:szCs w:val="20"/>
@@ -4022,7 +4048,7 @@
           <w:tcPr>
             <w:tcW w:w="5668" w:type="dxa"/>
             <w:tcBorders>
-              <w:bottom w:val="single" w:sz="2" w:space="0" w:color="000000"/>
+              <w:bottom w:val="single" w:color="000000" w:sz="2" w:space="0"/>
             </w:tcBorders>
             <w:shd w:val="clear" w:color="auto" w:fill="C0C0C0"/>
           </w:tcPr>
@@ -4031,14 +4057,14 @@
               <w:spacing w:before="86" w:line="229" w:lineRule="auto"/>
               <w:ind w:left="2835"/>
               <w:rPr>
-                <w:rFonts w:ascii="宋体" w:eastAsia="宋体" w:hAnsi="宋体" w:cs="宋体"/>
+                <w:rFonts w:ascii="宋体" w:hAnsi="宋体" w:eastAsia="宋体" w:cs="宋体"/>
                 <w:sz w:val="20"/>
                 <w:szCs w:val="20"/>
               </w:rPr>
             </w:pPr>
             <w:r>
               <w:rPr>
-                <w:rFonts w:ascii="宋体" w:eastAsia="宋体" w:hAnsi="宋体" w:cs="宋体"/>
+                <w:rFonts w:ascii="宋体" w:hAnsi="宋体" w:eastAsia="宋体" w:cs="宋体"/>
                 <w:spacing w:val="4"/>
                 <w:sz w:val="20"/>
                 <w:szCs w:val="20"/>
@@ -4050,9 +4076,14 @@
       </w:tr>
       <w:tr>
         <w:tblPrEx>
-          <w:tblW w:w="7799" w:type="dxa"/>
-          <w:tblInd w:w="439" w:type="dxa"/>
-          <w:tblLayout w:type="fixed"/>
+          <w:tblBorders>
+            <w:top w:val="single" w:color="000000" w:sz="4" w:space="0"/>
+            <w:left w:val="single" w:color="000000" w:sz="4" w:space="0"/>
+            <w:bottom w:val="single" w:color="000000" w:sz="4" w:space="0"/>
+            <w:right w:val="single" w:color="000000" w:sz="4" w:space="0"/>
+            <w:insideH w:val="single" w:color="000000" w:sz="4" w:space="0"/>
+            <w:insideV w:val="single" w:color="000000" w:sz="4" w:space="0"/>
+          </w:tblBorders>
           <w:tblCellMar>
             <w:top w:w="0" w:type="dxa"/>
             <w:left w:w="0" w:type="dxa"/>
@@ -4061,14 +4092,14 @@
           </w:tblCellMar>
         </w:tblPrEx>
         <w:trPr>
-          <w:trHeight w:val="628"/>
+          <w:trHeight w:val="628" w:hRule="atLeast"/>
         </w:trPr>
         <w:tc>
           <w:tcPr>
             <w:tcW w:w="1280" w:type="dxa"/>
             <w:tcBorders>
-              <w:top w:val="single" w:sz="2" w:space="0" w:color="000000"/>
-              <w:right w:val="single" w:sz="2" w:space="0" w:color="000000"/>
+              <w:top w:val="single" w:color="000000" w:sz="2" w:space="0"/>
+              <w:right w:val="single" w:color="000000" w:sz="2" w:space="0"/>
             </w:tcBorders>
           </w:tcPr>
           <w:p>
@@ -4076,7 +4107,7 @@
               <w:spacing w:before="212" w:line="229" w:lineRule="auto"/>
               <w:ind w:left="243"/>
               <w:rPr>
-                <w:rFonts w:ascii="宋体" w:eastAsia="宋体" w:hAnsi="宋体" w:cs="宋体" w:hint="eastAsia"/>
+                <w:rFonts w:hint="eastAsia" w:ascii="宋体" w:hAnsi="宋体" w:eastAsia="宋体" w:cs="宋体"/>
                 <w:sz w:val="19"/>
                 <w:szCs w:val="19"/>
                 <w:lang w:eastAsia="zh-CN"/>
@@ -4084,7 +4115,7 @@
             </w:pPr>
             <w:r>
               <w:rPr>
-                <w:rFonts w:ascii="宋体" w:eastAsia="宋体" w:hAnsi="宋体" w:cs="宋体" w:hint="eastAsia"/>
+                <w:rFonts w:hint="eastAsia" w:ascii="宋体" w:hAnsi="宋体" w:eastAsia="宋体" w:cs="宋体"/>
                 <w:spacing w:val="7"/>
                 <w:sz w:val="19"/>
                 <w:szCs w:val="19"/>
@@ -4098,8 +4129,8 @@
           <w:tcPr>
             <w:tcW w:w="851" w:type="dxa"/>
             <w:tcBorders>
-              <w:top w:val="single" w:sz="2" w:space="0" w:color="000000"/>
-              <w:left w:val="single" w:sz="2" w:space="0" w:color="000000"/>
+              <w:top w:val="single" w:color="000000" w:sz="2" w:space="0"/>
+              <w:left w:val="single" w:color="000000" w:sz="2" w:space="0"/>
             </w:tcBorders>
           </w:tcPr>
           <w:p>
@@ -4107,14 +4138,14 @@
               <w:spacing w:before="212" w:line="232" w:lineRule="auto"/>
               <w:ind w:left="329"/>
               <w:rPr>
-                <w:rFonts w:ascii="宋体" w:eastAsia="宋体" w:hAnsi="宋体" w:cs="宋体"/>
+                <w:rFonts w:ascii="宋体" w:hAnsi="宋体" w:eastAsia="宋体" w:cs="宋体"/>
                 <w:sz w:val="19"/>
                 <w:szCs w:val="19"/>
               </w:rPr>
             </w:pPr>
             <w:r>
               <w:rPr>
-                <w:rFonts w:ascii="宋体" w:eastAsia="宋体" w:hAnsi="宋体" w:cs="宋体"/>
+                <w:rFonts w:ascii="宋体" w:hAnsi="宋体" w:eastAsia="宋体" w:cs="宋体"/>
                 <w:sz w:val="19"/>
                 <w:szCs w:val="19"/>
               </w:rPr>
@@ -4126,7 +4157,7 @@
           <w:tcPr>
             <w:tcW w:w="5668" w:type="dxa"/>
             <w:tcBorders>
-              <w:top w:val="single" w:sz="2" w:space="0" w:color="000000"/>
+              <w:top w:val="single" w:color="000000" w:sz="2" w:space="0"/>
             </w:tcBorders>
           </w:tcPr>
           <w:p>
@@ -4134,14 +4165,14 @@
               <w:spacing w:before="48" w:line="229" w:lineRule="auto"/>
               <w:ind w:left="71"/>
               <w:rPr>
-                <w:rFonts w:ascii="宋体" w:eastAsia="宋体" w:hAnsi="宋体" w:cs="宋体"/>
+                <w:rFonts w:ascii="宋体" w:hAnsi="宋体" w:eastAsia="宋体" w:cs="宋体"/>
                 <w:sz w:val="19"/>
                 <w:szCs w:val="19"/>
               </w:rPr>
             </w:pPr>
             <w:r>
               <w:rPr>
-                <w:rFonts w:ascii="宋体" w:eastAsia="宋体" w:hAnsi="宋体" w:cs="宋体"/>
+                <w:rFonts w:ascii="宋体" w:hAnsi="宋体" w:eastAsia="宋体" w:cs="宋体"/>
                 <w:position w:val="-4"/>
                 <w:sz w:val="19"/>
                 <w:szCs w:val="19"/>
@@ -4160,7 +4191,7 @@
                           <pic:cNvPicPr/>
                         </pic:nvPicPr>
                         <pic:blipFill>
-                          <a:blip xmlns:r="http://schemas.openxmlformats.org/officeDocument/2006/relationships" r:embed="rId4"/>
+                          <a:blip r:embed="rId7"/>
                           <a:stretch>
                             <a:fillRect/>
                           </a:stretch>
@@ -4182,7 +4213,7 @@
             </w:r>
             <w:r>
               <w:rPr>
-                <w:rFonts w:ascii="宋体" w:eastAsia="宋体" w:hAnsi="宋体" w:cs="宋体"/>
+                <w:rFonts w:ascii="宋体" w:hAnsi="宋体" w:eastAsia="宋体" w:cs="宋体"/>
                 <w:spacing w:val="42"/>
                 <w:sz w:val="19"/>
                 <w:szCs w:val="19"/>
@@ -4191,7 +4222,7 @@
             </w:r>
             <w:r>
               <w:rPr>
-                <w:rFonts w:ascii="宋体" w:eastAsia="宋体" w:hAnsi="宋体" w:cs="宋体"/>
+                <w:rFonts w:ascii="宋体" w:hAnsi="宋体" w:eastAsia="宋体" w:cs="宋体"/>
                 <w:spacing w:val="9"/>
                 <w:sz w:val="19"/>
                 <w:szCs w:val="19"/>
@@ -4204,14 +4235,14 @@
               <w:spacing w:before="76" w:line="229" w:lineRule="auto"/>
               <w:ind w:left="71"/>
               <w:rPr>
-                <w:rFonts w:ascii="宋体" w:eastAsia="宋体" w:hAnsi="宋体" w:cs="宋体"/>
+                <w:rFonts w:ascii="宋体" w:hAnsi="宋体" w:eastAsia="宋体" w:cs="宋体"/>
                 <w:sz w:val="19"/>
                 <w:szCs w:val="19"/>
               </w:rPr>
             </w:pPr>
             <w:r>
               <w:rPr>
-                <w:rFonts w:ascii="宋体" w:eastAsia="宋体" w:hAnsi="宋体" w:cs="宋体"/>
+                <w:rFonts w:ascii="宋体" w:hAnsi="宋体" w:eastAsia="宋体" w:cs="宋体"/>
                 <w:position w:val="-4"/>
                 <w:sz w:val="19"/>
                 <w:szCs w:val="19"/>
@@ -4230,7 +4261,7 @@
                           <pic:cNvPicPr/>
                         </pic:nvPicPr>
                         <pic:blipFill>
-                          <a:blip xmlns:r="http://schemas.openxmlformats.org/officeDocument/2006/relationships" r:embed="rId4"/>
+                          <a:blip r:embed="rId7"/>
                           <a:stretch>
                             <a:fillRect/>
                           </a:stretch>
@@ -4252,7 +4283,7 @@
             </w:r>
             <w:r>
               <w:rPr>
-                <w:rFonts w:ascii="宋体" w:eastAsia="宋体" w:hAnsi="宋体" w:cs="宋体"/>
+                <w:rFonts w:ascii="宋体" w:hAnsi="宋体" w:eastAsia="宋体" w:cs="宋体"/>
                 <w:spacing w:val="46"/>
                 <w:sz w:val="19"/>
                 <w:szCs w:val="19"/>
@@ -4261,7 +4292,7 @@
             </w:r>
             <w:r>
               <w:rPr>
-                <w:rFonts w:ascii="宋体" w:eastAsia="宋体" w:hAnsi="宋体" w:cs="宋体"/>
+                <w:rFonts w:ascii="宋体" w:hAnsi="宋体" w:eastAsia="宋体" w:cs="宋体"/>
                 <w:spacing w:val="8"/>
                 <w:sz w:val="19"/>
                 <w:szCs w:val="19"/>
@@ -4273,9 +4304,14 @@
       </w:tr>
       <w:tr>
         <w:tblPrEx>
-          <w:tblW w:w="7799" w:type="dxa"/>
-          <w:tblInd w:w="439" w:type="dxa"/>
-          <w:tblLayout w:type="fixed"/>
+          <w:tblBorders>
+            <w:top w:val="single" w:color="000000" w:sz="4" w:space="0"/>
+            <w:left w:val="single" w:color="000000" w:sz="4" w:space="0"/>
+            <w:bottom w:val="single" w:color="000000" w:sz="4" w:space="0"/>
+            <w:right w:val="single" w:color="000000" w:sz="4" w:space="0"/>
+            <w:insideH w:val="single" w:color="000000" w:sz="4" w:space="0"/>
+            <w:insideV w:val="single" w:color="000000" w:sz="4" w:space="0"/>
+          </w:tblBorders>
           <w:tblCellMar>
             <w:top w:w="0" w:type="dxa"/>
             <w:left w:w="0" w:type="dxa"/>
@@ -4284,13 +4320,13 @@
           </w:tblCellMar>
         </w:tblPrEx>
         <w:trPr>
-          <w:trHeight w:val="363"/>
+          <w:trHeight w:val="363" w:hRule="atLeast"/>
         </w:trPr>
         <w:tc>
           <w:tcPr>
             <w:tcW w:w="1280" w:type="dxa"/>
             <w:tcBorders>
-              <w:right w:val="single" w:sz="2" w:space="0" w:color="000000"/>
+              <w:right w:val="single" w:color="000000" w:sz="2" w:space="0"/>
             </w:tcBorders>
           </w:tcPr>
           <w:p>
@@ -4298,7 +4334,7 @@
               <w:spacing w:before="80" w:line="229" w:lineRule="auto"/>
               <w:ind w:left="251"/>
               <w:rPr>
-                <w:rFonts w:ascii="宋体" w:eastAsia="宋体" w:hAnsi="宋体" w:cs="宋体" w:hint="eastAsia"/>
+                <w:rFonts w:hint="eastAsia" w:ascii="宋体" w:hAnsi="宋体" w:eastAsia="宋体" w:cs="宋体"/>
                 <w:sz w:val="19"/>
                 <w:szCs w:val="19"/>
                 <w:lang w:val="en-US" w:eastAsia="zh-CN"/>
@@ -4306,7 +4342,7 @@
             </w:pPr>
             <w:r>
               <w:rPr>
-                <w:rFonts w:ascii="宋体" w:eastAsia="宋体" w:hAnsi="宋体" w:cs="宋体"/>
+                <w:rFonts w:ascii="宋体" w:hAnsi="宋体" w:eastAsia="宋体" w:cs="宋体"/>
                 <w:spacing w:val="5"/>
                 <w:sz w:val="19"/>
                 <w:szCs w:val="19"/>
@@ -4315,7 +4351,7 @@
             </w:r>
             <w:r>
               <w:rPr>
-                <w:rFonts w:ascii="宋体" w:hAnsi="宋体" w:cs="宋体" w:hint="eastAsia"/>
+                <w:rFonts w:hint="eastAsia" w:ascii="宋体" w:hAnsi="宋体" w:cs="宋体"/>
                 <w:spacing w:val="5"/>
                 <w:sz w:val="19"/>
                 <w:szCs w:val="19"/>
@@ -4329,7 +4365,7 @@
           <w:tcPr>
             <w:tcW w:w="851" w:type="dxa"/>
             <w:tcBorders>
-              <w:left w:val="single" w:sz="2" w:space="0" w:color="000000"/>
+              <w:left w:val="single" w:color="000000" w:sz="2" w:space="0"/>
             </w:tcBorders>
           </w:tcPr>
           <w:p>
@@ -4337,14 +4373,14 @@
               <w:spacing w:before="80" w:line="229" w:lineRule="auto"/>
               <w:ind w:left="332"/>
               <w:rPr>
-                <w:rFonts w:ascii="宋体" w:eastAsia="宋体" w:hAnsi="宋体" w:cs="宋体"/>
+                <w:rFonts w:ascii="宋体" w:hAnsi="宋体" w:eastAsia="宋体" w:cs="宋体"/>
                 <w:sz w:val="19"/>
                 <w:szCs w:val="19"/>
               </w:rPr>
             </w:pPr>
             <w:r>
               <w:rPr>
-                <w:rFonts w:ascii="宋体" w:eastAsia="宋体" w:hAnsi="宋体" w:cs="宋体"/>
+                <w:rFonts w:ascii="宋体" w:hAnsi="宋体" w:eastAsia="宋体" w:cs="宋体"/>
                 <w:sz w:val="19"/>
                 <w:szCs w:val="19"/>
               </w:rPr>
@@ -4361,14 +4397,14 @@
               <w:spacing w:before="73" w:line="229" w:lineRule="auto"/>
               <w:ind w:left="71"/>
               <w:rPr>
-                <w:rFonts w:ascii="宋体" w:eastAsia="宋体" w:hAnsi="宋体" w:cs="宋体"/>
+                <w:rFonts w:ascii="宋体" w:hAnsi="宋体" w:eastAsia="宋体" w:cs="宋体"/>
                 <w:sz w:val="19"/>
                 <w:szCs w:val="19"/>
               </w:rPr>
             </w:pPr>
             <w:r>
               <w:rPr>
-                <w:rFonts w:ascii="宋体" w:eastAsia="宋体" w:hAnsi="宋体" w:cs="宋体"/>
+                <w:rFonts w:ascii="宋体" w:hAnsi="宋体" w:eastAsia="宋体" w:cs="宋体"/>
                 <w:position w:val="-4"/>
                 <w:sz w:val="19"/>
                 <w:szCs w:val="19"/>
@@ -4387,7 +4423,7 @@
                           <pic:cNvPicPr/>
                         </pic:nvPicPr>
                         <pic:blipFill>
-                          <a:blip xmlns:r="http://schemas.openxmlformats.org/officeDocument/2006/relationships" r:embed="rId5"/>
+                          <a:blip r:embed="rId8"/>
                           <a:stretch>
                             <a:fillRect/>
                           </a:stretch>
@@ -4409,7 +4445,7 @@
             </w:r>
             <w:r>
               <w:rPr>
-                <w:rFonts w:ascii="宋体" w:eastAsia="宋体" w:hAnsi="宋体" w:cs="宋体"/>
+                <w:rFonts w:ascii="宋体" w:hAnsi="宋体" w:eastAsia="宋体" w:cs="宋体"/>
                 <w:spacing w:val="46"/>
                 <w:sz w:val="19"/>
                 <w:szCs w:val="19"/>
@@ -4418,7 +4454,7 @@
             </w:r>
             <w:r>
               <w:rPr>
-                <w:rFonts w:ascii="宋体" w:eastAsia="宋体" w:hAnsi="宋体" w:cs="宋体"/>
+                <w:rFonts w:ascii="宋体" w:hAnsi="宋体" w:eastAsia="宋体" w:cs="宋体"/>
                 <w:spacing w:val="9"/>
                 <w:sz w:val="19"/>
                 <w:szCs w:val="19"/>
@@ -4427,7 +4463,7 @@
             </w:r>
             <w:r>
               <w:rPr>
-                <w:rFonts w:ascii="宋体" w:eastAsia="宋体" w:hAnsi="宋体" w:cs="宋体" w:hint="eastAsia"/>
+                <w:rFonts w:hint="eastAsia" w:ascii="宋体" w:hAnsi="宋体" w:eastAsia="宋体" w:cs="宋体"/>
                 <w:spacing w:val="9"/>
                 <w:sz w:val="19"/>
                 <w:szCs w:val="19"/>
@@ -4437,7 +4473,7 @@
             </w:r>
             <w:r>
               <w:rPr>
-                <w:rFonts w:ascii="宋体" w:eastAsia="宋体" w:hAnsi="宋体" w:cs="宋体"/>
+                <w:rFonts w:ascii="宋体" w:hAnsi="宋体" w:eastAsia="宋体" w:cs="宋体"/>
                 <w:spacing w:val="9"/>
                 <w:sz w:val="19"/>
                 <w:szCs w:val="19"/>
@@ -4449,9 +4485,14 @@
       </w:tr>
       <w:tr>
         <w:tblPrEx>
-          <w:tblW w:w="7799" w:type="dxa"/>
-          <w:tblInd w:w="439" w:type="dxa"/>
-          <w:tblLayout w:type="fixed"/>
+          <w:tblBorders>
+            <w:top w:val="single" w:color="000000" w:sz="4" w:space="0"/>
+            <w:left w:val="single" w:color="000000" w:sz="4" w:space="0"/>
+            <w:bottom w:val="single" w:color="000000" w:sz="4" w:space="0"/>
+            <w:right w:val="single" w:color="000000" w:sz="4" w:space="0"/>
+            <w:insideH w:val="single" w:color="000000" w:sz="4" w:space="0"/>
+            <w:insideV w:val="single" w:color="000000" w:sz="4" w:space="0"/>
+          </w:tblBorders>
           <w:tblCellMar>
             <w:top w:w="0" w:type="dxa"/>
             <w:left w:w="0" w:type="dxa"/>
@@ -4460,13 +4501,13 @@
           </w:tblCellMar>
         </w:tblPrEx>
         <w:trPr>
-          <w:trHeight w:val="416"/>
+          <w:trHeight w:val="416" w:hRule="atLeast"/>
         </w:trPr>
         <w:tc>
           <w:tcPr>
             <w:tcW w:w="1280" w:type="dxa"/>
             <w:tcBorders>
-              <w:right w:val="single" w:sz="2" w:space="0" w:color="000000"/>
+              <w:right w:val="single" w:color="000000" w:sz="2" w:space="0"/>
             </w:tcBorders>
           </w:tcPr>
           <w:p>
@@ -4474,7 +4515,7 @@
               <w:spacing w:before="108" w:line="229" w:lineRule="auto"/>
               <w:ind w:left="240"/>
               <w:rPr>
-                <w:rFonts w:ascii="宋体" w:eastAsia="宋体" w:hAnsi="宋体" w:cs="宋体" w:hint="eastAsia"/>
+                <w:rFonts w:hint="eastAsia" w:ascii="宋体" w:hAnsi="宋体" w:eastAsia="宋体" w:cs="宋体"/>
                 <w:sz w:val="19"/>
                 <w:szCs w:val="19"/>
                 <w:lang w:val="en-US" w:eastAsia="zh-CN"/>
@@ -4482,7 +4523,7 @@
             </w:pPr>
             <w:r>
               <w:rPr>
-                <w:rFonts w:ascii="宋体" w:eastAsia="宋体" w:hAnsi="宋体" w:cs="宋体"/>
+                <w:rFonts w:ascii="宋体" w:hAnsi="宋体" w:eastAsia="宋体" w:cs="宋体"/>
                 <w:spacing w:val="7"/>
                 <w:sz w:val="19"/>
                 <w:szCs w:val="19"/>
@@ -4491,7 +4532,7 @@
             </w:r>
             <w:r>
               <w:rPr>
-                <w:rFonts w:ascii="宋体" w:hAnsi="宋体" w:cs="宋体" w:hint="eastAsia"/>
+                <w:rFonts w:hint="eastAsia" w:ascii="宋体" w:hAnsi="宋体" w:cs="宋体"/>
                 <w:spacing w:val="7"/>
                 <w:sz w:val="19"/>
                 <w:szCs w:val="19"/>
@@ -4505,7 +4546,7 @@
           <w:tcPr>
             <w:tcW w:w="851" w:type="dxa"/>
             <w:tcBorders>
-              <w:left w:val="single" w:sz="2" w:space="0" w:color="000000"/>
+              <w:left w:val="single" w:color="000000" w:sz="2" w:space="0"/>
             </w:tcBorders>
           </w:tcPr>
           <w:p>
@@ -4513,14 +4554,14 @@
               <w:spacing w:before="108" w:line="232" w:lineRule="auto"/>
               <w:ind w:left="329"/>
               <w:rPr>
-                <w:rFonts w:ascii="宋体" w:eastAsia="宋体" w:hAnsi="宋体" w:cs="宋体"/>
+                <w:rFonts w:ascii="宋体" w:hAnsi="宋体" w:eastAsia="宋体" w:cs="宋体"/>
                 <w:sz w:val="19"/>
                 <w:szCs w:val="19"/>
               </w:rPr>
             </w:pPr>
             <w:r>
               <w:rPr>
-                <w:rFonts w:ascii="宋体" w:eastAsia="宋体" w:hAnsi="宋体" w:cs="宋体"/>
+                <w:rFonts w:ascii="宋体" w:hAnsi="宋体" w:eastAsia="宋体" w:cs="宋体"/>
                 <w:sz w:val="19"/>
                 <w:szCs w:val="19"/>
               </w:rPr>
@@ -4537,14 +4578,14 @@
               <w:spacing w:before="100" w:line="229" w:lineRule="auto"/>
               <w:ind w:left="71"/>
               <w:rPr>
-                <w:rFonts w:ascii="宋体" w:eastAsia="宋体" w:hAnsi="宋体" w:cs="宋体"/>
+                <w:rFonts w:ascii="宋体" w:hAnsi="宋体" w:eastAsia="宋体" w:cs="宋体"/>
                 <w:sz w:val="19"/>
                 <w:szCs w:val="19"/>
               </w:rPr>
             </w:pPr>
             <w:r>
               <w:rPr>
-                <w:rFonts w:ascii="宋体" w:eastAsia="宋体" w:hAnsi="宋体" w:cs="宋体"/>
+                <w:rFonts w:ascii="宋体" w:hAnsi="宋体" w:eastAsia="宋体" w:cs="宋体"/>
                 <w:position w:val="-4"/>
                 <w:sz w:val="19"/>
                 <w:szCs w:val="19"/>
@@ -4563,7 +4604,7 @@
                           <pic:cNvPicPr/>
                         </pic:nvPicPr>
                         <pic:blipFill>
-                          <a:blip xmlns:r="http://schemas.openxmlformats.org/officeDocument/2006/relationships" r:embed="rId4"/>
+                          <a:blip r:embed="rId7"/>
                           <a:stretch>
                             <a:fillRect/>
                           </a:stretch>
@@ -4585,7 +4626,7 @@
             </w:r>
             <w:r>
               <w:rPr>
-                <w:rFonts w:ascii="宋体" w:eastAsia="宋体" w:hAnsi="宋体" w:cs="宋体"/>
+                <w:rFonts w:ascii="宋体" w:hAnsi="宋体" w:eastAsia="宋体" w:cs="宋体"/>
                 <w:spacing w:val="46"/>
                 <w:sz w:val="19"/>
                 <w:szCs w:val="19"/>
@@ -4594,7 +4635,7 @@
             </w:r>
             <w:r>
               <w:rPr>
-                <w:rFonts w:ascii="宋体" w:eastAsia="宋体" w:hAnsi="宋体" w:cs="宋体"/>
+                <w:rFonts w:ascii="宋体" w:hAnsi="宋体" w:eastAsia="宋体" w:cs="宋体"/>
                 <w:spacing w:val="8"/>
                 <w:sz w:val="19"/>
                 <w:szCs w:val="19"/>
@@ -4606,9 +4647,14 @@
       </w:tr>
       <w:tr>
         <w:tblPrEx>
-          <w:tblW w:w="7799" w:type="dxa"/>
-          <w:tblInd w:w="439" w:type="dxa"/>
-          <w:tblLayout w:type="fixed"/>
+          <w:tblBorders>
+            <w:top w:val="single" w:color="000000" w:sz="4" w:space="0"/>
+            <w:left w:val="single" w:color="000000" w:sz="4" w:space="0"/>
+            <w:bottom w:val="single" w:color="000000" w:sz="4" w:space="0"/>
+            <w:right w:val="single" w:color="000000" w:sz="4" w:space="0"/>
+            <w:insideH w:val="single" w:color="000000" w:sz="4" w:space="0"/>
+            <w:insideV w:val="single" w:color="000000" w:sz="4" w:space="0"/>
+          </w:tblBorders>
           <w:tblCellMar>
             <w:top w:w="0" w:type="dxa"/>
             <w:left w:w="0" w:type="dxa"/>
@@ -4617,13 +4663,13 @@
           </w:tblCellMar>
         </w:tblPrEx>
         <w:trPr>
-          <w:trHeight w:val="363"/>
+          <w:trHeight w:val="363" w:hRule="atLeast"/>
         </w:trPr>
         <w:tc>
           <w:tcPr>
             <w:tcW w:w="1280" w:type="dxa"/>
             <w:tcBorders>
-              <w:right w:val="single" w:sz="2" w:space="0" w:color="000000"/>
+              <w:right w:val="single" w:color="000000" w:sz="2" w:space="0"/>
             </w:tcBorders>
           </w:tcPr>
           <w:p>
@@ -4631,7 +4677,7 @@
               <w:spacing w:before="82" w:line="230" w:lineRule="auto"/>
               <w:ind w:left="240"/>
               <w:rPr>
-                <w:rFonts w:ascii="宋体" w:eastAsia="宋体" w:hAnsi="宋体" w:cs="宋体" w:hint="eastAsia"/>
+                <w:rFonts w:hint="eastAsia" w:ascii="宋体" w:hAnsi="宋体" w:eastAsia="宋体" w:cs="宋体"/>
                 <w:sz w:val="19"/>
                 <w:szCs w:val="19"/>
                 <w:lang w:val="en-US" w:eastAsia="zh-CN"/>
@@ -4639,7 +4685,7 @@
             </w:pPr>
             <w:r>
               <w:rPr>
-                <w:rFonts w:ascii="宋体" w:eastAsia="宋体" w:hAnsi="宋体" w:cs="宋体"/>
+                <w:rFonts w:ascii="宋体" w:hAnsi="宋体" w:eastAsia="宋体" w:cs="宋体"/>
                 <w:spacing w:val="7"/>
                 <w:sz w:val="19"/>
                 <w:szCs w:val="19"/>
@@ -4648,7 +4694,7 @@
             </w:r>
             <w:r>
               <w:rPr>
-                <w:rFonts w:ascii="宋体" w:hAnsi="宋体" w:cs="宋体" w:hint="eastAsia"/>
+                <w:rFonts w:hint="eastAsia" w:ascii="宋体" w:hAnsi="宋体" w:cs="宋体"/>
                 <w:spacing w:val="7"/>
                 <w:sz w:val="19"/>
                 <w:szCs w:val="19"/>
@@ -4662,7 +4708,7 @@
           <w:tcPr>
             <w:tcW w:w="851" w:type="dxa"/>
             <w:tcBorders>
-              <w:left w:val="single" w:sz="2" w:space="0" w:color="000000"/>
+              <w:left w:val="single" w:color="000000" w:sz="2" w:space="0"/>
             </w:tcBorders>
           </w:tcPr>
           <w:p>
@@ -4670,14 +4716,14 @@
               <w:spacing w:before="83" w:line="232" w:lineRule="auto"/>
               <w:ind w:left="329"/>
               <w:rPr>
-                <w:rFonts w:ascii="宋体" w:eastAsia="宋体" w:hAnsi="宋体" w:cs="宋体"/>
+                <w:rFonts w:ascii="宋体" w:hAnsi="宋体" w:eastAsia="宋体" w:cs="宋体"/>
                 <w:sz w:val="19"/>
                 <w:szCs w:val="19"/>
               </w:rPr>
             </w:pPr>
             <w:r>
               <w:rPr>
-                <w:rFonts w:ascii="宋体" w:eastAsia="宋体" w:hAnsi="宋体" w:cs="宋体"/>
+                <w:rFonts w:ascii="宋体" w:hAnsi="宋体" w:eastAsia="宋体" w:cs="宋体"/>
                 <w:sz w:val="19"/>
                 <w:szCs w:val="19"/>
               </w:rPr>
@@ -4694,14 +4740,14 @@
               <w:spacing w:before="75" w:line="229" w:lineRule="auto"/>
               <w:ind w:left="71"/>
               <w:rPr>
-                <w:rFonts w:ascii="宋体" w:eastAsia="宋体" w:hAnsi="宋体" w:cs="宋体"/>
+                <w:rFonts w:ascii="宋体" w:hAnsi="宋体" w:eastAsia="宋体" w:cs="宋体"/>
                 <w:sz w:val="19"/>
                 <w:szCs w:val="19"/>
               </w:rPr>
             </w:pPr>
             <w:r>
               <w:rPr>
-                <w:rFonts w:ascii="宋体" w:eastAsia="宋体" w:hAnsi="宋体" w:cs="宋体"/>
+                <w:rFonts w:ascii="宋体" w:hAnsi="宋体" w:eastAsia="宋体" w:cs="宋体"/>
                 <w:position w:val="-4"/>
                 <w:sz w:val="19"/>
                 <w:szCs w:val="19"/>
@@ -4720,7 +4766,7 @@
                           <pic:cNvPicPr/>
                         </pic:nvPicPr>
                         <pic:blipFill>
-                          <a:blip xmlns:r="http://schemas.openxmlformats.org/officeDocument/2006/relationships" r:embed="rId6"/>
+                          <a:blip r:embed="rId9"/>
                           <a:stretch>
                             <a:fillRect/>
                           </a:stretch>
@@ -4742,7 +4788,7 @@
             </w:r>
             <w:r>
               <w:rPr>
-                <w:rFonts w:ascii="宋体" w:eastAsia="宋体" w:hAnsi="宋体" w:cs="宋体"/>
+                <w:rFonts w:ascii="宋体" w:hAnsi="宋体" w:eastAsia="宋体" w:cs="宋体"/>
                 <w:spacing w:val="46"/>
                 <w:sz w:val="19"/>
                 <w:szCs w:val="19"/>
@@ -4751,7 +4797,7 @@
             </w:r>
             <w:r>
               <w:rPr>
-                <w:rFonts w:ascii="宋体" w:eastAsia="宋体" w:hAnsi="宋体" w:cs="宋体"/>
+                <w:rFonts w:ascii="宋体" w:hAnsi="宋体" w:eastAsia="宋体" w:cs="宋体"/>
                 <w:spacing w:val="8"/>
                 <w:sz w:val="19"/>
                 <w:szCs w:val="19"/>
@@ -4763,9 +4809,14 @@
       </w:tr>
       <w:tr>
         <w:tblPrEx>
-          <w:tblW w:w="7799" w:type="dxa"/>
-          <w:tblInd w:w="439" w:type="dxa"/>
-          <w:tblLayout w:type="fixed"/>
+          <w:tblBorders>
+            <w:top w:val="single" w:color="000000" w:sz="4" w:space="0"/>
+            <w:left w:val="single" w:color="000000" w:sz="4" w:space="0"/>
+            <w:bottom w:val="single" w:color="000000" w:sz="4" w:space="0"/>
+            <w:right w:val="single" w:color="000000" w:sz="4" w:space="0"/>
+            <w:insideH w:val="single" w:color="000000" w:sz="4" w:space="0"/>
+            <w:insideV w:val="single" w:color="000000" w:sz="4" w:space="0"/>
+          </w:tblBorders>
           <w:tblCellMar>
             <w:top w:w="0" w:type="dxa"/>
             <w:left w:w="0" w:type="dxa"/>
@@ -4774,13 +4825,13 @@
           </w:tblCellMar>
         </w:tblPrEx>
         <w:trPr>
-          <w:trHeight w:val="322"/>
+          <w:trHeight w:val="322" w:hRule="atLeast"/>
         </w:trPr>
         <w:tc>
           <w:tcPr>
             <w:tcW w:w="1280" w:type="dxa"/>
             <w:tcBorders>
-              <w:right w:val="single" w:sz="2" w:space="0" w:color="000000"/>
+              <w:right w:val="single" w:color="000000" w:sz="2" w:space="0"/>
             </w:tcBorders>
           </w:tcPr>
           <w:p>
@@ -4788,14 +4839,14 @@
               <w:spacing w:before="60" w:line="229" w:lineRule="auto"/>
               <w:ind w:left="274"/>
               <w:rPr>
-                <w:rFonts w:ascii="宋体" w:eastAsia="宋体" w:hAnsi="宋体" w:cs="宋体"/>
+                <w:rFonts w:ascii="宋体" w:hAnsi="宋体" w:eastAsia="宋体" w:cs="宋体"/>
                 <w:sz w:val="19"/>
                 <w:szCs w:val="19"/>
               </w:rPr>
             </w:pPr>
             <w:r>
               <w:rPr>
-                <w:rFonts w:ascii="宋体" w:eastAsia="宋体" w:hAnsi="宋体" w:cs="宋体"/>
+                <w:rFonts w:ascii="宋体" w:hAnsi="宋体" w:eastAsia="宋体" w:cs="宋体"/>
                 <w:spacing w:val="-1"/>
                 <w:sz w:val="19"/>
                 <w:szCs w:val="19"/>
@@ -4808,7 +4859,7 @@
           <w:tcPr>
             <w:tcW w:w="851" w:type="dxa"/>
             <w:tcBorders>
-              <w:left w:val="single" w:sz="2" w:space="0" w:color="000000"/>
+              <w:left w:val="single" w:color="000000" w:sz="2" w:space="0"/>
             </w:tcBorders>
           </w:tcPr>
           <w:p>
@@ -4816,14 +4867,14 @@
               <w:spacing w:before="60" w:line="229" w:lineRule="auto"/>
               <w:ind w:left="332"/>
               <w:rPr>
-                <w:rFonts w:ascii="宋体" w:eastAsia="宋体" w:hAnsi="宋体" w:cs="宋体"/>
+                <w:rFonts w:ascii="宋体" w:hAnsi="宋体" w:eastAsia="宋体" w:cs="宋体"/>
                 <w:sz w:val="19"/>
                 <w:szCs w:val="19"/>
               </w:rPr>
             </w:pPr>
             <w:r>
               <w:rPr>
-                <w:rFonts w:ascii="宋体" w:eastAsia="宋体" w:hAnsi="宋体" w:cs="宋体"/>
+                <w:rFonts w:ascii="宋体" w:hAnsi="宋体" w:eastAsia="宋体" w:cs="宋体"/>
                 <w:sz w:val="19"/>
                 <w:szCs w:val="19"/>
               </w:rPr>
@@ -4837,7 +4888,7 @@
           </w:tcPr>
           <w:p>
             <w:pPr>
-              <w:pStyle w:val="TableText"/>
+              <w:pStyle w:val="28"/>
             </w:pPr>
           </w:p>
         </w:tc>
@@ -4845,29 +4896,46 @@
     </w:tbl>
     <w:p>
       <w:pPr>
-        <w:pStyle w:val="2"/>
+        <w:pStyle w:val="31"/>
         <w:bidi w:val="0"/>
         <w:rPr>
           <w:rFonts w:hint="default"/>
           <w:lang w:val="en-US" w:eastAsia="zh-CN"/>
         </w:rPr>
       </w:pPr>
-      <w:bookmarkStart w:id="14" w:name="bookmark3"/>
+      <w:bookmarkStart w:id="13" w:name="bookmark3"/>
+      <w:bookmarkEnd w:id="13"/>
+      <w:bookmarkStart w:id="14" w:name="_Toc4316"/>
+      <w:bookmarkStart w:id="15" w:name="_Toc17424"/>
+      <w:r>
+        <w:rPr>
+          <w:rFonts w:hint="eastAsia"/>
+          <w:lang w:val="en-US" w:eastAsia="zh-CN"/>
+        </w:rPr>
+        <w:t>研发阶段管理</w:t>
+      </w:r>
       <w:bookmarkEnd w:id="14"/>
-      <w:bookmarkStart w:id="15" w:name="_Toc4316"/>
-      <w:bookmarkStart w:id="16" w:name="_Toc17424"/>
+    </w:p>
+    <w:p>
+      <w:pPr>
+        <w:pStyle w:val="30"/>
+        <w:rPr>
+          <w:rFonts w:hint="default"/>
+          <w:lang w:val="en-US" w:eastAsia="zh-CN"/>
+        </w:rPr>
+      </w:pPr>
       <w:r>
         <w:rPr>
           <w:rFonts w:hint="eastAsia"/>
           <w:lang w:val="en-US" w:eastAsia="zh-CN"/>
         </w:rPr>
-        <w:t>研发阶段管理</w:t>
-      </w:r>
-      <w:bookmarkEnd w:id="15"/>
-    </w:p>
-    <w:p>
-      <w:pPr>
-        <w:pStyle w:val="a1"/>
+        <w:t>研发总流程如图5-1所示。</w:t>
+      </w:r>
+    </w:p>
+    <w:p>
+      <w:pPr>
+        <w:pStyle w:val="30"/>
+        <w:jc w:val="center"/>
         <w:rPr>
           <w:rFonts w:hint="default"/>
           <w:lang w:val="en-US" w:eastAsia="zh-CN"/>
@@ -4878,152 +4946,135 @@
           <w:rFonts w:hint="eastAsia"/>
           <w:lang w:val="en-US" w:eastAsia="zh-CN"/>
         </w:rPr>
-        <w:t>研发总流程如图5-1所示。</w:t>
-      </w:r>
-    </w:p>
-    <w:p>
-      <w:pPr>
-        <w:pStyle w:val="a1"/>
-        <w:jc w:val="center"/>
-        <w:rPr>
+        <w:t>图</w:t>
+      </w:r>
+      <w:r>
+        <w:rPr>
+          <w:rFonts w:hint="eastAsia"/>
+          <w:lang w:val="en-US" w:eastAsia="zh-CN"/>
+        </w:rPr>
+        <w:tab/>
+      </w:r>
+      <w:r>
+        <w:fldChar w:fldCharType="begin"/>
+      </w:r>
+      <w:r>
+        <w:instrText xml:space="preserve"> </w:instrText>
+      </w:r>
+      <w:r>
+        <w:rPr>
+          <w:rStyle w:val="40"/>
+          <w:rFonts w:hint="eastAsia"/>
+        </w:rPr>
+        <w:instrText xml:space="preserve">S</w:instrText>
+      </w:r>
+      <w:r>
+        <w:rPr>
+          <w:rStyle w:val="40"/>
           <w:rFonts w:hint="default"/>
-          <w:lang w:val="en-US" w:eastAsia="zh-CN"/>
-        </w:rPr>
-      </w:pPr>
-      <w:r>
-        <w:rPr>
+        </w:rPr>
+        <w:instrText xml:space="preserve">TYLEREF "</w:instrText>
+      </w:r>
+      <w:r>
+        <w:rPr>
+          <w:rStyle w:val="40"/>
           <w:rFonts w:hint="eastAsia"/>
           <w:lang w:val="en-US" w:eastAsia="zh-CN"/>
         </w:rPr>
-        <w:t>图</w:t>
-      </w:r>
-      <w:r>
-        <w:rPr>
+        <w:instrText xml:space="preserve">柴_标题1</w:instrText>
+      </w:r>
+      <w:r>
+        <w:rPr>
+          <w:rStyle w:val="40"/>
+          <w:rFonts w:hint="default"/>
+        </w:rPr>
+        <w:instrText xml:space="preserve">" \n</w:instrText>
+      </w:r>
+      <w:r>
+        <w:rPr>
+          <w:rStyle w:val="40"/>
+          <w:rFonts w:hint="default"/>
+          <w:lang w:val="en-US" w:eastAsia="zh-CN"/>
+        </w:rPr>
+        <w:instrText xml:space="preserve"> </w:instrText>
+      </w:r>
+      <w:r>
+        <w:rPr>
+          <w:rStyle w:val="40"/>
+        </w:rPr>
+        <w:instrText xml:space="preserve">\* Charformat</w:instrText>
+      </w:r>
+      <w:r>
+        <w:instrText xml:space="preserve"> </w:instrText>
+      </w:r>
+      <w:r>
+        <w:fldChar w:fldCharType="separate"/>
+      </w:r>
+      <w:r>
+        <w:rPr>
+          <w:rStyle w:val="40"/>
           <w:rFonts w:hint="eastAsia"/>
-          <w:lang w:val="en-US" w:eastAsia="zh-CN"/>
-        </w:rPr>
-        <w:tab/>
-      </w:r>
-      <w:r>
+        </w:rPr>
+        <w:t>5</w:t>
+      </w:r>
+      <w:r>
+        <w:fldChar w:fldCharType="end"/>
+      </w:r>
+      <w:r>
+        <w:rPr>
+          <w:rStyle w:val="40"/>
+          <w:rFonts w:hint="eastAsia"/>
+          <w:lang w:val="en-US" w:eastAsia="zh-CN"/>
+        </w:rPr>
+        <w:t>-</w:t>
+      </w:r>
+      <w:r>
+        <w:rPr>
+          <w:rStyle w:val="40"/>
+          <w:rFonts w:hint="eastAsia"/>
+          <w:lang w:val="en-US" w:eastAsia="zh-CN"/>
+        </w:rPr>
         <w:fldChar w:fldCharType="begin"/>
       </w:r>
       <w:r>
-        <w:instrText xml:space="preserve"> </w:instrText>
-      </w:r>
-      <w:r>
-        <w:rPr>
-          <w:rStyle w:val="Char"/>
+        <w:rPr>
+          <w:rStyle w:val="40"/>
           <w:rFonts w:hint="eastAsia"/>
-        </w:rPr>
-        <w:instrText>S</w:instrText>
-      </w:r>
-      <w:r>
-        <w:rPr>
-          <w:rStyle w:val="Char"/>
-          <w:rFonts w:hint="default"/>
-        </w:rPr>
-        <w:instrText>TYLEREF "</w:instrText>
-      </w:r>
-      <w:r>
-        <w:rPr>
-          <w:rStyle w:val="Char"/>
+          <w:lang w:val="en-US" w:eastAsia="zh-CN"/>
+        </w:rPr>
+        <w:instrText xml:space="preserve"> SEQ 图 \* ARABIC \* MERGEFORMAT </w:instrText>
+      </w:r>
+      <w:r>
+        <w:rPr>
+          <w:rStyle w:val="40"/>
           <w:rFonts w:hint="eastAsia"/>
           <w:lang w:val="en-US" w:eastAsia="zh-CN"/>
         </w:rPr>
-        <w:instrText>柴_标题1</w:instrText>
-      </w:r>
-      <w:r>
-        <w:rPr>
-          <w:rStyle w:val="Char"/>
-          <w:rFonts w:hint="default"/>
-        </w:rPr>
-        <w:instrText>" \n</w:instrText>
-      </w:r>
-      <w:r>
-        <w:rPr>
-          <w:rStyle w:val="Char"/>
-          <w:rFonts w:hint="default"/>
-          <w:lang w:val="en-US" w:eastAsia="zh-CN"/>
-        </w:rPr>
-        <w:instrText xml:space="preserve"> </w:instrText>
-      </w:r>
-      <w:r>
-        <w:rPr>
-          <w:rStyle w:val="Char"/>
-        </w:rPr>
-        <w:instrText>\* Charformat</w:instrText>
-      </w:r>
-      <w:r>
-        <w:instrText xml:space="preserve"> </w:instrText>
-      </w:r>
-      <w:r>
         <w:fldChar w:fldCharType="separate"/>
       </w:r>
       <w:r>
-        <w:rPr>
-          <w:rStyle w:val="Char"/>
+        <w:t>1</w:t>
+      </w:r>
+      <w:r>
+        <w:rPr>
+          <w:rStyle w:val="40"/>
           <w:rFonts w:hint="eastAsia"/>
-        </w:rPr>
-        <w:t>5</w:t>
-      </w:r>
-      <w:r>
+          <w:lang w:val="en-US" w:eastAsia="zh-CN"/>
+        </w:rPr>
         <w:fldChar w:fldCharType="end"/>
       </w:r>
       <w:r>
         <w:rPr>
-          <w:rStyle w:val="Char"/>
+          <w:rStyle w:val="40"/>
           <w:rFonts w:hint="eastAsia"/>
           <w:lang w:val="en-US" w:eastAsia="zh-CN"/>
         </w:rPr>
-        <w:t>-</w:t>
-      </w:r>
-      <w:r>
-        <w:rPr>
-          <w:rStyle w:val="Char"/>
-          <w:rFonts w:hint="eastAsia"/>
-          <w:lang w:val="en-US" w:eastAsia="zh-CN"/>
-        </w:rPr>
-        <w:fldChar w:fldCharType="begin"/>
-      </w:r>
-      <w:r>
-        <w:rPr>
-          <w:rStyle w:val="Char"/>
-          <w:rFonts w:hint="eastAsia"/>
-          <w:lang w:val="en-US" w:eastAsia="zh-CN"/>
-        </w:rPr>
-        <w:instrText xml:space="preserve"> SEQ 图 \* ARABIC \* MERGEFORMAT </w:instrText>
-      </w:r>
-      <w:r>
-        <w:rPr>
-          <w:rStyle w:val="Char"/>
-          <w:rFonts w:hint="eastAsia"/>
-          <w:lang w:val="en-US" w:eastAsia="zh-CN"/>
-        </w:rPr>
-        <w:fldChar w:fldCharType="separate"/>
-      </w:r>
-      <w:r>
-        <w:t>1</w:t>
-      </w:r>
-      <w:r>
-        <w:rPr>
-          <w:rStyle w:val="Char"/>
-          <w:rFonts w:hint="eastAsia"/>
-          <w:lang w:val="en-US" w:eastAsia="zh-CN"/>
-        </w:rPr>
-        <w:fldChar w:fldCharType="end"/>
-      </w:r>
-      <w:r>
-        <w:rPr>
-          <w:rStyle w:val="Char"/>
-          <w:rFonts w:hint="eastAsia"/>
-          <w:lang w:val="en-US" w:eastAsia="zh-CN"/>
-        </w:rPr>
         <w:t xml:space="preserve"> 研发流程总览</w:t>
       </w:r>
     </w:p>
     <w:p>
       <w:pPr>
-        <w:pStyle w:val="a1"/>
+        <w:pStyle w:val="30"/>
       </w:pPr>
       <w:r>
         <w:drawing>
@@ -5044,7 +5095,7 @@
                     </pic:cNvPicPr>
                   </pic:nvPicPr>
                   <pic:blipFill>
-                    <a:blip xmlns:r="http://schemas.openxmlformats.org/officeDocument/2006/relationships" r:embed="rId7"/>
+                    <a:blip r:embed="rId10"/>
                     <a:stretch>
                       <a:fillRect/>
                     </a:stretch>
@@ -5071,7 +5122,7 @@
     </w:p>
     <w:p>
       <w:pPr>
-        <w:pStyle w:val="a1"/>
+        <w:pStyle w:val="30"/>
         <w:bidi w:val="0"/>
         <w:rPr>
           <w:rFonts w:hint="eastAsia"/>
@@ -5101,18 +5152,18 @@
     </w:p>
     <w:p>
       <w:pPr>
-        <w:pStyle w:val="3"/>
-        <w:bidi w:val="0"/>
-      </w:pPr>
-      <w:bookmarkStart w:id="17" w:name="_Toc25111"/>
+        <w:pStyle w:val="32"/>
+        <w:bidi w:val="0"/>
+      </w:pPr>
+      <w:bookmarkStart w:id="16" w:name="_Toc25111"/>
       <w:r>
         <w:t>立项阶段</w:t>
       </w:r>
-      <w:bookmarkEnd w:id="17"/>
-    </w:p>
-    <w:p>
-      <w:pPr>
-        <w:pStyle w:val="a1"/>
+      <w:bookmarkEnd w:id="16"/>
+    </w:p>
+    <w:p>
+      <w:pPr>
+        <w:pStyle w:val="30"/>
         <w:bidi w:val="0"/>
       </w:pPr>
       <w:r>
@@ -5121,7 +5172,7 @@
     </w:p>
     <w:p>
       <w:pPr>
-        <w:pStyle w:val="a1"/>
+        <w:pStyle w:val="30"/>
         <w:bidi w:val="0"/>
       </w:pPr>
       <w:r>
@@ -5148,17 +5199,17 @@
         <w:adjustRightInd w:val="0"/>
         <w:snapToGrid w:val="0"/>
         <w:spacing w:line="360" w:lineRule="auto"/>
-        <w:ind w:left="425" w:hanging="425" w:leftChars="0" w:firstLineChars="0"/>
+        <w:ind w:left="425" w:leftChars="0" w:hanging="425" w:firstLineChars="0"/>
         <w:textAlignment w:val="baseline"/>
         <w:rPr>
-          <w:rFonts w:ascii="宋体" w:eastAsia="宋体" w:hAnsi="宋体" w:cs="宋体"/>
+          <w:rFonts w:ascii="宋体" w:hAnsi="宋体" w:eastAsia="宋体" w:cs="宋体"/>
           <w:sz w:val="24"/>
           <w:szCs w:val="24"/>
         </w:rPr>
       </w:pPr>
       <w:r>
         <w:rPr>
-          <w:rFonts w:ascii="宋体" w:eastAsia="宋体" w:hAnsi="宋体" w:cs="宋体"/>
+          <w:rFonts w:ascii="宋体" w:hAnsi="宋体" w:eastAsia="宋体" w:cs="宋体"/>
           <w:spacing w:val="-1"/>
           <w:sz w:val="24"/>
           <w:szCs w:val="24"/>
@@ -5186,17 +5237,17 @@
         <w:adjustRightInd w:val="0"/>
         <w:snapToGrid w:val="0"/>
         <w:spacing w:line="360" w:lineRule="auto"/>
-        <w:ind w:left="425" w:hanging="425" w:leftChars="0" w:firstLineChars="0"/>
+        <w:ind w:left="425" w:leftChars="0" w:hanging="425" w:firstLineChars="0"/>
         <w:textAlignment w:val="baseline"/>
         <w:rPr>
-          <w:rFonts w:ascii="宋体" w:eastAsia="宋体" w:hAnsi="宋体" w:cs="宋体"/>
+          <w:rFonts w:ascii="宋体" w:hAnsi="宋体" w:eastAsia="宋体" w:cs="宋体"/>
           <w:sz w:val="24"/>
           <w:szCs w:val="24"/>
         </w:rPr>
       </w:pPr>
       <w:r>
         <w:rPr>
-          <w:rFonts w:ascii="宋体" w:eastAsia="宋体" w:hAnsi="宋体" w:cs="宋体"/>
+          <w:rFonts w:ascii="宋体" w:hAnsi="宋体" w:eastAsia="宋体" w:cs="宋体"/>
           <w:spacing w:val="-2"/>
           <w:sz w:val="24"/>
           <w:szCs w:val="24"/>
@@ -5224,17 +5275,17 @@
         <w:adjustRightInd w:val="0"/>
         <w:snapToGrid w:val="0"/>
         <w:spacing w:line="360" w:lineRule="auto"/>
-        <w:ind w:left="425" w:hanging="425" w:leftChars="0" w:firstLineChars="0"/>
+        <w:ind w:left="425" w:leftChars="0" w:hanging="425" w:firstLineChars="0"/>
         <w:textAlignment w:val="baseline"/>
         <w:rPr>
-          <w:rFonts w:ascii="宋体" w:eastAsia="宋体" w:hAnsi="宋体" w:cs="宋体"/>
+          <w:rFonts w:ascii="宋体" w:hAnsi="宋体" w:eastAsia="宋体" w:cs="宋体"/>
           <w:sz w:val="24"/>
           <w:szCs w:val="24"/>
         </w:rPr>
       </w:pPr>
       <w:r>
         <w:rPr>
-          <w:rFonts w:ascii="宋体" w:eastAsia="宋体" w:hAnsi="宋体" w:cs="宋体"/>
+          <w:rFonts w:ascii="宋体" w:hAnsi="宋体" w:eastAsia="宋体" w:cs="宋体"/>
           <w:spacing w:val="-2"/>
           <w:sz w:val="24"/>
           <w:szCs w:val="24"/>
@@ -5243,7 +5294,7 @@
       </w:r>
       <w:r>
         <w:rPr>
-          <w:rFonts w:ascii="宋体" w:eastAsia="宋体" w:hAnsi="宋体" w:cs="宋体" w:hint="eastAsia"/>
+          <w:rFonts w:hint="eastAsia" w:ascii="宋体" w:hAnsi="宋体" w:eastAsia="宋体" w:cs="宋体"/>
           <w:spacing w:val="-2"/>
           <w:sz w:val="24"/>
           <w:szCs w:val="24"/>
@@ -5254,20 +5305,20 @@
     </w:p>
     <w:p>
       <w:pPr>
-        <w:pStyle w:val="3"/>
-        <w:bidi w:val="0"/>
-      </w:pPr>
-      <w:bookmarkStart w:id="18" w:name="bookmark11"/>
+        <w:pStyle w:val="32"/>
+        <w:bidi w:val="0"/>
+      </w:pPr>
+      <w:bookmarkStart w:id="17" w:name="bookmark11"/>
+      <w:bookmarkEnd w:id="17"/>
+      <w:bookmarkStart w:id="18" w:name="_Toc25229"/>
+      <w:r>
+        <w:t>需求阶段</w:t>
+      </w:r>
       <w:bookmarkEnd w:id="18"/>
-      <w:bookmarkStart w:id="19" w:name="_Toc25229"/>
-      <w:r>
-        <w:t>需求阶段</w:t>
-      </w:r>
-      <w:bookmarkEnd w:id="19"/>
-    </w:p>
-    <w:p>
-      <w:pPr>
-        <w:pStyle w:val="a1"/>
+    </w:p>
+    <w:p>
+      <w:pPr>
+        <w:pStyle w:val="30"/>
         <w:bidi w:val="0"/>
       </w:pPr>
       <w:r>
@@ -5294,17 +5345,17 @@
         <w:adjustRightInd w:val="0"/>
         <w:snapToGrid w:val="0"/>
         <w:spacing w:line="360" w:lineRule="auto"/>
-        <w:ind w:left="425" w:hanging="425" w:leftChars="0" w:firstLineChars="0"/>
+        <w:ind w:left="425" w:leftChars="0" w:hanging="425" w:firstLineChars="0"/>
         <w:textAlignment w:val="baseline"/>
         <w:rPr>
-          <w:rFonts w:ascii="宋体" w:eastAsia="宋体" w:hAnsi="宋体" w:cs="宋体"/>
+          <w:rFonts w:ascii="宋体" w:hAnsi="宋体" w:eastAsia="宋体" w:cs="宋体"/>
           <w:sz w:val="24"/>
           <w:szCs w:val="24"/>
         </w:rPr>
       </w:pPr>
       <w:r>
         <w:rPr>
-          <w:rFonts w:ascii="宋体" w:eastAsia="宋体" w:hAnsi="宋体" w:cs="宋体"/>
+          <w:rFonts w:ascii="宋体" w:hAnsi="宋体" w:eastAsia="宋体" w:cs="宋体"/>
           <w:spacing w:val="-1"/>
           <w:sz w:val="24"/>
           <w:szCs w:val="24"/>
@@ -5332,17 +5383,17 @@
         <w:adjustRightInd w:val="0"/>
         <w:snapToGrid w:val="0"/>
         <w:spacing w:line="360" w:lineRule="auto"/>
-        <w:ind w:left="425" w:hanging="425" w:leftChars="0" w:firstLineChars="0"/>
+        <w:ind w:left="425" w:leftChars="0" w:hanging="425" w:firstLineChars="0"/>
         <w:textAlignment w:val="baseline"/>
         <w:rPr>
-          <w:rFonts w:ascii="宋体" w:eastAsia="宋体" w:hAnsi="宋体" w:cs="宋体"/>
+          <w:rFonts w:ascii="宋体" w:hAnsi="宋体" w:eastAsia="宋体" w:cs="宋体"/>
           <w:sz w:val="24"/>
           <w:szCs w:val="24"/>
         </w:rPr>
       </w:pPr>
       <w:r>
         <w:rPr>
-          <w:rFonts w:ascii="宋体" w:eastAsia="宋体" w:hAnsi="宋体" w:cs="宋体" w:hint="eastAsia"/>
+          <w:rFonts w:hint="eastAsia" w:ascii="宋体" w:hAnsi="宋体" w:eastAsia="宋体" w:cs="宋体"/>
           <w:spacing w:val="-1"/>
           <w:sz w:val="24"/>
           <w:szCs w:val="24"/>
@@ -5352,7 +5403,7 @@
       </w:r>
       <w:r>
         <w:rPr>
-          <w:rFonts w:ascii="宋体" w:eastAsia="宋体" w:hAnsi="宋体" w:cs="宋体"/>
+          <w:rFonts w:ascii="宋体" w:hAnsi="宋体" w:eastAsia="宋体" w:cs="宋体"/>
           <w:spacing w:val="-1"/>
           <w:sz w:val="24"/>
           <w:szCs w:val="24"/>
@@ -5362,20 +5413,20 @@
     </w:p>
     <w:p>
       <w:pPr>
-        <w:pStyle w:val="3"/>
-        <w:bidi w:val="0"/>
-      </w:pPr>
-      <w:bookmarkStart w:id="20" w:name="bookmark12"/>
+        <w:pStyle w:val="32"/>
+        <w:bidi w:val="0"/>
+      </w:pPr>
+      <w:bookmarkStart w:id="19" w:name="bookmark12"/>
+      <w:bookmarkEnd w:id="19"/>
+      <w:bookmarkStart w:id="20" w:name="_Toc4008"/>
+      <w:r>
+        <w:t>设计阶段</w:t>
+      </w:r>
       <w:bookmarkEnd w:id="20"/>
-      <w:bookmarkStart w:id="21" w:name="_Toc4008"/>
-      <w:r>
-        <w:t>设计阶段</w:t>
-      </w:r>
-      <w:bookmarkEnd w:id="21"/>
-    </w:p>
-    <w:p>
-      <w:pPr>
-        <w:pStyle w:val="a1"/>
+    </w:p>
+    <w:p>
+      <w:pPr>
+        <w:pStyle w:val="30"/>
         <w:bidi w:val="0"/>
       </w:pPr>
       <w:r>
@@ -5402,17 +5453,17 @@
         <w:adjustRightInd w:val="0"/>
         <w:snapToGrid w:val="0"/>
         <w:spacing w:line="360" w:lineRule="auto"/>
-        <w:ind w:left="425" w:hanging="425" w:leftChars="0" w:firstLineChars="0"/>
+        <w:ind w:left="425" w:leftChars="0" w:hanging="425" w:firstLineChars="0"/>
         <w:textAlignment w:val="baseline"/>
         <w:rPr>
-          <w:rFonts w:ascii="宋体" w:eastAsia="宋体" w:hAnsi="宋体" w:cs="宋体"/>
+          <w:rFonts w:ascii="宋体" w:hAnsi="宋体" w:eastAsia="宋体" w:cs="宋体"/>
           <w:sz w:val="24"/>
           <w:szCs w:val="24"/>
         </w:rPr>
       </w:pPr>
       <w:r>
         <w:rPr>
-          <w:rFonts w:ascii="宋体" w:eastAsia="宋体" w:hAnsi="宋体" w:cs="宋体" w:hint="eastAsia"/>
+          <w:rFonts w:hint="eastAsia" w:ascii="宋体" w:hAnsi="宋体" w:eastAsia="宋体" w:cs="宋体"/>
           <w:spacing w:val="-2"/>
           <w:sz w:val="24"/>
           <w:szCs w:val="24"/>
@@ -5422,7 +5473,7 @@
       </w:r>
       <w:r>
         <w:rPr>
-          <w:rFonts w:ascii="宋体" w:eastAsia="宋体" w:hAnsi="宋体" w:cs="宋体"/>
+          <w:rFonts w:ascii="宋体" w:hAnsi="宋体" w:eastAsia="宋体" w:cs="宋体"/>
           <w:spacing w:val="-1"/>
           <w:sz w:val="24"/>
           <w:szCs w:val="24"/>
@@ -5432,18 +5483,18 @@
     </w:p>
     <w:p>
       <w:pPr>
-        <w:pStyle w:val="3"/>
-        <w:bidi w:val="0"/>
-      </w:pPr>
-      <w:bookmarkStart w:id="22" w:name="_Toc7183"/>
+        <w:pStyle w:val="32"/>
+        <w:bidi w:val="0"/>
+      </w:pPr>
+      <w:bookmarkStart w:id="21" w:name="_Toc7183"/>
       <w:r>
         <w:t>实现阶段</w:t>
       </w:r>
-      <w:bookmarkEnd w:id="22"/>
-    </w:p>
-    <w:p>
-      <w:pPr>
-        <w:pStyle w:val="a1"/>
+      <w:bookmarkEnd w:id="21"/>
+    </w:p>
+    <w:p>
+      <w:pPr>
+        <w:pStyle w:val="30"/>
         <w:bidi w:val="0"/>
       </w:pPr>
       <w:r>
@@ -5470,17 +5521,17 @@
         <w:adjustRightInd w:val="0"/>
         <w:snapToGrid w:val="0"/>
         <w:spacing w:line="360" w:lineRule="auto"/>
-        <w:ind w:left="425" w:hanging="425" w:leftChars="0" w:firstLineChars="0"/>
+        <w:ind w:left="425" w:leftChars="0" w:hanging="425" w:firstLineChars="0"/>
         <w:textAlignment w:val="baseline"/>
         <w:rPr>
-          <w:rFonts w:ascii="宋体" w:eastAsia="宋体" w:hAnsi="宋体" w:cs="宋体"/>
+          <w:rFonts w:ascii="宋体" w:hAnsi="宋体" w:eastAsia="宋体" w:cs="宋体"/>
           <w:sz w:val="24"/>
           <w:szCs w:val="24"/>
         </w:rPr>
       </w:pPr>
       <w:r>
         <w:rPr>
-          <w:rFonts w:ascii="宋体" w:eastAsia="宋体" w:hAnsi="宋体" w:cs="宋体"/>
+          <w:rFonts w:ascii="宋体" w:hAnsi="宋体" w:eastAsia="宋体" w:cs="宋体"/>
           <w:spacing w:val="-2"/>
           <w:sz w:val="24"/>
           <w:szCs w:val="24"/>
@@ -5508,17 +5559,17 @@
         <w:adjustRightInd w:val="0"/>
         <w:snapToGrid w:val="0"/>
         <w:spacing w:line="360" w:lineRule="auto"/>
-        <w:ind w:left="425" w:hanging="425" w:leftChars="0" w:firstLineChars="0"/>
+        <w:ind w:left="425" w:leftChars="0" w:hanging="425" w:firstLineChars="0"/>
         <w:textAlignment w:val="baseline"/>
         <w:rPr>
-          <w:rFonts w:ascii="宋体" w:eastAsia="宋体" w:hAnsi="宋体" w:cs="宋体"/>
+          <w:rFonts w:ascii="宋体" w:hAnsi="宋体" w:eastAsia="宋体" w:cs="宋体"/>
           <w:sz w:val="24"/>
           <w:szCs w:val="24"/>
         </w:rPr>
       </w:pPr>
       <w:r>
         <w:rPr>
-          <w:rFonts w:ascii="宋体" w:eastAsia="宋体" w:hAnsi="宋体" w:cs="宋体"/>
+          <w:rFonts w:ascii="宋体" w:hAnsi="宋体" w:eastAsia="宋体" w:cs="宋体"/>
           <w:spacing w:val="-2"/>
           <w:sz w:val="24"/>
           <w:szCs w:val="24"/>
@@ -5546,17 +5597,17 @@
         <w:adjustRightInd w:val="0"/>
         <w:snapToGrid w:val="0"/>
         <w:spacing w:line="360" w:lineRule="auto"/>
-        <w:ind w:left="425" w:hanging="425" w:leftChars="0" w:firstLineChars="0"/>
+        <w:ind w:left="425" w:leftChars="0" w:hanging="425" w:firstLineChars="0"/>
         <w:textAlignment w:val="baseline"/>
         <w:rPr>
-          <w:rFonts w:ascii="宋体" w:eastAsia="宋体" w:hAnsi="宋体" w:cs="宋体"/>
+          <w:rFonts w:ascii="宋体" w:hAnsi="宋体" w:eastAsia="宋体" w:cs="宋体"/>
           <w:sz w:val="24"/>
           <w:szCs w:val="24"/>
         </w:rPr>
       </w:pPr>
       <w:r>
         <w:rPr>
-          <w:rFonts w:ascii="宋体" w:eastAsia="宋体" w:hAnsi="宋体" w:cs="宋体"/>
+          <w:rFonts w:ascii="宋体" w:hAnsi="宋体" w:eastAsia="宋体" w:cs="宋体"/>
           <w:spacing w:val="-1"/>
           <w:sz w:val="24"/>
           <w:szCs w:val="24"/>
@@ -5566,7 +5617,7 @@
     </w:p>
     <w:p>
       <w:pPr>
-        <w:pStyle w:val="BodyText"/>
+        <w:pStyle w:val="12"/>
         <w:keepNext w:val="0"/>
         <w:keepLines w:val="0"/>
         <w:pageBreakBefore w:val="0"/>
@@ -5585,17 +5636,17 @@
         <w:adjustRightInd w:val="0"/>
         <w:snapToGrid w:val="0"/>
         <w:spacing w:line="360" w:lineRule="auto"/>
-        <w:ind w:left="425" w:hanging="425" w:leftChars="0" w:firstLineChars="0"/>
+        <w:ind w:left="425" w:leftChars="0" w:hanging="425" w:firstLineChars="0"/>
         <w:textAlignment w:val="baseline"/>
         <w:rPr>
-          <w:rFonts w:ascii="宋体" w:eastAsia="宋体" w:hAnsi="宋体" w:cs="宋体"/>
+          <w:rFonts w:ascii="宋体" w:hAnsi="宋体" w:eastAsia="宋体" w:cs="宋体"/>
           <w:sz w:val="24"/>
           <w:szCs w:val="24"/>
         </w:rPr>
       </w:pPr>
       <w:r>
         <w:rPr>
-          <w:rFonts w:ascii="宋体" w:eastAsia="宋体" w:hAnsi="宋体" w:cs="宋体"/>
+          <w:rFonts w:ascii="宋体" w:hAnsi="宋体" w:eastAsia="宋体" w:cs="宋体"/>
           <w:spacing w:val="-3"/>
           <w:sz w:val="24"/>
           <w:szCs w:val="24"/>
@@ -5604,7 +5655,7 @@
       </w:r>
       <w:r>
         <w:rPr>
-          <w:rFonts w:ascii="宋体" w:eastAsia="宋体" w:hAnsi="宋体" w:cs="宋体"/>
+          <w:rFonts w:ascii="宋体" w:hAnsi="宋体" w:eastAsia="宋体" w:cs="宋体"/>
           <w:spacing w:val="-35"/>
           <w:sz w:val="24"/>
           <w:szCs w:val="24"/>
@@ -5621,7 +5672,7 @@
       </w:r>
       <w:r>
         <w:rPr>
-          <w:rFonts w:ascii="宋体" w:eastAsia="宋体" w:hAnsi="宋体" w:cs="宋体"/>
+          <w:rFonts w:ascii="宋体" w:hAnsi="宋体" w:eastAsia="宋体" w:cs="宋体"/>
           <w:spacing w:val="-3"/>
           <w:sz w:val="24"/>
           <w:szCs w:val="24"/>
@@ -5649,17 +5700,17 @@
         <w:adjustRightInd w:val="0"/>
         <w:snapToGrid w:val="0"/>
         <w:spacing w:line="360" w:lineRule="auto"/>
-        <w:ind w:left="425" w:hanging="425" w:leftChars="0" w:firstLineChars="0"/>
+        <w:ind w:left="425" w:leftChars="0" w:hanging="425" w:firstLineChars="0"/>
         <w:textAlignment w:val="baseline"/>
         <w:rPr>
-          <w:rFonts w:ascii="宋体" w:eastAsia="宋体" w:hAnsi="宋体" w:cs="宋体"/>
+          <w:rFonts w:ascii="宋体" w:hAnsi="宋体" w:eastAsia="宋体" w:cs="宋体"/>
           <w:sz w:val="24"/>
           <w:szCs w:val="24"/>
         </w:rPr>
       </w:pPr>
       <w:r>
         <w:rPr>
-          <w:rFonts w:ascii="宋体" w:eastAsia="宋体" w:hAnsi="宋体" w:cs="宋体" w:hint="eastAsia"/>
+          <w:rFonts w:hint="eastAsia" w:ascii="宋体" w:hAnsi="宋体" w:eastAsia="宋体" w:cs="宋体"/>
           <w:spacing w:val="-2"/>
           <w:sz w:val="24"/>
           <w:szCs w:val="24"/>
@@ -5669,7 +5720,7 @@
       </w:r>
       <w:r>
         <w:rPr>
-          <w:rFonts w:ascii="宋体" w:eastAsia="宋体" w:hAnsi="宋体" w:cs="宋体"/>
+          <w:rFonts w:ascii="宋体" w:hAnsi="宋体" w:eastAsia="宋体" w:cs="宋体"/>
           <w:spacing w:val="-2"/>
           <w:sz w:val="24"/>
           <w:szCs w:val="24"/>
@@ -5697,17 +5748,17 @@
         <w:adjustRightInd w:val="0"/>
         <w:snapToGrid w:val="0"/>
         <w:spacing w:line="360" w:lineRule="auto"/>
-        <w:ind w:left="425" w:hanging="425" w:leftChars="0" w:firstLineChars="0"/>
+        <w:ind w:left="425" w:leftChars="0" w:hanging="425" w:firstLineChars="0"/>
         <w:textAlignment w:val="baseline"/>
         <w:rPr>
-          <w:rFonts w:ascii="宋体" w:eastAsia="宋体" w:hAnsi="宋体" w:cs="宋体"/>
+          <w:rFonts w:ascii="宋体" w:hAnsi="宋体" w:eastAsia="宋体" w:cs="宋体"/>
           <w:sz w:val="24"/>
           <w:szCs w:val="24"/>
         </w:rPr>
       </w:pPr>
       <w:r>
         <w:rPr>
-          <w:rFonts w:ascii="宋体" w:eastAsia="宋体" w:hAnsi="宋体" w:cs="宋体" w:hint="eastAsia"/>
+          <w:rFonts w:hint="eastAsia" w:ascii="宋体" w:hAnsi="宋体" w:eastAsia="宋体" w:cs="宋体"/>
           <w:spacing w:val="-2"/>
           <w:sz w:val="24"/>
           <w:szCs w:val="24"/>
@@ -5717,7 +5768,7 @@
       </w:r>
       <w:r>
         <w:rPr>
-          <w:rFonts w:ascii="宋体" w:eastAsia="宋体" w:hAnsi="宋体" w:cs="宋体"/>
+          <w:rFonts w:ascii="宋体" w:hAnsi="宋体" w:eastAsia="宋体" w:cs="宋体"/>
           <w:spacing w:val="-2"/>
           <w:sz w:val="24"/>
           <w:szCs w:val="24"/>
@@ -5726,7 +5777,7 @@
       </w:r>
       <w:r>
         <w:rPr>
-          <w:rFonts w:ascii="宋体" w:eastAsia="宋体" w:hAnsi="宋体" w:cs="宋体" w:hint="eastAsia"/>
+          <w:rFonts w:hint="eastAsia" w:ascii="宋体" w:hAnsi="宋体" w:eastAsia="宋体" w:cs="宋体"/>
           <w:spacing w:val="-2"/>
           <w:sz w:val="24"/>
           <w:szCs w:val="24"/>
@@ -5737,20 +5788,20 @@
     </w:p>
     <w:p>
       <w:pPr>
-        <w:pStyle w:val="3"/>
-        <w:bidi w:val="0"/>
-      </w:pPr>
-      <w:bookmarkStart w:id="23" w:name="bookmark1"/>
+        <w:pStyle w:val="32"/>
+        <w:bidi w:val="0"/>
+      </w:pPr>
+      <w:bookmarkStart w:id="22" w:name="bookmark1"/>
+      <w:bookmarkEnd w:id="22"/>
+      <w:bookmarkStart w:id="23" w:name="_Toc7721"/>
+      <w:r>
+        <w:t>测试阶段</w:t>
+      </w:r>
       <w:bookmarkEnd w:id="23"/>
-      <w:bookmarkStart w:id="24" w:name="_Toc7721"/>
-      <w:r>
-        <w:t>测试阶段</w:t>
-      </w:r>
-      <w:bookmarkEnd w:id="24"/>
-    </w:p>
-    <w:p>
-      <w:pPr>
-        <w:pStyle w:val="a1"/>
+    </w:p>
+    <w:p>
+      <w:pPr>
+        <w:pStyle w:val="30"/>
         <w:bidi w:val="0"/>
       </w:pPr>
       <w:r>
@@ -5777,17 +5828,17 @@
         <w:adjustRightInd w:val="0"/>
         <w:snapToGrid w:val="0"/>
         <w:spacing w:line="360" w:lineRule="auto"/>
-        <w:ind w:left="425" w:hanging="425" w:leftChars="0" w:firstLineChars="0"/>
+        <w:ind w:left="425" w:leftChars="0" w:hanging="425" w:firstLineChars="0"/>
         <w:textAlignment w:val="baseline"/>
         <w:rPr>
-          <w:rFonts w:ascii="宋体" w:eastAsia="宋体" w:hAnsi="宋体" w:cs="宋体"/>
+          <w:rFonts w:ascii="宋体" w:hAnsi="宋体" w:eastAsia="宋体" w:cs="宋体"/>
           <w:sz w:val="24"/>
           <w:szCs w:val="24"/>
         </w:rPr>
       </w:pPr>
       <w:r>
         <w:rPr>
-          <w:rFonts w:ascii="宋体" w:hAnsi="宋体" w:cs="宋体" w:hint="eastAsia"/>
+          <w:rFonts w:hint="eastAsia" w:ascii="宋体" w:hAnsi="宋体" w:cs="宋体"/>
           <w:spacing w:val="-2"/>
           <w:sz w:val="24"/>
           <w:szCs w:val="24"/>
@@ -5797,7 +5848,7 @@
       </w:r>
       <w:r>
         <w:rPr>
-          <w:rFonts w:ascii="宋体" w:eastAsia="宋体" w:hAnsi="宋体" w:cs="宋体"/>
+          <w:rFonts w:ascii="宋体" w:hAnsi="宋体" w:eastAsia="宋体" w:cs="宋体"/>
           <w:spacing w:val="-2"/>
           <w:sz w:val="24"/>
           <w:szCs w:val="24"/>
@@ -5825,17 +5876,17 @@
         <w:adjustRightInd w:val="0"/>
         <w:snapToGrid w:val="0"/>
         <w:spacing w:line="360" w:lineRule="auto"/>
-        <w:ind w:left="425" w:hanging="425" w:leftChars="0" w:firstLineChars="0"/>
+        <w:ind w:left="425" w:leftChars="0" w:hanging="425" w:firstLineChars="0"/>
         <w:textAlignment w:val="baseline"/>
         <w:rPr>
-          <w:rFonts w:ascii="宋体" w:eastAsia="宋体" w:hAnsi="宋体" w:cs="宋体"/>
+          <w:rFonts w:ascii="宋体" w:hAnsi="宋体" w:eastAsia="宋体" w:cs="宋体"/>
           <w:sz w:val="24"/>
           <w:szCs w:val="24"/>
         </w:rPr>
       </w:pPr>
       <w:r>
         <w:rPr>
-          <w:rFonts w:ascii="宋体" w:eastAsia="宋体" w:hAnsi="宋体" w:cs="宋体"/>
+          <w:rFonts w:ascii="宋体" w:hAnsi="宋体" w:eastAsia="宋体" w:cs="宋体"/>
           <w:spacing w:val="-2"/>
           <w:sz w:val="24"/>
           <w:szCs w:val="24"/>
@@ -5844,7 +5895,7 @@
       </w:r>
       <w:r>
         <w:rPr>
-          <w:rFonts w:ascii="宋体" w:eastAsia="宋体" w:hAnsi="宋体" w:cs="宋体"/>
+          <w:rFonts w:ascii="宋体" w:hAnsi="宋体" w:eastAsia="宋体" w:cs="宋体"/>
           <w:spacing w:val="-48"/>
           <w:sz w:val="24"/>
           <w:szCs w:val="24"/>
@@ -5853,7 +5904,7 @@
       </w:r>
       <w:r>
         <w:rPr>
-          <w:rFonts w:ascii="宋体" w:eastAsia="宋体" w:hAnsi="宋体" w:cs="宋体"/>
+          <w:rFonts w:ascii="宋体" w:hAnsi="宋体" w:eastAsia="宋体" w:cs="宋体"/>
           <w:spacing w:val="-2"/>
           <w:sz w:val="24"/>
           <w:szCs w:val="24"/>
@@ -5862,7 +5913,7 @@
       </w:r>
       <w:r>
         <w:rPr>
-          <w:rFonts w:ascii="宋体" w:eastAsia="宋体" w:hAnsi="宋体" w:cs="宋体"/>
+          <w:rFonts w:ascii="宋体" w:hAnsi="宋体" w:eastAsia="宋体" w:cs="宋体"/>
           <w:spacing w:val="-53"/>
           <w:sz w:val="24"/>
           <w:szCs w:val="24"/>
@@ -5871,7 +5922,7 @@
       </w:r>
       <w:r>
         <w:rPr>
-          <w:rFonts w:ascii="宋体" w:eastAsia="宋体" w:hAnsi="宋体" w:cs="宋体"/>
+          <w:rFonts w:ascii="宋体" w:hAnsi="宋体" w:eastAsia="宋体" w:cs="宋体"/>
           <w:spacing w:val="-2"/>
           <w:sz w:val="24"/>
           <w:szCs w:val="24"/>
@@ -5899,17 +5950,17 @@
         <w:adjustRightInd w:val="0"/>
         <w:snapToGrid w:val="0"/>
         <w:spacing w:line="360" w:lineRule="auto"/>
-        <w:ind w:left="425" w:hanging="425" w:leftChars="0" w:firstLineChars="0"/>
+        <w:ind w:left="425" w:leftChars="0" w:hanging="425" w:firstLineChars="0"/>
         <w:textAlignment w:val="baseline"/>
         <w:rPr>
-          <w:rFonts w:ascii="宋体" w:eastAsia="宋体" w:hAnsi="宋体" w:cs="宋体"/>
+          <w:rFonts w:ascii="宋体" w:hAnsi="宋体" w:eastAsia="宋体" w:cs="宋体"/>
           <w:sz w:val="24"/>
           <w:szCs w:val="24"/>
         </w:rPr>
       </w:pPr>
       <w:r>
         <w:rPr>
-          <w:rFonts w:ascii="宋体" w:eastAsia="宋体" w:hAnsi="宋体" w:cs="宋体" w:hint="eastAsia"/>
+          <w:rFonts w:hint="eastAsia" w:ascii="宋体" w:hAnsi="宋体" w:eastAsia="宋体" w:cs="宋体"/>
           <w:spacing w:val="-2"/>
           <w:sz w:val="24"/>
           <w:szCs w:val="24"/>
@@ -5919,7 +5970,7 @@
       </w:r>
       <w:r>
         <w:rPr>
-          <w:rFonts w:ascii="宋体" w:eastAsia="宋体" w:hAnsi="宋体" w:cs="宋体"/>
+          <w:rFonts w:ascii="宋体" w:hAnsi="宋体" w:eastAsia="宋体" w:cs="宋体"/>
           <w:spacing w:val="-2"/>
           <w:sz w:val="24"/>
           <w:szCs w:val="24"/>
@@ -5929,18 +5980,18 @@
     </w:p>
     <w:p>
       <w:pPr>
-        <w:pStyle w:val="3"/>
-        <w:bidi w:val="0"/>
-      </w:pPr>
-      <w:bookmarkStart w:id="25" w:name="_Toc15007"/>
+        <w:pStyle w:val="32"/>
+        <w:bidi w:val="0"/>
+      </w:pPr>
+      <w:bookmarkStart w:id="24" w:name="_Toc15007"/>
       <w:r>
         <w:t>验证发布</w:t>
       </w:r>
-      <w:bookmarkEnd w:id="25"/>
-    </w:p>
-    <w:p>
-      <w:pPr>
-        <w:pStyle w:val="a1"/>
+      <w:bookmarkEnd w:id="24"/>
+    </w:p>
+    <w:p>
+      <w:pPr>
+        <w:pStyle w:val="30"/>
         <w:bidi w:val="0"/>
       </w:pPr>
       <w:r>
@@ -5983,7 +6034,7 @@
     </w:p>
     <w:p>
       <w:pPr>
-        <w:pStyle w:val="a1"/>
+        <w:pStyle w:val="30"/>
         <w:bidi w:val="0"/>
       </w:pPr>
       <w:r>
@@ -6010,17 +6061,17 @@
         <w:adjustRightInd w:val="0"/>
         <w:snapToGrid w:val="0"/>
         <w:spacing w:line="360" w:lineRule="auto"/>
-        <w:ind w:left="425" w:hanging="425" w:leftChars="0" w:firstLineChars="0"/>
+        <w:ind w:left="425" w:leftChars="0" w:hanging="425" w:firstLineChars="0"/>
         <w:textAlignment w:val="baseline"/>
         <w:rPr>
-          <w:rFonts w:ascii="宋体" w:eastAsia="宋体" w:hAnsi="宋体" w:cs="宋体"/>
+          <w:rFonts w:ascii="宋体" w:hAnsi="宋体" w:eastAsia="宋体" w:cs="宋体"/>
           <w:sz w:val="24"/>
           <w:szCs w:val="24"/>
         </w:rPr>
       </w:pPr>
       <w:r>
         <w:rPr>
-          <w:rFonts w:ascii="宋体" w:eastAsia="宋体" w:hAnsi="宋体" w:cs="宋体"/>
+          <w:rFonts w:ascii="宋体" w:hAnsi="宋体" w:eastAsia="宋体" w:cs="宋体"/>
           <w:spacing w:val="-2"/>
           <w:sz w:val="24"/>
           <w:szCs w:val="24"/>
@@ -6048,17 +6099,17 @@
         <w:adjustRightInd w:val="0"/>
         <w:snapToGrid w:val="0"/>
         <w:spacing w:line="360" w:lineRule="auto"/>
-        <w:ind w:left="425" w:hanging="425" w:leftChars="0" w:firstLineChars="0"/>
+        <w:ind w:left="425" w:leftChars="0" w:hanging="425" w:firstLineChars="0"/>
         <w:textAlignment w:val="baseline"/>
         <w:rPr>
-          <w:rFonts w:ascii="宋体" w:eastAsia="宋体" w:hAnsi="宋体" w:cs="宋体"/>
+          <w:rFonts w:ascii="宋体" w:hAnsi="宋体" w:eastAsia="宋体" w:cs="宋体"/>
           <w:sz w:val="24"/>
           <w:szCs w:val="24"/>
         </w:rPr>
       </w:pPr>
       <w:r>
         <w:rPr>
-          <w:rFonts w:ascii="宋体" w:eastAsia="宋体" w:hAnsi="宋体" w:cs="宋体"/>
+          <w:rFonts w:ascii="宋体" w:hAnsi="宋体" w:eastAsia="宋体" w:cs="宋体"/>
           <w:spacing w:val="-1"/>
           <w:sz w:val="24"/>
           <w:szCs w:val="24"/>
@@ -6086,17 +6137,17 @@
         <w:adjustRightInd w:val="0"/>
         <w:snapToGrid w:val="0"/>
         <w:spacing w:line="360" w:lineRule="auto"/>
-        <w:ind w:left="425" w:hanging="425" w:leftChars="0" w:firstLineChars="0"/>
+        <w:ind w:left="425" w:leftChars="0" w:hanging="425" w:firstLineChars="0"/>
         <w:textAlignment w:val="baseline"/>
         <w:rPr>
-          <w:rFonts w:ascii="宋体" w:eastAsia="宋体" w:hAnsi="宋体" w:cs="宋体"/>
+          <w:rFonts w:ascii="宋体" w:hAnsi="宋体" w:eastAsia="宋体" w:cs="宋体"/>
           <w:sz w:val="24"/>
           <w:szCs w:val="24"/>
         </w:rPr>
       </w:pPr>
       <w:r>
         <w:rPr>
-          <w:rFonts w:ascii="宋体" w:eastAsia="宋体" w:hAnsi="宋体" w:cs="宋体"/>
+          <w:rFonts w:ascii="宋体" w:hAnsi="宋体" w:eastAsia="宋体" w:cs="宋体"/>
           <w:spacing w:val="-2"/>
           <w:sz w:val="24"/>
           <w:szCs w:val="24"/>
@@ -6105,7 +6156,7 @@
       </w:r>
       <w:r>
         <w:rPr>
-          <w:rFonts w:ascii="宋体" w:eastAsia="宋体" w:hAnsi="宋体" w:cs="宋体" w:hint="eastAsia"/>
+          <w:rFonts w:hint="eastAsia" w:ascii="宋体" w:hAnsi="宋体" w:eastAsia="宋体" w:cs="宋体"/>
           <w:spacing w:val="-2"/>
           <w:sz w:val="24"/>
           <w:szCs w:val="24"/>
@@ -6134,17 +6185,17 @@
         <w:adjustRightInd w:val="0"/>
         <w:snapToGrid w:val="0"/>
         <w:spacing w:line="360" w:lineRule="auto"/>
-        <w:ind w:left="425" w:hanging="425" w:leftChars="0" w:firstLineChars="0"/>
+        <w:ind w:left="425" w:leftChars="0" w:hanging="425" w:firstLineChars="0"/>
         <w:textAlignment w:val="baseline"/>
         <w:rPr>
-          <w:rFonts w:ascii="宋体" w:eastAsia="宋体" w:hAnsi="宋体" w:cs="宋体"/>
+          <w:rFonts w:ascii="宋体" w:hAnsi="宋体" w:eastAsia="宋体" w:cs="宋体"/>
           <w:sz w:val="24"/>
           <w:szCs w:val="24"/>
         </w:rPr>
       </w:pPr>
       <w:r>
         <w:rPr>
-          <w:rFonts w:ascii="宋体" w:eastAsia="宋体" w:hAnsi="宋体" w:cs="宋体"/>
+          <w:rFonts w:ascii="宋体" w:hAnsi="宋体" w:eastAsia="宋体" w:cs="宋体"/>
           <w:spacing w:val="-2"/>
           <w:sz w:val="24"/>
           <w:szCs w:val="24"/>
@@ -6153,7 +6204,7 @@
       </w:r>
       <w:r>
         <w:rPr>
-          <w:rFonts w:ascii="宋体" w:eastAsia="宋体" w:hAnsi="宋体" w:cs="宋体" w:hint="eastAsia"/>
+          <w:rFonts w:hint="eastAsia" w:ascii="宋体" w:hAnsi="宋体" w:eastAsia="宋体" w:cs="宋体"/>
           <w:spacing w:val="-2"/>
           <w:sz w:val="24"/>
           <w:szCs w:val="24"/>
@@ -6164,14 +6215,14 @@
     </w:p>
     <w:p>
       <w:pPr>
-        <w:pStyle w:val="Heading2"/>
+        <w:pStyle w:val="3"/>
         <w:bidi w:val="0"/>
         <w:rPr>
           <w:rFonts w:hint="default"/>
           <w:lang w:val="en-US" w:eastAsia="zh-CN"/>
         </w:rPr>
       </w:pPr>
-      <w:bookmarkStart w:id="26" w:name="_Toc29405"/>
+      <w:bookmarkStart w:id="25" w:name="_Toc29405"/>
       <w:r>
         <w:rPr>
           <w:rFonts w:hint="eastAsia"/>
@@ -6179,22 +6230,22 @@
         </w:rPr>
         <w:t>项目管理规范</w:t>
       </w:r>
+      <w:bookmarkEnd w:id="25"/>
+    </w:p>
+    <w:p>
+      <w:pPr>
+        <w:pStyle w:val="32"/>
+        <w:bidi w:val="0"/>
+      </w:pPr>
+      <w:bookmarkStart w:id="26" w:name="_Toc32621"/>
+      <w:r>
+        <w:t>项目估算</w:t>
+      </w:r>
       <w:bookmarkEnd w:id="26"/>
     </w:p>
     <w:p>
       <w:pPr>
-        <w:pStyle w:val="3"/>
-        <w:bidi w:val="0"/>
-      </w:pPr>
-      <w:bookmarkStart w:id="27" w:name="_Toc32621"/>
-      <w:r>
-        <w:t>项目估算</w:t>
-      </w:r>
-      <w:bookmarkEnd w:id="27"/>
-    </w:p>
-    <w:p>
-      <w:pPr>
-        <w:pStyle w:val="a1"/>
+        <w:pStyle w:val="30"/>
         <w:bidi w:val="0"/>
       </w:pPr>
       <w:r>
@@ -6203,7 +6254,7 @@
     </w:p>
     <w:p>
       <w:pPr>
-        <w:pStyle w:val="a4"/>
+        <w:pStyle w:val="44"/>
         <w:numPr>
           <w:ilvl w:val="0"/>
           <w:numId w:val="12"/>
@@ -6216,7 +6267,7 @@
     </w:p>
     <w:p>
       <w:pPr>
-        <w:pStyle w:val="a4"/>
+        <w:pStyle w:val="44"/>
         <w:numPr>
           <w:ilvl w:val="0"/>
           <w:numId w:val="12"/>
@@ -6229,7 +6280,7 @@
     </w:p>
     <w:p>
       <w:pPr>
-        <w:pStyle w:val="4"/>
+        <w:pStyle w:val="42"/>
         <w:bidi w:val="0"/>
       </w:pPr>
       <w:r>
@@ -6238,7 +6289,7 @@
     </w:p>
     <w:p>
       <w:pPr>
-        <w:pStyle w:val="a1"/>
+        <w:pStyle w:val="30"/>
         <w:bidi w:val="0"/>
       </w:pPr>
       <w:r>
@@ -6257,7 +6308,7 @@
     </w:p>
     <w:p>
       <w:pPr>
-        <w:pStyle w:val="4"/>
+        <w:pStyle w:val="42"/>
         <w:bidi w:val="0"/>
       </w:pPr>
       <w:r>
@@ -6266,7 +6317,7 @@
     </w:p>
     <w:p>
       <w:pPr>
-        <w:pStyle w:val="a1"/>
+        <w:pStyle w:val="30"/>
         <w:bidi w:val="0"/>
       </w:pPr>
       <w:r>
@@ -6275,7 +6326,7 @@
     </w:p>
     <w:p>
       <w:pPr>
-        <w:pStyle w:val="a1"/>
+        <w:pStyle w:val="30"/>
         <w:bidi w:val="0"/>
       </w:pPr>
       <w:r>
@@ -6284,18 +6335,18 @@
     </w:p>
     <w:p>
       <w:pPr>
-        <w:pStyle w:val="3"/>
-        <w:bidi w:val="0"/>
-      </w:pPr>
-      <w:bookmarkStart w:id="28" w:name="_Toc24398"/>
+        <w:pStyle w:val="32"/>
+        <w:bidi w:val="0"/>
+      </w:pPr>
+      <w:bookmarkStart w:id="27" w:name="_Toc24398"/>
       <w:r>
         <w:t>项目沟通</w:t>
       </w:r>
-      <w:bookmarkEnd w:id="28"/>
-    </w:p>
-    <w:p>
-      <w:pPr>
-        <w:pStyle w:val="a1"/>
+      <w:bookmarkEnd w:id="27"/>
+    </w:p>
+    <w:p>
+      <w:pPr>
+        <w:pStyle w:val="30"/>
         <w:bidi w:val="0"/>
       </w:pPr>
       <w:r>
@@ -6329,17 +6380,17 @@
         <w:adjustRightInd w:val="0"/>
         <w:snapToGrid w:val="0"/>
         <w:spacing w:line="360" w:lineRule="auto"/>
-        <w:ind w:left="425" w:right="0" w:hanging="425" w:leftChars="0" w:firstLineChars="0"/>
+        <w:ind w:left="425" w:leftChars="0" w:right="0" w:hanging="425" w:firstLineChars="0"/>
         <w:textAlignment w:val="baseline"/>
         <w:rPr>
-          <w:rFonts w:ascii="宋体" w:eastAsia="宋体" w:hAnsi="宋体" w:cs="宋体"/>
+          <w:rFonts w:ascii="宋体" w:hAnsi="宋体" w:eastAsia="宋体" w:cs="宋体"/>
           <w:sz w:val="24"/>
           <w:szCs w:val="24"/>
         </w:rPr>
       </w:pPr>
       <w:r>
         <w:rPr>
-          <w:rFonts w:ascii="宋体" w:eastAsia="宋体" w:hAnsi="宋体" w:cs="宋体"/>
+          <w:rFonts w:ascii="宋体" w:hAnsi="宋体" w:eastAsia="宋体" w:cs="宋体"/>
           <w:spacing w:val="-1"/>
           <w:sz w:val="24"/>
           <w:szCs w:val="24"/>
@@ -6367,17 +6418,17 @@
         <w:adjustRightInd w:val="0"/>
         <w:snapToGrid w:val="0"/>
         <w:spacing w:line="360" w:lineRule="auto"/>
-        <w:ind w:left="425" w:right="0" w:hanging="425" w:leftChars="0" w:firstLineChars="0"/>
+        <w:ind w:left="425" w:leftChars="0" w:right="0" w:hanging="425" w:firstLineChars="0"/>
         <w:textAlignment w:val="baseline"/>
         <w:rPr>
-          <w:rFonts w:ascii="宋体" w:eastAsia="宋体" w:hAnsi="宋体" w:cs="宋体"/>
+          <w:rFonts w:ascii="宋体" w:hAnsi="宋体" w:eastAsia="宋体" w:cs="宋体"/>
           <w:sz w:val="24"/>
           <w:szCs w:val="24"/>
         </w:rPr>
       </w:pPr>
       <w:r>
         <w:rPr>
-          <w:rFonts w:ascii="宋体" w:eastAsia="宋体" w:hAnsi="宋体" w:cs="宋体" w:hint="eastAsia"/>
+          <w:rFonts w:hint="eastAsia" w:ascii="宋体" w:hAnsi="宋体" w:eastAsia="宋体" w:cs="宋体"/>
           <w:spacing w:val="-2"/>
           <w:sz w:val="24"/>
           <w:szCs w:val="24"/>
@@ -6387,7 +6438,7 @@
       </w:r>
       <w:r>
         <w:rPr>
-          <w:rFonts w:ascii="宋体" w:eastAsia="宋体" w:hAnsi="宋体" w:cs="宋体"/>
+          <w:rFonts w:ascii="宋体" w:hAnsi="宋体" w:eastAsia="宋体" w:cs="宋体"/>
           <w:spacing w:val="-2"/>
           <w:sz w:val="24"/>
           <w:szCs w:val="24"/>
@@ -6415,17 +6466,17 @@
         <w:adjustRightInd w:val="0"/>
         <w:snapToGrid w:val="0"/>
         <w:spacing w:line="360" w:lineRule="auto"/>
-        <w:ind w:left="425" w:right="0" w:hanging="425" w:leftChars="0" w:firstLineChars="0"/>
+        <w:ind w:left="425" w:leftChars="0" w:right="0" w:hanging="425" w:firstLineChars="0"/>
         <w:textAlignment w:val="baseline"/>
         <w:rPr>
-          <w:rFonts w:ascii="宋体" w:eastAsia="宋体" w:hAnsi="宋体" w:cs="宋体"/>
+          <w:rFonts w:ascii="宋体" w:hAnsi="宋体" w:eastAsia="宋体" w:cs="宋体"/>
           <w:sz w:val="24"/>
           <w:szCs w:val="24"/>
         </w:rPr>
       </w:pPr>
       <w:r>
         <w:rPr>
-          <w:rFonts w:ascii="宋体" w:eastAsia="宋体" w:hAnsi="宋体" w:cs="宋体" w:hint="eastAsia"/>
+          <w:rFonts w:hint="eastAsia" w:ascii="宋体" w:hAnsi="宋体" w:eastAsia="宋体" w:cs="宋体"/>
           <w:spacing w:val="-1"/>
           <w:sz w:val="24"/>
           <w:szCs w:val="24"/>
@@ -6435,7 +6486,7 @@
       </w:r>
       <w:r>
         <w:rPr>
-          <w:rFonts w:ascii="宋体" w:eastAsia="宋体" w:hAnsi="宋体" w:cs="宋体"/>
+          <w:rFonts w:ascii="宋体" w:hAnsi="宋体" w:eastAsia="宋体" w:cs="宋体"/>
           <w:spacing w:val="-1"/>
           <w:sz w:val="24"/>
           <w:szCs w:val="24"/>
@@ -6463,17 +6514,17 @@
         <w:adjustRightInd w:val="0"/>
         <w:snapToGrid w:val="0"/>
         <w:spacing w:line="360" w:lineRule="auto"/>
-        <w:ind w:left="425" w:right="0" w:hanging="425" w:leftChars="0" w:firstLineChars="0"/>
+        <w:ind w:left="425" w:leftChars="0" w:right="0" w:hanging="425" w:firstLineChars="0"/>
         <w:textAlignment w:val="baseline"/>
         <w:rPr>
-          <w:rFonts w:ascii="宋体" w:eastAsia="宋体" w:hAnsi="宋体" w:cs="宋体"/>
+          <w:rFonts w:ascii="宋体" w:hAnsi="宋体" w:eastAsia="宋体" w:cs="宋体"/>
           <w:sz w:val="24"/>
           <w:szCs w:val="24"/>
         </w:rPr>
       </w:pPr>
       <w:r>
         <w:rPr>
-          <w:rFonts w:ascii="宋体" w:eastAsia="宋体" w:hAnsi="宋体" w:cs="宋体" w:hint="eastAsia"/>
+          <w:rFonts w:hint="eastAsia" w:ascii="宋体" w:hAnsi="宋体" w:eastAsia="宋体" w:cs="宋体"/>
           <w:spacing w:val="-1"/>
           <w:sz w:val="24"/>
           <w:szCs w:val="24"/>
@@ -6483,7 +6534,7 @@
       </w:r>
       <w:r>
         <w:rPr>
-          <w:rFonts w:ascii="宋体" w:eastAsia="宋体" w:hAnsi="宋体" w:cs="宋体"/>
+          <w:rFonts w:ascii="宋体" w:hAnsi="宋体" w:eastAsia="宋体" w:cs="宋体"/>
           <w:spacing w:val="-1"/>
           <w:sz w:val="24"/>
           <w:szCs w:val="24"/>
@@ -6511,17 +6562,17 @@
         <w:adjustRightInd w:val="0"/>
         <w:snapToGrid w:val="0"/>
         <w:spacing w:line="360" w:lineRule="auto"/>
-        <w:ind w:left="425" w:right="0" w:hanging="425" w:leftChars="0" w:firstLineChars="0"/>
+        <w:ind w:left="425" w:leftChars="0" w:right="0" w:hanging="425" w:firstLineChars="0"/>
         <w:textAlignment w:val="baseline"/>
         <w:rPr>
-          <w:rFonts w:ascii="宋体" w:eastAsia="宋体" w:hAnsi="宋体" w:cs="宋体"/>
+          <w:rFonts w:ascii="宋体" w:hAnsi="宋体" w:eastAsia="宋体" w:cs="宋体"/>
           <w:sz w:val="24"/>
           <w:szCs w:val="24"/>
         </w:rPr>
       </w:pPr>
       <w:r>
         <w:rPr>
-          <w:rFonts w:ascii="宋体" w:eastAsia="宋体" w:hAnsi="宋体" w:cs="宋体" w:hint="eastAsia"/>
+          <w:rFonts w:hint="eastAsia" w:ascii="宋体" w:hAnsi="宋体" w:eastAsia="宋体" w:cs="宋体"/>
           <w:spacing w:val="-1"/>
           <w:sz w:val="24"/>
           <w:szCs w:val="24"/>
@@ -6531,7 +6582,7 @@
       </w:r>
       <w:r>
         <w:rPr>
-          <w:rFonts w:ascii="宋体" w:eastAsia="宋体" w:hAnsi="宋体" w:cs="宋体"/>
+          <w:rFonts w:ascii="宋体" w:hAnsi="宋体" w:eastAsia="宋体" w:cs="宋体"/>
           <w:spacing w:val="-1"/>
           <w:sz w:val="24"/>
           <w:szCs w:val="24"/>
@@ -6541,20 +6592,20 @@
     </w:p>
     <w:p>
       <w:pPr>
-        <w:pStyle w:val="3"/>
-        <w:bidi w:val="0"/>
-      </w:pPr>
-      <w:bookmarkStart w:id="29" w:name="bookmark15"/>
+        <w:pStyle w:val="32"/>
+        <w:bidi w:val="0"/>
+      </w:pPr>
+      <w:bookmarkStart w:id="28" w:name="bookmark15"/>
+      <w:bookmarkEnd w:id="28"/>
+      <w:bookmarkStart w:id="29" w:name="_Toc32428"/>
+      <w:r>
+        <w:t>问题和风险管理</w:t>
+      </w:r>
       <w:bookmarkEnd w:id="29"/>
-      <w:bookmarkStart w:id="30" w:name="_Toc32428"/>
-      <w:r>
-        <w:t>问题和风险管理</w:t>
-      </w:r>
-      <w:bookmarkEnd w:id="30"/>
-    </w:p>
-    <w:p>
-      <w:pPr>
-        <w:pStyle w:val="a1"/>
+    </w:p>
+    <w:p>
+      <w:pPr>
+        <w:pStyle w:val="30"/>
         <w:bidi w:val="0"/>
       </w:pPr>
       <w:r>
@@ -6580,20 +6631,20 @@
     </w:p>
     <w:p>
       <w:pPr>
-        <w:pStyle w:val="3"/>
-        <w:bidi w:val="0"/>
-      </w:pPr>
-      <w:bookmarkStart w:id="31" w:name="bookmark16"/>
+        <w:pStyle w:val="32"/>
+        <w:bidi w:val="0"/>
+      </w:pPr>
+      <w:bookmarkStart w:id="30" w:name="bookmark16"/>
+      <w:bookmarkEnd w:id="30"/>
+      <w:bookmarkStart w:id="31" w:name="_Toc13443"/>
+      <w:r>
+        <w:t>测试环境管理</w:t>
+      </w:r>
       <w:bookmarkEnd w:id="31"/>
-      <w:bookmarkStart w:id="32" w:name="_Toc13443"/>
-      <w:r>
-        <w:t>测试环境管理</w:t>
-      </w:r>
-      <w:bookmarkEnd w:id="32"/>
-    </w:p>
-    <w:p>
-      <w:pPr>
-        <w:pStyle w:val="a1"/>
+    </w:p>
+    <w:p>
+      <w:pPr>
+        <w:pStyle w:val="30"/>
         <w:bidi w:val="0"/>
       </w:pPr>
       <w:r>
@@ -6620,17 +6671,17 @@
         <w:adjustRightInd w:val="0"/>
         <w:snapToGrid w:val="0"/>
         <w:spacing w:line="360" w:lineRule="auto"/>
-        <w:ind w:left="425" w:right="0" w:hanging="425" w:leftChars="0" w:firstLineChars="0"/>
+        <w:ind w:left="425" w:leftChars="0" w:right="0" w:hanging="425" w:firstLineChars="0"/>
         <w:textAlignment w:val="baseline"/>
         <w:rPr>
-          <w:rFonts w:ascii="宋体" w:eastAsia="宋体" w:hAnsi="宋体" w:cs="宋体"/>
+          <w:rFonts w:ascii="宋体" w:hAnsi="宋体" w:eastAsia="宋体" w:cs="宋体"/>
           <w:sz w:val="24"/>
           <w:szCs w:val="24"/>
         </w:rPr>
       </w:pPr>
       <w:r>
         <w:rPr>
-          <w:rFonts w:ascii="宋体" w:eastAsia="宋体" w:hAnsi="宋体" w:cs="宋体"/>
+          <w:rFonts w:ascii="宋体" w:hAnsi="宋体" w:eastAsia="宋体" w:cs="宋体"/>
           <w:spacing w:val="-1"/>
           <w:sz w:val="24"/>
           <w:szCs w:val="24"/>
@@ -6658,17 +6709,17 @@
         <w:adjustRightInd w:val="0"/>
         <w:snapToGrid w:val="0"/>
         <w:spacing w:line="360" w:lineRule="auto"/>
-        <w:ind w:left="425" w:right="0" w:hanging="425" w:leftChars="0" w:firstLineChars="0"/>
+        <w:ind w:left="425" w:leftChars="0" w:right="0" w:hanging="425" w:firstLineChars="0"/>
         <w:textAlignment w:val="baseline"/>
         <w:rPr>
-          <w:rFonts w:ascii="宋体" w:eastAsia="宋体" w:hAnsi="宋体" w:cs="宋体"/>
+          <w:rFonts w:ascii="宋体" w:hAnsi="宋体" w:eastAsia="宋体" w:cs="宋体"/>
           <w:sz w:val="24"/>
           <w:szCs w:val="24"/>
         </w:rPr>
       </w:pPr>
       <w:r>
         <w:rPr>
-          <w:rFonts w:ascii="宋体" w:eastAsia="宋体" w:hAnsi="宋体" w:cs="宋体"/>
+          <w:rFonts w:ascii="宋体" w:hAnsi="宋体" w:eastAsia="宋体" w:cs="宋体"/>
           <w:spacing w:val="-1"/>
           <w:sz w:val="24"/>
           <w:szCs w:val="24"/>
@@ -6696,17 +6747,17 @@
         <w:adjustRightInd w:val="0"/>
         <w:snapToGrid w:val="0"/>
         <w:spacing w:line="360" w:lineRule="auto"/>
-        <w:ind w:left="425" w:right="0" w:hanging="425" w:leftChars="0" w:firstLineChars="0"/>
+        <w:ind w:left="425" w:leftChars="0" w:right="0" w:hanging="425" w:firstLineChars="0"/>
         <w:textAlignment w:val="baseline"/>
         <w:rPr>
-          <w:rFonts w:ascii="宋体" w:eastAsia="宋体" w:hAnsi="宋体" w:cs="宋体"/>
+          <w:rFonts w:ascii="宋体" w:hAnsi="宋体" w:eastAsia="宋体" w:cs="宋体"/>
           <w:sz w:val="24"/>
           <w:szCs w:val="24"/>
         </w:rPr>
       </w:pPr>
       <w:r>
         <w:rPr>
-          <w:rFonts w:ascii="宋体" w:eastAsia="宋体" w:hAnsi="宋体" w:cs="宋体"/>
+          <w:rFonts w:ascii="宋体" w:hAnsi="宋体" w:eastAsia="宋体" w:cs="宋体"/>
           <w:spacing w:val="-2"/>
           <w:sz w:val="24"/>
           <w:szCs w:val="24"/>
@@ -6715,7 +6766,7 @@
       </w:r>
       <w:r>
         <w:rPr>
-          <w:rFonts w:ascii="宋体" w:eastAsia="宋体" w:hAnsi="宋体" w:cs="宋体"/>
+          <w:rFonts w:ascii="宋体" w:hAnsi="宋体" w:eastAsia="宋体" w:cs="宋体"/>
           <w:spacing w:val="-1"/>
           <w:sz w:val="24"/>
           <w:szCs w:val="24"/>
@@ -6743,17 +6794,17 @@
         <w:adjustRightInd w:val="0"/>
         <w:snapToGrid w:val="0"/>
         <w:spacing w:line="360" w:lineRule="auto"/>
-        <w:ind w:left="425" w:right="0" w:hanging="425" w:leftChars="0" w:firstLineChars="0"/>
+        <w:ind w:left="425" w:leftChars="0" w:right="0" w:hanging="425" w:firstLineChars="0"/>
         <w:textAlignment w:val="baseline"/>
         <w:rPr>
-          <w:rFonts w:ascii="宋体" w:eastAsia="宋体" w:hAnsi="宋体" w:cs="宋体"/>
+          <w:rFonts w:ascii="宋体" w:hAnsi="宋体" w:eastAsia="宋体" w:cs="宋体"/>
           <w:sz w:val="24"/>
           <w:szCs w:val="24"/>
         </w:rPr>
       </w:pPr>
       <w:r>
         <w:rPr>
-          <w:rFonts w:ascii="宋体" w:eastAsia="宋体" w:hAnsi="宋体" w:cs="宋体"/>
+          <w:rFonts w:ascii="宋体" w:hAnsi="宋体" w:eastAsia="宋体" w:cs="宋体"/>
           <w:spacing w:val="-3"/>
           <w:sz w:val="24"/>
           <w:szCs w:val="24"/>
@@ -6762,7 +6813,7 @@
       </w:r>
       <w:r>
         <w:rPr>
-          <w:rFonts w:ascii="宋体" w:eastAsia="宋体" w:hAnsi="宋体" w:cs="宋体"/>
+          <w:rFonts w:ascii="宋体" w:hAnsi="宋体" w:eastAsia="宋体" w:cs="宋体"/>
           <w:spacing w:val="-4"/>
           <w:sz w:val="24"/>
           <w:szCs w:val="24"/>
@@ -6771,7 +6822,7 @@
       </w:r>
       <w:r>
         <w:rPr>
-          <w:rFonts w:ascii="宋体" w:eastAsia="宋体" w:hAnsi="宋体" w:cs="宋体"/>
+          <w:rFonts w:ascii="宋体" w:hAnsi="宋体" w:eastAsia="宋体" w:cs="宋体"/>
           <w:spacing w:val="-1"/>
           <w:sz w:val="24"/>
           <w:szCs w:val="24"/>
@@ -6799,7 +6850,7 @@
         <w:adjustRightInd w:val="0"/>
         <w:snapToGrid w:val="0"/>
         <w:spacing w:line="360" w:lineRule="auto"/>
-        <w:ind w:left="425" w:right="0" w:hanging="425" w:leftChars="0" w:firstLineChars="0"/>
+        <w:ind w:left="425" w:leftChars="0" w:right="0" w:hanging="425" w:firstLineChars="0"/>
         <w:textAlignment w:val="baseline"/>
         <w:rPr>
           <w:rFonts w:hint="default"/>
@@ -6808,7 +6859,7 @@
       </w:pPr>
       <w:r>
         <w:rPr>
-          <w:rFonts w:ascii="宋体" w:eastAsia="宋体" w:hAnsi="宋体" w:cs="宋体"/>
+          <w:rFonts w:ascii="宋体" w:hAnsi="宋体" w:eastAsia="宋体" w:cs="宋体"/>
           <w:spacing w:val="-1"/>
           <w:sz w:val="24"/>
           <w:szCs w:val="24"/>
@@ -6818,14 +6869,14 @@
     </w:p>
     <w:p>
       <w:pPr>
-        <w:pStyle w:val="2"/>
+        <w:pStyle w:val="31"/>
         <w:bidi w:val="0"/>
         <w:rPr>
           <w:rFonts w:hint="default"/>
           <w:lang w:val="en-US" w:eastAsia="zh-CN"/>
         </w:rPr>
       </w:pPr>
-      <w:bookmarkStart w:id="33" w:name="_Toc9306"/>
+      <w:bookmarkStart w:id="32" w:name="_Toc9306"/>
       <w:r>
         <w:rPr>
           <w:rFonts w:hint="eastAsia"/>
@@ -6833,21 +6884,22 @@
         </w:rPr>
         <w:t>考核指标</w:t>
       </w:r>
-      <w:bookmarkEnd w:id="33"/>
+      <w:bookmarkEnd w:id="32"/>
     </w:p>
     <w:tbl>
       <w:tblPr>
-        <w:tblStyle w:val="TableGrid"/>
+        <w:tblStyle w:val="22"/>
         <w:tblW w:w="8474" w:type="dxa"/>
         <w:jc w:val="center"/>
         <w:tblBorders>
-          <w:top w:val="single" w:sz="4" w:space="0" w:color="auto"/>
-          <w:left w:val="single" w:sz="4" w:space="0" w:color="auto"/>
-          <w:bottom w:val="single" w:sz="4" w:space="0" w:color="auto"/>
-          <w:right w:val="single" w:sz="4" w:space="0" w:color="auto"/>
-          <w:insideH w:val="single" w:sz="4" w:space="0" w:color="auto"/>
-          <w:insideV w:val="single" w:sz="4" w:space="0" w:color="auto"/>
+          <w:top w:val="single" w:color="auto" w:sz="4" w:space="0"/>
+          <w:left w:val="single" w:color="auto" w:sz="4" w:space="0"/>
+          <w:bottom w:val="single" w:color="auto" w:sz="4" w:space="0"/>
+          <w:right w:val="single" w:color="auto" w:sz="4" w:space="0"/>
+          <w:insideH w:val="single" w:color="auto" w:sz="4" w:space="0"/>
+          <w:insideV w:val="single" w:color="auto" w:sz="4" w:space="0"/>
         </w:tblBorders>
+        <w:tblLayout w:type="autofit"/>
         <w:tblCellMar>
           <w:top w:w="0" w:type="dxa"/>
           <w:left w:w="108" w:type="dxa"/>
@@ -6863,15 +6915,13 @@
       </w:tblGrid>
       <w:tr>
         <w:tblPrEx>
-          <w:tblW w:w="8474" w:type="dxa"/>
-          <w:jc w:val="center"/>
           <w:tblBorders>
-            <w:top w:val="single" w:sz="4" w:space="0" w:color="auto"/>
-            <w:left w:val="single" w:sz="4" w:space="0" w:color="auto"/>
-            <w:bottom w:val="single" w:sz="4" w:space="0" w:color="auto"/>
-            <w:right w:val="single" w:sz="4" w:space="0" w:color="auto"/>
-            <w:insideH w:val="single" w:sz="4" w:space="0" w:color="auto"/>
-            <w:insideV w:val="single" w:sz="4" w:space="0" w:color="auto"/>
+            <w:top w:val="single" w:color="auto" w:sz="4" w:space="0"/>
+            <w:left w:val="single" w:color="auto" w:sz="4" w:space="0"/>
+            <w:bottom w:val="single" w:color="auto" w:sz="4" w:space="0"/>
+            <w:right w:val="single" w:color="auto" w:sz="4" w:space="0"/>
+            <w:insideH w:val="single" w:color="auto" w:sz="4" w:space="0"/>
+            <w:insideV w:val="single" w:color="auto" w:sz="4" w:space="0"/>
           </w:tblBorders>
           <w:tblCellMar>
             <w:top w:w="0" w:type="dxa"/>
@@ -6893,7 +6943,7 @@
               <w:widowControl w:val="0"/>
               <w:jc w:val="center"/>
               <w:rPr>
-                <w:rFonts w:eastAsia="宋体" w:hint="default"/>
+                <w:rFonts w:hint="default" w:eastAsia="宋体"/>
                 <w:b/>
                 <w:bCs/>
                 <w:vertAlign w:val="baseline"/>
@@ -6902,7 +6952,7 @@
             </w:pPr>
             <w:r>
               <w:rPr>
-                <w:rFonts w:eastAsia="宋体" w:hint="eastAsia"/>
+                <w:rFonts w:hint="eastAsia" w:eastAsia="宋体"/>
                 <w:b/>
                 <w:bCs/>
                 <w:vertAlign w:val="baseline"/>
@@ -6922,7 +6972,7 @@
               <w:widowControl w:val="0"/>
               <w:jc w:val="center"/>
               <w:rPr>
-                <w:rFonts w:eastAsia="宋体" w:hint="default"/>
+                <w:rFonts w:hint="default" w:eastAsia="宋体"/>
                 <w:b/>
                 <w:bCs/>
                 <w:vertAlign w:val="baseline"/>
@@ -6931,7 +6981,7 @@
             </w:pPr>
             <w:r>
               <w:rPr>
-                <w:rFonts w:eastAsia="宋体" w:hint="eastAsia"/>
+                <w:rFonts w:hint="eastAsia" w:eastAsia="宋体"/>
                 <w:b/>
                 <w:bCs/>
                 <w:vertAlign w:val="baseline"/>
@@ -6951,7 +7001,7 @@
               <w:widowControl w:val="0"/>
               <w:jc w:val="center"/>
               <w:rPr>
-                <w:rFonts w:eastAsia="宋体" w:hint="default"/>
+                <w:rFonts w:hint="default" w:eastAsia="宋体"/>
                 <w:b/>
                 <w:bCs/>
                 <w:vertAlign w:val="baseline"/>
@@ -6960,7 +7010,7 @@
             </w:pPr>
             <w:r>
               <w:rPr>
-                <w:rFonts w:eastAsia="宋体" w:hint="eastAsia"/>
+                <w:rFonts w:hint="eastAsia" w:eastAsia="宋体"/>
                 <w:b/>
                 <w:bCs/>
                 <w:vertAlign w:val="baseline"/>
@@ -6981,7 +7031,7 @@
               <w:widowControl w:val="0"/>
               <w:jc w:val="center"/>
               <w:rPr>
-                <w:rFonts w:ascii="宋体" w:eastAsia="宋体" w:hAnsi="宋体" w:cs="宋体" w:hint="eastAsia"/>
+                <w:rFonts w:hint="eastAsia" w:ascii="宋体" w:hAnsi="宋体" w:eastAsia="宋体" w:cs="宋体"/>
                 <w:b/>
                 <w:bCs/>
                 <w:snapToGrid w:val="0"/>
@@ -6994,7 +7044,7 @@
             </w:pPr>
             <w:r>
               <w:rPr>
-                <w:rFonts w:ascii="宋体" w:eastAsia="宋体" w:hAnsi="宋体" w:cs="宋体" w:hint="eastAsia"/>
+                <w:rFonts w:hint="eastAsia" w:ascii="宋体" w:hAnsi="宋体" w:eastAsia="宋体" w:cs="宋体"/>
                 <w:b/>
                 <w:bCs/>
                 <w:sz w:val="18"/>
@@ -7007,8 +7057,14 @@
       </w:tr>
       <w:tr>
         <w:tblPrEx>
-          <w:tblW w:w="8474" w:type="dxa"/>
-          <w:jc w:val="center"/>
+          <w:tblBorders>
+            <w:top w:val="single" w:color="auto" w:sz="4" w:space="0"/>
+            <w:left w:val="single" w:color="auto" w:sz="4" w:space="0"/>
+            <w:bottom w:val="single" w:color="auto" w:sz="4" w:space="0"/>
+            <w:right w:val="single" w:color="auto" w:sz="4" w:space="0"/>
+            <w:insideH w:val="single" w:color="auto" w:sz="4" w:space="0"/>
+            <w:insideV w:val="single" w:color="auto" w:sz="4" w:space="0"/>
+          </w:tblBorders>
           <w:tblCellMar>
             <w:top w:w="0" w:type="dxa"/>
             <w:left w:w="108" w:type="dxa"/>
@@ -7017,7 +7073,7 @@
           </w:tblCellMar>
         </w:tblPrEx>
         <w:trPr>
-          <w:trHeight w:val="238"/>
+          <w:trHeight w:val="238" w:hRule="atLeast"/>
           <w:jc w:val="center"/>
         </w:trPr>
         <w:tc>
@@ -7034,7 +7090,7 @@
             </w:pPr>
             <w:r>
               <w:rPr>
-                <w:rFonts w:ascii="宋体" w:eastAsia="宋体" w:hAnsi="宋体" w:cs="宋体" w:hint="eastAsia"/>
+                <w:rFonts w:hint="eastAsia" w:ascii="宋体" w:hAnsi="宋体" w:eastAsia="宋体" w:cs="宋体"/>
                 <w:sz w:val="18"/>
                 <w:szCs w:val="18"/>
               </w:rPr>
@@ -7056,7 +7112,7 @@
             </w:pPr>
             <w:r>
               <w:rPr>
-                <w:rFonts w:ascii="宋体" w:eastAsia="宋体" w:hAnsi="宋体" w:cs="宋体" w:hint="eastAsia"/>
+                <w:rFonts w:hint="eastAsia" w:ascii="宋体" w:hAnsi="宋体" w:eastAsia="宋体" w:cs="宋体"/>
                 <w:sz w:val="18"/>
                 <w:szCs w:val="18"/>
               </w:rPr>
@@ -7064,7 +7120,7 @@
             </w:r>
             <w:r>
               <w:rPr>
-                <w:rFonts w:ascii="宋体" w:eastAsia="宋体" w:hAnsi="宋体" w:cs="宋体" w:hint="eastAsia"/>
+                <w:rFonts w:hint="eastAsia" w:ascii="宋体" w:hAnsi="宋体" w:eastAsia="宋体" w:cs="宋体"/>
                 <w:sz w:val="18"/>
                 <w:szCs w:val="18"/>
                 <w:lang w:eastAsia="zh-CN"/>
@@ -7073,7 +7129,7 @@
             </w:r>
             <w:r>
               <w:rPr>
-                <w:rFonts w:ascii="宋体" w:eastAsia="宋体" w:hAnsi="宋体" w:cs="宋体" w:hint="eastAsia"/>
+                <w:rFonts w:hint="eastAsia" w:ascii="宋体" w:hAnsi="宋体" w:eastAsia="宋体" w:cs="宋体"/>
                 <w:sz w:val="18"/>
                 <w:szCs w:val="18"/>
               </w:rPr>
@@ -7096,7 +7152,7 @@
             </w:pPr>
             <w:r>
               <w:rPr>
-                <w:rFonts w:ascii="宋体" w:eastAsia="宋体" w:hAnsi="宋体" w:cs="宋体" w:hint="eastAsia"/>
+                <w:rFonts w:hint="eastAsia" w:ascii="宋体" w:hAnsi="宋体" w:eastAsia="宋体" w:cs="宋体"/>
                 <w:sz w:val="18"/>
                 <w:szCs w:val="18"/>
               </w:rPr>
@@ -7115,7 +7171,7 @@
               <w:widowControl w:val="0"/>
               <w:jc w:val="center"/>
               <w:rPr>
-                <w:rFonts w:ascii="宋体" w:eastAsia="宋体" w:hAnsi="宋体" w:cs="宋体" w:hint="eastAsia"/>
+                <w:rFonts w:hint="eastAsia" w:ascii="宋体" w:hAnsi="宋体" w:eastAsia="宋体" w:cs="宋体"/>
                 <w:snapToGrid w:val="0"/>
                 <w:color w:val="000000"/>
                 <w:kern w:val="0"/>
@@ -7126,7 +7182,7 @@
             </w:pPr>
             <w:r>
               <w:rPr>
-                <w:rFonts w:ascii="宋体" w:eastAsia="宋体" w:hAnsi="宋体" w:cs="宋体" w:hint="eastAsia"/>
+                <w:rFonts w:hint="eastAsia" w:ascii="宋体" w:hAnsi="宋体" w:eastAsia="宋体" w:cs="宋体"/>
                 <w:sz w:val="18"/>
                 <w:szCs w:val="18"/>
               </w:rPr>
@@ -7134,7 +7190,7 @@
             </w:r>
             <w:r>
               <w:rPr>
-                <w:rFonts w:ascii="宋体" w:eastAsia="宋体" w:hAnsi="宋体" w:cs="宋体" w:hint="eastAsia"/>
+                <w:rFonts w:hint="eastAsia" w:ascii="宋体" w:hAnsi="宋体" w:eastAsia="宋体" w:cs="宋体"/>
                 <w:sz w:val="18"/>
                 <w:szCs w:val="18"/>
                 <w:lang w:val="en-US" w:eastAsia="zh-CN"/>
@@ -7147,35 +7203,35 @@
     </w:tbl>
     <w:p>
       <w:pPr>
-        <w:pStyle w:val="1"/>
-        <w:bidi w:val="0"/>
-        <w:rPr>
-          <w:rStyle w:val="1Char"/>
-          <w:rFonts w:eastAsia="宋体" w:hint="default"/>
-          <w:lang w:val="en-US" w:eastAsia="zh-CN"/>
-        </w:rPr>
-      </w:pPr>
-      <w:bookmarkStart w:id="34" w:name="_Toc31025"/>
-      <w:r>
-        <w:rPr>
-          <w:rStyle w:val="1Char"/>
-          <w:rFonts w:eastAsia="宋体" w:hint="eastAsia"/>
+        <w:pStyle w:val="29"/>
+        <w:bidi w:val="0"/>
+        <w:rPr>
+          <w:rStyle w:val="39"/>
+          <w:rFonts w:hint="default" w:eastAsia="宋体"/>
+          <w:lang w:val="en-US" w:eastAsia="zh-CN"/>
+        </w:rPr>
+      </w:pPr>
+      <w:bookmarkStart w:id="33" w:name="_Toc31025"/>
+      <w:r>
+        <w:rPr>
+          <w:rStyle w:val="39"/>
+          <w:rFonts w:hint="eastAsia" w:eastAsia="宋体"/>
           <w:lang w:val="en-US" w:eastAsia="zh-CN"/>
         </w:rPr>
         <w:t>附则</w:t>
       </w:r>
-      <w:bookmarkEnd w:id="16"/>
-      <w:bookmarkEnd w:id="34"/>
-    </w:p>
-    <w:p>
-      <w:pPr>
-        <w:pStyle w:val="a1"/>
+      <w:bookmarkEnd w:id="15"/>
+      <w:bookmarkEnd w:id="33"/>
+    </w:p>
+    <w:p>
+      <w:pPr>
+        <w:pStyle w:val="30"/>
         <w:numPr>
           <w:ilvl w:val="0"/>
           <w:numId w:val="15"/>
         </w:numPr>
         <w:bidi w:val="0"/>
-        <w:ind w:left="425" w:hanging="425" w:leftChars="0" w:firstLineChars="0"/>
+        <w:ind w:left="425" w:leftChars="0" w:hanging="425" w:firstLineChars="0"/>
         <w:rPr>
           <w:rFonts w:hint="eastAsia"/>
           <w:lang w:val="en-US" w:eastAsia="zh-CN"/>
@@ -7191,13 +7247,13 @@
     </w:p>
     <w:p>
       <w:pPr>
-        <w:pStyle w:val="a1"/>
+        <w:pStyle w:val="30"/>
         <w:numPr>
           <w:ilvl w:val="0"/>
           <w:numId w:val="15"/>
         </w:numPr>
         <w:bidi w:val="0"/>
-        <w:ind w:left="425" w:hanging="425" w:leftChars="0" w:firstLineChars="0"/>
+        <w:ind w:left="425" w:leftChars="0" w:hanging="425" w:firstLineChars="0"/>
         <w:rPr>
           <w:rFonts w:hint="default"/>
           <w:lang w:val="en-US" w:eastAsia="zh-CN"/>
@@ -7213,28 +7269,63 @@
     </w:p>
     <w:p>
       <w:pPr>
-        <w:pStyle w:val="1"/>
+        <w:pStyle w:val="29"/>
         <w:bidi w:val="0"/>
         <w:rPr>
           <w:rFonts w:hint="default"/>
           <w:lang w:val="en-US" w:eastAsia="zh-CN"/>
         </w:rPr>
       </w:pPr>
-      <w:bookmarkStart w:id="35" w:name="bookmark14"/>
+      <w:bookmarkStart w:id="34" w:name="bookmark14"/>
+      <w:bookmarkEnd w:id="34"/>
+      <w:bookmarkStart w:id="35" w:name="_Toc17475"/>
+      <w:r>
+        <w:rPr>
+          <w:rFonts w:hint="eastAsia"/>
+          <w:lang w:val="en-US" w:eastAsia="zh-CN"/>
+        </w:rPr>
+        <w:t>附件</w:t>
+      </w:r>
       <w:bookmarkEnd w:id="35"/>
-      <w:bookmarkStart w:id="36" w:name="_Toc17475"/>
+    </w:p>
+    <w:p>
+      <w:pPr>
+        <w:pStyle w:val="30"/>
+        <w:rPr>
+          <w:rFonts w:hint="default"/>
+          <w:lang w:val="en-US" w:eastAsia="zh-CN"/>
+        </w:rPr>
+      </w:pPr>
       <w:r>
         <w:rPr>
           <w:rFonts w:hint="eastAsia"/>
           <w:lang w:val="en-US" w:eastAsia="zh-CN"/>
         </w:rPr>
-        <w:t>附件</w:t>
+        <w:t>无</w:t>
+      </w:r>
+    </w:p>
+    <w:p>
+      <w:pPr>
+        <w:pStyle w:val="29"/>
+        <w:bidi w:val="0"/>
+        <w:rPr>
+          <w:rFonts w:hint="eastAsia"/>
+          <w:lang w:val="en-US" w:eastAsia="zh-CN"/>
+        </w:rPr>
+      </w:pPr>
+      <w:bookmarkStart w:id="36" w:name="_Toc8761"/>
+      <w:r>
+        <w:rPr>
+          <w:rFonts w:hint="eastAsia"/>
+          <w:lang w:val="en-US" w:eastAsia="zh-CN"/>
+        </w:rPr>
+        <w:t>记录</w:t>
       </w:r>
       <w:bookmarkEnd w:id="36"/>
     </w:p>
     <w:p>
       <w:pPr>
-        <w:pStyle w:val="a1"/>
+        <w:pStyle w:val="30"/>
         <w:rPr>
           <w:rFonts w:hint="default"/>
           <w:lang w:val="en-US" w:eastAsia="zh-CN"/>
@@ -7248,69 +7339,84 @@
         <w:t>无</w:t>
       </w:r>
     </w:p>
-    <w:p>
-      <w:pPr>
-        <w:pStyle w:val="1"/>
-        <w:bidi w:val="0"/>
-        <w:rPr>
-          <w:rFonts w:hint="eastAsia"/>
-          <w:lang w:val="en-US" w:eastAsia="zh-CN"/>
-        </w:rPr>
-      </w:pPr>
-      <w:bookmarkStart w:id="37" w:name="_Toc8761"/>
-      <w:r>
-        <w:rPr>
-          <w:rFonts w:hint="eastAsia"/>
-          <w:lang w:val="en-US" w:eastAsia="zh-CN"/>
-        </w:rPr>
-        <w:t>记录</w:t>
-      </w:r>
-      <w:bookmarkEnd w:id="37"/>
-    </w:p>
-    <w:p>
-      <w:pPr>
-        <w:pStyle w:val="a1"/>
-        <w:rPr>
-          <w:rFonts w:hint="default"/>
-          <w:lang w:val="en-US" w:eastAsia="zh-CN"/>
-        </w:rPr>
-      </w:pPr>
-      <w:r>
-        <w:rPr>
-          <w:rFonts w:hint="eastAsia"/>
-          <w:lang w:val="en-US" w:eastAsia="zh-CN"/>
-        </w:rPr>
-        <w:t>无</w:t>
-      </w:r>
-    </w:p>
     <w:sectPr>
-      <w:headerReference w:type="default" r:id="rId8"/>
+      <w:headerReference r:id="rId5" w:type="default"/>
       <w:pgSz w:w="11906" w:h="16838"/>
       <w:pgMar w:top="1417" w:right="1800" w:bottom="1440" w:left="1800" w:header="1140" w:footer="992" w:gutter="0"/>
-      <w:cols w:num="1" w:space="425"/>
+      <w:cols w:space="425" w:num="1"/>
       <w:docGrid w:type="lines" w:linePitch="312" w:charSpace="0"/>
     </w:sectPr>
   </w:body>
 </w:document>
 </file>
 
+<file path=word/endnotes.xml><?xml version="1.0" encoding="utf-8"?>
+<w:endnotes xmlns:wpc="http://schemas.microsoft.com/office/word/2010/wordprocessingCanvas" xmlns:mc="http://schemas.openxmlformats.org/markup-compatibility/2006" xmlns:o="urn:schemas-microsoft-com:office:office" xmlns:r="http://schemas.openxmlformats.org/officeDocument/2006/relationships" xmlns:m="http://schemas.openxmlformats.org/officeDocument/2006/math" xmlns:v="urn:schemas-microsoft-com:vml" xmlns:wp14="http://schemas.microsoft.com/office/word/2010/wordprocessingDrawing" xmlns:wp="http://schemas.openxmlformats.org/drawingml/2006/wordprocessingDrawing" xmlns:w="http://schemas.openxmlformats.org/wordprocessingml/2006/main" xmlns:w14="http://schemas.microsoft.com/office/word/2010/wordml" xmlns:w15="http://schemas.microsoft.com/office/word/2012/wordml" xmlns:w10="urn:schemas-microsoft-com:office:word" xmlns:wpg="http://schemas.microsoft.com/office/word/2010/wordprocessingGroup" xmlns:wpi="http://schemas.microsoft.com/office/word/2010/wordprocessingInk" xmlns:wne="http://schemas.microsoft.com/office/word/2006/wordml" xmlns:wps="http://schemas.microsoft.com/office/word/2010/wordprocessingShape" xmlns:wpsCustomData="http://www.wps.cn/officeDocument/2013/wpsCustomData" mc:Ignorable="w14 w15 wp14">
+  <w:endnote w:type="separator" w:id="0">
+    <w:p>
+      <w:pPr>
+        <w:spacing w:line="240" w:lineRule="auto"/>
+      </w:pPr>
+      <w:r>
+        <w:separator/>
+      </w:r>
+    </w:p>
+  </w:endnote>
+  <w:endnote w:type="continuationSeparator" w:id="1">
+    <w:p>
+      <w:pPr>
+        <w:spacing w:line="240" w:lineRule="auto"/>
+      </w:pPr>
+      <w:r>
+        <w:continuationSeparator/>
+      </w:r>
+    </w:p>
+  </w:endnote>
+</w:endnotes>
+</file>
+
+<file path=word/footnotes.xml><?xml version="1.0" encoding="utf-8"?>
+<w:footnotes xmlns:wpc="http://schemas.microsoft.com/office/word/2010/wordprocessingCanvas" xmlns:mc="http://schemas.openxmlformats.org/markup-compatibility/2006" xmlns:o="urn:schemas-microsoft-com:office:office" xmlns:r="http://schemas.openxmlformats.org/officeDocument/2006/relationships" xmlns:m="http://schemas.openxmlformats.org/officeDocument/2006/math" xmlns:v="urn:schemas-microsoft-com:vml" xmlns:wp14="http://schemas.microsoft.com/office/word/2010/wordprocessingDrawing" xmlns:wp="http://schemas.openxmlformats.org/drawingml/2006/wordprocessingDrawing" xmlns:w="http://schemas.openxmlformats.org/wordprocessingml/2006/main" xmlns:w14="http://schemas.microsoft.com/office/word/2010/wordml" xmlns:w15="http://schemas.microsoft.com/office/word/2012/wordml" xmlns:w10="urn:schemas-microsoft-com:office:word" xmlns:wpg="http://schemas.microsoft.com/office/word/2010/wordprocessingGroup" xmlns:wpi="http://schemas.microsoft.com/office/word/2010/wordprocessingInk" xmlns:wne="http://schemas.microsoft.com/office/word/2006/wordml" xmlns:wps="http://schemas.microsoft.com/office/word/2010/wordprocessingShape" xmlns:wpsCustomData="http://www.wps.cn/officeDocument/2013/wpsCustomData" mc:Ignorable="w14 w15 wp14">
+  <w:footnote w:type="separator" w:id="0">
+    <w:p>
+      <w:pPr>
+        <w:spacing w:line="360" w:lineRule="auto"/>
+      </w:pPr>
+      <w:r>
+        <w:separator/>
+      </w:r>
+    </w:p>
+  </w:footnote>
+  <w:footnote w:type="continuationSeparator" w:id="1">
+    <w:p>
+      <w:pPr>
+        <w:spacing w:line="360" w:lineRule="auto"/>
+      </w:pPr>
+      <w:r>
+        <w:continuationSeparator/>
+      </w:r>
+    </w:p>
+  </w:footnote>
+</w:footnotes>
+</file>
+
 <file path=word/header1.xml><?xml version="1.0" encoding="utf-8"?>
-<w:hdr xmlns:wpc="http://schemas.microsoft.com/office/word/2010/wordprocessingCanvas" xmlns:mc="http://schemas.openxmlformats.org/markup-compatibility/2006" xmlns:o="urn:schemas-microsoft-com:office:office" xmlns:r="http://schemas.openxmlformats.org/officeDocument/2006/relationships" xmlns:m="http://schemas.openxmlformats.org/officeDocument/2006/math" xmlns:v="urn:schemas-microsoft-com:vml" xmlns:wp14="http://schemas.microsoft.com/office/word/2010/wordprocessingDrawing" xmlns:wp="http://schemas.openxmlformats.org/drawingml/2006/wordprocessingDrawing" xmlns:w10="urn:schemas-microsoft-com:office:word" xmlns:w="http://schemas.openxmlformats.org/wordprocessingml/2006/main" xmlns:w14="http://schemas.microsoft.com/office/word/2010/wordml" xmlns:w15="http://schemas.microsoft.com/office/word/2012/wordml" xmlns:wne="http://schemas.microsoft.com/office/word/2006/wordml" xmlns:wpg="http://schemas.microsoft.com/office/word/2010/wordprocessingGroup" xmlns:wpi="http://schemas.microsoft.com/office/word/2010/wordprocessingInk" xmlns:wps="http://schemas.microsoft.com/office/word/2010/wordprocessingShape" mc:Ignorable="w14 w15 wp14">
+<w:hdr xmlns:wpc="http://schemas.microsoft.com/office/word/2010/wordprocessingCanvas" xmlns:mc="http://schemas.openxmlformats.org/markup-compatibility/2006" xmlns:o="urn:schemas-microsoft-com:office:office" xmlns:r="http://schemas.openxmlformats.org/officeDocument/2006/relationships" xmlns:m="http://schemas.openxmlformats.org/officeDocument/2006/math" xmlns:v="urn:schemas-microsoft-com:vml" xmlns:wp14="http://schemas.microsoft.com/office/word/2010/wordprocessingDrawing" xmlns:wp="http://schemas.openxmlformats.org/drawingml/2006/wordprocessingDrawing" xmlns:w10="urn:schemas-microsoft-com:office:word" xmlns:w="http://schemas.openxmlformats.org/wordprocessingml/2006/main" xmlns:w14="http://schemas.microsoft.com/office/word/2010/wordml" xmlns:w15="http://schemas.microsoft.com/office/word/2012/wordml" xmlns:wpg="http://schemas.microsoft.com/office/word/2010/wordprocessingGroup" xmlns:wpi="http://schemas.microsoft.com/office/word/2010/wordprocessingInk" xmlns:wne="http://schemas.microsoft.com/office/word/2006/wordml" xmlns:wps="http://schemas.microsoft.com/office/word/2010/wordprocessingShape" xmlns:wpsCustomData="http://www.wps.cn/officeDocument/2013/wpsCustomData" mc:Ignorable="w14 w15 wp14">
   <w:p>
     <w:pPr>
-      <w:pStyle w:val="Header"/>
+      <w:pStyle w:val="15"/>
       <w:pBdr>
-        <w:bottom w:val="single" w:sz="4" w:space="1" w:color="auto"/>
+        <w:bottom w:val="single" w:color="auto" w:sz="4" w:space="1"/>
       </w:pBdr>
       <w:jc w:val="right"/>
       <w:rPr>
-        <w:rFonts w:eastAsiaTheme="minorEastAsia" w:hint="eastAsia"/>
+        <w:rFonts w:hint="eastAsia" w:eastAsiaTheme="minorEastAsia"/>
         <w:lang w:eastAsia="zh-CN"/>
       </w:rPr>
     </w:pPr>
     <w:r>
       <w:rPr>
-        <w:rFonts w:eastAsiaTheme="minorEastAsia" w:hint="eastAsia"/>
+        <w:rFonts w:hint="eastAsia" w:eastAsiaTheme="minorEastAsia"/>
         <w:lang w:eastAsia="zh-CN"/>
       </w:rPr>
       <w:t>陕西益利德软件科技有限公司</w:t>
@@ -7320,12 +7426,12 @@
 </file>
 
 <file path=word/numbering.xml><?xml version="1.0" encoding="utf-8"?>
-<w:numbering xmlns:wpc="http://schemas.microsoft.com/office/word/2010/wordprocessingCanvas" xmlns:mc="http://schemas.openxmlformats.org/markup-compatibility/2006" xmlns:o="urn:schemas-microsoft-com:office:office" xmlns:r="http://schemas.openxmlformats.org/officeDocument/2006/relationships" xmlns:m="http://schemas.openxmlformats.org/officeDocument/2006/math" xmlns:v="urn:schemas-microsoft-com:vml" xmlns:wp14="http://schemas.microsoft.com/office/word/2010/wordprocessingDrawing" xmlns:wp="http://schemas.openxmlformats.org/drawingml/2006/wordprocessingDrawing" xmlns:w10="urn:schemas-microsoft-com:office:word" xmlns:w="http://schemas.openxmlformats.org/wordprocessingml/2006/main" xmlns:w14="http://schemas.microsoft.com/office/word/2010/wordml" xmlns:w15="http://schemas.microsoft.com/office/word/2012/wordml" xmlns:wne="http://schemas.microsoft.com/office/word/2006/wordml" xmlns:wpg="http://schemas.microsoft.com/office/word/2010/wordprocessingGroup" xmlns:wpi="http://schemas.microsoft.com/office/word/2010/wordprocessingInk" xmlns:wps="http://schemas.microsoft.com/office/word/2010/wordprocessingShape" mc:Ignorable="w14 w15 wp14">
+<w:numbering xmlns:wpc="http://schemas.microsoft.com/office/word/2010/wordprocessingCanvas" xmlns:mc="http://schemas.openxmlformats.org/markup-compatibility/2006" xmlns:o="urn:schemas-microsoft-com:office:office" xmlns:r="http://schemas.openxmlformats.org/officeDocument/2006/relationships" xmlns:m="http://schemas.openxmlformats.org/officeDocument/2006/math" xmlns:v="urn:schemas-microsoft-com:vml" xmlns:wp14="http://schemas.microsoft.com/office/word/2010/wordprocessingDrawing" xmlns:wp="http://schemas.openxmlformats.org/drawingml/2006/wordprocessingDrawing" xmlns:w10="urn:schemas-microsoft-com:office:word" xmlns:w="http://schemas.openxmlformats.org/wordprocessingml/2006/main" xmlns:w14="http://schemas.microsoft.com/office/word/2010/wordml" xmlns:wpg="http://schemas.microsoft.com/office/word/2010/wordprocessingGroup" xmlns:wpi="http://schemas.microsoft.com/office/word/2010/wordprocessingInk" xmlns:wne="http://schemas.microsoft.com/office/word/2006/wordml" xmlns:wps="http://schemas.microsoft.com/office/word/2010/wordprocessingShape" xmlns:wpsCustomData="http://www.wps.cn/officeDocument/2013/wpsCustomData" mc:Ignorable="w14 wp14">
   <w:abstractNum w:abstractNumId="0">
     <w:nsid w:val="838A3285"/>
     <w:multiLevelType w:val="singleLevel"/>
     <w:tmpl w:val="838A3285"/>
-    <w:lvl w:ilvl="0">
+    <w:lvl w:ilvl="0" w:tentative="0">
       <w:start w:val="1"/>
       <w:numFmt w:val="decimal"/>
       <w:lvlText w:val="%1."/>
@@ -7342,7 +7448,7 @@
     <w:nsid w:val="866D34FB"/>
     <w:multiLevelType w:val="singleLevel"/>
     <w:tmpl w:val="866D34FB"/>
-    <w:lvl w:ilvl="0">
+    <w:lvl w:ilvl="0" w:tentative="0">
       <w:start w:val="1"/>
       <w:numFmt w:val="decimal"/>
       <w:lvlText w:val="%1."/>
@@ -7359,7 +7465,7 @@
     <w:nsid w:val="8A1E147F"/>
     <w:multiLevelType w:val="singleLevel"/>
     <w:tmpl w:val="8A1E147F"/>
-    <w:lvl w:ilvl="0">
+    <w:lvl w:ilvl="0" w:tentative="0">
       <w:start w:val="1"/>
       <w:numFmt w:val="decimal"/>
       <w:lvlText w:val="%1."/>
@@ -7376,7 +7482,7 @@
     <w:nsid w:val="8C7D16CE"/>
     <w:multiLevelType w:val="singleLevel"/>
     <w:tmpl w:val="8C7D16CE"/>
-    <w:lvl w:ilvl="0">
+    <w:lvl w:ilvl="0" w:tentative="0">
       <w:start w:val="1"/>
       <w:numFmt w:val="decimal"/>
       <w:lvlText w:val="%1."/>
@@ -7393,10 +7499,10 @@
     <w:nsid w:val="8E964DCE"/>
     <w:multiLevelType w:val="multilevel"/>
     <w:tmpl w:val="8E964DCE"/>
-    <w:lvl w:ilvl="0">
+    <w:lvl w:ilvl="0" w:tentative="0">
       <w:start w:val="1"/>
       <w:numFmt w:val="decimal"/>
-      <w:pStyle w:val="Heading1"/>
+      <w:pStyle w:val="2"/>
       <w:lvlText w:val="%1."/>
       <w:lvlJc w:val="left"/>
       <w:pPr>
@@ -7406,10 +7512,10 @@
         <w:rFonts w:hint="default"/>
       </w:rPr>
     </w:lvl>
-    <w:lvl w:ilvl="1">
+    <w:lvl w:ilvl="1" w:tentative="0">
       <w:start w:val="1"/>
       <w:numFmt w:val="decimal"/>
-      <w:pStyle w:val="Heading2"/>
+      <w:pStyle w:val="3"/>
       <w:lvlText w:val="%1.%2."/>
       <w:lvlJc w:val="left"/>
       <w:pPr>
@@ -7419,10 +7525,10 @@
         <w:rFonts w:hint="default"/>
       </w:rPr>
     </w:lvl>
-    <w:lvl w:ilvl="2">
+    <w:lvl w:ilvl="2" w:tentative="0">
       <w:start w:val="1"/>
       <w:numFmt w:val="decimal"/>
-      <w:pStyle w:val="Heading3"/>
+      <w:pStyle w:val="4"/>
       <w:lvlText w:val="%1.%2.%3."/>
       <w:lvlJc w:val="left"/>
       <w:pPr>
@@ -7432,10 +7538,10 @@
         <w:rFonts w:hint="default"/>
       </w:rPr>
     </w:lvl>
-    <w:lvl w:ilvl="3">
+    <w:lvl w:ilvl="3" w:tentative="0">
       <w:start w:val="1"/>
       <w:numFmt w:val="decimal"/>
-      <w:pStyle w:val="Heading4"/>
+      <w:pStyle w:val="5"/>
       <w:lvlText w:val="%1.%2.%3.%4."/>
       <w:lvlJc w:val="left"/>
       <w:pPr>
@@ -7445,10 +7551,10 @@
         <w:rFonts w:hint="default"/>
       </w:rPr>
     </w:lvl>
-    <w:lvl w:ilvl="4">
+    <w:lvl w:ilvl="4" w:tentative="0">
       <w:start w:val="1"/>
       <w:numFmt w:val="decimal"/>
-      <w:pStyle w:val="Heading5"/>
+      <w:pStyle w:val="6"/>
       <w:lvlText w:val="%1.%2.%3.%4.%5."/>
       <w:lvlJc w:val="left"/>
       <w:pPr>
@@ -7458,10 +7564,10 @@
         <w:rFonts w:hint="default"/>
       </w:rPr>
     </w:lvl>
-    <w:lvl w:ilvl="5">
+    <w:lvl w:ilvl="5" w:tentative="0">
       <w:start w:val="1"/>
       <w:numFmt w:val="decimal"/>
-      <w:pStyle w:val="Heading6"/>
+      <w:pStyle w:val="7"/>
       <w:lvlText w:val="%1.%2.%3.%4.%5.%6."/>
       <w:lvlJc w:val="left"/>
       <w:pPr>
@@ -7471,10 +7577,10 @@
         <w:rFonts w:hint="default"/>
       </w:rPr>
     </w:lvl>
-    <w:lvl w:ilvl="6">
+    <w:lvl w:ilvl="6" w:tentative="0">
       <w:start w:val="1"/>
       <w:numFmt w:val="decimal"/>
-      <w:pStyle w:val="Heading7"/>
+      <w:pStyle w:val="8"/>
       <w:lvlText w:val="%1.%2.%3.%4.%5.%6.%7."/>
       <w:lvlJc w:val="left"/>
       <w:pPr>
@@ -7484,10 +7590,10 @@
         <w:rFonts w:hint="default"/>
       </w:rPr>
     </w:lvl>
-    <w:lvl w:ilvl="7">
+    <w:lvl w:ilvl="7" w:tentative="0">
       <w:start w:val="1"/>
       <w:numFmt w:val="decimal"/>
-      <w:pStyle w:val="Heading8"/>
+      <w:pStyle w:val="9"/>
       <w:lvlText w:val="%1.%2.%3.%4.%5.%6.%7.%8."/>
       <w:lvlJc w:val="left"/>
       <w:pPr>
@@ -7497,10 +7603,10 @@
         <w:rFonts w:hint="default"/>
       </w:rPr>
     </w:lvl>
-    <w:lvl w:ilvl="8">
+    <w:lvl w:ilvl="8" w:tentative="0">
       <w:start w:val="1"/>
       <w:numFmt w:val="decimal"/>
-      <w:pStyle w:val="Heading9"/>
+      <w:pStyle w:val="10"/>
       <w:lvlText w:val="%1.%2.%3.%4.%5.%6.%7.%8.%9."/>
       <w:lvlJc w:val="left"/>
       <w:pPr>
@@ -7515,7 +7621,7 @@
     <w:nsid w:val="9258D70F"/>
     <w:multiLevelType w:val="singleLevel"/>
     <w:tmpl w:val="9258D70F"/>
-    <w:lvl w:ilvl="0">
+    <w:lvl w:ilvl="0" w:tentative="0">
       <w:start w:val="1"/>
       <w:numFmt w:val="decimal"/>
       <w:lvlText w:val="%1."/>
@@ -7532,7 +7638,7 @@
     <w:nsid w:val="DAE5D3A9"/>
     <w:multiLevelType w:val="singleLevel"/>
     <w:tmpl w:val="DAE5D3A9"/>
-    <w:lvl w:ilvl="0">
+    <w:lvl w:ilvl="0" w:tentative="0">
       <w:start w:val="1"/>
       <w:numFmt w:val="decimal"/>
       <w:lvlText w:val="%1."/>
@@ -7549,7 +7655,7 @@
     <w:nsid w:val="E8AD92B3"/>
     <w:multiLevelType w:val="singleLevel"/>
     <w:tmpl w:val="E8AD92B3"/>
-    <w:lvl w:ilvl="0">
+    <w:lvl w:ilvl="0" w:tentative="0">
       <w:start w:val="1"/>
       <w:numFmt w:val="decimal"/>
       <w:lvlText w:val="%1."/>
@@ -7566,7 +7672,7 @@
     <w:nsid w:val="22EA6898"/>
     <w:multiLevelType w:val="singleLevel"/>
     <w:tmpl w:val="22EA6898"/>
-    <w:lvl w:ilvl="0">
+    <w:lvl w:ilvl="0" w:tentative="0">
       <w:start w:val="1"/>
       <w:numFmt w:val="decimal"/>
       <w:lvlText w:val="%1."/>
@@ -7583,7 +7689,7 @@
     <w:nsid w:val="24986C67"/>
     <w:multiLevelType w:val="singleLevel"/>
     <w:tmpl w:val="24986C67"/>
-    <w:lvl w:ilvl="0">
+    <w:lvl w:ilvl="0" w:tentative="0">
       <w:start w:val="1"/>
       <w:numFmt w:val="decimal"/>
       <w:lvlText w:val="%1."/>
@@ -7600,7 +7706,7 @@
     <w:nsid w:val="33B7D8A9"/>
     <w:multiLevelType w:val="singleLevel"/>
     <w:tmpl w:val="33B7D8A9"/>
-    <w:lvl w:ilvl="0">
+    <w:lvl w:ilvl="0" w:tentative="0">
       <w:start w:val="1"/>
       <w:numFmt w:val="decimal"/>
       <w:lvlText w:val="%1."/>
@@ -7617,7 +7723,7 @@
     <w:nsid w:val="4BC8F928"/>
     <w:multiLevelType w:val="singleLevel"/>
     <w:tmpl w:val="4BC8F928"/>
-    <w:lvl w:ilvl="0">
+    <w:lvl w:ilvl="0" w:tentative="0">
       <w:start w:val="1"/>
       <w:numFmt w:val="decimal"/>
       <w:lvlText w:val="%1."/>
@@ -7634,7 +7740,7 @@
     <w:nsid w:val="59EB1DAF"/>
     <w:multiLevelType w:val="singleLevel"/>
     <w:tmpl w:val="59EB1DAF"/>
-    <w:lvl w:ilvl="0">
+    <w:lvl w:ilvl="0" w:tentative="0">
       <w:start w:val="1"/>
       <w:numFmt w:val="decimal"/>
       <w:lvlText w:val="%1."/>
@@ -7651,7 +7757,7 @@
     <w:nsid w:val="6940EB06"/>
     <w:multiLevelType w:val="singleLevel"/>
     <w:tmpl w:val="6940EB06"/>
-    <w:lvl w:ilvl="0">
+    <w:lvl w:ilvl="0" w:tentative="0">
       <w:start w:val="1"/>
       <w:numFmt w:val="decimal"/>
       <w:lvlText w:val="%1."/>
@@ -7668,7 +7774,7 @@
     <w:nsid w:val="7FC464CD"/>
     <w:multiLevelType w:val="singleLevel"/>
     <w:tmpl w:val="7FC464CD"/>
-    <w:lvl w:ilvl="0">
+    <w:lvl w:ilvl="0" w:tentative="0">
       <w:start w:val="1"/>
       <w:numFmt w:val="decimal"/>
       <w:lvlText w:val="%1."/>
@@ -7730,267 +7836,269 @@
 </file>
 
 <file path=word/styles.xml><?xml version="1.0" encoding="utf-8"?>
-<w:styles xmlns:mc="http://schemas.openxmlformats.org/markup-compatibility/2006" xmlns:r="http://schemas.openxmlformats.org/officeDocument/2006/relationships" xmlns:w="http://schemas.openxmlformats.org/wordprocessingml/2006/main" xmlns:w14="http://schemas.microsoft.com/office/word/2010/wordml" xmlns:w15="http://schemas.microsoft.com/office/word/2012/wordml" mc:Ignorable="w14 w15">
+<w:styles xmlns:mc="http://schemas.openxmlformats.org/markup-compatibility/2006" xmlns:o="urn:schemas-microsoft-com:office:office" xmlns:r="http://schemas.openxmlformats.org/officeDocument/2006/relationships" xmlns:m="http://schemas.openxmlformats.org/officeDocument/2006/math" xmlns:v="urn:schemas-microsoft-com:vml" xmlns:w="http://schemas.openxmlformats.org/wordprocessingml/2006/main" xmlns:w14="http://schemas.microsoft.com/office/word/2010/wordml" xmlns:w10="urn:schemas-microsoft-com:office:word" xmlns:sl="http://schemas.openxmlformats.org/schemaLibrary/2006/main" xmlns:wpsCustomData="http://www.wps.cn/officeDocument/2013/wpsCustomData" mc:Ignorable="w14">
   <w:docDefaults>
     <w:rPrDefault>
       <w:rPr>
-        <w:rFonts w:ascii="Times New Roman" w:eastAsia="宋体" w:hAnsi="Times New Roman" w:cs="Times New Roman"/>
+        <w:rFonts w:ascii="Times New Roman" w:hAnsi="Times New Roman" w:eastAsia="宋体" w:cs="Times New Roman"/>
       </w:rPr>
     </w:rPrDefault>
     <w:pPrDefault/>
   </w:docDefaults>
-  <w:latentStyles w:defLockedState="0" w:defUIPriority="99" w:defSemiHidden="1" w:defUnhideWhenUsed="1" w:defQFormat="0" w:count="260">
-    <w:lsdException w:name="Normal" w:semiHidden="0" w:uiPriority="0" w:unhideWhenUsed="0" w:qFormat="1"/>
-    <w:lsdException w:name="heading 1" w:semiHidden="0" w:uiPriority="0" w:unhideWhenUsed="0" w:qFormat="1"/>
-    <w:lsdException w:name="heading 2" w:semiHidden="0" w:uiPriority="0" w:qFormat="1"/>
-    <w:lsdException w:name="heading 3" w:uiPriority="0" w:qFormat="1"/>
-    <w:lsdException w:name="heading 4" w:semiHidden="0" w:uiPriority="0" w:qFormat="1"/>
-    <w:lsdException w:name="heading 5" w:uiPriority="0" w:qFormat="1"/>
-    <w:lsdException w:name="heading 6" w:uiPriority="0" w:qFormat="1"/>
-    <w:lsdException w:name="heading 7" w:uiPriority="0" w:qFormat="1"/>
-    <w:lsdException w:name="heading 8" w:uiPriority="0" w:qFormat="1"/>
-    <w:lsdException w:name="heading 9" w:uiPriority="0" w:qFormat="1"/>
-    <w:lsdException w:name="index 1" w:semiHidden="0" w:uiPriority="0" w:unhideWhenUsed="0"/>
-    <w:lsdException w:name="index 2" w:semiHidden="0" w:uiPriority="0" w:unhideWhenUsed="0"/>
-    <w:lsdException w:name="index 3" w:semiHidden="0" w:uiPriority="0" w:unhideWhenUsed="0"/>
-    <w:lsdException w:name="index 4" w:semiHidden="0" w:uiPriority="0" w:unhideWhenUsed="0"/>
-    <w:lsdException w:name="index 5" w:semiHidden="0" w:uiPriority="0" w:unhideWhenUsed="0"/>
-    <w:lsdException w:name="index 6" w:semiHidden="0" w:uiPriority="0" w:unhideWhenUsed="0"/>
-    <w:lsdException w:name="index 7" w:semiHidden="0" w:uiPriority="0" w:unhideWhenUsed="0"/>
-    <w:lsdException w:name="index 8" w:semiHidden="0" w:uiPriority="0" w:unhideWhenUsed="0"/>
-    <w:lsdException w:name="index 9" w:semiHidden="0" w:uiPriority="0" w:unhideWhenUsed="0"/>
-    <w:lsdException w:name="toc 1" w:semiHidden="0" w:uiPriority="0" w:unhideWhenUsed="0" w:qFormat="1"/>
-    <w:lsdException w:name="toc 2" w:semiHidden="0" w:uiPriority="0" w:unhideWhenUsed="0" w:qFormat="1"/>
-    <w:lsdException w:name="toc 3" w:semiHidden="0" w:uiPriority="0" w:unhideWhenUsed="0" w:qFormat="1"/>
-    <w:lsdException w:name="toc 4" w:semiHidden="0" w:uiPriority="0" w:unhideWhenUsed="0"/>
-    <w:lsdException w:name="toc 5" w:semiHidden="0" w:uiPriority="0" w:unhideWhenUsed="0"/>
-    <w:lsdException w:name="toc 6" w:semiHidden="0" w:uiPriority="0" w:unhideWhenUsed="0"/>
-    <w:lsdException w:name="toc 7" w:semiHidden="0" w:uiPriority="0" w:unhideWhenUsed="0"/>
-    <w:lsdException w:name="toc 8" w:semiHidden="0" w:uiPriority="0" w:unhideWhenUsed="0"/>
-    <w:lsdException w:name="toc 9" w:semiHidden="0" w:uiPriority="0" w:unhideWhenUsed="0"/>
-    <w:lsdException w:name="Normal Indent" w:semiHidden="0" w:uiPriority="0" w:unhideWhenUsed="0"/>
-    <w:lsdException w:name="footnote text" w:semiHidden="0" w:uiPriority="0" w:unhideWhenUsed="0"/>
-    <w:lsdException w:name="annotation text" w:semiHidden="0" w:uiPriority="0" w:unhideWhenUsed="0" w:qFormat="1"/>
-    <w:lsdException w:name="header" w:semiHidden="0" w:uiPriority="0" w:unhideWhenUsed="0" w:qFormat="1"/>
-    <w:lsdException w:name="footer" w:semiHidden="0" w:uiPriority="0" w:unhideWhenUsed="0" w:qFormat="1"/>
-    <w:lsdException w:name="index heading" w:semiHidden="0" w:uiPriority="0" w:unhideWhenUsed="0"/>
-    <w:lsdException w:name="caption" w:uiPriority="0" w:qFormat="1"/>
-    <w:lsdException w:name="table of figures" w:semiHidden="0" w:uiPriority="0" w:unhideWhenUsed="0"/>
-    <w:lsdException w:name="envelope address" w:semiHidden="0" w:uiPriority="0" w:unhideWhenUsed="0"/>
-    <w:lsdException w:name="envelope return" w:semiHidden="0" w:uiPriority="0" w:unhideWhenUsed="0"/>
-    <w:lsdException w:name="footnote reference" w:semiHidden="0" w:uiPriority="0" w:unhideWhenUsed="0"/>
-    <w:lsdException w:name="annotation reference" w:semiHidden="0" w:uiPriority="0" w:unhideWhenUsed="0"/>
-    <w:lsdException w:name="line number" w:semiHidden="0" w:uiPriority="0" w:unhideWhenUsed="0"/>
-    <w:lsdException w:name="page number" w:semiHidden="0" w:uiPriority="0" w:unhideWhenUsed="0"/>
-    <w:lsdException w:name="endnote reference" w:semiHidden="0" w:uiPriority="0" w:unhideWhenUsed="0"/>
-    <w:lsdException w:name="endnote text" w:semiHidden="0" w:uiPriority="0" w:unhideWhenUsed="0"/>
-    <w:lsdException w:name="table of authorities" w:semiHidden="0" w:uiPriority="0" w:unhideWhenUsed="0"/>
-    <w:lsdException w:name="macro" w:semiHidden="0" w:uiPriority="0" w:unhideWhenUsed="0"/>
-    <w:lsdException w:name="toa heading" w:semiHidden="0" w:uiPriority="0" w:unhideWhenUsed="0"/>
-    <w:lsdException w:name="List" w:semiHidden="0" w:uiPriority="0" w:unhideWhenUsed="0"/>
-    <w:lsdException w:name="List Bullet" w:semiHidden="0" w:uiPriority="0" w:unhideWhenUsed="0"/>
-    <w:lsdException w:name="List Number" w:semiHidden="0" w:uiPriority="0" w:unhideWhenUsed="0"/>
-    <w:lsdException w:name="List 2" w:semiHidden="0" w:uiPriority="0" w:unhideWhenUsed="0"/>
-    <w:lsdException w:name="List 3" w:semiHidden="0" w:uiPriority="0" w:unhideWhenUsed="0"/>
-    <w:lsdException w:name="List 4" w:semiHidden="0" w:uiPriority="0" w:unhideWhenUsed="0"/>
-    <w:lsdException w:name="List 5" w:semiHidden="0" w:uiPriority="0" w:unhideWhenUsed="0"/>
-    <w:lsdException w:name="List Bullet 2" w:semiHidden="0" w:uiPriority="0" w:unhideWhenUsed="0"/>
-    <w:lsdException w:name="List Bullet 3" w:semiHidden="0" w:uiPriority="0" w:unhideWhenUsed="0"/>
-    <w:lsdException w:name="List Bullet 4" w:semiHidden="0" w:uiPriority="0" w:unhideWhenUsed="0"/>
-    <w:lsdException w:name="List Bullet 5" w:semiHidden="0" w:uiPriority="0" w:unhideWhenUsed="0"/>
-    <w:lsdException w:name="List Number 2" w:semiHidden="0" w:uiPriority="0" w:unhideWhenUsed="0"/>
-    <w:lsdException w:name="List Number 3" w:semiHidden="0" w:uiPriority="0" w:unhideWhenUsed="0"/>
-    <w:lsdException w:name="List Number 4" w:semiHidden="0" w:uiPriority="0" w:unhideWhenUsed="0"/>
-    <w:lsdException w:name="List Number 5" w:semiHidden="0" w:uiPriority="0" w:unhideWhenUsed="0"/>
-    <w:lsdException w:name="Title" w:semiHidden="0" w:uiPriority="0" w:unhideWhenUsed="0" w:qFormat="1"/>
-    <w:lsdException w:name="Closing" w:semiHidden="0" w:uiPriority="0" w:unhideWhenUsed="0"/>
-    <w:lsdException w:name="Signature" w:semiHidden="0" w:uiPriority="0" w:unhideWhenUsed="0"/>
-    <w:lsdException w:name="Default Paragraph Font" w:uiPriority="0" w:unhideWhenUsed="0" w:qFormat="1"/>
-    <w:lsdException w:name="Body Text" w:uiPriority="0" w:unhideWhenUsed="0" w:qFormat="1"/>
-    <w:lsdException w:name="Body Text Indent" w:semiHidden="0" w:uiPriority="0" w:unhideWhenUsed="0"/>
-    <w:lsdException w:name="List Continue" w:semiHidden="0" w:uiPriority="0" w:unhideWhenUsed="0"/>
-    <w:lsdException w:name="List Continue 2" w:semiHidden="0" w:uiPriority="0" w:unhideWhenUsed="0"/>
-    <w:lsdException w:name="List Continue 3" w:semiHidden="0" w:uiPriority="0" w:unhideWhenUsed="0"/>
-    <w:lsdException w:name="List Continue 4" w:semiHidden="0" w:uiPriority="0" w:unhideWhenUsed="0"/>
-    <w:lsdException w:name="List Continue 5" w:semiHidden="0" w:uiPriority="0" w:unhideWhenUsed="0"/>
-    <w:lsdException w:name="Message Header" w:semiHidden="0" w:uiPriority="0" w:unhideWhenUsed="0"/>
-    <w:lsdException w:name="Subtitle" w:semiHidden="0" w:uiPriority="0" w:unhideWhenUsed="0" w:qFormat="1"/>
-    <w:lsdException w:name="Salutation" w:semiHidden="0" w:uiPriority="0" w:unhideWhenUsed="0"/>
-    <w:lsdException w:name="Date" w:semiHidden="0" w:uiPriority="0" w:unhideWhenUsed="0"/>
-    <w:lsdException w:name="Body Text First Indent" w:semiHidden="0" w:uiPriority="0" w:unhideWhenUsed="0"/>
-    <w:lsdException w:name="Body Text First Indent 2" w:semiHidden="0" w:uiPriority="0" w:unhideWhenUsed="0"/>
-    <w:lsdException w:name="Body Text 2" w:semiHidden="0" w:uiPriority="0" w:unhideWhenUsed="0"/>
-    <w:lsdException w:name="Body Text 3" w:semiHidden="0" w:uiPriority="0" w:unhideWhenUsed="0"/>
-    <w:lsdException w:name="Body Text Indent 2" w:semiHidden="0" w:uiPriority="0" w:unhideWhenUsed="0"/>
-    <w:lsdException w:name="Body Text Indent 3" w:semiHidden="0" w:uiPriority="0" w:unhideWhenUsed="0"/>
-    <w:lsdException w:name="Block Text" w:semiHidden="0" w:uiPriority="0" w:unhideWhenUsed="0"/>
-    <w:lsdException w:name="Hyperlink" w:semiHidden="0" w:uiPriority="0" w:unhideWhenUsed="0"/>
-    <w:lsdException w:name="FollowedHyperlink" w:semiHidden="0" w:uiPriority="0" w:unhideWhenUsed="0"/>
-    <w:lsdException w:name="Strong" w:semiHidden="0" w:uiPriority="0" w:unhideWhenUsed="0" w:qFormat="1"/>
-    <w:lsdException w:name="Emphasis" w:semiHidden="0" w:uiPriority="0" w:unhideWhenUsed="0" w:qFormat="1"/>
-    <w:lsdException w:name="Document Map" w:semiHidden="0" w:uiPriority="0" w:unhideWhenUsed="0"/>
-    <w:lsdException w:name="Plain Text" w:semiHidden="0" w:uiPriority="0" w:unhideWhenUsed="0"/>
-    <w:lsdException w:name="E-mail Signature" w:semiHidden="0" w:uiPriority="0" w:unhideWhenUsed="0"/>
-    <w:lsdException w:name="Normal (Web)" w:semiHidden="0" w:uiPriority="0" w:unhideWhenUsed="0" w:qFormat="1"/>
-    <w:lsdException w:name="HTML Acronym" w:semiHidden="0" w:uiPriority="0" w:unhideWhenUsed="0"/>
-    <w:lsdException w:name="HTML Address" w:semiHidden="0" w:uiPriority="0" w:unhideWhenUsed="0"/>
-    <w:lsdException w:name="HTML Cite" w:semiHidden="0" w:uiPriority="0" w:unhideWhenUsed="0"/>
-    <w:lsdException w:name="HTML Code" w:semiHidden="0" w:uiPriority="0" w:unhideWhenUsed="0"/>
-    <w:lsdException w:name="HTML Definition" w:semiHidden="0" w:uiPriority="0" w:unhideWhenUsed="0"/>
-    <w:lsdException w:name="HTML Keyboard" w:semiHidden="0" w:uiPriority="0" w:unhideWhenUsed="0"/>
-    <w:lsdException w:name="HTML Preformatted" w:semiHidden="0" w:uiPriority="0" w:unhideWhenUsed="0" w:qFormat="1"/>
-    <w:lsdException w:name="HTML Sample" w:semiHidden="0" w:uiPriority="0" w:unhideWhenUsed="0"/>
-    <w:lsdException w:name="HTML Typewriter" w:semiHidden="0" w:uiPriority="0" w:unhideWhenUsed="0"/>
-    <w:lsdException w:name="HTML Variable" w:semiHidden="0" w:uiPriority="0" w:unhideWhenUsed="0"/>
-    <w:lsdException w:name="Normal Table" w:uiPriority="0" w:unhideWhenUsed="0" w:qFormat="1"/>
-    <w:lsdException w:name="annotation subject" w:semiHidden="0" w:uiPriority="0" w:unhideWhenUsed="0"/>
-    <w:lsdException w:name="Table Simple 1" w:semiHidden="0" w:uiPriority="0" w:unhideWhenUsed="0"/>
-    <w:lsdException w:name="Table Simple 2" w:semiHidden="0" w:uiPriority="0" w:unhideWhenUsed="0"/>
-    <w:lsdException w:name="Table Simple 3" w:semiHidden="0" w:uiPriority="0" w:unhideWhenUsed="0"/>
-    <w:lsdException w:name="Table Classic 1" w:semiHidden="0" w:uiPriority="0" w:unhideWhenUsed="0"/>
-    <w:lsdException w:name="Table Classic 2" w:semiHidden="0" w:uiPriority="0" w:unhideWhenUsed="0"/>
-    <w:lsdException w:name="Table Classic 3" w:semiHidden="0" w:uiPriority="0" w:unhideWhenUsed="0"/>
-    <w:lsdException w:name="Table Classic 4" w:semiHidden="0" w:uiPriority="0" w:unhideWhenUsed="0"/>
-    <w:lsdException w:name="Table Colorful 1" w:semiHidden="0" w:uiPriority="0" w:unhideWhenUsed="0"/>
-    <w:lsdException w:name="Table Colorful 2" w:semiHidden="0" w:uiPriority="0" w:unhideWhenUsed="0"/>
-    <w:lsdException w:name="Table Colorful 3" w:semiHidden="0" w:uiPriority="0" w:unhideWhenUsed="0"/>
-    <w:lsdException w:name="Table Columns 1" w:semiHidden="0" w:uiPriority="0" w:unhideWhenUsed="0"/>
-    <w:lsdException w:name="Table Columns 2" w:semiHidden="0" w:uiPriority="0" w:unhideWhenUsed="0"/>
-    <w:lsdException w:name="Table Columns 3" w:semiHidden="0" w:uiPriority="0" w:unhideWhenUsed="0"/>
-    <w:lsdException w:name="Table Columns 4" w:semiHidden="0" w:uiPriority="0" w:unhideWhenUsed="0"/>
-    <w:lsdException w:name="Table Columns 5" w:semiHidden="0" w:uiPriority="0" w:unhideWhenUsed="0"/>
-    <w:lsdException w:name="Table Grid 1" w:semiHidden="0" w:uiPriority="0" w:unhideWhenUsed="0"/>
-    <w:lsdException w:name="Table Grid 2" w:semiHidden="0" w:uiPriority="0" w:unhideWhenUsed="0"/>
-    <w:lsdException w:name="Table Grid 3" w:semiHidden="0" w:uiPriority="0" w:unhideWhenUsed="0"/>
-    <w:lsdException w:name="Table Grid 4" w:semiHidden="0" w:uiPriority="0" w:unhideWhenUsed="0"/>
-    <w:lsdException w:name="Table Grid 5" w:semiHidden="0" w:uiPriority="0" w:unhideWhenUsed="0"/>
-    <w:lsdException w:name="Table Grid 6" w:semiHidden="0" w:uiPriority="0" w:unhideWhenUsed="0"/>
-    <w:lsdException w:name="Table Grid 7" w:semiHidden="0" w:uiPriority="0" w:unhideWhenUsed="0"/>
-    <w:lsdException w:name="Table Grid 8" w:semiHidden="0" w:uiPriority="0" w:unhideWhenUsed="0"/>
-    <w:lsdException w:name="Table List 1" w:semiHidden="0" w:uiPriority="0" w:unhideWhenUsed="0"/>
-    <w:lsdException w:name="Table List 2" w:semiHidden="0" w:uiPriority="0" w:unhideWhenUsed="0"/>
-    <w:lsdException w:name="Table List 3" w:semiHidden="0" w:uiPriority="0" w:unhideWhenUsed="0"/>
-    <w:lsdException w:name="Table List 4" w:semiHidden="0" w:uiPriority="0" w:unhideWhenUsed="0"/>
-    <w:lsdException w:name="Table List 5" w:semiHidden="0" w:uiPriority="0" w:unhideWhenUsed="0"/>
-    <w:lsdException w:name="Table List 6" w:semiHidden="0" w:uiPriority="0" w:unhideWhenUsed="0"/>
-    <w:lsdException w:name="Table List 7" w:semiHidden="0" w:uiPriority="0" w:unhideWhenUsed="0"/>
-    <w:lsdException w:name="Table List 8" w:semiHidden="0" w:uiPriority="0" w:unhideWhenUsed="0"/>
-    <w:lsdException w:name="Table 3D effects 1" w:semiHidden="0" w:uiPriority="0" w:unhideWhenUsed="0"/>
-    <w:lsdException w:name="Table 3D effects 2" w:semiHidden="0" w:uiPriority="0" w:unhideWhenUsed="0"/>
-    <w:lsdException w:name="Table 3D effects 3" w:semiHidden="0" w:uiPriority="0" w:unhideWhenUsed="0"/>
-    <w:lsdException w:name="Table Contemporary" w:semiHidden="0" w:uiPriority="0" w:unhideWhenUsed="0"/>
-    <w:lsdException w:name="Table Elegant" w:semiHidden="0" w:uiPriority="0" w:unhideWhenUsed="0"/>
-    <w:lsdException w:name="Table Professional" w:semiHidden="0" w:uiPriority="0" w:unhideWhenUsed="0"/>
-    <w:lsdException w:name="Table Subtle 1" w:semiHidden="0" w:uiPriority="0" w:unhideWhenUsed="0"/>
-    <w:lsdException w:name="Table Subtle 2" w:semiHidden="0" w:uiPriority="0" w:unhideWhenUsed="0"/>
-    <w:lsdException w:name="Table Web 1" w:semiHidden="0" w:uiPriority="0" w:unhideWhenUsed="0"/>
-    <w:lsdException w:name="Table Web 2" w:semiHidden="0" w:uiPriority="0" w:unhideWhenUsed="0"/>
-    <w:lsdException w:name="Table Web 3" w:semiHidden="0" w:uiPriority="0" w:unhideWhenUsed="0"/>
-    <w:lsdException w:name="Balloon Text" w:semiHidden="0" w:uiPriority="0" w:unhideWhenUsed="0"/>
-    <w:lsdException w:name="Table Grid" w:semiHidden="0" w:uiPriority="0" w:unhideWhenUsed="0" w:qFormat="1"/>
-    <w:lsdException w:name="Table Theme" w:semiHidden="0" w:uiPriority="0" w:unhideWhenUsed="0"/>
-    <w:lsdException w:name="Light Shading" w:semiHidden="0" w:uiPriority="60" w:unhideWhenUsed="0"/>
-    <w:lsdException w:name="Light List" w:semiHidden="0" w:uiPriority="61" w:unhideWhenUsed="0"/>
-    <w:lsdException w:name="Light Grid" w:semiHidden="0" w:uiPriority="62" w:unhideWhenUsed="0"/>
-    <w:lsdException w:name="Medium Shading 1" w:semiHidden="0" w:uiPriority="63" w:unhideWhenUsed="0"/>
-    <w:lsdException w:name="Medium Shading 2" w:semiHidden="0" w:uiPriority="64" w:unhideWhenUsed="0"/>
-    <w:lsdException w:name="Medium List 1" w:semiHidden="0" w:uiPriority="65" w:unhideWhenUsed="0"/>
-    <w:lsdException w:name="Medium List 2" w:semiHidden="0" w:uiPriority="66" w:unhideWhenUsed="0"/>
-    <w:lsdException w:name="Medium Grid 1" w:semiHidden="0" w:uiPriority="67" w:unhideWhenUsed="0"/>
-    <w:lsdException w:name="Medium Grid 2" w:semiHidden="0" w:uiPriority="68" w:unhideWhenUsed="0"/>
-    <w:lsdException w:name="Medium Grid 3" w:semiHidden="0" w:uiPriority="69" w:unhideWhenUsed="0"/>
-    <w:lsdException w:name="Dark List" w:semiHidden="0" w:uiPriority="70" w:unhideWhenUsed="0"/>
-    <w:lsdException w:name="Colorful Shading" w:semiHidden="0" w:uiPriority="71" w:unhideWhenUsed="0"/>
-    <w:lsdException w:name="Colorful List" w:semiHidden="0" w:uiPriority="72" w:unhideWhenUsed="0"/>
-    <w:lsdException w:name="Colorful Grid" w:semiHidden="0" w:uiPriority="73" w:unhideWhenUsed="0"/>
-    <w:lsdException w:name="Light Shading Accent 1" w:semiHidden="0" w:uiPriority="60" w:unhideWhenUsed="0"/>
-    <w:lsdException w:name="Light List Accent 1" w:semiHidden="0" w:uiPriority="61" w:unhideWhenUsed="0"/>
-    <w:lsdException w:name="Light Grid Accent 1" w:semiHidden="0" w:uiPriority="62" w:unhideWhenUsed="0"/>
-    <w:lsdException w:name="Medium Shading 1 Accent 1" w:semiHidden="0" w:uiPriority="63" w:unhideWhenUsed="0"/>
-    <w:lsdException w:name="Medium Shading 2 Accent 1" w:semiHidden="0" w:uiPriority="64" w:unhideWhenUsed="0"/>
-    <w:lsdException w:name="Medium List 1 Accent 1" w:semiHidden="0" w:uiPriority="65" w:unhideWhenUsed="0"/>
-    <w:lsdException w:name="Medium List 2 Accent 1" w:semiHidden="0" w:uiPriority="66" w:unhideWhenUsed="0"/>
-    <w:lsdException w:name="Medium Grid 1 Accent 1" w:semiHidden="0" w:uiPriority="67" w:unhideWhenUsed="0"/>
-    <w:lsdException w:name="Medium Grid 2 Accent 1" w:semiHidden="0" w:uiPriority="68" w:unhideWhenUsed="0"/>
-    <w:lsdException w:name="Medium Grid 3 Accent 1" w:semiHidden="0" w:uiPriority="69" w:unhideWhenUsed="0"/>
-    <w:lsdException w:name="Dark List Accent 1" w:semiHidden="0" w:uiPriority="70" w:unhideWhenUsed="0"/>
-    <w:lsdException w:name="Colorful Shading Accent 1" w:semiHidden="0" w:uiPriority="71" w:unhideWhenUsed="0"/>
-    <w:lsdException w:name="Colorful List Accent 1" w:semiHidden="0" w:uiPriority="72" w:unhideWhenUsed="0"/>
-    <w:lsdException w:name="Colorful Grid Accent 1" w:semiHidden="0" w:uiPriority="73" w:unhideWhenUsed="0"/>
-    <w:lsdException w:name="Light Shading Accent 2" w:semiHidden="0" w:uiPriority="60" w:unhideWhenUsed="0"/>
-    <w:lsdException w:name="Light List Accent 2" w:semiHidden="0" w:uiPriority="61" w:unhideWhenUsed="0"/>
-    <w:lsdException w:name="Light Grid Accent 2" w:semiHidden="0" w:uiPriority="62" w:unhideWhenUsed="0"/>
-    <w:lsdException w:name="Medium Shading 1 Accent 2" w:semiHidden="0" w:uiPriority="63" w:unhideWhenUsed="0"/>
-    <w:lsdException w:name="Medium Shading 2 Accent 2" w:semiHidden="0" w:uiPriority="64" w:unhideWhenUsed="0"/>
-    <w:lsdException w:name="Medium List 1 Accent 2" w:semiHidden="0" w:uiPriority="65" w:unhideWhenUsed="0"/>
-    <w:lsdException w:name="Medium List 2 Accent 2" w:semiHidden="0" w:uiPriority="66" w:unhideWhenUsed="0"/>
-    <w:lsdException w:name="Medium Grid 1 Accent 2" w:semiHidden="0" w:uiPriority="67" w:unhideWhenUsed="0"/>
-    <w:lsdException w:name="Medium Grid 2 Accent 2" w:semiHidden="0" w:uiPriority="68" w:unhideWhenUsed="0"/>
-    <w:lsdException w:name="Medium Grid 3 Accent 2" w:semiHidden="0" w:uiPriority="69" w:unhideWhenUsed="0"/>
-    <w:lsdException w:name="Dark List Accent 2" w:semiHidden="0" w:uiPriority="70" w:unhideWhenUsed="0"/>
-    <w:lsdException w:name="Colorful Shading Accent 2" w:semiHidden="0" w:uiPriority="71" w:unhideWhenUsed="0"/>
-    <w:lsdException w:name="Colorful List Accent 2" w:semiHidden="0" w:uiPriority="72" w:unhideWhenUsed="0"/>
-    <w:lsdException w:name="Colorful Grid Accent 2" w:semiHidden="0" w:uiPriority="73" w:unhideWhenUsed="0"/>
-    <w:lsdException w:name="Light Shading Accent 3" w:semiHidden="0" w:uiPriority="60" w:unhideWhenUsed="0"/>
-    <w:lsdException w:name="Light List Accent 3" w:semiHidden="0" w:uiPriority="61" w:unhideWhenUsed="0"/>
-    <w:lsdException w:name="Light Grid Accent 3" w:semiHidden="0" w:uiPriority="62" w:unhideWhenUsed="0"/>
-    <w:lsdException w:name="Medium Shading 1 Accent 3" w:semiHidden="0" w:uiPriority="63" w:unhideWhenUsed="0"/>
-    <w:lsdException w:name="Medium Shading 2 Accent 3" w:semiHidden="0" w:uiPriority="64" w:unhideWhenUsed="0"/>
-    <w:lsdException w:name="Medium List 1 Accent 3" w:semiHidden="0" w:uiPriority="65" w:unhideWhenUsed="0"/>
-    <w:lsdException w:name="Medium List 2 Accent 3" w:semiHidden="0" w:uiPriority="66" w:unhideWhenUsed="0"/>
-    <w:lsdException w:name="Medium Grid 1 Accent 3" w:semiHidden="0" w:uiPriority="67" w:unhideWhenUsed="0"/>
-    <w:lsdException w:name="Medium Grid 2 Accent 3" w:semiHidden="0" w:uiPriority="68" w:unhideWhenUsed="0"/>
-    <w:lsdException w:name="Medium Grid 3 Accent 3" w:semiHidden="0" w:uiPriority="69" w:unhideWhenUsed="0"/>
-    <w:lsdException w:name="Dark List Accent 3" w:semiHidden="0" w:uiPriority="70" w:unhideWhenUsed="0"/>
-    <w:lsdException w:name="Colorful Shading Accent 3" w:semiHidden="0" w:uiPriority="71" w:unhideWhenUsed="0"/>
-    <w:lsdException w:name="Colorful List Accent 3" w:semiHidden="0" w:uiPriority="72" w:unhideWhenUsed="0"/>
-    <w:lsdException w:name="Colorful Grid Accent 3" w:semiHidden="0" w:uiPriority="73" w:unhideWhenUsed="0"/>
-    <w:lsdException w:name="Light Shading Accent 4" w:semiHidden="0" w:uiPriority="60" w:unhideWhenUsed="0"/>
-    <w:lsdException w:name="Light List Accent 4" w:semiHidden="0" w:uiPriority="61" w:unhideWhenUsed="0"/>
-    <w:lsdException w:name="Light Grid Accent 4" w:semiHidden="0" w:uiPriority="62" w:unhideWhenUsed="0"/>
-    <w:lsdException w:name="Medium Shading 1 Accent 4" w:semiHidden="0" w:uiPriority="63" w:unhideWhenUsed="0"/>
-    <w:lsdException w:name="Medium Shading 2 Accent 4" w:semiHidden="0" w:uiPriority="64" w:unhideWhenUsed="0"/>
-    <w:lsdException w:name="Medium List 1 Accent 4" w:semiHidden="0" w:uiPriority="65" w:unhideWhenUsed="0"/>
-    <w:lsdException w:name="Medium List 2 Accent 4" w:semiHidden="0" w:uiPriority="66" w:unhideWhenUsed="0"/>
-    <w:lsdException w:name="Medium Grid 1 Accent 4" w:semiHidden="0" w:uiPriority="67" w:unhideWhenUsed="0"/>
-    <w:lsdException w:name="Medium Grid 2 Accent 4" w:semiHidden="0" w:uiPriority="68" w:unhideWhenUsed="0"/>
-    <w:lsdException w:name="Medium Grid 3 Accent 4" w:semiHidden="0" w:uiPriority="69" w:unhideWhenUsed="0"/>
-    <w:lsdException w:name="Dark List Accent 4" w:semiHidden="0" w:uiPriority="70" w:unhideWhenUsed="0"/>
-    <w:lsdException w:name="Colorful Shading Accent 4" w:semiHidden="0" w:uiPriority="71" w:unhideWhenUsed="0"/>
-    <w:lsdException w:name="Colorful List Accent 4" w:semiHidden="0" w:uiPriority="72" w:unhideWhenUsed="0"/>
-    <w:lsdException w:name="Colorful Grid Accent 4" w:semiHidden="0" w:uiPriority="73" w:unhideWhenUsed="0"/>
-    <w:lsdException w:name="Light Shading Accent 5" w:semiHidden="0" w:uiPriority="60" w:unhideWhenUsed="0"/>
-    <w:lsdException w:name="Light List Accent 5" w:semiHidden="0" w:uiPriority="61" w:unhideWhenUsed="0"/>
-    <w:lsdException w:name="Light Grid Accent 5" w:semiHidden="0" w:uiPriority="62" w:unhideWhenUsed="0"/>
-    <w:lsdException w:name="Medium Shading 1 Accent 5" w:semiHidden="0" w:uiPriority="63" w:unhideWhenUsed="0"/>
-    <w:lsdException w:name="Medium Shading 2 Accent 5" w:semiHidden="0" w:uiPriority="64" w:unhideWhenUsed="0"/>
-    <w:lsdException w:name="Medium List 1 Accent 5" w:semiHidden="0" w:uiPriority="65" w:unhideWhenUsed="0"/>
-    <w:lsdException w:name="Medium List 2 Accent 5" w:semiHidden="0" w:uiPriority="66" w:unhideWhenUsed="0"/>
-    <w:lsdException w:name="Medium Grid 1 Accent 5" w:semiHidden="0" w:uiPriority="67" w:unhideWhenUsed="0"/>
-    <w:lsdException w:name="Medium Grid 2 Accent 5" w:semiHidden="0" w:uiPriority="68" w:unhideWhenUsed="0"/>
-    <w:lsdException w:name="Medium Grid 3 Accent 5" w:semiHidden="0" w:uiPriority="69" w:unhideWhenUsed="0"/>
-    <w:lsdException w:name="Dark List Accent 5" w:semiHidden="0" w:uiPriority="70" w:unhideWhenUsed="0"/>
-    <w:lsdException w:name="Colorful Shading Accent 5" w:semiHidden="0" w:uiPriority="71" w:unhideWhenUsed="0"/>
-    <w:lsdException w:name="Colorful List Accent 5" w:semiHidden="0" w:uiPriority="72" w:unhideWhenUsed="0"/>
-    <w:lsdException w:name="Colorful Grid Accent 5" w:semiHidden="0" w:uiPriority="73" w:unhideWhenUsed="0"/>
-    <w:lsdException w:name="Light Shading Accent 6" w:semiHidden="0" w:uiPriority="60" w:unhideWhenUsed="0"/>
-    <w:lsdException w:name="Light List Accent 6" w:semiHidden="0" w:uiPriority="61" w:unhideWhenUsed="0"/>
-    <w:lsdException w:name="Light Grid Accent 6" w:semiHidden="0" w:uiPriority="62" w:unhideWhenUsed="0"/>
-    <w:lsdException w:name="Medium Shading 1 Accent 6" w:semiHidden="0" w:uiPriority="63" w:unhideWhenUsed="0"/>
-    <w:lsdException w:name="Medium Shading 2 Accent 6" w:semiHidden="0" w:uiPriority="64" w:unhideWhenUsed="0"/>
-    <w:lsdException w:name="Medium List 1 Accent 6" w:semiHidden="0" w:uiPriority="65" w:unhideWhenUsed="0"/>
-    <w:lsdException w:name="Medium List 2 Accent 6" w:semiHidden="0" w:uiPriority="66" w:unhideWhenUsed="0"/>
-    <w:lsdException w:name="Medium Grid 1 Accent 6" w:semiHidden="0" w:uiPriority="67" w:unhideWhenUsed="0"/>
-    <w:lsdException w:name="Medium Grid 2 Accent 6" w:semiHidden="0" w:uiPriority="68" w:unhideWhenUsed="0"/>
-    <w:lsdException w:name="Medium Grid 3 Accent 6" w:semiHidden="0" w:uiPriority="69" w:unhideWhenUsed="0"/>
-    <w:lsdException w:name="Dark List Accent 6" w:semiHidden="0" w:uiPriority="70" w:unhideWhenUsed="0"/>
-    <w:lsdException w:name="Colorful Shading Accent 6" w:semiHidden="0" w:uiPriority="71" w:unhideWhenUsed="0"/>
-    <w:lsdException w:name="Colorful List Accent 6" w:semiHidden="0" w:uiPriority="72" w:unhideWhenUsed="0"/>
-    <w:lsdException w:name="Colorful Grid Accent 6" w:semiHidden="0" w:uiPriority="73" w:unhideWhenUsed="0"/>
+  <w:latentStyles w:count="260" w:defQFormat="0" w:defUnhideWhenUsed="1" w:defSemiHidden="1" w:defUIPriority="99" w:defLockedState="0">
+    <w:lsdException w:qFormat="1" w:unhideWhenUsed="0" w:uiPriority="0" w:semiHidden="0" w:name="Normal"/>
+    <w:lsdException w:qFormat="1" w:unhideWhenUsed="0" w:uiPriority="0" w:semiHidden="0" w:name="heading 1"/>
+    <w:lsdException w:qFormat="1" w:uiPriority="0" w:semiHidden="0" w:name="heading 2"/>
+    <w:lsdException w:qFormat="1" w:uiPriority="0" w:name="heading 3"/>
+    <w:lsdException w:qFormat="1" w:uiPriority="0" w:semiHidden="0" w:name="heading 4"/>
+    <w:lsdException w:qFormat="1" w:uiPriority="0" w:name="heading 5"/>
+    <w:lsdException w:qFormat="1" w:uiPriority="0" w:name="heading 6"/>
+    <w:lsdException w:qFormat="1" w:uiPriority="0" w:name="heading 7"/>
+    <w:lsdException w:qFormat="1" w:uiPriority="0" w:name="heading 8"/>
+    <w:lsdException w:qFormat="1" w:uiPriority="0" w:name="heading 9"/>
+    <w:lsdException w:unhideWhenUsed="0" w:uiPriority="0" w:semiHidden="0" w:name="index 1"/>
+    <w:lsdException w:unhideWhenUsed="0" w:uiPriority="0" w:semiHidden="0" w:name="index 2"/>
+    <w:lsdException w:unhideWhenUsed="0" w:uiPriority="0" w:semiHidden="0" w:name="index 3"/>
+    <w:lsdException w:unhideWhenUsed="0" w:uiPriority="0" w:semiHidden="0" w:name="index 4"/>
+    <w:lsdException w:unhideWhenUsed="0" w:uiPriority="0" w:semiHidden="0" w:name="index 5"/>
+    <w:lsdException w:unhideWhenUsed="0" w:uiPriority="0" w:semiHidden="0" w:name="index 6"/>
+    <w:lsdException w:unhideWhenUsed="0" w:uiPriority="0" w:semiHidden="0" w:name="index 7"/>
+    <w:lsdException w:unhideWhenUsed="0" w:uiPriority="0" w:semiHidden="0" w:name="index 8"/>
+    <w:lsdException w:unhideWhenUsed="0" w:uiPriority="0" w:semiHidden="0" w:name="index 9"/>
+    <w:lsdException w:qFormat="1" w:unhideWhenUsed="0" w:uiPriority="0" w:semiHidden="0" w:name="toc 1"/>
+    <w:lsdException w:qFormat="1" w:unhideWhenUsed="0" w:uiPriority="0" w:semiHidden="0" w:name="toc 2"/>
+    <w:lsdException w:qFormat="1" w:unhideWhenUsed="0" w:uiPriority="0" w:semiHidden="0" w:name="toc 3"/>
+    <w:lsdException w:unhideWhenUsed="0" w:uiPriority="0" w:semiHidden="0" w:name="toc 4"/>
+    <w:lsdException w:unhideWhenUsed="0" w:uiPriority="0" w:semiHidden="0" w:name="toc 5"/>
+    <w:lsdException w:unhideWhenUsed="0" w:uiPriority="0" w:semiHidden="0" w:name="toc 6"/>
+    <w:lsdException w:unhideWhenUsed="0" w:uiPriority="0" w:semiHidden="0" w:name="toc 7"/>
+    <w:lsdException w:unhideWhenUsed="0" w:uiPriority="0" w:semiHidden="0" w:name="toc 8"/>
+    <w:lsdException w:unhideWhenUsed="0" w:uiPriority="0" w:semiHidden="0" w:name="toc 9"/>
+    <w:lsdException w:unhideWhenUsed="0" w:uiPriority="0" w:semiHidden="0" w:name="Normal Indent"/>
+    <w:lsdException w:unhideWhenUsed="0" w:uiPriority="0" w:semiHidden="0" w:name="footnote text"/>
+    <w:lsdException w:qFormat="1" w:unhideWhenUsed="0" w:uiPriority="0" w:semiHidden="0" w:name="annotation text"/>
+    <w:lsdException w:qFormat="1" w:unhideWhenUsed="0" w:uiPriority="0" w:semiHidden="0" w:name="header"/>
+    <w:lsdException w:qFormat="1" w:unhideWhenUsed="0" w:uiPriority="0" w:semiHidden="0" w:name="footer"/>
+    <w:lsdException w:unhideWhenUsed="0" w:uiPriority="0" w:semiHidden="0" w:name="index heading"/>
+    <w:lsdException w:qFormat="1" w:uiPriority="0" w:name="caption"/>
+    <w:lsdException w:unhideWhenUsed="0" w:uiPriority="0" w:semiHidden="0" w:name="table of figures"/>
+    <w:lsdException w:unhideWhenUsed="0" w:uiPriority="0" w:semiHidden="0" w:name="envelope address"/>
+    <w:lsdException w:unhideWhenUsed="0" w:uiPriority="0" w:semiHidden="0" w:name="envelope return"/>
+    <w:lsdException w:unhideWhenUsed="0" w:uiPriority="0" w:semiHidden="0" w:name="footnote reference"/>
+    <w:lsdException w:unhideWhenUsed="0" w:uiPriority="0" w:semiHidden="0" w:name="annotation reference"/>
+    <w:lsdException w:unhideWhenUsed="0" w:uiPriority="0" w:semiHidden="0" w:name="line number"/>
+    <w:lsdException w:unhideWhenUsed="0" w:uiPriority="0" w:semiHidden="0" w:name="page number"/>
+    <w:lsdException w:unhideWhenUsed="0" w:uiPriority="0" w:semiHidden="0" w:name="endnote reference"/>
+    <w:lsdException w:unhideWhenUsed="0" w:uiPriority="0" w:semiHidden="0" w:name="endnote text"/>
+    <w:lsdException w:unhideWhenUsed="0" w:uiPriority="0" w:semiHidden="0" w:name="table of authorities"/>
+    <w:lsdException w:unhideWhenUsed="0" w:uiPriority="0" w:semiHidden="0" w:name="macro"/>
+    <w:lsdException w:unhideWhenUsed="0" w:uiPriority="0" w:semiHidden="0" w:name="toa heading"/>
+    <w:lsdException w:unhideWhenUsed="0" w:uiPriority="0" w:semiHidden="0" w:name="List"/>
+    <w:lsdException w:unhideWhenUsed="0" w:uiPriority="0" w:semiHidden="0" w:name="List Bullet"/>
+    <w:lsdException w:unhideWhenUsed="0" w:uiPriority="0" w:semiHidden="0" w:name="List Number"/>
+    <w:lsdException w:unhideWhenUsed="0" w:uiPriority="0" w:semiHidden="0" w:name="List 2"/>
+    <w:lsdException w:unhideWhenUsed="0" w:uiPriority="0" w:semiHidden="0" w:name="List 3"/>
+    <w:lsdException w:unhideWhenUsed="0" w:uiPriority="0" w:semiHidden="0" w:name="List 4"/>
+    <w:lsdException w:unhideWhenUsed="0" w:uiPriority="0" w:semiHidden="0" w:name="List 5"/>
+    <w:lsdException w:unhideWhenUsed="0" w:uiPriority="0" w:semiHidden="0" w:name="List Bullet 2"/>
+    <w:lsdException w:unhideWhenUsed="0" w:uiPriority="0" w:semiHidden="0" w:name="List Bullet 3"/>
+    <w:lsdException w:unhideWhenUsed="0" w:uiPriority="0" w:semiHidden="0" w:name="List Bullet 4"/>
+    <w:lsdException w:unhideWhenUsed="0" w:uiPriority="0" w:semiHidden="0" w:name="List Bullet 5"/>
+    <w:lsdException w:unhideWhenUsed="0" w:uiPriority="0" w:semiHidden="0" w:name="List Number 2"/>
+    <w:lsdException w:unhideWhenUsed="0" w:uiPriority="0" w:semiHidden="0" w:name="List Number 3"/>
+    <w:lsdException w:unhideWhenUsed="0" w:uiPriority="0" w:semiHidden="0" w:name="List Number 4"/>
+    <w:lsdException w:unhideWhenUsed="0" w:uiPriority="0" w:semiHidden="0" w:name="List Number 5"/>
+    <w:lsdException w:qFormat="1" w:unhideWhenUsed="0" w:uiPriority="0" w:semiHidden="0" w:name="Title"/>
+    <w:lsdException w:unhideWhenUsed="0" w:uiPriority="0" w:semiHidden="0" w:name="Closing"/>
+    <w:lsdException w:unhideWhenUsed="0" w:uiPriority="0" w:semiHidden="0" w:name="Signature"/>
+    <w:lsdException w:qFormat="1" w:unhideWhenUsed="0" w:uiPriority="0" w:name="Default Paragraph Font"/>
+    <w:lsdException w:qFormat="1" w:unhideWhenUsed="0" w:uiPriority="0" w:name="Body Text"/>
+    <w:lsdException w:unhideWhenUsed="0" w:uiPriority="0" w:semiHidden="0" w:name="Body Text Indent"/>
+    <w:lsdException w:unhideWhenUsed="0" w:uiPriority="0" w:semiHidden="0" w:name="List Continue"/>
+    <w:lsdException w:unhideWhenUsed="0" w:uiPriority="0" w:semiHidden="0" w:name="List Continue 2"/>
+    <w:lsdException w:unhideWhenUsed="0" w:uiPriority="0" w:semiHidden="0" w:name="List Continue 3"/>
+    <w:lsdException w:unhideWhenUsed="0" w:uiPriority="0" w:semiHidden="0" w:name="List Continue 4"/>
+    <w:lsdException w:unhideWhenUsed="0" w:uiPriority="0" w:semiHidden="0" w:name="List Continue 5"/>
+    <w:lsdException w:unhideWhenUsed="0" w:uiPriority="0" w:semiHidden="0" w:name="Message Header"/>
+    <w:lsdException w:qFormat="1" w:unhideWhenUsed="0" w:uiPriority="0" w:semiHidden="0" w:name="Subtitle"/>
+    <w:lsdException w:unhideWhenUsed="0" w:uiPriority="0" w:semiHidden="0" w:name="Salutation"/>
+    <w:lsdException w:unhideWhenUsed="0" w:uiPriority="0" w:semiHidden="0" w:name="Date"/>
+    <w:lsdException w:unhideWhenUsed="0" w:uiPriority="0" w:semiHidden="0" w:name="Body Text First Indent"/>
+    <w:lsdException w:unhideWhenUsed="0" w:uiPriority="0" w:semiHidden="0" w:name="Body Text First Indent 2"/>
+    <w:lsdException w:uiPriority="99" w:name="Note Heading"/>
+    <w:lsdException w:unhideWhenUsed="0" w:uiPriority="0" w:semiHidden="0" w:name="Body Text 2"/>
+    <w:lsdException w:unhideWhenUsed="0" w:uiPriority="0" w:semiHidden="0" w:name="Body Text 3"/>
+    <w:lsdException w:unhideWhenUsed="0" w:uiPriority="0" w:semiHidden="0" w:name="Body Text Indent 2"/>
+    <w:lsdException w:unhideWhenUsed="0" w:uiPriority="0" w:semiHidden="0" w:name="Body Text Indent 3"/>
+    <w:lsdException w:unhideWhenUsed="0" w:uiPriority="0" w:semiHidden="0" w:name="Block Text"/>
+    <w:lsdException w:unhideWhenUsed="0" w:uiPriority="0" w:semiHidden="0" w:name="Hyperlink"/>
+    <w:lsdException w:unhideWhenUsed="0" w:uiPriority="0" w:semiHidden="0" w:name="FollowedHyperlink"/>
+    <w:lsdException w:qFormat="1" w:unhideWhenUsed="0" w:uiPriority="0" w:semiHidden="0" w:name="Strong"/>
+    <w:lsdException w:qFormat="1" w:unhideWhenUsed="0" w:uiPriority="0" w:semiHidden="0" w:name="Emphasis"/>
+    <w:lsdException w:unhideWhenUsed="0" w:uiPriority="0" w:semiHidden="0" w:name="Document Map"/>
+    <w:lsdException w:unhideWhenUsed="0" w:uiPriority="0" w:semiHidden="0" w:name="Plain Text"/>
+    <w:lsdException w:unhideWhenUsed="0" w:uiPriority="0" w:semiHidden="0" w:name="E-mail Signature"/>
+    <w:lsdException w:qFormat="1" w:unhideWhenUsed="0" w:uiPriority="0" w:semiHidden="0" w:name="Normal (Web)"/>
+    <w:lsdException w:unhideWhenUsed="0" w:uiPriority="0" w:semiHidden="0" w:name="HTML Acronym"/>
+    <w:lsdException w:unhideWhenUsed="0" w:uiPriority="0" w:semiHidden="0" w:name="HTML Address"/>
+    <w:lsdException w:unhideWhenUsed="0" w:uiPriority="0" w:semiHidden="0" w:name="HTML Cite"/>
+    <w:lsdException w:unhideWhenUsed="0" w:uiPriority="0" w:semiHidden="0" w:name="HTML Code"/>
+    <w:lsdException w:unhideWhenUsed="0" w:uiPriority="0" w:semiHidden="0" w:name="HTML Definition"/>
+    <w:lsdException w:unhideWhenUsed="0" w:uiPriority="0" w:semiHidden="0" w:name="HTML Keyboard"/>
+    <w:lsdException w:qFormat="1" w:unhideWhenUsed="0" w:uiPriority="0" w:semiHidden="0" w:name="HTML Preformatted"/>
+    <w:lsdException w:unhideWhenUsed="0" w:uiPriority="0" w:semiHidden="0" w:name="HTML Sample"/>
+    <w:lsdException w:unhideWhenUsed="0" w:uiPriority="0" w:semiHidden="0" w:name="HTML Typewriter"/>
+    <w:lsdException w:unhideWhenUsed="0" w:uiPriority="0" w:semiHidden="0" w:name="HTML Variable"/>
+    <w:lsdException w:qFormat="1" w:unhideWhenUsed="0" w:uiPriority="0" w:name="Normal Table"/>
+    <w:lsdException w:unhideWhenUsed="0" w:uiPriority="0" w:semiHidden="0" w:name="annotation subject"/>
+    <w:lsdException w:unhideWhenUsed="0" w:uiPriority="0" w:semiHidden="0" w:name="Table Simple 1"/>
+    <w:lsdException w:unhideWhenUsed="0" w:uiPriority="0" w:semiHidden="0" w:name="Table Simple 2"/>
+    <w:lsdException w:unhideWhenUsed="0" w:uiPriority="0" w:semiHidden="0" w:name="Table Simple 3"/>
+    <w:lsdException w:unhideWhenUsed="0" w:uiPriority="0" w:semiHidden="0" w:name="Table Classic 1"/>
+    <w:lsdException w:unhideWhenUsed="0" w:uiPriority="0" w:semiHidden="0" w:name="Table Classic 2"/>
+    <w:lsdException w:unhideWhenUsed="0" w:uiPriority="0" w:semiHidden="0" w:name="Table Classic 3"/>
+    <w:lsdException w:unhideWhenUsed="0" w:uiPriority="0" w:semiHidden="0" w:name="Table Classic 4"/>
+    <w:lsdException w:unhideWhenUsed="0" w:uiPriority="0" w:semiHidden="0" w:name="Table Colorful 1"/>
+    <w:lsdException w:unhideWhenUsed="0" w:uiPriority="0" w:semiHidden="0" w:name="Table Colorful 2"/>
+    <w:lsdException w:unhideWhenUsed="0" w:uiPriority="0" w:semiHidden="0" w:name="Table Colorful 3"/>
+    <w:lsdException w:unhideWhenUsed="0" w:uiPriority="0" w:semiHidden="0" w:name="Table Columns 1"/>
+    <w:lsdException w:unhideWhenUsed="0" w:uiPriority="0" w:semiHidden="0" w:name="Table Columns 2"/>
+    <w:lsdException w:unhideWhenUsed="0" w:uiPriority="0" w:semiHidden="0" w:name="Table Columns 3"/>
+    <w:lsdException w:unhideWhenUsed="0" w:uiPriority="0" w:semiHidden="0" w:name="Table Columns 4"/>
+    <w:lsdException w:unhideWhenUsed="0" w:uiPriority="0" w:semiHidden="0" w:name="Table Columns 5"/>
+    <w:lsdException w:unhideWhenUsed="0" w:uiPriority="0" w:semiHidden="0" w:name="Table Grid 1"/>
+    <w:lsdException w:unhideWhenUsed="0" w:uiPriority="0" w:semiHidden="0" w:name="Table Grid 2"/>
+    <w:lsdException w:unhideWhenUsed="0" w:uiPriority="0" w:semiHidden="0" w:name="Table Grid 3"/>
+    <w:lsdException w:unhideWhenUsed="0" w:uiPriority="0" w:semiHidden="0" w:name="Table Grid 4"/>
+    <w:lsdException w:unhideWhenUsed="0" w:uiPriority="0" w:semiHidden="0" w:name="Table Grid 5"/>
+    <w:lsdException w:unhideWhenUsed="0" w:uiPriority="0" w:semiHidden="0" w:name="Table Grid 6"/>
+    <w:lsdException w:unhideWhenUsed="0" w:uiPriority="0" w:semiHidden="0" w:name="Table Grid 7"/>
+    <w:lsdException w:unhideWhenUsed="0" w:uiPriority="0" w:semiHidden="0" w:name="Table Grid 8"/>
+    <w:lsdException w:unhideWhenUsed="0" w:uiPriority="0" w:semiHidden="0" w:name="Table List 1"/>
+    <w:lsdException w:unhideWhenUsed="0" w:uiPriority="0" w:semiHidden="0" w:name="Table List 2"/>
+    <w:lsdException w:unhideWhenUsed="0" w:uiPriority="0" w:semiHidden="0" w:name="Table List 3"/>
+    <w:lsdException w:unhideWhenUsed="0" w:uiPriority="0" w:semiHidden="0" w:name="Table List 4"/>
+    <w:lsdException w:unhideWhenUsed="0" w:uiPriority="0" w:semiHidden="0" w:name="Table List 5"/>
+    <w:lsdException w:unhideWhenUsed="0" w:uiPriority="0" w:semiHidden="0" w:name="Table List 6"/>
+    <w:lsdException w:unhideWhenUsed="0" w:uiPriority="0" w:semiHidden="0" w:name="Table List 7"/>
+    <w:lsdException w:unhideWhenUsed="0" w:uiPriority="0" w:semiHidden="0" w:name="Table List 8"/>
+    <w:lsdException w:unhideWhenUsed="0" w:uiPriority="0" w:semiHidden="0" w:name="Table 3D effects 1"/>
+    <w:lsdException w:unhideWhenUsed="0" w:uiPriority="0" w:semiHidden="0" w:name="Table 3D effects 2"/>
+    <w:lsdException w:unhideWhenUsed="0" w:uiPriority="0" w:semiHidden="0" w:name="Table 3D effects 3"/>
+    <w:lsdException w:unhideWhenUsed="0" w:uiPriority="0" w:semiHidden="0" w:name="Table Contemporary"/>
+    <w:lsdException w:unhideWhenUsed="0" w:uiPriority="0" w:semiHidden="0" w:name="Table Elegant"/>
+    <w:lsdException w:unhideWhenUsed="0" w:uiPriority="0" w:semiHidden="0" w:name="Table Professional"/>
+    <w:lsdException w:unhideWhenUsed="0" w:uiPriority="0" w:semiHidden="0" w:name="Table Subtle 1"/>
+    <w:lsdException w:unhideWhenUsed="0" w:uiPriority="0" w:semiHidden="0" w:name="Table Subtle 2"/>
+    <w:lsdException w:unhideWhenUsed="0" w:uiPriority="0" w:semiHidden="0" w:name="Table Web 1"/>
+    <w:lsdException w:unhideWhenUsed="0" w:uiPriority="0" w:semiHidden="0" w:name="Table Web 2"/>
+    <w:lsdException w:unhideWhenUsed="0" w:uiPriority="0" w:semiHidden="0" w:name="Table Web 3"/>
+    <w:lsdException w:unhideWhenUsed="0" w:uiPriority="0" w:semiHidden="0" w:name="Balloon Text"/>
+    <w:lsdException w:qFormat="1" w:unhideWhenUsed="0" w:uiPriority="0" w:semiHidden="0" w:name="Table Grid"/>
+    <w:lsdException w:unhideWhenUsed="0" w:uiPriority="0" w:semiHidden="0" w:name="Table Theme"/>
+    <w:lsdException w:unhideWhenUsed="0" w:uiPriority="60" w:semiHidden="0" w:name="Light Shading"/>
+    <w:lsdException w:unhideWhenUsed="0" w:uiPriority="61" w:semiHidden="0" w:name="Light List"/>
+    <w:lsdException w:unhideWhenUsed="0" w:uiPriority="62" w:semiHidden="0" w:name="Light Grid"/>
+    <w:lsdException w:unhideWhenUsed="0" w:uiPriority="63" w:semiHidden="0" w:name="Medium Shading 1"/>
+    <w:lsdException w:unhideWhenUsed="0" w:uiPriority="64" w:semiHidden="0" w:name="Medium Shading 2"/>
+    <w:lsdException w:unhideWhenUsed="0" w:uiPriority="65" w:semiHidden="0" w:name="Medium List 1"/>
+    <w:lsdException w:unhideWhenUsed="0" w:uiPriority="66" w:semiHidden="0" w:name="Medium List 2"/>
+    <w:lsdException w:unhideWhenUsed="0" w:uiPriority="67" w:semiHidden="0" w:name="Medium Grid 1"/>
+    <w:lsdException w:unhideWhenUsed="0" w:uiPriority="68" w:semiHidden="0" w:name="Medium Grid 2"/>
+    <w:lsdException w:unhideWhenUsed="0" w:uiPriority="69" w:semiHidden="0" w:name="Medium Grid 3"/>
+    <w:lsdException w:unhideWhenUsed="0" w:uiPriority="70" w:semiHidden="0" w:name="Dark List"/>
+    <w:lsdException w:unhideWhenUsed="0" w:uiPriority="71" w:semiHidden="0" w:name="Colorful Shading"/>
+    <w:lsdException w:unhideWhenUsed="0" w:uiPriority="72" w:semiHidden="0" w:name="Colorful List"/>
+    <w:lsdException w:unhideWhenUsed="0" w:uiPriority="73" w:semiHidden="0" w:name="Colorful Grid"/>
+    <w:lsdException w:unhideWhenUsed="0" w:uiPriority="60" w:semiHidden="0" w:name="Light Shading Accent 1"/>
+    <w:lsdException w:unhideWhenUsed="0" w:uiPriority="61" w:semiHidden="0" w:name="Light List Accent 1"/>
+    <w:lsdException w:unhideWhenUsed="0" w:uiPriority="62" w:semiHidden="0" w:name="Light Grid Accent 1"/>
+    <w:lsdException w:unhideWhenUsed="0" w:uiPriority="63" w:semiHidden="0" w:name="Medium Shading 1 Accent 1"/>
+    <w:lsdException w:unhideWhenUsed="0" w:uiPriority="64" w:semiHidden="0" w:name="Medium Shading 2 Accent 1"/>
+    <w:lsdException w:unhideWhenUsed="0" w:uiPriority="65" w:semiHidden="0" w:name="Medium List 1 Accent 1"/>
+    <w:lsdException w:unhideWhenUsed="0" w:uiPriority="66" w:semiHidden="0" w:name="Medium List 2 Accent 1"/>
+    <w:lsdException w:unhideWhenUsed="0" w:uiPriority="67" w:semiHidden="0" w:name="Medium Grid 1 Accent 1"/>
+    <w:lsdException w:unhideWhenUsed="0" w:uiPriority="68" w:semiHidden="0" w:name="Medium Grid 2 Accent 1"/>
+    <w:lsdException w:unhideWhenUsed="0" w:uiPriority="69" w:semiHidden="0" w:name="Medium Grid 3 Accent 1"/>
+    <w:lsdException w:unhideWhenUsed="0" w:uiPriority="70" w:semiHidden="0" w:name="Dark List Accent 1"/>
+    <w:lsdException w:unhideWhenUsed="0" w:uiPriority="71" w:semiHidden="0" w:name="Colorful Shading Accent 1"/>
+    <w:lsdException w:unhideWhenUsed="0" w:uiPriority="72" w:semiHidden="0" w:name="Colorful List Accent 1"/>
+    <w:lsdException w:unhideWhenUsed="0" w:uiPriority="73" w:semiHidden="0" w:name="Colorful Grid Accent 1"/>
+    <w:lsdException w:unhideWhenUsed="0" w:uiPriority="60" w:semiHidden="0" w:name="Light Shading Accent 2"/>
+    <w:lsdException w:unhideWhenUsed="0" w:uiPriority="61" w:semiHidden="0" w:name="Light List Accent 2"/>
+    <w:lsdException w:unhideWhenUsed="0" w:uiPriority="62" w:semiHidden="0" w:name="Light Grid Accent 2"/>
+    <w:lsdException w:unhideWhenUsed="0" w:uiPriority="63" w:semiHidden="0" w:name="Medium Shading 1 Accent 2"/>
+    <w:lsdException w:unhideWhenUsed="0" w:uiPriority="64" w:semiHidden="0" w:name="Medium Shading 2 Accent 2"/>
+    <w:lsdException w:unhideWhenUsed="0" w:uiPriority="65" w:semiHidden="0" w:name="Medium List 1 Accent 2"/>
+    <w:lsdException w:unhideWhenUsed="0" w:uiPriority="66" w:semiHidden="0" w:name="Medium List 2 Accent 2"/>
+    <w:lsdException w:unhideWhenUsed="0" w:uiPriority="67" w:semiHidden="0" w:name="Medium Grid 1 Accent 2"/>
+    <w:lsdException w:unhideWhenUsed="0" w:uiPriority="68" w:semiHidden="0" w:name="Medium Grid 2 Accent 2"/>
+    <w:lsdException w:unhideWhenUsed="0" w:uiPriority="69" w:semiHidden="0" w:name="Medium Grid 3 Accent 2"/>
+    <w:lsdException w:unhideWhenUsed="0" w:uiPriority="70" w:semiHidden="0" w:name="Dark List Accent 2"/>
+    <w:lsdException w:unhideWhenUsed="0" w:uiPriority="71" w:semiHidden="0" w:name="Colorful Shading Accent 2"/>
+    <w:lsdException w:unhideWhenUsed="0" w:uiPriority="72" w:semiHidden="0" w:name="Colorful List Accent 2"/>
+    <w:lsdException w:unhideWhenUsed="0" w:uiPriority="73" w:semiHidden="0" w:name="Colorful Grid Accent 2"/>
+    <w:lsdException w:unhideWhenUsed="0" w:uiPriority="60" w:semiHidden="0" w:name="Light Shading Accent 3"/>
+    <w:lsdException w:unhideWhenUsed="0" w:uiPriority="61" w:semiHidden="0" w:name="Light List Accent 3"/>
+    <w:lsdException w:unhideWhenUsed="0" w:uiPriority="62" w:semiHidden="0" w:name="Light Grid Accent 3"/>
+    <w:lsdException w:unhideWhenUsed="0" w:uiPriority="63" w:semiHidden="0" w:name="Medium Shading 1 Accent 3"/>
+    <w:lsdException w:unhideWhenUsed="0" w:uiPriority="64" w:semiHidden="0" w:name="Medium Shading 2 Accent 3"/>
+    <w:lsdException w:unhideWhenUsed="0" w:uiPriority="65" w:semiHidden="0" w:name="Medium List 1 Accent 3"/>
+    <w:lsdException w:unhideWhenUsed="0" w:uiPriority="66" w:semiHidden="0" w:name="Medium List 2 Accent 3"/>
+    <w:lsdException w:unhideWhenUsed="0" w:uiPriority="67" w:semiHidden="0" w:name="Medium Grid 1 Accent 3"/>
+    <w:lsdException w:unhideWhenUsed="0" w:uiPriority="68" w:semiHidden="0" w:name="Medium Grid 2 Accent 3"/>
+    <w:lsdException w:unhideWhenUsed="0" w:uiPriority="69" w:semiHidden="0" w:name="Medium Grid 3 Accent 3"/>
+    <w:lsdException w:unhideWhenUsed="0" w:uiPriority="70" w:semiHidden="0" w:name="Dark List Accent 3"/>
+    <w:lsdException w:unhideWhenUsed="0" w:uiPriority="71" w:semiHidden="0" w:name="Colorful Shading Accent 3"/>
+    <w:lsdException w:unhideWhenUsed="0" w:uiPriority="72" w:semiHidden="0" w:name="Colorful List Accent 3"/>
+    <w:lsdException w:unhideWhenUsed="0" w:uiPriority="73" w:semiHidden="0" w:name="Colorful Grid Accent 3"/>
+    <w:lsdException w:unhideWhenUsed="0" w:uiPriority="60" w:semiHidden="0" w:name="Light Shading Accent 4"/>
+    <w:lsdException w:unhideWhenUsed="0" w:uiPriority="61" w:semiHidden="0" w:name="Light List Accent 4"/>
+    <w:lsdException w:unhideWhenUsed="0" w:uiPriority="62" w:semiHidden="0" w:name="Light Grid Accent 4"/>
+    <w:lsdException w:unhideWhenUsed="0" w:uiPriority="63" w:semiHidden="0" w:name="Medium Shading 1 Accent 4"/>
+    <w:lsdException w:unhideWhenUsed="0" w:uiPriority="64" w:semiHidden="0" w:name="Medium Shading 2 Accent 4"/>
+    <w:lsdException w:unhideWhenUsed="0" w:uiPriority="65" w:semiHidden="0" w:name="Medium List 1 Accent 4"/>
+    <w:lsdException w:unhideWhenUsed="0" w:uiPriority="66" w:semiHidden="0" w:name="Medium List 2 Accent 4"/>
+    <w:lsdException w:unhideWhenUsed="0" w:uiPriority="67" w:semiHidden="0" w:name="Medium Grid 1 Accent 4"/>
+    <w:lsdException w:unhideWhenUsed="0" w:uiPriority="68" w:semiHidden="0" w:name="Medium Grid 2 Accent 4"/>
+    <w:lsdException w:unhideWhenUsed="0" w:uiPriority="69" w:semiHidden="0" w:name="Medium Grid 3 Accent 4"/>
+    <w:lsdException w:unhideWhenUsed="0" w:uiPriority="70" w:semiHidden="0" w:name="Dark List Accent 4"/>
+    <w:lsdException w:unhideWhenUsed="0" w:uiPriority="71" w:semiHidden="0" w:name="Colorful Shading Accent 4"/>
+    <w:lsdException w:unhideWhenUsed="0" w:uiPriority="72" w:semiHidden="0" w:name="Colorful List Accent 4"/>
+    <w:lsdException w:unhideWhenUsed="0" w:uiPriority="73" w:semiHidden="0" w:name="Colorful Grid Accent 4"/>
+    <w:lsdException w:unhideWhenUsed="0" w:uiPriority="60" w:semiHidden="0" w:name="Light Shading Accent 5"/>
+    <w:lsdException w:unhideWhenUsed="0" w:uiPriority="61" w:semiHidden="0" w:name="Light List Accent 5"/>
+    <w:lsdException w:unhideWhenUsed="0" w:uiPriority="62" w:semiHidden="0" w:name="Light Grid Accent 5"/>
+    <w:lsdException w:unhideWhenUsed="0" w:uiPriority="63" w:semiHidden="0" w:name="Medium Shading 1 Accent 5"/>
+    <w:lsdException w:unhideWhenUsed="0" w:uiPriority="64" w:semiHidden="0" w:name="Medium Shading 2 Accent 5"/>
+    <w:lsdException w:unhideWhenUsed="0" w:uiPriority="65" w:semiHidden="0" w:name="Medium List 1 Accent 5"/>
+    <w:lsdException w:unhideWhenUsed="0" w:uiPriority="66" w:semiHidden="0" w:name="Medium List 2 Accent 5"/>
+    <w:lsdException w:unhideWhenUsed="0" w:uiPriority="67" w:semiHidden="0" w:name="Medium Grid 1 Accent 5"/>
+    <w:lsdException w:unhideWhenUsed="0" w:uiPriority="68" w:semiHidden="0" w:name="Medium Grid 2 Accent 5"/>
+    <w:lsdException w:unhideWhenUsed="0" w:uiPriority="69" w:semiHidden="0" w:name="Medium Grid 3 Accent 5"/>
+    <w:lsdException w:unhideWhenUsed="0" w:uiPriority="70" w:semiHidden="0" w:name="Dark List Accent 5"/>
+    <w:lsdException w:unhideWhenUsed="0" w:uiPriority="71" w:semiHidden="0" w:name="Colorful Shading Accent 5"/>
+    <w:lsdException w:unhideWhenUsed="0" w:uiPriority="72" w:semiHidden="0" w:name="Colorful List Accent 5"/>
+    <w:lsdException w:unhideWhenUsed="0" w:uiPriority="73" w:semiHidden="0" w:name="Colorful Grid Accent 5"/>
+    <w:lsdException w:unhideWhenUsed="0" w:uiPriority="60" w:semiHidden="0" w:name="Light Shading Accent 6"/>
+    <w:lsdException w:unhideWhenUsed="0" w:uiPriority="61" w:semiHidden="0" w:name="Light List Accent 6"/>
+    <w:lsdException w:unhideWhenUsed="0" w:uiPriority="62" w:semiHidden="0" w:name="Light Grid Accent 6"/>
+    <w:lsdException w:unhideWhenUsed="0" w:uiPriority="63" w:semiHidden="0" w:name="Medium Shading 1 Accent 6"/>
+    <w:lsdException w:unhideWhenUsed="0" w:uiPriority="64" w:semiHidden="0" w:name="Medium Shading 2 Accent 6"/>
+    <w:lsdException w:unhideWhenUsed="0" w:uiPriority="65" w:semiHidden="0" w:name="Medium List 1 Accent 6"/>
+    <w:lsdException w:unhideWhenUsed="0" w:uiPriority="66" w:semiHidden="0" w:name="Medium List 2 Accent 6"/>
+    <w:lsdException w:unhideWhenUsed="0" w:uiPriority="67" w:semiHidden="0" w:name="Medium Grid 1 Accent 6"/>
+    <w:lsdException w:unhideWhenUsed="0" w:uiPriority="68" w:semiHidden="0" w:name="Medium Grid 2 Accent 6"/>
+    <w:lsdException w:unhideWhenUsed="0" w:uiPriority="69" w:semiHidden="0" w:name="Medium Grid 3 Accent 6"/>
+    <w:lsdException w:unhideWhenUsed="0" w:uiPriority="70" w:semiHidden="0" w:name="Dark List Accent 6"/>
+    <w:lsdException w:unhideWhenUsed="0" w:uiPriority="71" w:semiHidden="0" w:name="Colorful Shading Accent 6"/>
+    <w:lsdException w:unhideWhenUsed="0" w:uiPriority="72" w:semiHidden="0" w:name="Colorful List Accent 6"/>
+    <w:lsdException w:unhideWhenUsed="0" w:uiPriority="73" w:semiHidden="0" w:name="Colorful Grid Accent 6"/>
   </w:latentStyles>
-  <w:style w:type="paragraph" w:default="1" w:styleId="Normal">
+  <w:style w:type="paragraph" w:default="1" w:styleId="1">
     <w:name w:val="Normal"/>
     <w:qFormat/>
+    <w:uiPriority w:val="0"/>
     <w:pPr>
       <w:kinsoku w:val="0"/>
       <w:autoSpaceDE w:val="0"/>
@@ -8002,7 +8110,7 @@
       <w:textAlignment w:val="baseline"/>
     </w:pPr>
     <w:rPr>
-      <w:rFonts w:ascii="Arial" w:eastAsia="宋体" w:hAnsi="Arial" w:cs="Arial"/>
+      <w:rFonts w:ascii="Arial" w:hAnsi="Arial" w:eastAsia="宋体" w:cs="Arial"/>
       <w:snapToGrid w:val="0"/>
       <w:color w:val="000000"/>
       <w:kern w:val="0"/>
@@ -8011,11 +8119,12 @@
       <w:lang w:val="en-US" w:eastAsia="en-US" w:bidi="ar-SA"/>
     </w:rPr>
   </w:style>
-  <w:style w:type="paragraph" w:styleId="Heading1">
+  <w:style w:type="paragraph" w:styleId="2">
     <w:name w:val="heading 1"/>
-    <w:basedOn w:val="Normal"/>
-    <w:next w:val="Normal"/>
+    <w:basedOn w:val="1"/>
+    <w:next w:val="1"/>
     <w:qFormat/>
+    <w:uiPriority w:val="0"/>
     <w:pPr>
       <w:keepNext/>
       <w:keepLines/>
@@ -8033,12 +8142,13 @@
       <w:sz w:val="44"/>
     </w:rPr>
   </w:style>
-  <w:style w:type="paragraph" w:styleId="Heading2">
+  <w:style w:type="paragraph" w:styleId="3">
     <w:name w:val="heading 2"/>
-    <w:basedOn w:val="Normal"/>
-    <w:next w:val="Normal"/>
+    <w:basedOn w:val="1"/>
+    <w:next w:val="1"/>
     <w:unhideWhenUsed/>
     <w:qFormat/>
+    <w:uiPriority w:val="0"/>
     <w:pPr>
       <w:keepNext/>
       <w:keepLines/>
@@ -8051,18 +8161,19 @@
       <w:outlineLvl w:val="1"/>
     </w:pPr>
     <w:rPr>
-      <w:rFonts w:ascii="Arial" w:eastAsia="黑体" w:hAnsi="Arial"/>
+      <w:rFonts w:ascii="Arial" w:hAnsi="Arial" w:eastAsia="黑体"/>
       <w:b/>
       <w:sz w:val="32"/>
     </w:rPr>
   </w:style>
-  <w:style w:type="paragraph" w:styleId="Heading3">
+  <w:style w:type="paragraph" w:styleId="4">
     <w:name w:val="heading 3"/>
-    <w:basedOn w:val="Normal"/>
-    <w:next w:val="Normal"/>
+    <w:basedOn w:val="1"/>
+    <w:next w:val="1"/>
     <w:semiHidden/>
     <w:unhideWhenUsed/>
     <w:qFormat/>
+    <w:uiPriority w:val="0"/>
     <w:pPr>
       <w:keepNext/>
       <w:keepLines/>
@@ -8079,12 +8190,13 @@
       <w:sz w:val="32"/>
     </w:rPr>
   </w:style>
-  <w:style w:type="paragraph" w:styleId="Heading4">
+  <w:style w:type="paragraph" w:styleId="5">
     <w:name w:val="heading 4"/>
-    <w:basedOn w:val="Normal"/>
-    <w:next w:val="Normal"/>
+    <w:basedOn w:val="1"/>
+    <w:next w:val="1"/>
     <w:unhideWhenUsed/>
     <w:qFormat/>
+    <w:uiPriority w:val="0"/>
     <w:pPr>
       <w:keepNext/>
       <w:keepLines/>
@@ -8097,18 +8209,19 @@
       <w:outlineLvl w:val="3"/>
     </w:pPr>
     <w:rPr>
-      <w:rFonts w:ascii="Arial" w:eastAsia="黑体" w:hAnsi="Arial"/>
+      <w:rFonts w:ascii="Arial" w:hAnsi="Arial" w:eastAsia="黑体"/>
       <w:b/>
       <w:sz w:val="28"/>
     </w:rPr>
   </w:style>
-  <w:style w:type="paragraph" w:styleId="Heading5">
+  <w:style w:type="paragraph" w:styleId="6">
     <w:name w:val="heading 5"/>
-    <w:basedOn w:val="Normal"/>
-    <w:next w:val="Normal"/>
+    <w:basedOn w:val="1"/>
+    <w:next w:val="1"/>
     <w:semiHidden/>
     <w:unhideWhenUsed/>
     <w:qFormat/>
+    <w:uiPriority w:val="0"/>
     <w:pPr>
       <w:keepNext/>
       <w:keepLines/>
@@ -8125,13 +8238,14 @@
       <w:sz w:val="28"/>
     </w:rPr>
   </w:style>
-  <w:style w:type="paragraph" w:styleId="Heading6">
+  <w:style w:type="paragraph" w:styleId="7">
     <w:name w:val="heading 6"/>
-    <w:basedOn w:val="Normal"/>
-    <w:next w:val="Normal"/>
+    <w:basedOn w:val="1"/>
+    <w:next w:val="1"/>
     <w:semiHidden/>
     <w:unhideWhenUsed/>
     <w:qFormat/>
+    <w:uiPriority w:val="0"/>
     <w:pPr>
       <w:keepNext/>
       <w:keepLines/>
@@ -8144,18 +8258,19 @@
       <w:outlineLvl w:val="5"/>
     </w:pPr>
     <w:rPr>
-      <w:rFonts w:ascii="Arial" w:eastAsia="黑体" w:hAnsi="Arial"/>
+      <w:rFonts w:ascii="Arial" w:hAnsi="Arial" w:eastAsia="黑体"/>
       <w:b/>
       <w:sz w:val="24"/>
     </w:rPr>
   </w:style>
-  <w:style w:type="paragraph" w:styleId="Heading7">
+  <w:style w:type="paragraph" w:styleId="8">
     <w:name w:val="heading 7"/>
-    <w:basedOn w:val="Normal"/>
-    <w:next w:val="Normal"/>
+    <w:basedOn w:val="1"/>
+    <w:next w:val="1"/>
     <w:semiHidden/>
     <w:unhideWhenUsed/>
     <w:qFormat/>
+    <w:uiPriority w:val="0"/>
     <w:pPr>
       <w:keepNext/>
       <w:keepLines/>
@@ -8172,13 +8287,14 @@
       <w:sz w:val="24"/>
     </w:rPr>
   </w:style>
-  <w:style w:type="paragraph" w:styleId="Heading8">
+  <w:style w:type="paragraph" w:styleId="9">
     <w:name w:val="heading 8"/>
-    <w:basedOn w:val="Normal"/>
-    <w:next w:val="Normal"/>
+    <w:basedOn w:val="1"/>
+    <w:next w:val="1"/>
     <w:semiHidden/>
     <w:unhideWhenUsed/>
     <w:qFormat/>
+    <w:uiPriority w:val="0"/>
     <w:pPr>
       <w:keepNext/>
       <w:keepLines/>
@@ -8191,17 +8307,18 @@
       <w:outlineLvl w:val="7"/>
     </w:pPr>
     <w:rPr>
-      <w:rFonts w:ascii="Arial" w:eastAsia="黑体" w:hAnsi="Arial"/>
+      <w:rFonts w:ascii="Arial" w:hAnsi="Arial" w:eastAsia="黑体"/>
       <w:sz w:val="24"/>
     </w:rPr>
   </w:style>
-  <w:style w:type="paragraph" w:styleId="Heading9">
+  <w:style w:type="paragraph" w:styleId="10">
     <w:name w:val="heading 9"/>
-    <w:basedOn w:val="Normal"/>
-    <w:next w:val="Normal"/>
+    <w:basedOn w:val="1"/>
+    <w:next w:val="1"/>
     <w:semiHidden/>
     <w:unhideWhenUsed/>
     <w:qFormat/>
+    <w:uiPriority w:val="0"/>
     <w:pPr>
       <w:keepNext/>
       <w:keepLines/>
@@ -8214,19 +8331,21 @@
       <w:outlineLvl w:val="8"/>
     </w:pPr>
     <w:rPr>
-      <w:rFonts w:ascii="Arial" w:eastAsia="黑体" w:hAnsi="Arial"/>
+      <w:rFonts w:ascii="Arial" w:hAnsi="Arial" w:eastAsia="黑体"/>
       <w:sz w:val="21"/>
     </w:rPr>
   </w:style>
-  <w:style w:type="character" w:default="1" w:styleId="DefaultParagraphFont">
+  <w:style w:type="character" w:default="1" w:styleId="23">
     <w:name w:val="Default Paragraph Font"/>
     <w:semiHidden/>
     <w:qFormat/>
+    <w:uiPriority w:val="0"/>
   </w:style>
-  <w:style w:type="table" w:default="1" w:styleId="TableNormal">
+  <w:style w:type="table" w:default="1" w:styleId="21">
     <w:name w:val="Normal Table"/>
     <w:semiHidden/>
     <w:qFormat/>
+    <w:uiPriority w:val="0"/>
     <w:tblPr>
       <w:tblCellMar>
         <w:top w:w="0" w:type="dxa"/>
@@ -8236,39 +8355,43 @@
       </w:tblCellMar>
     </w:tblPr>
   </w:style>
-  <w:style w:type="paragraph" w:styleId="CommentText">
+  <w:style w:type="paragraph" w:styleId="11">
     <w:name w:val="annotation text"/>
-    <w:basedOn w:val="Normal"/>
+    <w:basedOn w:val="1"/>
     <w:qFormat/>
+    <w:uiPriority w:val="0"/>
     <w:pPr>
       <w:jc w:val="left"/>
     </w:pPr>
   </w:style>
-  <w:style w:type="paragraph" w:styleId="BodyText">
+  <w:style w:type="paragraph" w:styleId="12">
     <w:name w:val="Body Text"/>
-    <w:basedOn w:val="Normal"/>
+    <w:basedOn w:val="1"/>
     <w:semiHidden/>
     <w:qFormat/>
+    <w:uiPriority w:val="0"/>
     <w:rPr>
-      <w:rFonts w:ascii="Arial" w:eastAsia="Arial" w:hAnsi="Arial" w:cs="Arial"/>
+      <w:rFonts w:ascii="Arial" w:hAnsi="Arial" w:eastAsia="Arial" w:cs="Arial"/>
       <w:sz w:val="21"/>
       <w:szCs w:val="21"/>
       <w:lang w:val="en-US" w:eastAsia="en-US" w:bidi="ar-SA"/>
     </w:rPr>
   </w:style>
-  <w:style w:type="paragraph" w:styleId="TOC3">
+  <w:style w:type="paragraph" w:styleId="13">
     <w:name w:val="toc 3"/>
-    <w:basedOn w:val="Normal"/>
-    <w:next w:val="Normal"/>
+    <w:basedOn w:val="1"/>
+    <w:next w:val="1"/>
     <w:qFormat/>
+    <w:uiPriority w:val="0"/>
     <w:pPr>
       <w:ind w:left="840" w:leftChars="400"/>
     </w:pPr>
   </w:style>
-  <w:style w:type="paragraph" w:styleId="Footer">
+  <w:style w:type="paragraph" w:styleId="14">
     <w:name w:val="footer"/>
-    <w:basedOn w:val="Normal"/>
+    <w:basedOn w:val="1"/>
     <w:qFormat/>
+    <w:uiPriority w:val="0"/>
     <w:pPr>
       <w:tabs>
         <w:tab w:val="center" w:pos="4153"/>
@@ -8281,16 +8404,17 @@
       <w:sz w:val="18"/>
     </w:rPr>
   </w:style>
-  <w:style w:type="paragraph" w:styleId="Header">
+  <w:style w:type="paragraph" w:styleId="15">
     <w:name w:val="header"/>
-    <w:basedOn w:val="Normal"/>
+    <w:basedOn w:val="1"/>
     <w:qFormat/>
+    <w:uiPriority w:val="0"/>
     <w:pPr>
       <w:pBdr>
-        <w:top w:val="nil"/>
-        <w:left w:val="nil"/>
-        <w:bottom w:val="nil"/>
-        <w:right w:val="nil"/>
+        <w:top w:val="none" w:color="auto" w:sz="0" w:space="0"/>
+        <w:left w:val="none" w:color="auto" w:sz="0" w:space="0"/>
+        <w:bottom w:val="none" w:color="auto" w:sz="0" w:space="0"/>
+        <w:right w:val="none" w:color="auto" w:sz="0" w:space="0"/>
       </w:pBdr>
       <w:tabs>
         <w:tab w:val="center" w:pos="4153"/>
@@ -8305,46 +8429,51 @@
       <w:sz w:val="18"/>
     </w:rPr>
   </w:style>
-  <w:style w:type="paragraph" w:styleId="TOC1">
+  <w:style w:type="paragraph" w:styleId="16">
     <w:name w:val="toc 1"/>
-    <w:basedOn w:val="Normal"/>
-    <w:next w:val="Normal"/>
+    <w:basedOn w:val="1"/>
+    <w:next w:val="1"/>
     <w:qFormat/>
+    <w:uiPriority w:val="0"/>
     <w:rPr>
-      <w:rFonts w:ascii="Arial" w:eastAsia="Microsoft JhengHei" w:hAnsi="Arial"/>
+      <w:rFonts w:ascii="Arial" w:hAnsi="Arial" w:eastAsia="Microsoft JhengHei"/>
       <w:sz w:val="24"/>
     </w:rPr>
   </w:style>
-  <w:style w:type="paragraph" w:styleId="TOC2">
+  <w:style w:type="paragraph" w:styleId="17">
     <w:name w:val="toc 2"/>
-    <w:basedOn w:val="Normal"/>
-    <w:next w:val="Normal"/>
+    <w:basedOn w:val="1"/>
+    <w:next w:val="1"/>
     <w:qFormat/>
+    <w:uiPriority w:val="0"/>
     <w:pPr>
       <w:ind w:left="420" w:leftChars="200"/>
     </w:pPr>
   </w:style>
-  <w:style w:type="paragraph" w:styleId="HTMLPreformatted">
+  <w:style w:type="paragraph" w:styleId="18">
     <w:name w:val="HTML Preformatted"/>
-    <w:basedOn w:val="Normal"/>
+    <w:basedOn w:val="1"/>
     <w:qFormat/>
+    <w:uiPriority w:val="0"/>
     <w:rPr>
       <w:rFonts w:ascii="Courier New" w:hAnsi="Courier New"/>
       <w:sz w:val="20"/>
     </w:rPr>
   </w:style>
-  <w:style w:type="paragraph" w:styleId="NormalWeb">
+  <w:style w:type="paragraph" w:styleId="19">
     <w:name w:val="Normal (Web)"/>
-    <w:basedOn w:val="Normal"/>
+    <w:basedOn w:val="1"/>
     <w:qFormat/>
+    <w:uiPriority w:val="0"/>
     <w:rPr>
       <w:sz w:val="24"/>
     </w:rPr>
   </w:style>
-  <w:style w:type="paragraph" w:styleId="Title">
+  <w:style w:type="paragraph" w:styleId="20">
     <w:name w:val="Title"/>
-    <w:basedOn w:val="Normal"/>
+    <w:basedOn w:val="1"/>
     <w:qFormat/>
+    <w:uiPriority w:val="0"/>
     <w:pPr>
       <w:spacing w:before="240" w:beforeLines="0" w:beforeAutospacing="0" w:after="60" w:afterLines="0" w:afterAutospacing="0"/>
       <w:jc w:val="center"/>
@@ -8356,68 +8485,73 @@
       <w:sz w:val="32"/>
     </w:rPr>
   </w:style>
-  <w:style w:type="table" w:styleId="TableGrid">
+  <w:style w:type="table" w:styleId="22">
     <w:name w:val="Table Grid"/>
-    <w:basedOn w:val="TableNormal"/>
+    <w:basedOn w:val="21"/>
     <w:qFormat/>
+    <w:uiPriority w:val="0"/>
     <w:pPr>
       <w:widowControl w:val="0"/>
       <w:jc w:val="both"/>
     </w:pPr>
     <w:tblPr>
       <w:tblBorders>
-        <w:top w:val="single" w:sz="4" w:space="0" w:color="auto"/>
-        <w:left w:val="single" w:sz="4" w:space="0" w:color="auto"/>
-        <w:bottom w:val="single" w:sz="4" w:space="0" w:color="auto"/>
-        <w:right w:val="single" w:sz="4" w:space="0" w:color="auto"/>
-        <w:insideH w:val="single" w:sz="4" w:space="0" w:color="auto"/>
-        <w:insideV w:val="single" w:sz="4" w:space="0" w:color="auto"/>
+        <w:top w:val="single" w:color="auto" w:sz="4" w:space="0"/>
+        <w:left w:val="single" w:color="auto" w:sz="4" w:space="0"/>
+        <w:bottom w:val="single" w:color="auto" w:sz="4" w:space="0"/>
+        <w:right w:val="single" w:color="auto" w:sz="4" w:space="0"/>
+        <w:insideH w:val="single" w:color="auto" w:sz="4" w:space="0"/>
+        <w:insideV w:val="single" w:color="auto" w:sz="4" w:space="0"/>
       </w:tblBorders>
     </w:tblPr>
   </w:style>
-  <w:style w:type="character" w:styleId="Strong">
+  <w:style w:type="character" w:styleId="24">
     <w:name w:val="Strong"/>
-    <w:basedOn w:val="DefaultParagraphFont"/>
+    <w:basedOn w:val="23"/>
     <w:qFormat/>
+    <w:uiPriority w:val="0"/>
     <w:rPr>
       <w:b/>
     </w:rPr>
   </w:style>
-  <w:style w:type="paragraph" w:customStyle="1" w:styleId="a">
+  <w:style w:type="paragraph" w:customStyle="1" w:styleId="25">
     <w:name w:val="柴_公司名"/>
-    <w:basedOn w:val="Title"/>
+    <w:basedOn w:val="20"/>
     <w:qFormat/>
+    <w:uiPriority w:val="0"/>
     <w:pPr>
       <w:spacing w:after="600" w:afterLines="600"/>
     </w:pPr>
     <w:rPr>
-      <w:rFonts w:ascii="宋体" w:eastAsia="宋体" w:hAnsi="宋体" w:cs="宋体" w:hint="eastAsia"/>
+      <w:rFonts w:hint="eastAsia" w:ascii="宋体" w:hAnsi="宋体" w:eastAsia="宋体" w:cs="宋体"/>
       <w:bCs/>
       <w:spacing w:val="-6"/>
       <w:sz w:val="52"/>
       <w:szCs w:val="52"/>
     </w:rPr>
   </w:style>
-  <w:style w:type="paragraph" w:customStyle="1" w:styleId="a0">
+  <w:style w:type="paragraph" w:customStyle="1" w:styleId="26">
     <w:name w:val="柴_文档名"/>
-    <w:basedOn w:val="Title"/>
+    <w:basedOn w:val="20"/>
     <w:qFormat/>
+    <w:uiPriority w:val="0"/>
     <w:pPr>
       <w:spacing w:after="900" w:afterLines="900"/>
     </w:pPr>
     <w:rPr>
-      <w:rFonts w:ascii="黑体" w:eastAsia="黑体" w:hAnsi="黑体" w:cs="黑体"/>
+      <w:rFonts w:ascii="黑体" w:hAnsi="黑体" w:eastAsia="黑体" w:cs="黑体"/>
       <w:bCs/>
       <w:spacing w:val="-7"/>
       <w:sz w:val="52"/>
       <w:szCs w:val="52"/>
     </w:rPr>
   </w:style>
-  <w:style w:type="table" w:customStyle="1" w:styleId="TableNormal0">
+  <w:style w:type="table" w:customStyle="1" w:styleId="27">
     <w:name w:val="Table Normal_0"/>
     <w:semiHidden/>
     <w:unhideWhenUsed/>
     <w:qFormat/>
+    <w:uiPriority w:val="0"/>
     <w:tblPr>
       <w:tblCellMar>
         <w:top w:w="0" w:type="dxa"/>
@@ -8427,81 +8561,87 @@
       </w:tblCellMar>
     </w:tblPr>
   </w:style>
-  <w:style w:type="paragraph" w:customStyle="1" w:styleId="TableText">
+  <w:style w:type="paragraph" w:customStyle="1" w:styleId="28">
     <w:name w:val="Table Text"/>
-    <w:basedOn w:val="Normal"/>
+    <w:basedOn w:val="1"/>
     <w:semiHidden/>
     <w:qFormat/>
+    <w:uiPriority w:val="0"/>
     <w:rPr>
-      <w:rFonts w:ascii="宋体" w:eastAsia="宋体" w:hAnsi="宋体" w:cs="宋体"/>
+      <w:rFonts w:ascii="宋体" w:hAnsi="宋体" w:eastAsia="宋体" w:cs="宋体"/>
       <w:sz w:val="21"/>
       <w:szCs w:val="21"/>
       <w:lang w:val="en-US" w:eastAsia="en-US" w:bidi="ar-SA"/>
     </w:rPr>
   </w:style>
-  <w:style w:type="paragraph" w:customStyle="1" w:styleId="1">
+  <w:style w:type="paragraph" w:customStyle="1" w:styleId="29">
     <w:name w:val="柴_标题1"/>
-    <w:basedOn w:val="Heading1"/>
-    <w:next w:val="a1"/>
-    <w:link w:val="1Char"/>
+    <w:basedOn w:val="2"/>
+    <w:next w:val="30"/>
+    <w:link w:val="39"/>
     <w:qFormat/>
+    <w:uiPriority w:val="0"/>
     <w:pPr>
       <w:spacing w:before="100" w:after="90" w:line="360" w:lineRule="auto"/>
     </w:pPr>
     <w:rPr>
-      <w:rFonts w:ascii="Arial" w:eastAsia="宋体" w:hAnsi="Arial"/>
+      <w:rFonts w:ascii="Arial" w:hAnsi="Arial" w:eastAsia="宋体"/>
       <w:sz w:val="32"/>
     </w:rPr>
   </w:style>
-  <w:style w:type="paragraph" w:customStyle="1" w:styleId="a1">
+  <w:style w:type="paragraph" w:customStyle="1" w:styleId="30">
     <w:name w:val="柴_正文"/>
-    <w:basedOn w:val="BodyText"/>
-    <w:link w:val="Char0"/>
+    <w:basedOn w:val="12"/>
+    <w:link w:val="45"/>
     <w:qFormat/>
+    <w:uiPriority w:val="0"/>
     <w:pPr>
       <w:spacing w:line="360" w:lineRule="auto"/>
       <w:ind w:firstLine="470" w:firstLineChars="200"/>
     </w:pPr>
     <w:rPr>
-      <w:rFonts w:ascii="Arial" w:eastAsia="宋体" w:hAnsi="Arial"/>
+      <w:rFonts w:ascii="Arial" w:hAnsi="Arial" w:eastAsia="宋体"/>
       <w:sz w:val="24"/>
       <w:lang w:eastAsia="zh-CN"/>
     </w:rPr>
   </w:style>
-  <w:style w:type="paragraph" w:customStyle="1" w:styleId="2">
+  <w:style w:type="paragraph" w:customStyle="1" w:styleId="31">
     <w:name w:val="柴_标题2"/>
-    <w:basedOn w:val="Heading2"/>
-    <w:next w:val="a1"/>
+    <w:basedOn w:val="3"/>
+    <w:next w:val="30"/>
     <w:qFormat/>
+    <w:uiPriority w:val="0"/>
     <w:pPr>
       <w:spacing w:line="360" w:lineRule="auto"/>
     </w:pPr>
     <w:rPr>
-      <w:rFonts w:ascii="Arial" w:eastAsia="宋体" w:hAnsi="Arial"/>
+      <w:rFonts w:ascii="Arial" w:hAnsi="Arial" w:eastAsia="宋体"/>
       <w:sz w:val="28"/>
     </w:rPr>
   </w:style>
-  <w:style w:type="paragraph" w:customStyle="1" w:styleId="3">
+  <w:style w:type="paragraph" w:customStyle="1" w:styleId="32">
     <w:name w:val="柴_标题3"/>
-    <w:basedOn w:val="Heading3"/>
-    <w:next w:val="a1"/>
+    <w:basedOn w:val="4"/>
+    <w:next w:val="30"/>
     <w:qFormat/>
+    <w:uiPriority w:val="0"/>
     <w:pPr>
       <w:spacing w:line="360" w:lineRule="auto"/>
       <w:ind w:left="0" w:firstLine="472" w:firstLineChars="200"/>
     </w:pPr>
     <w:rPr>
-      <w:rFonts w:ascii="宋体" w:eastAsia="宋体" w:hAnsi="宋体" w:cs="宋体"/>
+      <w:rFonts w:ascii="宋体" w:hAnsi="宋体" w:eastAsia="宋体" w:cs="宋体"/>
       <w:spacing w:val="-2"/>
       <w:sz w:val="24"/>
       <w:szCs w:val="24"/>
     </w:rPr>
   </w:style>
-  <w:style w:type="paragraph" w:customStyle="1" w:styleId="a2">
+  <w:style w:type="paragraph" w:customStyle="1" w:styleId="33">
     <w:name w:val="柴_目录"/>
-    <w:basedOn w:val="Normal"/>
-    <w:next w:val="BodyText"/>
+    <w:basedOn w:val="1"/>
+    <w:next w:val="12"/>
     <w:qFormat/>
+    <w:uiPriority w:val="0"/>
     <w:pPr>
       <w:tabs>
         <w:tab w:val="right" w:leader="dot" w:pos="8442"/>
@@ -8509,59 +8649,64 @@
       <w:ind w:left="0" w:leftChars="0"/>
     </w:pPr>
     <w:rPr>
-      <w:rFonts w:ascii="Arial" w:eastAsia="Microsoft JhengHei" w:hAnsi="Arial"/>
+      <w:rFonts w:ascii="Arial" w:hAnsi="Arial" w:eastAsia="Microsoft JhengHei"/>
       <w:sz w:val="24"/>
     </w:rPr>
   </w:style>
-  <w:style w:type="paragraph" w:customStyle="1" w:styleId="WPSOffice1">
+  <w:style w:type="paragraph" w:customStyle="1" w:styleId="34">
     <w:name w:val="WPSOffice手动目录 1"/>
     <w:qFormat/>
+    <w:uiPriority w:val="0"/>
     <w:pPr>
       <w:ind w:leftChars="0"/>
     </w:pPr>
     <w:rPr>
-      <w:rFonts w:ascii="Times New Roman" w:eastAsia="宋体" w:hAnsi="Times New Roman" w:cs="Times New Roman"/>
+      <w:rFonts w:ascii="Times New Roman" w:hAnsi="Times New Roman" w:eastAsia="宋体" w:cs="Times New Roman"/>
       <w:sz w:val="20"/>
       <w:szCs w:val="20"/>
     </w:rPr>
   </w:style>
-  <w:style w:type="paragraph" w:customStyle="1" w:styleId="WPSOffice2">
+  <w:style w:type="paragraph" w:customStyle="1" w:styleId="35">
     <w:name w:val="WPSOffice手动目录 2"/>
     <w:qFormat/>
+    <w:uiPriority w:val="0"/>
     <w:pPr>
       <w:ind w:leftChars="200"/>
     </w:pPr>
     <w:rPr>
-      <w:rFonts w:ascii="Times New Roman" w:eastAsia="宋体" w:hAnsi="Times New Roman" w:cs="Times New Roman"/>
+      <w:rFonts w:ascii="Times New Roman" w:hAnsi="Times New Roman" w:eastAsia="宋体" w:cs="Times New Roman"/>
       <w:sz w:val="20"/>
       <w:szCs w:val="20"/>
     </w:rPr>
   </w:style>
-  <w:style w:type="paragraph" w:customStyle="1" w:styleId="WPSOffice3">
+  <w:style w:type="paragraph" w:customStyle="1" w:styleId="36">
     <w:name w:val="WPSOffice手动目录 3"/>
     <w:qFormat/>
+    <w:uiPriority w:val="0"/>
     <w:pPr>
       <w:ind w:leftChars="400"/>
     </w:pPr>
     <w:rPr>
-      <w:rFonts w:ascii="Times New Roman" w:eastAsia="宋体" w:hAnsi="Times New Roman" w:cs="Times New Roman"/>
+      <w:rFonts w:ascii="Times New Roman" w:hAnsi="Times New Roman" w:eastAsia="宋体" w:cs="Times New Roman"/>
       <w:sz w:val="20"/>
       <w:szCs w:val="20"/>
     </w:rPr>
   </w:style>
-  <w:style w:type="paragraph" w:customStyle="1" w:styleId="Compact">
+  <w:style w:type="paragraph" w:customStyle="1" w:styleId="37">
     <w:name w:val="Compact"/>
-    <w:basedOn w:val="BodyText"/>
+    <w:basedOn w:val="12"/>
     <w:qFormat/>
+    <w:uiPriority w:val="0"/>
     <w:pPr>
       <w:spacing w:before="36" w:after="36"/>
     </w:pPr>
   </w:style>
-  <w:style w:type="table" w:customStyle="1" w:styleId="Table">
+  <w:style w:type="table" w:customStyle="1" w:styleId="38">
     <w:name w:val="Table"/>
     <w:semiHidden/>
     <w:unhideWhenUsed/>
     <w:qFormat/>
+    <w:uiPriority w:val="0"/>
     <w:tblPr>
       <w:tblCellMar>
         <w:top w:w="0" w:type="dxa"/>
@@ -8573,37 +8718,40 @@
     <w:tblStylePr w:type="firstRow">
       <w:tcPr>
         <w:tcBorders>
-          <w:bottom w:val="single" w:sz="0" w:space="0" w:color="auto"/>
+          <w:bottom w:val="single" w:color="auto" w:sz="0" w:space="0"/>
         </w:tcBorders>
         <w:vAlign w:val="bottom"/>
       </w:tcPr>
     </w:tblStylePr>
   </w:style>
-  <w:style w:type="character" w:customStyle="1" w:styleId="1Char">
+  <w:style w:type="character" w:customStyle="1" w:styleId="39">
     <w:name w:val="柴_标题1 Char"/>
-    <w:link w:val="1"/>
+    <w:link w:val="29"/>
     <w:qFormat/>
+    <w:uiPriority w:val="0"/>
     <w:rPr>
-      <w:rFonts w:ascii="Arial" w:eastAsia="宋体" w:hAnsi="Arial"/>
+      <w:rFonts w:ascii="Arial" w:hAnsi="Arial" w:eastAsia="宋体"/>
       <w:sz w:val="32"/>
     </w:rPr>
   </w:style>
-  <w:style w:type="character" w:customStyle="1" w:styleId="Char">
+  <w:style w:type="character" w:customStyle="1" w:styleId="40">
     <w:name w:val="柴_题注 Char"/>
-    <w:link w:val="a3"/>
+    <w:link w:val="41"/>
     <w:qFormat/>
+    <w:uiPriority w:val="0"/>
   </w:style>
-  <w:style w:type="paragraph" w:customStyle="1" w:styleId="a3">
+  <w:style w:type="paragraph" w:customStyle="1" w:styleId="41">
     <w:name w:val="柴_题注"/>
-    <w:basedOn w:val="HTMLPreformatted"/>
-    <w:link w:val="Char"/>
+    <w:basedOn w:val="18"/>
+    <w:link w:val="40"/>
     <w:qFormat/>
+    <w:uiPriority w:val="0"/>
     <w:pPr>
       <w:pBdr>
-        <w:top w:val="nil"/>
-        <w:left w:val="nil"/>
-        <w:bottom w:val="nil"/>
-        <w:right w:val="nil"/>
+        <w:top w:val="none" w:color="auto" w:sz="0" w:space="0"/>
+        <w:left w:val="none" w:color="auto" w:sz="0" w:space="0"/>
+        <w:bottom w:val="none" w:color="auto" w:sz="0" w:space="0"/>
+        <w:right w:val="none" w:color="auto" w:sz="0" w:space="0"/>
       </w:pBdr>
       <w:tabs>
         <w:tab w:val="left" w:pos="916"/>
@@ -8627,28 +8775,30 @@
       <w:spacing w:line="264" w:lineRule="atLeast"/>
     </w:pPr>
   </w:style>
-  <w:style w:type="paragraph" w:customStyle="1" w:styleId="4">
+  <w:style w:type="paragraph" w:customStyle="1" w:styleId="42">
     <w:name w:val="柴_标题4"/>
-    <w:basedOn w:val="Heading4"/>
-    <w:next w:val="Normal"/>
+    <w:basedOn w:val="5"/>
+    <w:next w:val="1"/>
     <w:qFormat/>
+    <w:uiPriority w:val="0"/>
     <w:pPr>
       <w:widowControl w:val="0"/>
       <w:spacing w:before="160" w:line="360" w:lineRule="auto"/>
-      <w:ind w:left="981" w:hanging="862" w:leftChars="300"/>
+      <w:ind w:left="981" w:leftChars="300" w:hanging="862"/>
     </w:pPr>
     <w:rPr>
-      <w:rFonts w:ascii="Calibri" w:eastAsia="宋体" w:hAnsi="Calibri" w:cs="宋体" w:hint="eastAsia"/>
+      <w:rFonts w:hint="eastAsia" w:ascii="Calibri" w:hAnsi="Calibri" w:eastAsia="宋体" w:cs="宋体"/>
       <w:sz w:val="24"/>
       <w:szCs w:val="24"/>
       <w:lang w:eastAsia="zh-CN" w:bidi="zh-CN"/>
     </w:rPr>
   </w:style>
-  <w:style w:type="table" w:customStyle="1" w:styleId="TableNormal1">
+  <w:style w:type="table" w:customStyle="1" w:styleId="43">
     <w:name w:val="Table Normal_1"/>
     <w:semiHidden/>
     <w:unhideWhenUsed/>
     <w:qFormat/>
+    <w:uiPriority w:val="0"/>
     <w:tblPr>
       <w:tblCellMar>
         <w:top w:w="0" w:type="dxa"/>
@@ -8658,10 +8808,11 @@
       </w:tblCellMar>
     </w:tblPr>
   </w:style>
-  <w:style w:type="paragraph" w:customStyle="1" w:styleId="a4">
+  <w:style w:type="paragraph" w:customStyle="1" w:styleId="44">
     <w:name w:val="柴_正文_无缩进"/>
-    <w:basedOn w:val="Normal"/>
+    <w:basedOn w:val="1"/>
     <w:qFormat/>
+    <w:uiPriority w:val="0"/>
     <w:pPr>
       <w:ind w:firstLine="0" w:firstLineChars="0"/>
     </w:pPr>
@@ -8671,12 +8822,13 @@
       <w:lang w:eastAsia="zh-CN"/>
     </w:rPr>
   </w:style>
-  <w:style w:type="character" w:customStyle="1" w:styleId="Char0">
+  <w:style w:type="character" w:customStyle="1" w:styleId="45">
     <w:name w:val="柴_正文 Char"/>
-    <w:link w:val="a1"/>
+    <w:link w:val="30"/>
     <w:qFormat/>
+    <w:uiPriority w:val="0"/>
     <w:rPr>
-      <w:rFonts w:ascii="Arial" w:eastAsia="宋体" w:hAnsi="Arial"/>
+      <w:rFonts w:ascii="Arial" w:hAnsi="Arial" w:eastAsia="宋体"/>
       <w:sz w:val="24"/>
       <w:lang w:eastAsia="zh-CN"/>
     </w:rPr>

--- a/7-技术管理/流程制度规范类文件/070101-软件开发管理制度.docx
+++ b/7-技术管理/流程制度规范类文件/070101-软件开发管理制度.docx
@@ -884,8 +884,6 @@
               </w:rPr>
               <w:t>刘钢要</w:t>
             </w:r>
-            <w:bookmarkStart w:id="37" w:name="_GoBack"/>
-            <w:bookmarkEnd w:id="37"/>
           </w:p>
         </w:tc>
         <w:tc>
@@ -7171,7 +7169,7 @@
               <w:widowControl w:val="0"/>
               <w:jc w:val="center"/>
               <w:rPr>
-                <w:rFonts w:hint="eastAsia" w:ascii="宋体" w:hAnsi="宋体" w:eastAsia="宋体" w:cs="宋体"/>
+                <w:rFonts w:hint="default" w:ascii="宋体" w:hAnsi="宋体" w:eastAsia="宋体" w:cs="宋体"/>
                 <w:snapToGrid w:val="0"/>
                 <w:color w:val="000000"/>
                 <w:kern w:val="0"/>
@@ -7197,6 +7195,17 @@
               </w:rPr>
               <w:t>年</w:t>
             </w:r>
+            <w:r>
+              <w:rPr>
+                <w:rFonts w:hint="eastAsia" w:ascii="宋体" w:hAnsi="宋体" w:cs="宋体"/>
+                <w:sz w:val="18"/>
+                <w:szCs w:val="18"/>
+                <w:lang w:val="en-US" w:eastAsia="zh-CN"/>
+              </w:rPr>
+              <w:t>度</w:t>
+            </w:r>
+            <w:bookmarkStart w:id="37" w:name="_GoBack"/>
+            <w:bookmarkEnd w:id="37"/>
           </w:p>
         </w:tc>
       </w:tr>
